--- a/arb/docx/004.content.docx
+++ b/arb/docx/004.content.docx
@@ -163,28 +163,6 @@
           <w:lang w:val="ar_AE" w:bidi="ar_AE"/>
         </w:rPr>
         <w:t>ت</w:t>
-      </w:r>
-      <w:r>
-        <w:rPr>
-          <w:lang w:val="ar_AE" w:bidi="ar_AE"/>
-        </w:rPr>
-      </w:r>
-    </w:p>
-    <w:p>
-      <w:pPr>
-        <w:bidi/>
-      </w:pPr>
-      <w:r>
-        <w:rPr>
-          <w:lang w:val="ar_AE" w:bidi="ar_AE"/>
-        </w:rPr>
-      </w:r>
-      <w:r>
-        <w:rPr>
-          <w:i/>
-          <w:lang w:val="ar_AE" w:bidi="ar_AE"/>
-        </w:rPr>
-        <w:t>التبرّر بالإيمان, التجديد الروحي و أنبياء ما بعد السبي, التحريم الكامل, التزام ٱلله تجاه شعبه, التسامح, التسبيح والابتهاج في سفري لوقا–أعمال الرسل, التطويبات وبركات يسوع, التعامل مع النزاعات, التكريس الكامل, التمكين الروحي من الروح القدس, التنازل عن الحقوق, تابوت العهد, تبعية يسوع, تحيّر الإنسان وقصد ٱلله, تَذكرُه, ترنيمة المسيح: طبيعة المسيح الإلهية, تشريع الهيكل كنهج لاهوتي, تصميم الهيكل كصورة للحق الإلهي, تغيير رأي ٱلله, تفرّد ٱلله, تمرير السلطة والمسؤولية إلى قائد جديد, تمكين القادة, تناول الطعام معًا</w:t>
       </w:r>
       <w:r>
         <w:rPr>

--- a/arb/docx/004.content.docx
+++ b/arb/docx/004.content.docx
@@ -22,7 +22,7 @@
         <w:rPr>
           <w:lang w:val="ar_AE" w:bidi="ar_AE"/>
         </w:rPr>
-        <w:t>Resource: Study Notes - Themes (Tyndale)</w:t>
+        <w:t>Resource: Tyndale Open Study Notes</w:t>
       </w:r>
       <w:r>
         <w:rPr>
@@ -122,7 +122,7 @@
         <w:rPr>
           <w:lang w:val="ar_AE" w:bidi="ar_AE"/>
         </w:rPr>
-        <w:t>Study Notes - Themes (Tyndale)</w:t>
+        <w:t>Tyndale Open Study Notes</w:t>
       </w:r>
     </w:p>
     <w:p>

--- a/arb/docx/004.content.docx
+++ b/arb/docx/004.content.docx
@@ -22,7 +22,7 @@
         <w:rPr>
           <w:lang w:val="ar_AE" w:bidi="ar_AE"/>
         </w:rPr>
-        <w:t>Resource: Tyndale Open Study Notes</w:t>
+        <w:t>Resource: Aquifer Open Study Notes (Themes)</w:t>
       </w:r>
       <w:r>
         <w:rPr>
@@ -122,7 +122,7 @@
         <w:rPr>
           <w:lang w:val="ar_AE" w:bidi="ar_AE"/>
         </w:rPr>
-        <w:t>Tyndale Open Study Notes</w:t>
+        <w:t>Aquifer Open Study Notes (Themes)</w:t>
       </w:r>
     </w:p>
     <w:p>

--- a/arb/docx/004.content.docx
+++ b/arb/docx/004.content.docx
@@ -9,6 +9,8 @@
       </w:pPr>
       <w:r>
         <w:rPr>
+          <w:rtl/>
+          <w:cs/>
           <w:lang w:val="ar_AE" w:bidi="ar_AE"/>
         </w:rPr>
       </w:r>
@@ -20,12 +22,16 @@
       </w:pPr>
       <w:r>
         <w:rPr>
+          <w:rtl/>
+          <w:cs/>
           <w:lang w:val="ar_AE" w:bidi="ar_AE"/>
         </w:rPr>
         <w:t>Resource: Aquifer Open Study Notes (Themes)</w:t>
       </w:r>
       <w:r>
         <w:rPr>
+          <w:rtl/>
+          <w:cs/>
           <w:lang w:val="ar_AE" w:bidi="ar_AE"/>
         </w:rPr>
       </w:r>
@@ -36,12 +42,16 @@
       </w:pPr>
       <w:r>
         <w:rPr>
+          <w:rtl/>
+          <w:cs/>
           <w:lang w:val="ar_AE" w:bidi="ar_AE"/>
         </w:rPr>
       </w:r>
       <w:r>
         <w:rPr>
           <w:b/>
+          <w:rtl/>
+          <w:cs/>
           <w:lang w:val="ar_AE" w:bidi="ar_AE"/>
         </w:rPr>
         <w:t>Aquifer Open Study Notes (Themes)</w:t>
@@ -53,35 +63,47 @@
       </w:pPr>
       <w:r>
         <w:rPr>
-          <w:lang w:val="ar_AE" w:bidi="ar_AE"/>
-        </w:rPr>
-      </w:r>
-      <w:r>
-        <w:rPr>
+          <w:rtl/>
+          <w:cs/>
+          <w:lang w:val="ar_AE" w:bidi="ar_AE"/>
+        </w:rPr>
+      </w:r>
+      <w:r>
+        <w:rPr>
+          <w:rtl/>
+          <w:cs/>
           <w:lang w:val="ar_AE" w:bidi="ar_AE"/>
         </w:rPr>
         <w:t xml:space="preserve">This work is an adaptation of </w:t>
       </w:r>
       <w:r>
         <w:rPr>
+          <w:rtl/>
+          <w:cs/>
           <w:lang w:val="ar_AE" w:bidi="ar_AE"/>
         </w:rPr>
         <w:t>Tyndale Open Study Notes</w:t>
       </w:r>
       <w:r>
         <w:rPr>
+          <w:rtl/>
+          <w:cs/>
           <w:lang w:val="ar_AE" w:bidi="ar_AE"/>
         </w:rPr>
         <w:t xml:space="preserve"> © 2023 Tyndale House Publishers, licensed under the CC BY-SA 4.0 license. The adaptation, </w:t>
       </w:r>
       <w:r>
         <w:rPr>
+          <w:rtl/>
+          <w:cs/>
           <w:lang w:val="ar_AE" w:bidi="ar_AE"/>
         </w:rPr>
         <w:t>Aquifer Open Study Notes</w:t>
       </w:r>
       <w:r>
         <w:rPr>
+          <w:rtl/>
+          <w:cs/>
           <w:lang w:val="ar_AE" w:bidi="ar_AE"/>
         </w:rPr>
         <w:t>, was created by Mission Mutual and is also licensed under CC BY-SA 4.0.</w:t>
@@ -93,22 +115,30 @@
       </w:pPr>
       <w:r>
         <w:rPr>
-          <w:lang w:val="ar_AE" w:bidi="ar_AE"/>
-        </w:rPr>
-      </w:r>
-      <w:r>
-        <w:rPr>
+          <w:rtl/>
+          <w:cs/>
+          <w:lang w:val="ar_AE" w:bidi="ar_AE"/>
+        </w:rPr>
+      </w:r>
+      <w:r>
+        <w:rPr>
+          <w:rtl/>
+          <w:cs/>
           <w:lang w:val="ar_AE" w:bidi="ar_AE"/>
         </w:rPr>
         <w:t>This resource has been adapted into multiple languages, including English, Tok Pisin, Arabic (عربي), French (Français), Hindi (हिंदी), Indonesian (Bahasa Indonesia), Portuguese (Português), Russian (Русский), Spanish (Español), Swahili (Kiswahili), and Simplified Chinese (简体中文).</w:t>
       </w:r>
       <w:r>
         <w:rPr>
-          <w:lang w:val="ar_AE" w:bidi="ar_AE"/>
-        </w:rPr>
-      </w:r>
-      <w:r>
-        <w:rPr>
+          <w:rtl/>
+          <w:cs/>
+          <w:lang w:val="ar_AE" w:bidi="ar_AE"/>
+        </w:rPr>
+      </w:r>
+      <w:r>
+        <w:rPr>
+          <w:rtl/>
+          <w:cs/>
           <w:lang w:val="ar_AE" w:bidi="ar_AE"/>
         </w:rPr>
       </w:r>
@@ -120,6 +150,8 @@
       </w:pPr>
       <w:r>
         <w:rPr>
+          <w:rtl/>
+          <w:cs/>
           <w:lang w:val="ar_AE" w:bidi="ar_AE"/>
         </w:rPr>
         <w:t>Aquifer Open Study Notes (Themes)</w:t>
@@ -149,6 +181,8 @@
       </w:pPr>
       <w:r>
         <w:rPr>
+          <w:rtl/>
+          <w:cs/>
           <w:lang w:val="ar_AE" w:bidi="ar_AE"/>
         </w:rPr>
       </w:r>
@@ -160,12 +194,16 @@
       </w:pPr>
       <w:r>
         <w:rPr>
+          <w:rtl/>
+          <w:cs/>
           <w:lang w:val="ar_AE" w:bidi="ar_AE"/>
         </w:rPr>
         <w:t>ث</w:t>
       </w:r>
       <w:r>
         <w:rPr>
+          <w:rtl/>
+          <w:cs/>
           <w:lang w:val="ar_AE" w:bidi="ar_AE"/>
         </w:rPr>
       </w:r>
@@ -176,22 +214,30 @@
       </w:pPr>
       <w:r>
         <w:rPr>
-          <w:lang w:val="ar_AE" w:bidi="ar_AE"/>
-        </w:rPr>
-      </w:r>
-      <w:r>
-        <w:rPr>
+          <w:rtl/>
+          <w:cs/>
+          <w:lang w:val="ar_AE" w:bidi="ar_AE"/>
+        </w:rPr>
+      </w:r>
+      <w:r>
+        <w:rPr>
+          <w:rtl/>
+          <w:cs/>
           <w:lang w:val="ar_AE" w:bidi="ar_AE"/>
         </w:rPr>
         <w:t xml:space="preserve"> </w:t>
       </w:r>
       <w:r>
         <w:rPr>
-          <w:lang w:val="ar_AE" w:bidi="ar_AE"/>
-        </w:rPr>
-      </w:r>
-      <w:r>
-        <w:rPr>
+          <w:rtl/>
+          <w:cs/>
+          <w:lang w:val="ar_AE" w:bidi="ar_AE"/>
+        </w:rPr>
+      </w:r>
+      <w:r>
+        <w:rPr>
+          <w:rtl/>
+          <w:cs/>
           <w:lang w:val="ar_AE" w:bidi="ar_AE"/>
         </w:rPr>
       </w:r>
@@ -217,6 +263,8 @@
       </w:pPr>
       <w:r>
         <w:rPr>
+          <w:rtl/>
+          <w:cs/>
           <w:lang w:val="ar_AE" w:bidi="ar_AE"/>
         </w:rPr>
       </w:r>
@@ -228,12 +276,16 @@
       </w:pPr>
       <w:r>
         <w:rPr>
+          <w:rtl/>
+          <w:cs/>
           <w:lang w:val="ar_AE" w:bidi="ar_AE"/>
         </w:rPr>
         <w:t>الثبات</w:t>
       </w:r>
       <w:r>
         <w:rPr>
+          <w:rtl/>
+          <w:cs/>
           <w:lang w:val="ar_AE" w:bidi="ar_AE"/>
         </w:rPr>
       </w:r>
@@ -244,11 +296,15 @@
       </w:pPr>
       <w:r>
         <w:rPr>
-          <w:lang w:val="ar_AE" w:bidi="ar_AE"/>
-        </w:rPr>
-      </w:r>
-      <w:r>
-        <w:rPr>
+          <w:rtl/>
+          <w:cs/>
+          <w:lang w:val="ar_AE" w:bidi="ar_AE"/>
+        </w:rPr>
+      </w:r>
+      <w:r>
+        <w:rPr>
+          <w:rtl/>
+          <w:cs/>
           <w:lang w:val="ar_AE" w:bidi="ar_AE"/>
         </w:rPr>
         <w:t xml:space="preserve">عندما كان يسوع على وشك أن يتألم ويموت، أخبر أتباعه بأنهم سيواجهون أيضًا صعوبات عظيمة (انظر </w:t>
@@ -256,6 +312,8 @@
       <w:hyperlink r:id="rId13">
         <w:r>
           <w:rPr>
+            <w:rtl/>
+            <w:cs/>
             <w:lang w:val="ar_AE" w:bidi="ar_AE"/>
           </w:rPr>
           <w:rPr>
@@ -267,18 +325,24 @@
       </w:hyperlink>
       <w:r>
         <w:rPr>
+          <w:rtl/>
+          <w:cs/>
           <w:lang w:val="ar_AE" w:bidi="ar_AE"/>
         </w:rPr>
         <w:t>). وقد شدّد على أهمية الثبات قائلاً: "</w:t>
       </w:r>
       <w:r>
         <w:rPr>
+          <w:rtl/>
+          <w:cs/>
           <w:lang w:val="ar_AE" w:bidi="ar_AE"/>
         </w:rPr>
         <w:t>وَلَكِنِ ٱلَّذِي يَصْبِرُ إِلَى ٱلْمُنْتَهَى فَهَذَا يَخْلُصُ.</w:t>
       </w:r>
       <w:r>
         <w:rPr>
+          <w:rtl/>
+          <w:cs/>
           <w:lang w:val="ar_AE" w:bidi="ar_AE"/>
         </w:rPr>
         <w:t>" (</w:t>
@@ -286,6 +350,8 @@
       <w:hyperlink r:id="rId14">
         <w:r>
           <w:rPr>
+            <w:rtl/>
+            <w:cs/>
             <w:lang w:val="ar_AE" w:bidi="ar_AE"/>
           </w:rPr>
           <w:rPr>
@@ -297,6 +363,8 @@
       </w:hyperlink>
       <w:r>
         <w:rPr>
+          <w:rtl/>
+          <w:cs/>
           <w:lang w:val="ar_AE" w:bidi="ar_AE"/>
         </w:rPr>
         <w:t xml:space="preserve">). كُتِبَ العديد من أسفار العهد الجديد للمؤمنين الذين كانوا يتألمون بسبب إيمانهم بالمسيح (انظر، على سبيل المثال، </w:t>
@@ -304,6 +372,8 @@
       <w:hyperlink r:id="rId15">
         <w:r>
           <w:rPr>
+            <w:rtl/>
+            <w:cs/>
             <w:lang w:val="ar_AE" w:bidi="ar_AE"/>
           </w:rPr>
           <w:rPr>
@@ -315,6 +385,8 @@
       </w:hyperlink>
       <w:r>
         <w:rPr>
+          <w:rtl/>
+          <w:cs/>
           <w:lang w:val="ar_AE" w:bidi="ar_AE"/>
         </w:rPr>
         <w:t xml:space="preserve">; </w:t>
@@ -322,6 +394,8 @@
       <w:hyperlink r:id="rId16">
         <w:r>
           <w:rPr>
+            <w:rtl/>
+            <w:cs/>
             <w:lang w:val="ar_AE" w:bidi="ar_AE"/>
           </w:rPr>
           <w:rPr>
@@ -333,6 +407,8 @@
       </w:hyperlink>
       <w:r>
         <w:rPr>
+          <w:rtl/>
+          <w:cs/>
           <w:lang w:val="ar_AE" w:bidi="ar_AE"/>
         </w:rPr>
         <w:t xml:space="preserve">). وكان هؤلاء المؤمنون بحاجة إلى التشجيع لكي يثبتوا وسط الشدائد مع بقائهم أمناء للمسيح ومشاركة إيمانهم مع الآخرين (انظر </w:t>
@@ -340,6 +416,8 @@
       <w:hyperlink r:id="rId17">
         <w:r>
           <w:rPr>
+            <w:rtl/>
+            <w:cs/>
             <w:lang w:val="ar_AE" w:bidi="ar_AE"/>
           </w:rPr>
           <w:rPr>
@@ -351,6 +429,8 @@
       </w:hyperlink>
       <w:r>
         <w:rPr>
+          <w:rtl/>
+          <w:cs/>
           <w:lang w:val="ar_AE" w:bidi="ar_AE"/>
         </w:rPr>
         <w:t xml:space="preserve">; </w:t>
@@ -358,6 +438,8 @@
       <w:hyperlink r:id="rId18">
         <w:r>
           <w:rPr>
+            <w:rtl/>
+            <w:cs/>
             <w:lang w:val="ar_AE" w:bidi="ar_AE"/>
           </w:rPr>
           <w:rPr>
@@ -369,6 +451,8 @@
       </w:hyperlink>
       <w:r>
         <w:rPr>
+          <w:rtl/>
+          <w:cs/>
           <w:lang w:val="ar_AE" w:bidi="ar_AE"/>
         </w:rPr>
         <w:t>). ومن خلال الثبات، ينمو المؤمنون في الشخصية وينضجون روحيًا (</w:t>
@@ -376,6 +460,8 @@
       <w:hyperlink r:id="rId19">
         <w:r>
           <w:rPr>
+            <w:rtl/>
+            <w:cs/>
             <w:lang w:val="ar_AE" w:bidi="ar_AE"/>
           </w:rPr>
           <w:rPr>
@@ -387,6 +473,8 @@
       </w:hyperlink>
       <w:r>
         <w:rPr>
+          <w:rtl/>
+          <w:cs/>
           <w:lang w:val="ar_AE" w:bidi="ar_AE"/>
         </w:rPr>
         <w:t xml:space="preserve">; </w:t>
@@ -394,6 +482,8 @@
       <w:hyperlink r:id="rId20">
         <w:r>
           <w:rPr>
+            <w:rtl/>
+            <w:cs/>
             <w:lang w:val="ar_AE" w:bidi="ar_AE"/>
           </w:rPr>
           <w:rPr>
@@ -405,6 +495,8 @@
       </w:hyperlink>
       <w:r>
         <w:rPr>
+          <w:rtl/>
+          <w:cs/>
           <w:lang w:val="ar_AE" w:bidi="ar_AE"/>
         </w:rPr>
         <w:t>).</w:t>
@@ -416,11 +508,15 @@
       </w:pPr>
       <w:r>
         <w:rPr>
-          <w:lang w:val="ar_AE" w:bidi="ar_AE"/>
-        </w:rPr>
-      </w:r>
-      <w:r>
-        <w:rPr>
+          <w:rtl/>
+          <w:cs/>
+          <w:lang w:val="ar_AE" w:bidi="ar_AE"/>
+        </w:rPr>
+      </w:r>
+      <w:r>
+        <w:rPr>
+          <w:rtl/>
+          <w:cs/>
           <w:lang w:val="ar_AE" w:bidi="ar_AE"/>
         </w:rPr>
         <w:t>كان الرسالة إلى العبرانيين موجَّهًا إلى مؤمنين واجهوا تحديات كثيرة. فقد تعرّضوا للمضايقة، وسُلبت ممتلكاتهم، وزُجّ بهم في السجون (</w:t>
@@ -428,6 +524,8 @@
       <w:hyperlink r:id="rId21">
         <w:r>
           <w:rPr>
+            <w:rtl/>
+            <w:cs/>
             <w:lang w:val="ar_AE" w:bidi="ar_AE"/>
           </w:rPr>
           <w:rPr>
@@ -439,6 +537,8 @@
       </w:hyperlink>
       <w:r>
         <w:rPr>
+          <w:rtl/>
+          <w:cs/>
           <w:lang w:val="ar_AE" w:bidi="ar_AE"/>
         </w:rPr>
         <w:t>)..</w:t>
@@ -450,11 +550,15 @@
       </w:pPr>
       <w:r>
         <w:rPr>
-          <w:lang w:val="ar_AE" w:bidi="ar_AE"/>
-        </w:rPr>
-      </w:r>
-      <w:r>
-        <w:rPr>
+          <w:rtl/>
+          <w:cs/>
+          <w:lang w:val="ar_AE" w:bidi="ar_AE"/>
+        </w:rPr>
+      </w:r>
+      <w:r>
+        <w:rPr>
+          <w:rtl/>
+          <w:cs/>
           <w:lang w:val="ar_AE" w:bidi="ar_AE"/>
         </w:rPr>
         <w:t>في وقت كتابة السفر، كانوا يواجهون تحديات مشابهة. لقد كانوا بحاجة إلى أن يتمسكوا بإيمانهم "راسخين" دون تردّد (</w:t>
@@ -462,6 +566,8 @@
       <w:hyperlink r:id="rId22">
         <w:r>
           <w:rPr>
+            <w:rtl/>
+            <w:cs/>
             <w:lang w:val="ar_AE" w:bidi="ar_AE"/>
           </w:rPr>
           <w:rPr>
@@ -473,6 +579,8 @@
       </w:hyperlink>
       <w:r>
         <w:rPr>
+          <w:rtl/>
+          <w:cs/>
           <w:lang w:val="ar_AE" w:bidi="ar_AE"/>
         </w:rPr>
         <w:t xml:space="preserve">; </w:t>
@@ -480,6 +588,8 @@
       <w:hyperlink r:id="rId23">
         <w:r>
           <w:rPr>
+            <w:rtl/>
+            <w:cs/>
             <w:lang w:val="ar_AE" w:bidi="ar_AE"/>
           </w:rPr>
           <w:rPr>
@@ -491,6 +601,8 @@
       </w:hyperlink>
       <w:r>
         <w:rPr>
+          <w:rtl/>
+          <w:cs/>
           <w:lang w:val="ar_AE" w:bidi="ar_AE"/>
         </w:rPr>
         <w:t>). وكان عليهم أن يَصبروا منتظرين تحقيق وعود الله (</w:t>
@@ -498,6 +610,8 @@
       <w:hyperlink r:id="rId24">
         <w:r>
           <w:rPr>
+            <w:rtl/>
+            <w:cs/>
             <w:lang w:val="ar_AE" w:bidi="ar_AE"/>
           </w:rPr>
           <w:rPr>
@@ -509,6 +623,8 @@
       </w:hyperlink>
       <w:r>
         <w:rPr>
+          <w:rtl/>
+          <w:cs/>
           <w:lang w:val="ar_AE" w:bidi="ar_AE"/>
         </w:rPr>
         <w:t xml:space="preserve">; </w:t>
@@ -516,6 +632,8 @@
       <w:hyperlink r:id="rId25">
         <w:r>
           <w:rPr>
+            <w:rtl/>
+            <w:cs/>
             <w:lang w:val="ar_AE" w:bidi="ar_AE"/>
           </w:rPr>
           <w:rPr>
@@ -527,18 +645,24 @@
       </w:hyperlink>
       <w:r>
         <w:rPr>
+          <w:rtl/>
+          <w:cs/>
           <w:lang w:val="ar_AE" w:bidi="ar_AE"/>
         </w:rPr>
         <w:t>). وكالعدّائين في سباق، احتاجوا أن "</w:t>
       </w:r>
       <w:r>
         <w:rPr>
+          <w:rtl/>
+          <w:cs/>
           <w:lang w:val="ar_AE" w:bidi="ar_AE"/>
         </w:rPr>
         <w:t>يُحَاضِرْوا بِٱلصَّبْرِ فِي ٱلْجِهَادِ ٱلْمَوْضُوعِ أَمَامَهم،</w:t>
       </w:r>
       <w:r>
         <w:rPr>
+          <w:rtl/>
+          <w:cs/>
           <w:lang w:val="ar_AE" w:bidi="ar_AE"/>
         </w:rPr>
         <w:t>" (</w:t>
@@ -546,6 +670,8 @@
       <w:hyperlink r:id="rId26">
         <w:r>
           <w:rPr>
+            <w:rtl/>
+            <w:cs/>
             <w:lang w:val="ar_AE" w:bidi="ar_AE"/>
           </w:rPr>
           <w:rPr>
@@ -557,6 +683,8 @@
       </w:hyperlink>
       <w:r>
         <w:rPr>
+          <w:rtl/>
+          <w:cs/>
           <w:lang w:val="ar_AE" w:bidi="ar_AE"/>
         </w:rPr>
         <w:t>). وكأبناء حقيقيين لأبٍ مُحب، كان عليهم أن يقبلوا تأديب الرب لكي ينموا في القداسة (</w:t>
@@ -564,6 +692,8 @@
       <w:hyperlink r:id="rId27">
         <w:r>
           <w:rPr>
+            <w:rtl/>
+            <w:cs/>
             <w:lang w:val="ar_AE" w:bidi="ar_AE"/>
           </w:rPr>
           <w:rPr>
@@ -575,6 +705,8 @@
       </w:hyperlink>
       <w:r>
         <w:rPr>
+          <w:rtl/>
+          <w:cs/>
           <w:lang w:val="ar_AE" w:bidi="ar_AE"/>
         </w:rPr>
         <w:t>)..</w:t>
@@ -586,11 +718,15 @@
       </w:pPr>
       <w:r>
         <w:rPr>
-          <w:lang w:val="ar_AE" w:bidi="ar_AE"/>
-        </w:rPr>
-      </w:r>
-      <w:r>
-        <w:rPr>
+          <w:rtl/>
+          <w:cs/>
+          <w:lang w:val="ar_AE" w:bidi="ar_AE"/>
+        </w:rPr>
+      </w:r>
+      <w:r>
+        <w:rPr>
+          <w:rtl/>
+          <w:cs/>
           <w:lang w:val="ar_AE" w:bidi="ar_AE"/>
         </w:rPr>
         <w:t>إن الأمثلة العظيمة على الثبات في الأسفار المقدسة، مثل أيوب والأنبياء، قادرة أن تلهم جميع المؤمنين (</w:t>
@@ -598,6 +734,8 @@
       <w:hyperlink r:id="rId28">
         <w:r>
           <w:rPr>
+            <w:rtl/>
+            <w:cs/>
             <w:lang w:val="ar_AE" w:bidi="ar_AE"/>
           </w:rPr>
           <w:rPr>
@@ -609,6 +747,8 @@
       </w:hyperlink>
       <w:r>
         <w:rPr>
+          <w:rtl/>
+          <w:cs/>
           <w:lang w:val="ar_AE" w:bidi="ar_AE"/>
         </w:rPr>
         <w:t xml:space="preserve">; </w:t>
@@ -616,6 +756,8 @@
       <w:hyperlink r:id="rId29">
         <w:r>
           <w:rPr>
+            <w:rtl/>
+            <w:cs/>
             <w:lang w:val="ar_AE" w:bidi="ar_AE"/>
           </w:rPr>
           <w:rPr>
@@ -627,30 +769,40 @@
       </w:hyperlink>
       <w:r>
         <w:rPr>
+          <w:rtl/>
+          <w:cs/>
           <w:lang w:val="ar_AE" w:bidi="ar_AE"/>
         </w:rPr>
         <w:t>). أما المسيح، فهو مثالنا الأسمى في الثبات، إذ "</w:t>
       </w:r>
       <w:r>
         <w:rPr>
+          <w:rtl/>
+          <w:cs/>
           <w:lang w:val="ar_AE" w:bidi="ar_AE"/>
         </w:rPr>
         <w:t>ٱحْتَمَلَ ٱلصَّلِيبَ</w:t>
       </w:r>
       <w:r>
         <w:rPr>
+          <w:rtl/>
+          <w:cs/>
           <w:lang w:val="ar_AE" w:bidi="ar_AE"/>
         </w:rPr>
         <w:t xml:space="preserve">" </w:t>
       </w:r>
       <w:r>
         <w:rPr>
+          <w:rtl/>
+          <w:cs/>
           <w:lang w:val="ar_AE" w:bidi="ar_AE"/>
         </w:rPr>
         <w:t>مِنْ أَجْلِ ٱلسُّرُورِ ٱلْمَوْضُوعِ أَمَامَهُ</w:t>
       </w:r>
       <w:r>
         <w:rPr>
+          <w:rtl/>
+          <w:cs/>
           <w:lang w:val="ar_AE" w:bidi="ar_AE"/>
         </w:rPr>
         <w:t>" (</w:t>
@@ -658,6 +810,8 @@
       <w:hyperlink r:id="rId30">
         <w:r>
           <w:rPr>
+            <w:rtl/>
+            <w:cs/>
             <w:lang w:val="ar_AE" w:bidi="ar_AE"/>
           </w:rPr>
           <w:rPr>
@@ -669,6 +823,8 @@
       </w:hyperlink>
       <w:r>
         <w:rPr>
+          <w:rtl/>
+          <w:cs/>
           <w:lang w:val="ar_AE" w:bidi="ar_AE"/>
         </w:rPr>
         <w:t>). وهذا الرجاء نفسه نحو المستقبل هو ما يدفعنا نحن أيضًا لنَثبُت.</w:t>
@@ -680,12 +836,16 @@
       </w:pPr>
       <w:r>
         <w:rPr>
+          <w:rtl/>
+          <w:cs/>
           <w:lang w:val="ar_AE" w:bidi="ar_AE"/>
         </w:rPr>
       </w:r>
       <w:r>
         <w:rPr>
           <w:u w:val="single"/>
+          <w:rtl/>
+          <w:cs/>
           <w:lang w:val="ar_AE" w:bidi="ar_AE"/>
         </w:rPr>
         <w:t>مقاطع لمزيد من الدراسة</w:t>
@@ -697,12 +857,16 @@
       </w:pPr>
       <w:r>
         <w:rPr>
+          <w:rtl/>
+          <w:cs/>
           <w:lang w:val="ar_AE" w:bidi="ar_AE"/>
         </w:rPr>
       </w:r>
       <w:hyperlink r:id="rId19">
         <w:r>
           <w:rPr>
+            <w:rtl/>
+            <w:cs/>
             <w:lang w:val="ar_AE" w:bidi="ar_AE"/>
           </w:rPr>
           <w:rPr>
@@ -714,6 +878,8 @@
       </w:hyperlink>
       <w:r>
         <w:rPr>
+          <w:rtl/>
+          <w:cs/>
           <w:lang w:val="ar_AE" w:bidi="ar_AE"/>
         </w:rPr>
         <w:t xml:space="preserve">؛ </w:t>
@@ -721,6 +887,8 @@
       <w:hyperlink r:id="rId31">
         <w:r>
           <w:rPr>
+            <w:rtl/>
+            <w:cs/>
             <w:lang w:val="ar_AE" w:bidi="ar_AE"/>
           </w:rPr>
           <w:rPr>
@@ -732,6 +900,8 @@
       </w:hyperlink>
       <w:r>
         <w:rPr>
+          <w:rtl/>
+          <w:cs/>
           <w:lang w:val="ar_AE" w:bidi="ar_AE"/>
         </w:rPr>
         <w:t xml:space="preserve">؛ </w:t>
@@ -739,6 +909,8 @@
       <w:hyperlink r:id="rId15">
         <w:r>
           <w:rPr>
+            <w:rtl/>
+            <w:cs/>
             <w:lang w:val="ar_AE" w:bidi="ar_AE"/>
           </w:rPr>
           <w:rPr>
@@ -750,6 +922,8 @@
       </w:hyperlink>
       <w:r>
         <w:rPr>
+          <w:rtl/>
+          <w:cs/>
           <w:lang w:val="ar_AE" w:bidi="ar_AE"/>
         </w:rPr>
         <w:t xml:space="preserve">؛ </w:t>
@@ -757,6 +931,8 @@
       <w:hyperlink r:id="rId24">
         <w:r>
           <w:rPr>
+            <w:rtl/>
+            <w:cs/>
             <w:lang w:val="ar_AE" w:bidi="ar_AE"/>
           </w:rPr>
           <w:rPr>
@@ -768,6 +944,8 @@
       </w:hyperlink>
       <w:r>
         <w:rPr>
+          <w:rtl/>
+          <w:cs/>
           <w:lang w:val="ar_AE" w:bidi="ar_AE"/>
         </w:rPr>
         <w:t xml:space="preserve">؛ </w:t>
@@ -775,6 +953,8 @@
       <w:hyperlink r:id="rId32">
         <w:r>
           <w:rPr>
+            <w:rtl/>
+            <w:cs/>
             <w:lang w:val="ar_AE" w:bidi="ar_AE"/>
           </w:rPr>
           <w:rPr>
@@ -786,6 +966,8 @@
       </w:hyperlink>
       <w:r>
         <w:rPr>
+          <w:rtl/>
+          <w:cs/>
           <w:lang w:val="ar_AE" w:bidi="ar_AE"/>
         </w:rPr>
         <w:t xml:space="preserve">؛ </w:t>
@@ -793,6 +975,8 @@
       <w:hyperlink r:id="rId20">
         <w:r>
           <w:rPr>
+            <w:rtl/>
+            <w:cs/>
             <w:lang w:val="ar_AE" w:bidi="ar_AE"/>
           </w:rPr>
           <w:rPr>
@@ -804,6 +988,8 @@
       </w:hyperlink>
       <w:r>
         <w:rPr>
+          <w:rtl/>
+          <w:cs/>
           <w:lang w:val="ar_AE" w:bidi="ar_AE"/>
         </w:rPr>
         <w:t xml:space="preserve">؛ </w:t>
@@ -811,6 +997,8 @@
       <w:hyperlink r:id="rId33">
         <w:r>
           <w:rPr>
+            <w:rtl/>
+            <w:cs/>
             <w:lang w:val="ar_AE" w:bidi="ar_AE"/>
           </w:rPr>
           <w:rPr>
@@ -822,6 +1010,8 @@
       </w:hyperlink>
       <w:r>
         <w:rPr>
+          <w:rtl/>
+          <w:cs/>
           <w:lang w:val="ar_AE" w:bidi="ar_AE"/>
         </w:rPr>
         <w:t xml:space="preserve">؛ </w:t>
@@ -829,6 +1019,8 @@
       <w:hyperlink r:id="rId34">
         <w:r>
           <w:rPr>
+            <w:rtl/>
+            <w:cs/>
             <w:lang w:val="ar_AE" w:bidi="ar_AE"/>
           </w:rPr>
           <w:rPr>
@@ -840,11 +1032,15 @@
       </w:hyperlink>
       <w:r>
         <w:rPr>
-          <w:lang w:val="ar_AE" w:bidi="ar_AE"/>
-        </w:rPr>
-      </w:r>
-      <w:r>
-        <w:rPr>
+          <w:rtl/>
+          <w:cs/>
+          <w:lang w:val="ar_AE" w:bidi="ar_AE"/>
+        </w:rPr>
+      </w:r>
+      <w:r>
+        <w:rPr>
+          <w:rtl/>
+          <w:cs/>
           <w:lang w:val="ar_AE" w:bidi="ar_AE"/>
         </w:rPr>
       </w:r>
@@ -855,6 +1051,8 @@
       </w:pPr>
       <w:r>
         <w:rPr>
+          <w:rtl/>
+          <w:cs/>
           <w:lang w:val="ar_AE" w:bidi="ar_AE"/>
         </w:rPr>
       </w:r>
@@ -866,12 +1064,16 @@
       </w:pPr>
       <w:r>
         <w:rPr>
+          <w:rtl/>
+          <w:cs/>
           <w:lang w:val="ar_AE" w:bidi="ar_AE"/>
         </w:rPr>
         <w:t>الثبات في المسيح</w:t>
       </w:r>
       <w:r>
         <w:rPr>
+          <w:rtl/>
+          <w:cs/>
           <w:lang w:val="ar_AE" w:bidi="ar_AE"/>
         </w:rPr>
       </w:r>
@@ -882,11 +1084,15 @@
       </w:pPr>
       <w:r>
         <w:rPr>
-          <w:lang w:val="ar_AE" w:bidi="ar_AE"/>
-        </w:rPr>
-      </w:r>
-      <w:r>
-        <w:rPr>
+          <w:rtl/>
+          <w:cs/>
+          <w:lang w:val="ar_AE" w:bidi="ar_AE"/>
+        </w:rPr>
+      </w:r>
+      <w:r>
+        <w:rPr>
+          <w:rtl/>
+          <w:cs/>
           <w:lang w:val="ar_AE" w:bidi="ar_AE"/>
         </w:rPr>
         <w:t xml:space="preserve">المصطلح اليوناني </w:t>
@@ -894,24 +1100,32 @@
       <w:r>
         <w:rPr>
           <w:i/>
+          <w:rtl/>
+          <w:cs/>
           <w:lang w:val="ar_AE" w:bidi="ar_AE"/>
         </w:rPr>
         <w:t>menō</w:t>
       </w:r>
       <w:r>
         <w:rPr>
+          <w:rtl/>
+          <w:cs/>
           <w:lang w:val="ar_AE" w:bidi="ar_AE"/>
         </w:rPr>
         <w:t>، والذي يُترجم في كثير من الأحيان "البقاء"، "الإقامة"، أو "الثبات"، يظهر كثيرًا في تعاليم الرب يسوع عن العلاقات العميقة، الحميمة، والدائمة. على سبيل المثال، قال الرب يسوع، "</w:t>
       </w:r>
       <w:r>
         <w:rPr>
+          <w:rtl/>
+          <w:cs/>
           <w:lang w:val="ar_AE" w:bidi="ar_AE"/>
         </w:rPr>
         <w:t xml:space="preserve">إِنْ ثَبَتُّمْ </w:t>
       </w:r>
       <w:r>
         <w:rPr>
+          <w:rtl/>
+          <w:cs/>
           <w:lang w:val="ar_AE" w:bidi="ar_AE"/>
         </w:rPr>
         <w:t>[</w:t>
@@ -919,24 +1133,32 @@
       <w:r>
         <w:rPr>
           <w:i/>
+          <w:rtl/>
+          <w:cs/>
           <w:lang w:val="ar_AE" w:bidi="ar_AE"/>
         </w:rPr>
         <w:t>menō en</w:t>
       </w:r>
       <w:r>
         <w:rPr>
+          <w:rtl/>
+          <w:cs/>
           <w:lang w:val="ar_AE" w:bidi="ar_AE"/>
         </w:rPr>
         <w:t xml:space="preserve">، 'بقيتم'] </w:t>
       </w:r>
       <w:r>
         <w:rPr>
+          <w:rtl/>
+          <w:cs/>
           <w:lang w:val="ar_AE" w:bidi="ar_AE"/>
         </w:rPr>
         <w:t>فِي كَلَامِي فَبِالْحَقِيقَةِ تَكُونُونَ تَلَامِيذِي</w:t>
       </w:r>
       <w:r>
         <w:rPr>
+          <w:rtl/>
+          <w:cs/>
           <w:lang w:val="ar_AE" w:bidi="ar_AE"/>
         </w:rPr>
         <w:t>" (</w:t>
@@ -944,6 +1166,8 @@
       <w:hyperlink r:id="rId35">
         <w:r>
           <w:rPr>
+            <w:rtl/>
+            <w:cs/>
             <w:lang w:val="ar_AE" w:bidi="ar_AE"/>
           </w:rPr>
           <w:rPr>
@@ -955,6 +1179,8 @@
       </w:hyperlink>
       <w:r>
         <w:rPr>
+          <w:rtl/>
+          <w:cs/>
           <w:lang w:val="ar_AE" w:bidi="ar_AE"/>
         </w:rPr>
         <w:t>). هذا يعني أن حياة من يتبع الرب يسوع (التلميذ) تتشكل بالكامل برسالة الرب يسوع.</w:t>
@@ -966,11 +1192,15 @@
       </w:pPr>
       <w:r>
         <w:rPr>
-          <w:lang w:val="ar_AE" w:bidi="ar_AE"/>
-        </w:rPr>
-      </w:r>
-      <w:r>
-        <w:rPr>
+          <w:rtl/>
+          <w:cs/>
+          <w:lang w:val="ar_AE" w:bidi="ar_AE"/>
+        </w:rPr>
+      </w:r>
+      <w:r>
+        <w:rPr>
+          <w:rtl/>
+          <w:cs/>
           <w:lang w:val="ar_AE" w:bidi="ar_AE"/>
         </w:rPr>
         <w:t>كما أوضح الرب يسوع كيف أن الابن في الآب، والآب في الابن (</w:t>
@@ -978,6 +1208,8 @@
       <w:hyperlink r:id="rId36">
         <w:r>
           <w:rPr>
+            <w:rtl/>
+            <w:cs/>
             <w:lang w:val="ar_AE" w:bidi="ar_AE"/>
           </w:rPr>
           <w:rPr>
@@ -989,6 +1221,8 @@
       </w:hyperlink>
       <w:r>
         <w:rPr>
+          <w:rtl/>
+          <w:cs/>
           <w:lang w:val="ar_AE" w:bidi="ar_AE"/>
         </w:rPr>
         <w:t>). وبطريقة مشابهة، عندما نثبت في يسوع المسيح، يكون الابن فينا، ونكون نحن في الآب والابن (</w:t>
@@ -996,6 +1230,8 @@
       <w:hyperlink r:id="rId37">
         <w:r>
           <w:rPr>
+            <w:rtl/>
+            <w:cs/>
             <w:lang w:val="ar_AE" w:bidi="ar_AE"/>
           </w:rPr>
           <w:rPr>
@@ -1007,6 +1243,8 @@
       </w:hyperlink>
       <w:r>
         <w:rPr>
+          <w:rtl/>
+          <w:cs/>
           <w:lang w:val="ar_AE" w:bidi="ar_AE"/>
         </w:rPr>
         <w:t>). يأتي كل من الآب والابن ويجعلان "منزلهما" داخل التلاميذ.</w:t>
@@ -1018,11 +1256,15 @@
       </w:pPr>
       <w:r>
         <w:rPr>
-          <w:lang w:val="ar_AE" w:bidi="ar_AE"/>
-        </w:rPr>
-      </w:r>
-      <w:r>
-        <w:rPr>
+          <w:rtl/>
+          <w:cs/>
+          <w:lang w:val="ar_AE" w:bidi="ar_AE"/>
+        </w:rPr>
+      </w:r>
+      <w:r>
+        <w:rPr>
+          <w:rtl/>
+          <w:cs/>
           <w:lang w:val="ar_AE" w:bidi="ar_AE"/>
         </w:rPr>
         <w:t xml:space="preserve">هذا "العيش المتبادل بداخل الآخر" يُظهر معنى أن يثبت التلميذ في الرب يسوع. لا يمكننا أن نجعل علاقتنا دائمة بقوتنا الشخصية. فعمل نعمة الله من خلال روحه القدوس، هو وحده ما يجعل العلاقة دائمة. يجب على كل من الله والتلميذ الالتزام والتكريس. العلاقة بين الله والتلميذ ليست مؤقتة، بل هي علاقة دائمة وأبدية (انظر </w:t>
@@ -1030,6 +1272,8 @@
       <w:hyperlink r:id="rId38">
         <w:r>
           <w:rPr>
+            <w:rtl/>
+            <w:cs/>
             <w:lang w:val="ar_AE" w:bidi="ar_AE"/>
           </w:rPr>
           <w:rPr>
@@ -1041,6 +1285,8 @@
       </w:hyperlink>
       <w:r>
         <w:rPr>
+          <w:rtl/>
+          <w:cs/>
           <w:lang w:val="ar_AE" w:bidi="ar_AE"/>
         </w:rPr>
         <w:t xml:space="preserve">, </w:t>
@@ -1048,6 +1294,8 @@
       <w:hyperlink r:id="rId39">
         <w:r>
           <w:rPr>
+            <w:rtl/>
+            <w:cs/>
             <w:lang w:val="ar_AE" w:bidi="ar_AE"/>
           </w:rPr>
           <w:rPr>
@@ -1059,6 +1307,8 @@
       </w:hyperlink>
       <w:r>
         <w:rPr>
+          <w:rtl/>
+          <w:cs/>
           <w:lang w:val="ar_AE" w:bidi="ar_AE"/>
         </w:rPr>
         <w:t>).</w:t>
@@ -1070,12 +1320,16 @@
       </w:pPr>
       <w:r>
         <w:rPr>
+          <w:rtl/>
+          <w:cs/>
           <w:lang w:val="ar_AE" w:bidi="ar_AE"/>
         </w:rPr>
       </w:r>
       <w:r>
         <w:rPr>
           <w:u w:val="single"/>
+          <w:rtl/>
+          <w:cs/>
           <w:lang w:val="ar_AE" w:bidi="ar_AE"/>
         </w:rPr>
         <w:t>مقاطع لمزيد من البحث والدراسة</w:t>
@@ -1087,12 +1341,16 @@
       </w:pPr>
       <w:r>
         <w:rPr>
+          <w:rtl/>
+          <w:cs/>
           <w:lang w:val="ar_AE" w:bidi="ar_AE"/>
         </w:rPr>
       </w:r>
       <w:hyperlink r:id="rId40">
         <w:r>
           <w:rPr>
+            <w:rtl/>
+            <w:cs/>
             <w:lang w:val="ar_AE" w:bidi="ar_AE"/>
           </w:rPr>
           <w:rPr>
@@ -1104,6 +1362,8 @@
       </w:hyperlink>
       <w:r>
         <w:rPr>
+          <w:rtl/>
+          <w:cs/>
           <w:lang w:val="ar_AE" w:bidi="ar_AE"/>
         </w:rPr>
         <w:t xml:space="preserve">; </w:t>
@@ -1111,6 +1371,8 @@
       <w:hyperlink r:id="rId41">
         <w:r>
           <w:rPr>
+            <w:rtl/>
+            <w:cs/>
             <w:lang w:val="ar_AE" w:bidi="ar_AE"/>
           </w:rPr>
           <w:rPr>
@@ -1122,6 +1384,8 @@
       </w:hyperlink>
       <w:r>
         <w:rPr>
+          <w:rtl/>
+          <w:cs/>
           <w:lang w:val="ar_AE" w:bidi="ar_AE"/>
         </w:rPr>
         <w:t xml:space="preserve">; </w:t>
@@ -1129,6 +1393,8 @@
       <w:hyperlink r:id="rId42">
         <w:r>
           <w:rPr>
+            <w:rtl/>
+            <w:cs/>
             <w:lang w:val="ar_AE" w:bidi="ar_AE"/>
           </w:rPr>
           <w:rPr>
@@ -1140,6 +1406,8 @@
       </w:hyperlink>
       <w:r>
         <w:rPr>
+          <w:rtl/>
+          <w:cs/>
           <w:lang w:val="ar_AE" w:bidi="ar_AE"/>
         </w:rPr>
         <w:t xml:space="preserve">; </w:t>
@@ -1147,6 +1415,8 @@
       <w:hyperlink r:id="rId43">
         <w:r>
           <w:rPr>
+            <w:rtl/>
+            <w:cs/>
             <w:lang w:val="ar_AE" w:bidi="ar_AE"/>
           </w:rPr>
           <w:rPr>
@@ -1158,6 +1428,8 @@
       </w:hyperlink>
       <w:r>
         <w:rPr>
+          <w:rtl/>
+          <w:cs/>
           <w:lang w:val="ar_AE" w:bidi="ar_AE"/>
         </w:rPr>
         <w:t xml:space="preserve">; </w:t>
@@ -1165,6 +1437,8 @@
       <w:hyperlink r:id="rId44">
         <w:r>
           <w:rPr>
+            <w:rtl/>
+            <w:cs/>
             <w:lang w:val="ar_AE" w:bidi="ar_AE"/>
           </w:rPr>
           <w:rPr>
@@ -1176,6 +1450,8 @@
       </w:hyperlink>
       <w:r>
         <w:rPr>
+          <w:rtl/>
+          <w:cs/>
           <w:lang w:val="ar_AE" w:bidi="ar_AE"/>
         </w:rPr>
         <w:t xml:space="preserve">, </w:t>
@@ -1183,6 +1459,8 @@
       <w:hyperlink r:id="rId45">
         <w:r>
           <w:rPr>
+            <w:rtl/>
+            <w:cs/>
             <w:lang w:val="ar_AE" w:bidi="ar_AE"/>
           </w:rPr>
           <w:rPr>
@@ -1194,6 +1472,8 @@
       </w:hyperlink>
       <w:r>
         <w:rPr>
+          <w:rtl/>
+          <w:cs/>
           <w:lang w:val="ar_AE" w:bidi="ar_AE"/>
         </w:rPr>
         <w:t xml:space="preserve">; </w:t>
@@ -1201,6 +1481,8 @@
       <w:hyperlink r:id="rId46">
         <w:r>
           <w:rPr>
+            <w:rtl/>
+            <w:cs/>
             <w:lang w:val="ar_AE" w:bidi="ar_AE"/>
           </w:rPr>
           <w:rPr>
@@ -1212,6 +1494,8 @@
       </w:hyperlink>
       <w:r>
         <w:rPr>
+          <w:rtl/>
+          <w:cs/>
           <w:lang w:val="ar_AE" w:bidi="ar_AE"/>
         </w:rPr>
         <w:t xml:space="preserve">; </w:t>
@@ -1219,6 +1503,8 @@
       <w:hyperlink r:id="rId47">
         <w:r>
           <w:rPr>
+            <w:rtl/>
+            <w:cs/>
             <w:lang w:val="ar_AE" w:bidi="ar_AE"/>
           </w:rPr>
           <w:rPr>
@@ -1230,6 +1516,8 @@
       </w:hyperlink>
       <w:r>
         <w:rPr>
+          <w:rtl/>
+          <w:cs/>
           <w:lang w:val="ar_AE" w:bidi="ar_AE"/>
         </w:rPr>
         <w:t xml:space="preserve">; </w:t>
@@ -1237,6 +1525,8 @@
       <w:hyperlink r:id="rId48">
         <w:r>
           <w:rPr>
+            <w:rtl/>
+            <w:cs/>
             <w:lang w:val="ar_AE" w:bidi="ar_AE"/>
           </w:rPr>
           <w:rPr>
@@ -1248,6 +1538,8 @@
       </w:hyperlink>
       <w:r>
         <w:rPr>
+          <w:rtl/>
+          <w:cs/>
           <w:lang w:val="ar_AE" w:bidi="ar_AE"/>
         </w:rPr>
         <w:t xml:space="preserve">; </w:t>
@@ -1255,6 +1547,8 @@
       <w:hyperlink r:id="rId49">
         <w:r>
           <w:rPr>
+            <w:rtl/>
+            <w:cs/>
             <w:lang w:val="ar_AE" w:bidi="ar_AE"/>
           </w:rPr>
           <w:rPr>
@@ -1266,6 +1560,8 @@
       </w:hyperlink>
       <w:r>
         <w:rPr>
+          <w:rtl/>
+          <w:cs/>
           <w:lang w:val="ar_AE" w:bidi="ar_AE"/>
         </w:rPr>
         <w:t xml:space="preserve">; </w:t>
@@ -1273,6 +1569,8 @@
       <w:hyperlink r:id="rId50">
         <w:r>
           <w:rPr>
+            <w:rtl/>
+            <w:cs/>
             <w:lang w:val="ar_AE" w:bidi="ar_AE"/>
           </w:rPr>
           <w:rPr>
@@ -1284,6 +1582,8 @@
       </w:hyperlink>
       <w:r>
         <w:rPr>
+          <w:rtl/>
+          <w:cs/>
           <w:lang w:val="ar_AE" w:bidi="ar_AE"/>
         </w:rPr>
         <w:t xml:space="preserve">; </w:t>
@@ -1291,6 +1591,8 @@
       <w:hyperlink r:id="rId51">
         <w:r>
           <w:rPr>
+            <w:rtl/>
+            <w:cs/>
             <w:lang w:val="ar_AE" w:bidi="ar_AE"/>
           </w:rPr>
           <w:rPr>
@@ -1302,6 +1604,8 @@
       </w:hyperlink>
       <w:r>
         <w:rPr>
+          <w:rtl/>
+          <w:cs/>
           <w:lang w:val="ar_AE" w:bidi="ar_AE"/>
         </w:rPr>
         <w:t xml:space="preserve">; </w:t>
@@ -1309,6 +1613,8 @@
       <w:hyperlink r:id="rId52">
         <w:r>
           <w:rPr>
+            <w:rtl/>
+            <w:cs/>
             <w:lang w:val="ar_AE" w:bidi="ar_AE"/>
           </w:rPr>
           <w:rPr>
@@ -1320,6 +1626,8 @@
       </w:hyperlink>
       <w:r>
         <w:rPr>
+          <w:rtl/>
+          <w:cs/>
           <w:lang w:val="ar_AE" w:bidi="ar_AE"/>
         </w:rPr>
         <w:t xml:space="preserve">; </w:t>
@@ -1327,6 +1635,8 @@
       <w:hyperlink r:id="rId35">
         <w:r>
           <w:rPr>
+            <w:rtl/>
+            <w:cs/>
             <w:lang w:val="ar_AE" w:bidi="ar_AE"/>
           </w:rPr>
           <w:rPr>
@@ -1338,6 +1648,8 @@
       </w:hyperlink>
       <w:r>
         <w:rPr>
+          <w:rtl/>
+          <w:cs/>
           <w:lang w:val="ar_AE" w:bidi="ar_AE"/>
         </w:rPr>
         <w:t xml:space="preserve">; </w:t>
@@ -1345,6 +1657,8 @@
       <w:hyperlink r:id="rId53">
         <w:r>
           <w:rPr>
+            <w:rtl/>
+            <w:cs/>
             <w:lang w:val="ar_AE" w:bidi="ar_AE"/>
           </w:rPr>
           <w:rPr>
@@ -1356,6 +1670,8 @@
       </w:hyperlink>
       <w:r>
         <w:rPr>
+          <w:rtl/>
+          <w:cs/>
           <w:lang w:val="ar_AE" w:bidi="ar_AE"/>
         </w:rPr>
         <w:t xml:space="preserve">; </w:t>
@@ -1363,6 +1679,8 @@
       <w:hyperlink r:id="rId54">
         <w:r>
           <w:rPr>
+            <w:rtl/>
+            <w:cs/>
             <w:lang w:val="ar_AE" w:bidi="ar_AE"/>
           </w:rPr>
           <w:rPr>
@@ -1374,6 +1692,8 @@
       </w:hyperlink>
       <w:r>
         <w:rPr>
+          <w:rtl/>
+          <w:cs/>
           <w:lang w:val="ar_AE" w:bidi="ar_AE"/>
         </w:rPr>
         <w:t xml:space="preserve">; </w:t>
@@ -1381,6 +1701,8 @@
       <w:hyperlink r:id="rId55">
         <w:r>
           <w:rPr>
+            <w:rtl/>
+            <w:cs/>
             <w:lang w:val="ar_AE" w:bidi="ar_AE"/>
           </w:rPr>
           <w:rPr>
@@ -1392,6 +1714,8 @@
       </w:hyperlink>
       <w:r>
         <w:rPr>
+          <w:rtl/>
+          <w:cs/>
           <w:lang w:val="ar_AE" w:bidi="ar_AE"/>
         </w:rPr>
         <w:t xml:space="preserve">, </w:t>
@@ -1399,6 +1723,8 @@
       <w:hyperlink r:id="rId56">
         <w:r>
           <w:rPr>
+            <w:rtl/>
+            <w:cs/>
             <w:lang w:val="ar_AE" w:bidi="ar_AE"/>
           </w:rPr>
           <w:rPr>
@@ -1410,6 +1736,8 @@
       </w:hyperlink>
       <w:r>
         <w:rPr>
+          <w:rtl/>
+          <w:cs/>
           <w:lang w:val="ar_AE" w:bidi="ar_AE"/>
         </w:rPr>
         <w:t xml:space="preserve">; </w:t>
@@ -1417,6 +1745,8 @@
       <w:hyperlink r:id="rId57">
         <w:r>
           <w:rPr>
+            <w:rtl/>
+            <w:cs/>
             <w:lang w:val="ar_AE" w:bidi="ar_AE"/>
           </w:rPr>
           <w:rPr>
@@ -1428,6 +1758,8 @@
       </w:hyperlink>
       <w:r>
         <w:rPr>
+          <w:rtl/>
+          <w:cs/>
           <w:lang w:val="ar_AE" w:bidi="ar_AE"/>
         </w:rPr>
         <w:t xml:space="preserve">; </w:t>
@@ -1435,6 +1767,8 @@
       <w:hyperlink r:id="rId58">
         <w:r>
           <w:rPr>
+            <w:rtl/>
+            <w:cs/>
             <w:lang w:val="ar_AE" w:bidi="ar_AE"/>
           </w:rPr>
           <w:rPr>
@@ -1446,6 +1780,8 @@
       </w:hyperlink>
       <w:r>
         <w:rPr>
+          <w:rtl/>
+          <w:cs/>
           <w:lang w:val="ar_AE" w:bidi="ar_AE"/>
         </w:rPr>
         <w:t xml:space="preserve">; </w:t>
@@ -1453,6 +1789,8 @@
       <w:hyperlink r:id="rId59">
         <w:r>
           <w:rPr>
+            <w:rtl/>
+            <w:cs/>
             <w:lang w:val="ar_AE" w:bidi="ar_AE"/>
           </w:rPr>
           <w:rPr>
@@ -1464,6 +1802,8 @@
       </w:hyperlink>
       <w:r>
         <w:rPr>
+          <w:rtl/>
+          <w:cs/>
           <w:lang w:val="ar_AE" w:bidi="ar_AE"/>
         </w:rPr>
         <w:t xml:space="preserve">; </w:t>
@@ -1471,6 +1811,8 @@
       <w:hyperlink r:id="rId60">
         <w:r>
           <w:rPr>
+            <w:rtl/>
+            <w:cs/>
             <w:lang w:val="ar_AE" w:bidi="ar_AE"/>
           </w:rPr>
           <w:rPr>
@@ -1482,11 +1824,15 @@
       </w:hyperlink>
       <w:r>
         <w:rPr>
-          <w:lang w:val="ar_AE" w:bidi="ar_AE"/>
-        </w:rPr>
-      </w:r>
-      <w:r>
-        <w:rPr>
+          <w:rtl/>
+          <w:cs/>
+          <w:lang w:val="ar_AE" w:bidi="ar_AE"/>
+        </w:rPr>
+      </w:r>
+      <w:r>
+        <w:rPr>
+          <w:rtl/>
+          <w:cs/>
           <w:lang w:val="ar_AE" w:bidi="ar_AE"/>
         </w:rPr>
       </w:r>
@@ -1497,6 +1843,8 @@
       </w:pPr>
       <w:r>
         <w:rPr>
+          <w:rtl/>
+          <w:cs/>
           <w:lang w:val="ar_AE" w:bidi="ar_AE"/>
         </w:rPr>
       </w:r>
@@ -1508,12 +1856,16 @@
       </w:pPr>
       <w:r>
         <w:rPr>
+          <w:rtl/>
+          <w:cs/>
           <w:lang w:val="ar_AE" w:bidi="ar_AE"/>
         </w:rPr>
         <w:t>الثقة بالله في سفر إشعياء</w:t>
       </w:r>
       <w:r>
         <w:rPr>
+          <w:rtl/>
+          <w:cs/>
           <w:lang w:val="ar_AE" w:bidi="ar_AE"/>
         </w:rPr>
       </w:r>
@@ -1524,11 +1876,15 @@
       </w:pPr>
       <w:r>
         <w:rPr>
-          <w:lang w:val="ar_AE" w:bidi="ar_AE"/>
-        </w:rPr>
-      </w:r>
-      <w:r>
-        <w:rPr>
+          <w:rtl/>
+          <w:cs/>
+          <w:lang w:val="ar_AE" w:bidi="ar_AE"/>
+        </w:rPr>
+      </w:r>
+      <w:r>
+        <w:rPr>
+          <w:rtl/>
+          <w:cs/>
           <w:lang w:val="ar_AE" w:bidi="ar_AE"/>
         </w:rPr>
         <w:t>كان النبي إشعياء يعلم أن البشر غير جديرين بالثقة (</w:t>
@@ -1536,6 +1892,8 @@
       <w:hyperlink r:id="rId61">
         <w:r>
           <w:rPr>
+            <w:rtl/>
+            <w:cs/>
             <w:lang w:val="ar_AE" w:bidi="ar_AE"/>
           </w:rPr>
           <w:rPr>
@@ -1547,6 +1905,8 @@
       </w:hyperlink>
       <w:r>
         <w:rPr>
+          <w:rtl/>
+          <w:cs/>
           <w:lang w:val="ar_AE" w:bidi="ar_AE"/>
         </w:rPr>
         <w:t xml:space="preserve">). عندما كانوا يواجهون المشاكل، كان شعب يهوذا غالبًا ما يلجأون إلى طلب المساعدة من أمم أخرى مثل مصر أو أشور. ومع ذلك، أوضح إشعياء أن نجاح يهوذا وأمانها يعتمدان على الثقة بالله (انظر </w:t>
@@ -1554,6 +1914,8 @@
       <w:hyperlink r:id="rId62">
         <w:r>
           <w:rPr>
+            <w:rtl/>
+            <w:cs/>
             <w:lang w:val="ar_AE" w:bidi="ar_AE"/>
           </w:rPr>
           <w:rPr>
@@ -1565,6 +1927,8 @@
       </w:hyperlink>
       <w:r>
         <w:rPr>
+          <w:rtl/>
+          <w:cs/>
           <w:lang w:val="ar_AE" w:bidi="ar_AE"/>
         </w:rPr>
         <w:t>). وقد سخر جيش أشور من الملك حزقيا بسبب اعتماده على الله، ولكن تلك الثقة جلبت نصرًا عظيمًا لشعب الله (</w:t>
@@ -1572,6 +1936,8 @@
       <w:hyperlink r:id="rId63">
         <w:r>
           <w:rPr>
+            <w:rtl/>
+            <w:cs/>
             <w:lang w:val="ar_AE" w:bidi="ar_AE"/>
           </w:rPr>
           <w:rPr>
@@ -1583,6 +1949,8 @@
       </w:hyperlink>
       <w:r>
         <w:rPr>
+          <w:rtl/>
+          <w:cs/>
           <w:lang w:val="ar_AE" w:bidi="ar_AE"/>
         </w:rPr>
         <w:t>).</w:t>
@@ -1594,11 +1962,15 @@
       </w:pPr>
       <w:r>
         <w:rPr>
-          <w:lang w:val="ar_AE" w:bidi="ar_AE"/>
-        </w:rPr>
-      </w:r>
-      <w:r>
-        <w:rPr>
+          <w:rtl/>
+          <w:cs/>
+          <w:lang w:val="ar_AE" w:bidi="ar_AE"/>
+        </w:rPr>
+      </w:r>
+      <w:r>
+        <w:rPr>
+          <w:rtl/>
+          <w:cs/>
           <w:lang w:val="ar_AE" w:bidi="ar_AE"/>
         </w:rPr>
         <w:t>فالذين يثقون في الرب يشعرون باحترام عميق نحوه ولا يخافون (</w:t>
@@ -1606,6 +1978,8 @@
       <w:hyperlink r:id="rId64">
         <w:r>
           <w:rPr>
+            <w:rtl/>
+            <w:cs/>
             <w:lang w:val="ar_AE" w:bidi="ar_AE"/>
           </w:rPr>
           <w:rPr>
@@ -1617,6 +1991,8 @@
       </w:hyperlink>
       <w:r>
         <w:rPr>
+          <w:rtl/>
+          <w:cs/>
           <w:lang w:val="ar_AE" w:bidi="ar_AE"/>
         </w:rPr>
         <w:t xml:space="preserve">; </w:t>
@@ -1624,6 +2000,8 @@
       <w:hyperlink r:id="rId65">
         <w:r>
           <w:rPr>
+            <w:rtl/>
+            <w:cs/>
             <w:lang w:val="ar_AE" w:bidi="ar_AE"/>
           </w:rPr>
           <w:rPr>
@@ -1635,6 +2013,8 @@
       </w:hyperlink>
       <w:r>
         <w:rPr>
+          <w:rtl/>
+          <w:cs/>
           <w:lang w:val="ar_AE" w:bidi="ar_AE"/>
         </w:rPr>
         <w:t>). لأنهم يعلمون أن الرب معهم (</w:t>
@@ -1642,6 +2022,8 @@
       <w:hyperlink r:id="rId66">
         <w:r>
           <w:rPr>
+            <w:rtl/>
+            <w:cs/>
             <w:lang w:val="ar_AE" w:bidi="ar_AE"/>
           </w:rPr>
           <w:rPr>
@@ -1653,6 +2035,8 @@
       </w:hyperlink>
       <w:r>
         <w:rPr>
+          <w:rtl/>
+          <w:cs/>
           <w:lang w:val="ar_AE" w:bidi="ar_AE"/>
         </w:rPr>
         <w:t>). ويسبحوه لأنهم يثقون به(</w:t>
@@ -1660,6 +2044,8 @@
       <w:hyperlink r:id="rId67">
         <w:r>
           <w:rPr>
+            <w:rtl/>
+            <w:cs/>
             <w:lang w:val="ar_AE" w:bidi="ar_AE"/>
           </w:rPr>
           <w:rPr>
@@ -1671,6 +2057,8 @@
       </w:hyperlink>
       <w:r>
         <w:rPr>
+          <w:rtl/>
+          <w:cs/>
           <w:lang w:val="ar_AE" w:bidi="ar_AE"/>
         </w:rPr>
         <w:t xml:space="preserve">; </w:t>
@@ -1678,6 +2066,8 @@
       <w:hyperlink r:id="rId68">
         <w:r>
           <w:rPr>
+            <w:rtl/>
+            <w:cs/>
             <w:lang w:val="ar_AE" w:bidi="ar_AE"/>
           </w:rPr>
           <w:rPr>
@@ -1689,6 +2079,8 @@
       </w:hyperlink>
       <w:r>
         <w:rPr>
+          <w:rtl/>
+          <w:cs/>
           <w:lang w:val="ar_AE" w:bidi="ar_AE"/>
         </w:rPr>
         <w:t>). ويُعبرون عن ثقتهم من خلال طاعتهم له (</w:t>
@@ -1696,6 +2088,8 @@
       <w:hyperlink r:id="rId69">
         <w:r>
           <w:rPr>
+            <w:rtl/>
+            <w:cs/>
             <w:lang w:val="ar_AE" w:bidi="ar_AE"/>
           </w:rPr>
           <w:rPr>
@@ -1707,6 +2101,8 @@
       </w:hyperlink>
       <w:r>
         <w:rPr>
+          <w:rtl/>
+          <w:cs/>
           <w:lang w:val="ar_AE" w:bidi="ar_AE"/>
         </w:rPr>
         <w:t>).</w:t>
@@ -1718,11 +2114,15 @@
       </w:pPr>
       <w:r>
         <w:rPr>
-          <w:lang w:val="ar_AE" w:bidi="ar_AE"/>
-        </w:rPr>
-      </w:r>
-      <w:r>
-        <w:rPr>
+          <w:rtl/>
+          <w:cs/>
+          <w:lang w:val="ar_AE" w:bidi="ar_AE"/>
+        </w:rPr>
+      </w:r>
+      <w:r>
+        <w:rPr>
+          <w:rtl/>
+          <w:cs/>
           <w:lang w:val="ar_AE" w:bidi="ar_AE"/>
         </w:rPr>
         <w:t>قد يمر شعب الله الأمين بتجارب ناتجة عن دينونته لأعدائه بينما ينتظرون خلاصه. ومع ذلك، فإنهم يتجددون بقوة جديدة كل يوم (</w:t>
@@ -1730,6 +2130,8 @@
       <w:hyperlink r:id="rId70">
         <w:r>
           <w:rPr>
+            <w:rtl/>
+            <w:cs/>
             <w:lang w:val="ar_AE" w:bidi="ar_AE"/>
           </w:rPr>
           <w:rPr>
@@ -1741,6 +2143,8 @@
       </w:hyperlink>
       <w:r>
         <w:rPr>
+          <w:rtl/>
+          <w:cs/>
           <w:lang w:val="ar_AE" w:bidi="ar_AE"/>
         </w:rPr>
         <w:t xml:space="preserve">). ويعتبرون أنفسهم مواطنين في مدينة الله، صهيون (انظر </w:t>
@@ -1748,6 +2152,8 @@
       <w:hyperlink r:id="rId71">
         <w:r>
           <w:rPr>
+            <w:rtl/>
+            <w:cs/>
             <w:lang w:val="ar_AE" w:bidi="ar_AE"/>
           </w:rPr>
           <w:rPr>
@@ -1759,6 +2165,8 @@
       </w:hyperlink>
       <w:r>
         <w:rPr>
+          <w:rtl/>
+          <w:cs/>
           <w:lang w:val="ar_AE" w:bidi="ar_AE"/>
         </w:rPr>
         <w:t>). فأولئك الذين يثقون في الرب يتمتعون بسلام داخلي حقيقي ودائم (</w:t>
@@ -1766,6 +2174,8 @@
       <w:hyperlink r:id="rId72">
         <w:r>
           <w:rPr>
+            <w:rtl/>
+            <w:cs/>
             <w:lang w:val="ar_AE" w:bidi="ar_AE"/>
           </w:rPr>
           <w:rPr>
@@ -1777,6 +2187,8 @@
       </w:hyperlink>
       <w:r>
         <w:rPr>
+          <w:rtl/>
+          <w:cs/>
           <w:lang w:val="ar_AE" w:bidi="ar_AE"/>
         </w:rPr>
         <w:t xml:space="preserve">, </w:t>
@@ -1784,6 +2196,8 @@
       <w:hyperlink r:id="rId73">
         <w:r>
           <w:rPr>
+            <w:rtl/>
+            <w:cs/>
             <w:lang w:val="ar_AE" w:bidi="ar_AE"/>
           </w:rPr>
           <w:rPr>
@@ -1795,6 +2209,8 @@
       </w:hyperlink>
       <w:r>
         <w:rPr>
+          <w:rtl/>
+          <w:cs/>
           <w:lang w:val="ar_AE" w:bidi="ar_AE"/>
         </w:rPr>
         <w:t xml:space="preserve">; </w:t>
@@ -1802,6 +2218,8 @@
       <w:hyperlink r:id="rId74">
         <w:r>
           <w:rPr>
+            <w:rtl/>
+            <w:cs/>
             <w:lang w:val="ar_AE" w:bidi="ar_AE"/>
           </w:rPr>
           <w:rPr>
@@ -1813,6 +2231,8 @@
       </w:hyperlink>
       <w:r>
         <w:rPr>
+          <w:rtl/>
+          <w:cs/>
           <w:lang w:val="ar_AE" w:bidi="ar_AE"/>
         </w:rPr>
         <w:t>).</w:t>
@@ -1824,12 +2244,16 @@
       </w:pPr>
       <w:r>
         <w:rPr>
+          <w:rtl/>
+          <w:cs/>
           <w:lang w:val="ar_AE" w:bidi="ar_AE"/>
         </w:rPr>
       </w:r>
       <w:r>
         <w:rPr>
           <w:u w:val="single"/>
+          <w:rtl/>
+          <w:cs/>
           <w:lang w:val="ar_AE" w:bidi="ar_AE"/>
         </w:rPr>
         <w:t>مقاطع إضافية للدراسة</w:t>
@@ -1841,12 +2265,16 @@
       </w:pPr>
       <w:r>
         <w:rPr>
+          <w:rtl/>
+          <w:cs/>
           <w:lang w:val="ar_AE" w:bidi="ar_AE"/>
         </w:rPr>
       </w:r>
       <w:hyperlink r:id="rId61">
         <w:r>
           <w:rPr>
+            <w:rtl/>
+            <w:cs/>
             <w:lang w:val="ar_AE" w:bidi="ar_AE"/>
           </w:rPr>
           <w:rPr>
@@ -1858,6 +2286,8 @@
       </w:hyperlink>
       <w:r>
         <w:rPr>
+          <w:rtl/>
+          <w:cs/>
           <w:lang w:val="ar_AE" w:bidi="ar_AE"/>
         </w:rPr>
         <w:t xml:space="preserve">; </w:t>
@@ -1865,6 +2295,8 @@
       <w:hyperlink r:id="rId75">
         <w:r>
           <w:rPr>
+            <w:rtl/>
+            <w:cs/>
             <w:lang w:val="ar_AE" w:bidi="ar_AE"/>
           </w:rPr>
           <w:rPr>
@@ -1876,6 +2308,8 @@
       </w:hyperlink>
       <w:r>
         <w:rPr>
+          <w:rtl/>
+          <w:cs/>
           <w:lang w:val="ar_AE" w:bidi="ar_AE"/>
         </w:rPr>
         <w:t xml:space="preserve">; </w:t>
@@ -1883,6 +2317,8 @@
       <w:hyperlink r:id="rId76">
         <w:r>
           <w:rPr>
+            <w:rtl/>
+            <w:cs/>
             <w:lang w:val="ar_AE" w:bidi="ar_AE"/>
           </w:rPr>
           <w:rPr>
@@ -1894,6 +2330,8 @@
       </w:hyperlink>
       <w:r>
         <w:rPr>
+          <w:rtl/>
+          <w:cs/>
           <w:lang w:val="ar_AE" w:bidi="ar_AE"/>
         </w:rPr>
         <w:t xml:space="preserve">; </w:t>
@@ -1901,6 +2339,8 @@
       <w:hyperlink r:id="rId67">
         <w:r>
           <w:rPr>
+            <w:rtl/>
+            <w:cs/>
             <w:lang w:val="ar_AE" w:bidi="ar_AE"/>
           </w:rPr>
           <w:rPr>
@@ -1912,6 +2352,8 @@
       </w:hyperlink>
       <w:r>
         <w:rPr>
+          <w:rtl/>
+          <w:cs/>
           <w:lang w:val="ar_AE" w:bidi="ar_AE"/>
         </w:rPr>
         <w:t xml:space="preserve">; </w:t>
@@ -1919,6 +2361,8 @@
       <w:hyperlink r:id="rId77">
         <w:r>
           <w:rPr>
+            <w:rtl/>
+            <w:cs/>
             <w:lang w:val="ar_AE" w:bidi="ar_AE"/>
           </w:rPr>
           <w:rPr>
@@ -1930,6 +2374,8 @@
       </w:hyperlink>
       <w:r>
         <w:rPr>
+          <w:rtl/>
+          <w:cs/>
           <w:lang w:val="ar_AE" w:bidi="ar_AE"/>
         </w:rPr>
         <w:t xml:space="preserve">, </w:t>
@@ -1937,6 +2383,8 @@
       <w:hyperlink r:id="rId73">
         <w:r>
           <w:rPr>
+            <w:rtl/>
+            <w:cs/>
             <w:lang w:val="ar_AE" w:bidi="ar_AE"/>
           </w:rPr>
           <w:rPr>
@@ -1948,6 +2396,8 @@
       </w:hyperlink>
       <w:r>
         <w:rPr>
+          <w:rtl/>
+          <w:cs/>
           <w:lang w:val="ar_AE" w:bidi="ar_AE"/>
         </w:rPr>
         <w:t xml:space="preserve">; </w:t>
@@ -1955,6 +2405,8 @@
       <w:hyperlink r:id="rId74">
         <w:r>
           <w:rPr>
+            <w:rtl/>
+            <w:cs/>
             <w:lang w:val="ar_AE" w:bidi="ar_AE"/>
           </w:rPr>
           <w:rPr>
@@ -1966,6 +2418,8 @@
       </w:hyperlink>
       <w:r>
         <w:rPr>
+          <w:rtl/>
+          <w:cs/>
           <w:lang w:val="ar_AE" w:bidi="ar_AE"/>
         </w:rPr>
         <w:t xml:space="preserve">; </w:t>
@@ -1973,6 +2427,8 @@
       <w:hyperlink r:id="rId65">
         <w:r>
           <w:rPr>
+            <w:rtl/>
+            <w:cs/>
             <w:lang w:val="ar_AE" w:bidi="ar_AE"/>
           </w:rPr>
           <w:rPr>
@@ -1984,6 +2440,8 @@
       </w:hyperlink>
       <w:r>
         <w:rPr>
+          <w:rtl/>
+          <w:cs/>
           <w:lang w:val="ar_AE" w:bidi="ar_AE"/>
         </w:rPr>
         <w:t xml:space="preserve">; </w:t>
@@ -1991,6 +2449,8 @@
       <w:hyperlink r:id="rId78">
         <w:r>
           <w:rPr>
+            <w:rtl/>
+            <w:cs/>
             <w:lang w:val="ar_AE" w:bidi="ar_AE"/>
           </w:rPr>
           <w:rPr>
@@ -2002,6 +2462,8 @@
       </w:hyperlink>
       <w:r>
         <w:rPr>
+          <w:rtl/>
+          <w:cs/>
           <w:lang w:val="ar_AE" w:bidi="ar_AE"/>
         </w:rPr>
         <w:t xml:space="preserve">, </w:t>
@@ -2009,6 +2471,8 @@
       <w:hyperlink r:id="rId79">
         <w:r>
           <w:rPr>
+            <w:rtl/>
+            <w:cs/>
             <w:lang w:val="ar_AE" w:bidi="ar_AE"/>
           </w:rPr>
           <w:rPr>
@@ -2020,6 +2484,8 @@
       </w:hyperlink>
       <w:r>
         <w:rPr>
+          <w:rtl/>
+          <w:cs/>
           <w:lang w:val="ar_AE" w:bidi="ar_AE"/>
         </w:rPr>
         <w:t xml:space="preserve">; </w:t>
@@ -2027,6 +2493,8 @@
       <w:hyperlink r:id="rId66">
         <w:r>
           <w:rPr>
+            <w:rtl/>
+            <w:cs/>
             <w:lang w:val="ar_AE" w:bidi="ar_AE"/>
           </w:rPr>
           <w:rPr>
@@ -2038,11 +2506,15 @@
       </w:hyperlink>
       <w:r>
         <w:rPr>
-          <w:lang w:val="ar_AE" w:bidi="ar_AE"/>
-        </w:rPr>
-      </w:r>
-      <w:r>
-        <w:rPr>
+          <w:rtl/>
+          <w:cs/>
+          <w:lang w:val="ar_AE" w:bidi="ar_AE"/>
+        </w:rPr>
+      </w:r>
+      <w:r>
+        <w:rPr>
+          <w:rtl/>
+          <w:cs/>
           <w:lang w:val="ar_AE" w:bidi="ar_AE"/>
         </w:rPr>
       </w:r>
@@ -2053,6 +2525,8 @@
       </w:pPr>
       <w:r>
         <w:rPr>
+          <w:rtl/>
+          <w:cs/>
           <w:lang w:val="ar_AE" w:bidi="ar_AE"/>
         </w:rPr>
       </w:r>
@@ -2064,12 +2538,16 @@
       </w:pPr>
       <w:r>
         <w:rPr>
+          <w:rtl/>
+          <w:cs/>
           <w:lang w:val="ar_AE" w:bidi="ar_AE"/>
         </w:rPr>
         <w:t>الثقة بالله في سفر المزامير</w:t>
       </w:r>
       <w:r>
         <w:rPr>
+          <w:rtl/>
+          <w:cs/>
           <w:lang w:val="ar_AE" w:bidi="ar_AE"/>
         </w:rPr>
       </w:r>
@@ -2080,11 +2558,15 @@
       </w:pPr>
       <w:r>
         <w:rPr>
-          <w:lang w:val="ar_AE" w:bidi="ar_AE"/>
-        </w:rPr>
-      </w:r>
-      <w:r>
-        <w:rPr>
+          <w:rtl/>
+          <w:cs/>
+          <w:lang w:val="ar_AE" w:bidi="ar_AE"/>
+        </w:rPr>
+      </w:r>
+      <w:r>
+        <w:rPr>
+          <w:rtl/>
+          <w:cs/>
           <w:lang w:val="ar_AE" w:bidi="ar_AE"/>
         </w:rPr>
         <w:t>محبة الرب تلهم الناس ليثقوا به (</w:t>
@@ -2092,6 +2574,8 @@
       <w:hyperlink r:id="rId80">
         <w:r>
           <w:rPr>
+            <w:rtl/>
+            <w:cs/>
             <w:lang w:val="ar_AE" w:bidi="ar_AE"/>
           </w:rPr>
           <w:rPr>
@@ -2103,6 +2587,8 @@
       </w:hyperlink>
       <w:r>
         <w:rPr>
+          <w:rtl/>
+          <w:cs/>
           <w:lang w:val="ar_AE" w:bidi="ar_AE"/>
         </w:rPr>
         <w:t xml:space="preserve">; </w:t>
@@ -2110,6 +2596,8 @@
       <w:hyperlink r:id="rId81">
         <w:r>
           <w:rPr>
+            <w:rtl/>
+            <w:cs/>
             <w:lang w:val="ar_AE" w:bidi="ar_AE"/>
           </w:rPr>
           <w:rPr>
@@ -2121,6 +2609,8 @@
       </w:hyperlink>
       <w:r>
         <w:rPr>
+          <w:rtl/>
+          <w:cs/>
           <w:lang w:val="ar_AE" w:bidi="ar_AE"/>
         </w:rPr>
         <w:t xml:space="preserve">; </w:t>
@@ -2128,6 +2618,8 @@
       <w:hyperlink r:id="rId82">
         <w:r>
           <w:rPr>
+            <w:rtl/>
+            <w:cs/>
             <w:lang w:val="ar_AE" w:bidi="ar_AE"/>
           </w:rPr>
           <w:rPr>
@@ -2139,6 +2631,8 @@
       </w:hyperlink>
       <w:r>
         <w:rPr>
+          <w:rtl/>
+          <w:cs/>
           <w:lang w:val="ar_AE" w:bidi="ar_AE"/>
         </w:rPr>
         <w:t xml:space="preserve">; </w:t>
@@ -2146,6 +2640,8 @@
       <w:hyperlink r:id="rId83">
         <w:r>
           <w:rPr>
+            <w:rtl/>
+            <w:cs/>
             <w:lang w:val="ar_AE" w:bidi="ar_AE"/>
           </w:rPr>
           <w:rPr>
@@ -2157,6 +2653,8 @@
       </w:hyperlink>
       <w:r>
         <w:rPr>
+          <w:rtl/>
+          <w:cs/>
           <w:lang w:val="ar_AE" w:bidi="ar_AE"/>
         </w:rPr>
         <w:t xml:space="preserve">; </w:t>
@@ -2164,6 +2662,8 @@
       <w:hyperlink r:id="rId84">
         <w:r>
           <w:rPr>
+            <w:rtl/>
+            <w:cs/>
             <w:lang w:val="ar_AE" w:bidi="ar_AE"/>
           </w:rPr>
           <w:rPr>
@@ -2175,6 +2675,8 @@
       </w:hyperlink>
       <w:r>
         <w:rPr>
+          <w:rtl/>
+          <w:cs/>
           <w:lang w:val="ar_AE" w:bidi="ar_AE"/>
         </w:rPr>
         <w:t xml:space="preserve">; </w:t>
@@ -2182,6 +2684,8 @@
       <w:hyperlink r:id="rId85">
         <w:r>
           <w:rPr>
+            <w:rtl/>
+            <w:cs/>
             <w:lang w:val="ar_AE" w:bidi="ar_AE"/>
           </w:rPr>
           <w:rPr>
@@ -2193,6 +2697,8 @@
       </w:hyperlink>
       <w:r>
         <w:rPr>
+          <w:rtl/>
+          <w:cs/>
           <w:lang w:val="ar_AE" w:bidi="ar_AE"/>
         </w:rPr>
         <w:t xml:space="preserve">; </w:t>
@@ -2200,6 +2706,8 @@
       <w:hyperlink r:id="rId86">
         <w:r>
           <w:rPr>
+            <w:rtl/>
+            <w:cs/>
             <w:lang w:val="ar_AE" w:bidi="ar_AE"/>
           </w:rPr>
           <w:rPr>
@@ -2211,6 +2719,8 @@
       </w:hyperlink>
       <w:r>
         <w:rPr>
+          <w:rtl/>
+          <w:cs/>
           <w:lang w:val="ar_AE" w:bidi="ar_AE"/>
         </w:rPr>
         <w:t>). اسمه وسمعته يعززان الثقة أيضًا (</w:t>
@@ -2218,6 +2728,8 @@
       <w:hyperlink r:id="rId87">
         <w:r>
           <w:rPr>
+            <w:rtl/>
+            <w:cs/>
             <w:lang w:val="ar_AE" w:bidi="ar_AE"/>
           </w:rPr>
           <w:rPr>
@@ -2229,6 +2741,8 @@
       </w:hyperlink>
       <w:r>
         <w:rPr>
+          <w:rtl/>
+          <w:cs/>
           <w:lang w:val="ar_AE" w:bidi="ar_AE"/>
         </w:rPr>
         <w:t xml:space="preserve">; </w:t>
@@ -2236,6 +2750,8 @@
       <w:hyperlink r:id="rId88">
         <w:r>
           <w:rPr>
+            <w:rtl/>
+            <w:cs/>
             <w:lang w:val="ar_AE" w:bidi="ar_AE"/>
           </w:rPr>
           <w:rPr>
@@ -2247,6 +2763,8 @@
       </w:hyperlink>
       <w:r>
         <w:rPr>
+          <w:rtl/>
+          <w:cs/>
           <w:lang w:val="ar_AE" w:bidi="ar_AE"/>
         </w:rPr>
         <w:t xml:space="preserve">; </w:t>
@@ -2254,6 +2772,8 @@
       <w:hyperlink r:id="rId89">
         <w:r>
           <w:rPr>
+            <w:rtl/>
+            <w:cs/>
             <w:lang w:val="ar_AE" w:bidi="ar_AE"/>
           </w:rPr>
           <w:rPr>
@@ -2265,6 +2785,8 @@
       </w:hyperlink>
       <w:r>
         <w:rPr>
+          <w:rtl/>
+          <w:cs/>
           <w:lang w:val="ar_AE" w:bidi="ar_AE"/>
         </w:rPr>
         <w:t>). يتجنب الأتقياء عبادة الآلهة المزيفة وأي شيء يضعف ثقتهم الكاملة في الرب (</w:t>
@@ -2272,6 +2794,8 @@
       <w:hyperlink r:id="rId90">
         <w:r>
           <w:rPr>
+            <w:rtl/>
+            <w:cs/>
             <w:lang w:val="ar_AE" w:bidi="ar_AE"/>
           </w:rPr>
           <w:rPr>
@@ -2283,6 +2807,8 @@
       </w:hyperlink>
       <w:r>
         <w:rPr>
+          <w:rtl/>
+          <w:cs/>
           <w:lang w:val="ar_AE" w:bidi="ar_AE"/>
         </w:rPr>
         <w:t xml:space="preserve">, </w:t>
@@ -2290,6 +2816,8 @@
       <w:hyperlink r:id="rId91">
         <w:r>
           <w:rPr>
+            <w:rtl/>
+            <w:cs/>
             <w:lang w:val="ar_AE" w:bidi="ar_AE"/>
           </w:rPr>
           <w:rPr>
@@ -2301,6 +2829,8 @@
       </w:hyperlink>
       <w:r>
         <w:rPr>
+          <w:rtl/>
+          <w:cs/>
           <w:lang w:val="ar_AE" w:bidi="ar_AE"/>
         </w:rPr>
         <w:t xml:space="preserve">; </w:t>
@@ -2308,6 +2838,8 @@
       <w:hyperlink r:id="rId92">
         <w:r>
           <w:rPr>
+            <w:rtl/>
+            <w:cs/>
             <w:lang w:val="ar_AE" w:bidi="ar_AE"/>
           </w:rPr>
           <w:rPr>
@@ -2319,6 +2851,8 @@
       </w:hyperlink>
       <w:r>
         <w:rPr>
+          <w:rtl/>
+          <w:cs/>
           <w:lang w:val="ar_AE" w:bidi="ar_AE"/>
         </w:rPr>
         <w:t xml:space="preserve">; </w:t>
@@ -2326,6 +2860,8 @@
       <w:hyperlink r:id="rId93">
         <w:r>
           <w:rPr>
+            <w:rtl/>
+            <w:cs/>
             <w:lang w:val="ar_AE" w:bidi="ar_AE"/>
           </w:rPr>
           <w:rPr>
@@ -2337,6 +2873,8 @@
       </w:hyperlink>
       <w:r>
         <w:rPr>
+          <w:rtl/>
+          <w:cs/>
           <w:lang w:val="ar_AE" w:bidi="ar_AE"/>
         </w:rPr>
         <w:t xml:space="preserve">; </w:t>
@@ -2344,6 +2882,8 @@
       <w:hyperlink r:id="rId94">
         <w:r>
           <w:rPr>
+            <w:rtl/>
+            <w:cs/>
             <w:lang w:val="ar_AE" w:bidi="ar_AE"/>
           </w:rPr>
           <w:rPr>
@@ -2355,6 +2895,8 @@
       </w:hyperlink>
       <w:r>
         <w:rPr>
+          <w:rtl/>
+          <w:cs/>
           <w:lang w:val="ar_AE" w:bidi="ar_AE"/>
         </w:rPr>
         <w:t>). الثقة في الرب تصرف حكيم. فهي ترفض ما هو غبي وشرير وتتبع طريق الرب الروحي (</w:t>
@@ -2362,6 +2904,8 @@
       <w:hyperlink r:id="rId95">
         <w:r>
           <w:rPr>
+            <w:rtl/>
+            <w:cs/>
             <w:lang w:val="ar_AE" w:bidi="ar_AE"/>
           </w:rPr>
           <w:rPr>
@@ -2373,6 +2917,8 @@
       </w:hyperlink>
       <w:r>
         <w:rPr>
+          <w:rtl/>
+          <w:cs/>
           <w:lang w:val="ar_AE" w:bidi="ar_AE"/>
         </w:rPr>
         <w:t xml:space="preserve">; </w:t>
@@ -2380,6 +2926,8 @@
       <w:hyperlink r:id="rId96">
         <w:r>
           <w:rPr>
+            <w:rtl/>
+            <w:cs/>
             <w:lang w:val="ar_AE" w:bidi="ar_AE"/>
           </w:rPr>
           <w:rPr>
@@ -2391,6 +2939,8 @@
       </w:hyperlink>
       <w:r>
         <w:rPr>
+          <w:rtl/>
+          <w:cs/>
           <w:lang w:val="ar_AE" w:bidi="ar_AE"/>
         </w:rPr>
         <w:t xml:space="preserve">, </w:t>
@@ -2398,6 +2948,8 @@
       <w:hyperlink r:id="rId97">
         <w:r>
           <w:rPr>
+            <w:rtl/>
+            <w:cs/>
             <w:lang w:val="ar_AE" w:bidi="ar_AE"/>
           </w:rPr>
           <w:rPr>
@@ -2409,6 +2961,8 @@
       </w:hyperlink>
       <w:r>
         <w:rPr>
+          <w:rtl/>
+          <w:cs/>
           <w:lang w:val="ar_AE" w:bidi="ar_AE"/>
         </w:rPr>
         <w:t xml:space="preserve">; </w:t>
@@ -2416,6 +2970,8 @@
       <w:hyperlink r:id="rId98">
         <w:r>
           <w:rPr>
+            <w:rtl/>
+            <w:cs/>
             <w:lang w:val="ar_AE" w:bidi="ar_AE"/>
           </w:rPr>
           <w:rPr>
@@ -2427,6 +2983,8 @@
       </w:hyperlink>
       <w:r>
         <w:rPr>
+          <w:rtl/>
+          <w:cs/>
           <w:lang w:val="ar_AE" w:bidi="ar_AE"/>
         </w:rPr>
         <w:t>).</w:t>
@@ -2438,11 +2996,15 @@
       </w:pPr>
       <w:r>
         <w:rPr>
-          <w:lang w:val="ar_AE" w:bidi="ar_AE"/>
-        </w:rPr>
-      </w:r>
-      <w:r>
-        <w:rPr>
+          <w:rtl/>
+          <w:cs/>
+          <w:lang w:val="ar_AE" w:bidi="ar_AE"/>
+        </w:rPr>
+      </w:r>
+      <w:r>
+        <w:rPr>
+          <w:rtl/>
+          <w:cs/>
           <w:lang w:val="ar_AE" w:bidi="ar_AE"/>
         </w:rPr>
         <w:t>بالنسبة للأتقياء، فإن كل تحدٍ في الحياة بمثابة فرصة للنمو في الثقة (</w:t>
@@ -2450,6 +3012,8 @@
       <w:hyperlink r:id="rId99">
         <w:r>
           <w:rPr>
+            <w:rtl/>
+            <w:cs/>
             <w:lang w:val="ar_AE" w:bidi="ar_AE"/>
           </w:rPr>
           <w:rPr>
@@ -2461,6 +3025,8 @@
       </w:hyperlink>
       <w:r>
         <w:rPr>
+          <w:rtl/>
+          <w:cs/>
           <w:lang w:val="ar_AE" w:bidi="ar_AE"/>
         </w:rPr>
         <w:t xml:space="preserve">; </w:t>
@@ -2468,6 +3034,8 @@
       <w:hyperlink r:id="rId100">
         <w:r>
           <w:rPr>
+            <w:rtl/>
+            <w:cs/>
             <w:lang w:val="ar_AE" w:bidi="ar_AE"/>
           </w:rPr>
           <w:rPr>
@@ -2479,6 +3047,8 @@
       </w:hyperlink>
       <w:r>
         <w:rPr>
+          <w:rtl/>
+          <w:cs/>
           <w:lang w:val="ar_AE" w:bidi="ar_AE"/>
         </w:rPr>
         <w:t xml:space="preserve">; </w:t>
@@ -2486,6 +3056,8 @@
       <w:hyperlink r:id="rId101">
         <w:r>
           <w:rPr>
+            <w:rtl/>
+            <w:cs/>
             <w:lang w:val="ar_AE" w:bidi="ar_AE"/>
           </w:rPr>
           <w:rPr>
@@ -2497,6 +3069,8 @@
       </w:hyperlink>
       <w:r>
         <w:rPr>
+          <w:rtl/>
+          <w:cs/>
           <w:lang w:val="ar_AE" w:bidi="ar_AE"/>
         </w:rPr>
         <w:t xml:space="preserve">; </w:t>
@@ -2504,6 +3078,8 @@
       <w:hyperlink r:id="rId102">
         <w:r>
           <w:rPr>
+            <w:rtl/>
+            <w:cs/>
             <w:lang w:val="ar_AE" w:bidi="ar_AE"/>
           </w:rPr>
           <w:rPr>
@@ -2515,6 +3091,8 @@
       </w:hyperlink>
       <w:r>
         <w:rPr>
+          <w:rtl/>
+          <w:cs/>
           <w:lang w:val="ar_AE" w:bidi="ar_AE"/>
         </w:rPr>
         <w:t xml:space="preserve">; </w:t>
@@ -2522,6 +3100,8 @@
       <w:hyperlink r:id="rId103">
         <w:r>
           <w:rPr>
+            <w:rtl/>
+            <w:cs/>
             <w:lang w:val="ar_AE" w:bidi="ar_AE"/>
           </w:rPr>
           <w:rPr>
@@ -2533,6 +3113,8 @@
       </w:hyperlink>
       <w:r>
         <w:rPr>
+          <w:rtl/>
+          <w:cs/>
           <w:lang w:val="ar_AE" w:bidi="ar_AE"/>
         </w:rPr>
         <w:t xml:space="preserve">; </w:t>
@@ -2540,6 +3122,8 @@
       <w:hyperlink r:id="rId104">
         <w:r>
           <w:rPr>
+            <w:rtl/>
+            <w:cs/>
             <w:lang w:val="ar_AE" w:bidi="ar_AE"/>
           </w:rPr>
           <w:rPr>
@@ -2551,6 +3135,8 @@
       </w:hyperlink>
       <w:r>
         <w:rPr>
+          <w:rtl/>
+          <w:cs/>
           <w:lang w:val="ar_AE" w:bidi="ar_AE"/>
         </w:rPr>
         <w:t xml:space="preserve">; </w:t>
@@ -2558,6 +3144,8 @@
       <w:hyperlink r:id="rId105">
         <w:r>
           <w:rPr>
+            <w:rtl/>
+            <w:cs/>
             <w:lang w:val="ar_AE" w:bidi="ar_AE"/>
           </w:rPr>
           <w:rPr>
@@ -2569,6 +3157,8 @@
       </w:hyperlink>
       <w:r>
         <w:rPr>
+          <w:rtl/>
+          <w:cs/>
           <w:lang w:val="ar_AE" w:bidi="ar_AE"/>
         </w:rPr>
         <w:t xml:space="preserve">; </w:t>
@@ -2576,6 +3166,8 @@
       <w:hyperlink r:id="rId106">
         <w:r>
           <w:rPr>
+            <w:rtl/>
+            <w:cs/>
             <w:lang w:val="ar_AE" w:bidi="ar_AE"/>
           </w:rPr>
           <w:rPr>
@@ -2587,6 +3179,8 @@
       </w:hyperlink>
       <w:r>
         <w:rPr>
+          <w:rtl/>
+          <w:cs/>
           <w:lang w:val="ar_AE" w:bidi="ar_AE"/>
         </w:rPr>
         <w:t>). الأتقياء لا يخشون مواقف الحياة المختلفة (</w:t>
@@ -2594,6 +3188,8 @@
       <w:hyperlink r:id="rId107">
         <w:r>
           <w:rPr>
+            <w:rtl/>
+            <w:cs/>
             <w:lang w:val="ar_AE" w:bidi="ar_AE"/>
           </w:rPr>
           <w:rPr>
@@ -2605,6 +3201,8 @@
       </w:hyperlink>
       <w:r>
         <w:rPr>
+          <w:rtl/>
+          <w:cs/>
           <w:lang w:val="ar_AE" w:bidi="ar_AE"/>
         </w:rPr>
         <w:t xml:space="preserve">, </w:t>
@@ -2612,6 +3210,8 @@
       <w:hyperlink r:id="rId108">
         <w:r>
           <w:rPr>
+            <w:rtl/>
+            <w:cs/>
             <w:lang w:val="ar_AE" w:bidi="ar_AE"/>
           </w:rPr>
           <w:rPr>
@@ -2623,6 +3223,8 @@
       </w:hyperlink>
       <w:r>
         <w:rPr>
+          <w:rtl/>
+          <w:cs/>
           <w:lang w:val="ar_AE" w:bidi="ar_AE"/>
         </w:rPr>
         <w:t xml:space="preserve">; </w:t>
@@ -2630,6 +3232,8 @@
       <w:hyperlink r:id="rId109">
         <w:r>
           <w:rPr>
+            <w:rtl/>
+            <w:cs/>
             <w:lang w:val="ar_AE" w:bidi="ar_AE"/>
           </w:rPr>
           <w:rPr>
@@ -2641,6 +3245,8 @@
       </w:hyperlink>
       <w:r>
         <w:rPr>
+          <w:rtl/>
+          <w:cs/>
           <w:lang w:val="ar_AE" w:bidi="ar_AE"/>
         </w:rPr>
         <w:t>)، بل يزدادون ثقة خلالها (</w:t>
@@ -2648,6 +3254,8 @@
       <w:hyperlink r:id="rId109">
         <w:r>
           <w:rPr>
+            <w:rtl/>
+            <w:cs/>
             <w:lang w:val="ar_AE" w:bidi="ar_AE"/>
           </w:rPr>
           <w:rPr>
@@ -2659,6 +3267,8 @@
       </w:hyperlink>
       <w:r>
         <w:rPr>
+          <w:rtl/>
+          <w:cs/>
           <w:lang w:val="ar_AE" w:bidi="ar_AE"/>
         </w:rPr>
         <w:t xml:space="preserve">; </w:t>
@@ -2666,6 +3276,8 @@
       <w:hyperlink r:id="rId110">
         <w:r>
           <w:rPr>
+            <w:rtl/>
+            <w:cs/>
             <w:lang w:val="ar_AE" w:bidi="ar_AE"/>
           </w:rPr>
           <w:rPr>
@@ -2677,6 +3289,8 @@
       </w:hyperlink>
       <w:r>
         <w:rPr>
+          <w:rtl/>
+          <w:cs/>
           <w:lang w:val="ar_AE" w:bidi="ar_AE"/>
         </w:rPr>
         <w:t>).</w:t>
@@ -2688,11 +3302,15 @@
       </w:pPr>
       <w:r>
         <w:rPr>
-          <w:lang w:val="ar_AE" w:bidi="ar_AE"/>
-        </w:rPr>
-      </w:r>
-      <w:r>
-        <w:rPr>
+          <w:rtl/>
+          <w:cs/>
+          <w:lang w:val="ar_AE" w:bidi="ar_AE"/>
+        </w:rPr>
+      </w:r>
+      <w:r>
+        <w:rPr>
+          <w:rtl/>
+          <w:cs/>
           <w:lang w:val="ar_AE" w:bidi="ar_AE"/>
         </w:rPr>
         <w:t xml:space="preserve">يُخلص الرب الذين يثقون به ويعتني بهم ويكافئهم (انظر </w:t>
@@ -2700,6 +3318,8 @@
       <w:hyperlink r:id="rId111">
         <w:r>
           <w:rPr>
+            <w:rtl/>
+            <w:cs/>
             <w:lang w:val="ar_AE" w:bidi="ar_AE"/>
           </w:rPr>
           <w:rPr>
@@ -2711,6 +3331,8 @@
       </w:hyperlink>
       <w:r>
         <w:rPr>
+          <w:rtl/>
+          <w:cs/>
           <w:lang w:val="ar_AE" w:bidi="ar_AE"/>
         </w:rPr>
         <w:t xml:space="preserve">; </w:t>
@@ -2718,6 +3340,8 @@
       <w:hyperlink r:id="rId112">
         <w:r>
           <w:rPr>
+            <w:rtl/>
+            <w:cs/>
             <w:lang w:val="ar_AE" w:bidi="ar_AE"/>
           </w:rPr>
           <w:rPr>
@@ -2729,6 +3353,8 @@
       </w:hyperlink>
       <w:r>
         <w:rPr>
+          <w:rtl/>
+          <w:cs/>
           <w:lang w:val="ar_AE" w:bidi="ar_AE"/>
         </w:rPr>
         <w:t xml:space="preserve">; </w:t>
@@ -2736,6 +3362,8 @@
       <w:hyperlink r:id="rId113">
         <w:r>
           <w:rPr>
+            <w:rtl/>
+            <w:cs/>
             <w:lang w:val="ar_AE" w:bidi="ar_AE"/>
           </w:rPr>
           <w:rPr>
@@ -2747,6 +3375,8 @@
       </w:hyperlink>
       <w:r>
         <w:rPr>
+          <w:rtl/>
+          <w:cs/>
           <w:lang w:val="ar_AE" w:bidi="ar_AE"/>
         </w:rPr>
         <w:t xml:space="preserve">; </w:t>
@@ -2754,6 +3384,8 @@
       <w:hyperlink r:id="rId114">
         <w:r>
           <w:rPr>
+            <w:rtl/>
+            <w:cs/>
             <w:lang w:val="ar_AE" w:bidi="ar_AE"/>
           </w:rPr>
           <w:rPr>
@@ -2765,6 +3397,8 @@
       </w:hyperlink>
       <w:r>
         <w:rPr>
+          <w:rtl/>
+          <w:cs/>
           <w:lang w:val="ar_AE" w:bidi="ar_AE"/>
         </w:rPr>
         <w:t xml:space="preserve">; </w:t>
@@ -2772,6 +3406,8 @@
       <w:hyperlink r:id="rId115">
         <w:r>
           <w:rPr>
+            <w:rtl/>
+            <w:cs/>
             <w:lang w:val="ar_AE" w:bidi="ar_AE"/>
           </w:rPr>
           <w:rPr>
@@ -2783,6 +3419,8 @@
       </w:hyperlink>
       <w:r>
         <w:rPr>
+          <w:rtl/>
+          <w:cs/>
           <w:lang w:val="ar_AE" w:bidi="ar_AE"/>
         </w:rPr>
         <w:t xml:space="preserve">, </w:t>
@@ -2790,6 +3428,8 @@
       <w:hyperlink r:id="rId116">
         <w:r>
           <w:rPr>
+            <w:rtl/>
+            <w:cs/>
             <w:lang w:val="ar_AE" w:bidi="ar_AE"/>
           </w:rPr>
           <w:rPr>
@@ -2801,6 +3441,8 @@
       </w:hyperlink>
       <w:r>
         <w:rPr>
+          <w:rtl/>
+          <w:cs/>
           <w:lang w:val="ar_AE" w:bidi="ar_AE"/>
         </w:rPr>
         <w:t xml:space="preserve">, </w:t>
@@ -2808,6 +3450,8 @@
       <w:hyperlink r:id="rId95">
         <w:r>
           <w:rPr>
+            <w:rtl/>
+            <w:cs/>
             <w:lang w:val="ar_AE" w:bidi="ar_AE"/>
           </w:rPr>
           <w:rPr>
@@ -2819,6 +3463,8 @@
       </w:hyperlink>
       <w:r>
         <w:rPr>
+          <w:rtl/>
+          <w:cs/>
           <w:lang w:val="ar_AE" w:bidi="ar_AE"/>
         </w:rPr>
         <w:t xml:space="preserve">; </w:t>
@@ -2826,6 +3472,8 @@
       <w:hyperlink r:id="rId117">
         <w:r>
           <w:rPr>
+            <w:rtl/>
+            <w:cs/>
             <w:lang w:val="ar_AE" w:bidi="ar_AE"/>
           </w:rPr>
           <w:rPr>
@@ -2837,6 +3485,8 @@
       </w:hyperlink>
       <w:r>
         <w:rPr>
+          <w:rtl/>
+          <w:cs/>
           <w:lang w:val="ar_AE" w:bidi="ar_AE"/>
         </w:rPr>
         <w:t xml:space="preserve">; </w:t>
@@ -2844,6 +3494,8 @@
       <w:hyperlink r:id="rId118">
         <w:r>
           <w:rPr>
+            <w:rtl/>
+            <w:cs/>
             <w:lang w:val="ar_AE" w:bidi="ar_AE"/>
           </w:rPr>
           <w:rPr>
@@ -2855,6 +3507,8 @@
       </w:hyperlink>
       <w:r>
         <w:rPr>
+          <w:rtl/>
+          <w:cs/>
           <w:lang w:val="ar_AE" w:bidi="ar_AE"/>
         </w:rPr>
         <w:t xml:space="preserve">; </w:t>
@@ -2862,6 +3516,8 @@
       <w:hyperlink r:id="rId119">
         <w:r>
           <w:rPr>
+            <w:rtl/>
+            <w:cs/>
             <w:lang w:val="ar_AE" w:bidi="ar_AE"/>
           </w:rPr>
           <w:rPr>
@@ -2873,6 +3529,8 @@
       </w:hyperlink>
       <w:r>
         <w:rPr>
+          <w:rtl/>
+          <w:cs/>
           <w:lang w:val="ar_AE" w:bidi="ar_AE"/>
         </w:rPr>
         <w:t>). ويباركهم الله وهم ينتظرون فداء الله (</w:t>
@@ -2880,6 +3538,8 @@
       <w:hyperlink r:id="rId120">
         <w:r>
           <w:rPr>
+            <w:rtl/>
+            <w:cs/>
             <w:lang w:val="ar_AE" w:bidi="ar_AE"/>
           </w:rPr>
           <w:rPr>
@@ -2891,6 +3551,8 @@
       </w:hyperlink>
       <w:r>
         <w:rPr>
+          <w:rtl/>
+          <w:cs/>
           <w:lang w:val="ar_AE" w:bidi="ar_AE"/>
         </w:rPr>
         <w:t xml:space="preserve">; </w:t>
@@ -2898,6 +3560,8 @@
       <w:hyperlink r:id="rId121">
         <w:r>
           <w:rPr>
+            <w:rtl/>
+            <w:cs/>
             <w:lang w:val="ar_AE" w:bidi="ar_AE"/>
           </w:rPr>
           <w:rPr>
@@ -2909,6 +3573,8 @@
       </w:hyperlink>
       <w:r>
         <w:rPr>
+          <w:rtl/>
+          <w:cs/>
           <w:lang w:val="ar_AE" w:bidi="ar_AE"/>
         </w:rPr>
         <w:t xml:space="preserve">; </w:t>
@@ -2916,6 +3582,8 @@
       <w:hyperlink r:id="rId122">
         <w:r>
           <w:rPr>
+            <w:rtl/>
+            <w:cs/>
             <w:lang w:val="ar_AE" w:bidi="ar_AE"/>
           </w:rPr>
           <w:rPr>
@@ -2927,6 +3595,8 @@
       </w:hyperlink>
       <w:r>
         <w:rPr>
+          <w:rtl/>
+          <w:cs/>
           <w:lang w:val="ar_AE" w:bidi="ar_AE"/>
         </w:rPr>
         <w:t xml:space="preserve">; </w:t>
@@ -2934,6 +3604,8 @@
       <w:hyperlink r:id="rId123">
         <w:r>
           <w:rPr>
+            <w:rtl/>
+            <w:cs/>
             <w:lang w:val="ar_AE" w:bidi="ar_AE"/>
           </w:rPr>
           <w:rPr>
@@ -2945,6 +3617,8 @@
       </w:hyperlink>
       <w:r>
         <w:rPr>
+          <w:rtl/>
+          <w:cs/>
           <w:lang w:val="ar_AE" w:bidi="ar_AE"/>
         </w:rPr>
         <w:t xml:space="preserve">; </w:t>
@@ -2952,6 +3626,8 @@
       <w:hyperlink r:id="rId124">
         <w:r>
           <w:rPr>
+            <w:rtl/>
+            <w:cs/>
             <w:lang w:val="ar_AE" w:bidi="ar_AE"/>
           </w:rPr>
           <w:rPr>
@@ -2963,6 +3639,8 @@
       </w:hyperlink>
       <w:r>
         <w:rPr>
+          <w:rtl/>
+          <w:cs/>
           <w:lang w:val="ar_AE" w:bidi="ar_AE"/>
         </w:rPr>
         <w:t xml:space="preserve">; </w:t>
@@ -2970,6 +3648,8 @@
       <w:hyperlink r:id="rId125">
         <w:r>
           <w:rPr>
+            <w:rtl/>
+            <w:cs/>
             <w:lang w:val="ar_AE" w:bidi="ar_AE"/>
           </w:rPr>
           <w:rPr>
@@ -2981,6 +3661,8 @@
       </w:hyperlink>
       <w:r>
         <w:rPr>
+          <w:rtl/>
+          <w:cs/>
           <w:lang w:val="ar_AE" w:bidi="ar_AE"/>
         </w:rPr>
         <w:t xml:space="preserve">, </w:t>
@@ -2988,6 +3670,8 @@
       <w:hyperlink r:id="rId126">
         <w:r>
           <w:rPr>
+            <w:rtl/>
+            <w:cs/>
             <w:lang w:val="ar_AE" w:bidi="ar_AE"/>
           </w:rPr>
           <w:rPr>
@@ -2999,6 +3683,8 @@
       </w:hyperlink>
       <w:r>
         <w:rPr>
+          <w:rtl/>
+          <w:cs/>
           <w:lang w:val="ar_AE" w:bidi="ar_AE"/>
         </w:rPr>
         <w:t xml:space="preserve">; </w:t>
@@ -3006,6 +3692,8 @@
       <w:hyperlink r:id="rId127">
         <w:r>
           <w:rPr>
+            <w:rtl/>
+            <w:cs/>
             <w:lang w:val="ar_AE" w:bidi="ar_AE"/>
           </w:rPr>
           <w:rPr>
@@ -3017,6 +3705,8 @@
       </w:hyperlink>
       <w:r>
         <w:rPr>
+          <w:rtl/>
+          <w:cs/>
           <w:lang w:val="ar_AE" w:bidi="ar_AE"/>
         </w:rPr>
         <w:t xml:space="preserve">; </w:t>
@@ -3024,6 +3714,8 @@
       <w:hyperlink r:id="rId128">
         <w:r>
           <w:rPr>
+            <w:rtl/>
+            <w:cs/>
             <w:lang w:val="ar_AE" w:bidi="ar_AE"/>
           </w:rPr>
           <w:rPr>
@@ -3035,6 +3727,8 @@
       </w:hyperlink>
       <w:r>
         <w:rPr>
+          <w:rtl/>
+          <w:cs/>
           <w:lang w:val="ar_AE" w:bidi="ar_AE"/>
         </w:rPr>
         <w:t xml:space="preserve">; </w:t>
@@ -3042,6 +3736,8 @@
       <w:hyperlink r:id="rId129">
         <w:r>
           <w:rPr>
+            <w:rtl/>
+            <w:cs/>
             <w:lang w:val="ar_AE" w:bidi="ar_AE"/>
           </w:rPr>
           <w:rPr>
@@ -3053,6 +3749,8 @@
       </w:hyperlink>
       <w:r>
         <w:rPr>
+          <w:rtl/>
+          <w:cs/>
           <w:lang w:val="ar_AE" w:bidi="ar_AE"/>
         </w:rPr>
         <w:t xml:space="preserve">; </w:t>
@@ -3060,6 +3758,8 @@
       <w:hyperlink r:id="rId130">
         <w:r>
           <w:rPr>
+            <w:rtl/>
+            <w:cs/>
             <w:lang w:val="ar_AE" w:bidi="ar_AE"/>
           </w:rPr>
           <w:rPr>
@@ -3071,6 +3771,8 @@
       </w:hyperlink>
       <w:r>
         <w:rPr>
+          <w:rtl/>
+          <w:cs/>
           <w:lang w:val="ar_AE" w:bidi="ar_AE"/>
         </w:rPr>
         <w:t>). الإيمان بالرب يجلب الفرح ويتسبب في تمجيده (</w:t>
@@ -3078,6 +3780,8 @@
       <w:hyperlink r:id="rId131">
         <w:r>
           <w:rPr>
+            <w:rtl/>
+            <w:cs/>
             <w:lang w:val="ar_AE" w:bidi="ar_AE"/>
           </w:rPr>
           <w:rPr>
@@ -3089,6 +3793,8 @@
       </w:hyperlink>
       <w:r>
         <w:rPr>
+          <w:rtl/>
+          <w:cs/>
           <w:lang w:val="ar_AE" w:bidi="ar_AE"/>
         </w:rPr>
         <w:t xml:space="preserve">; </w:t>
@@ -3096,6 +3802,8 @@
       <w:hyperlink r:id="rId132">
         <w:r>
           <w:rPr>
+            <w:rtl/>
+            <w:cs/>
             <w:lang w:val="ar_AE" w:bidi="ar_AE"/>
           </w:rPr>
           <w:rPr>
@@ -3107,6 +3815,8 @@
       </w:hyperlink>
       <w:r>
         <w:rPr>
+          <w:rtl/>
+          <w:cs/>
           <w:lang w:val="ar_AE" w:bidi="ar_AE"/>
         </w:rPr>
         <w:t xml:space="preserve">; </w:t>
@@ -3114,6 +3824,8 @@
       <w:hyperlink r:id="rId133">
         <w:r>
           <w:rPr>
+            <w:rtl/>
+            <w:cs/>
             <w:lang w:val="ar_AE" w:bidi="ar_AE"/>
           </w:rPr>
           <w:rPr>
@@ -3125,6 +3837,8 @@
       </w:hyperlink>
       <w:r>
         <w:rPr>
+          <w:rtl/>
+          <w:cs/>
           <w:lang w:val="ar_AE" w:bidi="ar_AE"/>
         </w:rPr>
         <w:t xml:space="preserve">; </w:t>
@@ -3132,6 +3846,8 @@
       <w:hyperlink r:id="rId134">
         <w:r>
           <w:rPr>
+            <w:rtl/>
+            <w:cs/>
             <w:lang w:val="ar_AE" w:bidi="ar_AE"/>
           </w:rPr>
           <w:rPr>
@@ -3143,6 +3859,8 @@
       </w:hyperlink>
       <w:r>
         <w:rPr>
+          <w:rtl/>
+          <w:cs/>
           <w:lang w:val="ar_AE" w:bidi="ar_AE"/>
         </w:rPr>
         <w:t xml:space="preserve">; </w:t>
@@ -3150,6 +3868,8 @@
       <w:hyperlink r:id="rId135">
         <w:r>
           <w:rPr>
+            <w:rtl/>
+            <w:cs/>
             <w:lang w:val="ar_AE" w:bidi="ar_AE"/>
           </w:rPr>
           <w:rPr>
@@ -3161,6 +3881,8 @@
       </w:hyperlink>
       <w:r>
         <w:rPr>
+          <w:rtl/>
+          <w:cs/>
           <w:lang w:val="ar_AE" w:bidi="ar_AE"/>
         </w:rPr>
         <w:t xml:space="preserve">; </w:t>
@@ -3168,6 +3890,8 @@
       <w:hyperlink r:id="rId136">
         <w:r>
           <w:rPr>
+            <w:rtl/>
+            <w:cs/>
             <w:lang w:val="ar_AE" w:bidi="ar_AE"/>
           </w:rPr>
           <w:rPr>
@@ -3179,6 +3903,8 @@
       </w:hyperlink>
       <w:r>
         <w:rPr>
+          <w:rtl/>
+          <w:cs/>
           <w:lang w:val="ar_AE" w:bidi="ar_AE"/>
         </w:rPr>
         <w:t>).</w:t>
@@ -3190,12 +3916,16 @@
       </w:pPr>
       <w:r>
         <w:rPr>
+          <w:rtl/>
+          <w:cs/>
           <w:lang w:val="ar_AE" w:bidi="ar_AE"/>
         </w:rPr>
       </w:r>
       <w:r>
         <w:rPr>
           <w:u w:val="single"/>
+          <w:rtl/>
+          <w:cs/>
           <w:lang w:val="ar_AE" w:bidi="ar_AE"/>
         </w:rPr>
         <w:t>مقاطع لمزيد من الدراسة</w:t>
@@ -3207,12 +3937,16 @@
       </w:pPr>
       <w:r>
         <w:rPr>
+          <w:rtl/>
+          <w:cs/>
           <w:lang w:val="ar_AE" w:bidi="ar_AE"/>
         </w:rPr>
       </w:r>
       <w:hyperlink r:id="rId111">
         <w:r>
           <w:rPr>
+            <w:rtl/>
+            <w:cs/>
             <w:lang w:val="ar_AE" w:bidi="ar_AE"/>
           </w:rPr>
           <w:rPr>
@@ -3224,6 +3958,8 @@
       </w:hyperlink>
       <w:r>
         <w:rPr>
+          <w:rtl/>
+          <w:cs/>
           <w:lang w:val="ar_AE" w:bidi="ar_AE"/>
         </w:rPr>
         <w:t xml:space="preserve">; </w:t>
@@ -3231,6 +3967,8 @@
       <w:hyperlink r:id="rId99">
         <w:r>
           <w:rPr>
+            <w:rtl/>
+            <w:cs/>
             <w:lang w:val="ar_AE" w:bidi="ar_AE"/>
           </w:rPr>
           <w:rPr>
@@ -3242,6 +3980,8 @@
       </w:hyperlink>
       <w:r>
         <w:rPr>
+          <w:rtl/>
+          <w:cs/>
           <w:lang w:val="ar_AE" w:bidi="ar_AE"/>
         </w:rPr>
         <w:t xml:space="preserve">; </w:t>
@@ -3249,6 +3989,8 @@
       <w:hyperlink r:id="rId137">
         <w:r>
           <w:rPr>
+            <w:rtl/>
+            <w:cs/>
             <w:lang w:val="ar_AE" w:bidi="ar_AE"/>
           </w:rPr>
           <w:rPr>
@@ -3260,6 +4002,8 @@
       </w:hyperlink>
       <w:r>
         <w:rPr>
+          <w:rtl/>
+          <w:cs/>
           <w:lang w:val="ar_AE" w:bidi="ar_AE"/>
         </w:rPr>
         <w:t xml:space="preserve">; </w:t>
@@ -3267,6 +4011,8 @@
       <w:hyperlink r:id="rId132">
         <w:r>
           <w:rPr>
+            <w:rtl/>
+            <w:cs/>
             <w:lang w:val="ar_AE" w:bidi="ar_AE"/>
           </w:rPr>
           <w:rPr>
@@ -3278,6 +4024,8 @@
       </w:hyperlink>
       <w:r>
         <w:rPr>
+          <w:rtl/>
+          <w:cs/>
           <w:lang w:val="ar_AE" w:bidi="ar_AE"/>
         </w:rPr>
         <w:t xml:space="preserve">; </w:t>
@@ -3285,6 +4033,8 @@
       <w:hyperlink r:id="rId121">
         <w:r>
           <w:rPr>
+            <w:rtl/>
+            <w:cs/>
             <w:lang w:val="ar_AE" w:bidi="ar_AE"/>
           </w:rPr>
           <w:rPr>
@@ -3296,6 +4046,8 @@
       </w:hyperlink>
       <w:r>
         <w:rPr>
+          <w:rtl/>
+          <w:cs/>
           <w:lang w:val="ar_AE" w:bidi="ar_AE"/>
         </w:rPr>
         <w:t xml:space="preserve">, </w:t>
@@ -3303,6 +4055,8 @@
       <w:hyperlink r:id="rId138">
         <w:r>
           <w:rPr>
+            <w:rtl/>
+            <w:cs/>
             <w:lang w:val="ar_AE" w:bidi="ar_AE"/>
           </w:rPr>
           <w:rPr>
@@ -3314,6 +4068,8 @@
       </w:hyperlink>
       <w:r>
         <w:rPr>
+          <w:rtl/>
+          <w:cs/>
           <w:lang w:val="ar_AE" w:bidi="ar_AE"/>
         </w:rPr>
         <w:t xml:space="preserve">; </w:t>
@@ -3321,6 +4077,8 @@
       <w:hyperlink r:id="rId139">
         <w:r>
           <w:rPr>
+            <w:rtl/>
+            <w:cs/>
             <w:lang w:val="ar_AE" w:bidi="ar_AE"/>
           </w:rPr>
           <w:rPr>
@@ -3332,6 +4090,8 @@
       </w:hyperlink>
       <w:r>
         <w:rPr>
+          <w:rtl/>
+          <w:cs/>
           <w:lang w:val="ar_AE" w:bidi="ar_AE"/>
         </w:rPr>
         <w:t xml:space="preserve">, </w:t>
@@ -3339,6 +4099,8 @@
       <w:hyperlink r:id="rId113">
         <w:r>
           <w:rPr>
+            <w:rtl/>
+            <w:cs/>
             <w:lang w:val="ar_AE" w:bidi="ar_AE"/>
           </w:rPr>
           <w:rPr>
@@ -3350,6 +4112,8 @@
       </w:hyperlink>
       <w:r>
         <w:rPr>
+          <w:rtl/>
+          <w:cs/>
           <w:lang w:val="ar_AE" w:bidi="ar_AE"/>
         </w:rPr>
         <w:t xml:space="preserve">; </w:t>
@@ -3357,6 +4121,8 @@
       <w:hyperlink r:id="rId114">
         <w:r>
           <w:rPr>
+            <w:rtl/>
+            <w:cs/>
             <w:lang w:val="ar_AE" w:bidi="ar_AE"/>
           </w:rPr>
           <w:rPr>
@@ -3368,6 +4134,8 @@
       </w:hyperlink>
       <w:r>
         <w:rPr>
+          <w:rtl/>
+          <w:cs/>
           <w:lang w:val="ar_AE" w:bidi="ar_AE"/>
         </w:rPr>
         <w:t xml:space="preserve">; </w:t>
@@ -3375,6 +4143,8 @@
       <w:hyperlink r:id="rId133">
         <w:r>
           <w:rPr>
+            <w:rtl/>
+            <w:cs/>
             <w:lang w:val="ar_AE" w:bidi="ar_AE"/>
           </w:rPr>
           <w:rPr>
@@ -3386,6 +4156,8 @@
       </w:hyperlink>
       <w:r>
         <w:rPr>
+          <w:rtl/>
+          <w:cs/>
           <w:lang w:val="ar_AE" w:bidi="ar_AE"/>
         </w:rPr>
         <w:t xml:space="preserve">; </w:t>
@@ -3393,6 +4165,8 @@
       <w:hyperlink r:id="rId140">
         <w:r>
           <w:rPr>
+            <w:rtl/>
+            <w:cs/>
             <w:lang w:val="ar_AE" w:bidi="ar_AE"/>
           </w:rPr>
           <w:rPr>
@@ -3404,6 +4178,8 @@
       </w:hyperlink>
       <w:r>
         <w:rPr>
+          <w:rtl/>
+          <w:cs/>
           <w:lang w:val="ar_AE" w:bidi="ar_AE"/>
         </w:rPr>
         <w:t xml:space="preserve">; </w:t>
@@ -3411,6 +4187,8 @@
       <w:hyperlink r:id="rId141">
         <w:r>
           <w:rPr>
+            <w:rtl/>
+            <w:cs/>
             <w:lang w:val="ar_AE" w:bidi="ar_AE"/>
           </w:rPr>
           <w:rPr>
@@ -3422,6 +4200,8 @@
       </w:hyperlink>
       <w:r>
         <w:rPr>
+          <w:rtl/>
+          <w:cs/>
           <w:lang w:val="ar_AE" w:bidi="ar_AE"/>
         </w:rPr>
         <w:t xml:space="preserve">; </w:t>
@@ -3429,6 +4209,8 @@
       <w:hyperlink r:id="rId142">
         <w:r>
           <w:rPr>
+            <w:rtl/>
+            <w:cs/>
             <w:lang w:val="ar_AE" w:bidi="ar_AE"/>
           </w:rPr>
           <w:rPr>
@@ -3440,6 +4222,8 @@
       </w:hyperlink>
       <w:r>
         <w:rPr>
+          <w:rtl/>
+          <w:cs/>
           <w:lang w:val="ar_AE" w:bidi="ar_AE"/>
         </w:rPr>
         <w:t xml:space="preserve">; </w:t>
@@ -3447,6 +4231,8 @@
       <w:hyperlink r:id="rId143">
         <w:r>
           <w:rPr>
+            <w:rtl/>
+            <w:cs/>
             <w:lang w:val="ar_AE" w:bidi="ar_AE"/>
           </w:rPr>
           <w:rPr>
@@ -3458,6 +4244,8 @@
       </w:hyperlink>
       <w:r>
         <w:rPr>
+          <w:rtl/>
+          <w:cs/>
           <w:lang w:val="ar_AE" w:bidi="ar_AE"/>
         </w:rPr>
         <w:t xml:space="preserve">; </w:t>
@@ -3465,6 +4253,8 @@
       <w:hyperlink r:id="rId101">
         <w:r>
           <w:rPr>
+            <w:rtl/>
+            <w:cs/>
             <w:lang w:val="ar_AE" w:bidi="ar_AE"/>
           </w:rPr>
           <w:rPr>
@@ -3476,6 +4266,8 @@
       </w:hyperlink>
       <w:r>
         <w:rPr>
+          <w:rtl/>
+          <w:cs/>
           <w:lang w:val="ar_AE" w:bidi="ar_AE"/>
         </w:rPr>
         <w:t xml:space="preserve">; </w:t>
@@ -3483,6 +4275,8 @@
       <w:hyperlink r:id="rId107">
         <w:r>
           <w:rPr>
+            <w:rtl/>
+            <w:cs/>
             <w:lang w:val="ar_AE" w:bidi="ar_AE"/>
           </w:rPr>
           <w:rPr>
@@ -3494,6 +4288,8 @@
       </w:hyperlink>
       <w:r>
         <w:rPr>
+          <w:rtl/>
+          <w:cs/>
           <w:lang w:val="ar_AE" w:bidi="ar_AE"/>
         </w:rPr>
         <w:t xml:space="preserve">, </w:t>
@@ -3501,6 +4297,8 @@
       <w:hyperlink r:id="rId108">
         <w:r>
           <w:rPr>
+            <w:rtl/>
+            <w:cs/>
             <w:lang w:val="ar_AE" w:bidi="ar_AE"/>
           </w:rPr>
           <w:rPr>
@@ -3512,6 +4310,8 @@
       </w:hyperlink>
       <w:r>
         <w:rPr>
+          <w:rtl/>
+          <w:cs/>
           <w:lang w:val="ar_AE" w:bidi="ar_AE"/>
         </w:rPr>
         <w:t xml:space="preserve">; </w:t>
@@ -3519,6 +4319,8 @@
       <w:hyperlink r:id="rId144">
         <w:r>
           <w:rPr>
+            <w:rtl/>
+            <w:cs/>
             <w:lang w:val="ar_AE" w:bidi="ar_AE"/>
           </w:rPr>
           <w:rPr>
@@ -3530,6 +4332,8 @@
       </w:hyperlink>
       <w:r>
         <w:rPr>
+          <w:rtl/>
+          <w:cs/>
           <w:lang w:val="ar_AE" w:bidi="ar_AE"/>
         </w:rPr>
         <w:t xml:space="preserve">; </w:t>
@@ -3537,6 +4341,8 @@
       <w:hyperlink r:id="rId136">
         <w:r>
           <w:rPr>
+            <w:rtl/>
+            <w:cs/>
             <w:lang w:val="ar_AE" w:bidi="ar_AE"/>
           </w:rPr>
           <w:rPr>
@@ -3548,6 +4354,8 @@
       </w:hyperlink>
       <w:r>
         <w:rPr>
+          <w:rtl/>
+          <w:cs/>
           <w:lang w:val="ar_AE" w:bidi="ar_AE"/>
         </w:rPr>
         <w:t xml:space="preserve">; </w:t>
@@ -3555,6 +4363,8 @@
       <w:hyperlink r:id="rId106">
         <w:r>
           <w:rPr>
+            <w:rtl/>
+            <w:cs/>
             <w:lang w:val="ar_AE" w:bidi="ar_AE"/>
           </w:rPr>
           <w:rPr>
@@ -3566,6 +4376,8 @@
       </w:hyperlink>
       <w:r>
         <w:rPr>
+          <w:rtl/>
+          <w:cs/>
           <w:lang w:val="ar_AE" w:bidi="ar_AE"/>
         </w:rPr>
         <w:t xml:space="preserve">; </w:t>
@@ -3573,6 +4385,8 @@
       <w:hyperlink r:id="rId124">
         <w:r>
           <w:rPr>
+            <w:rtl/>
+            <w:cs/>
             <w:lang w:val="ar_AE" w:bidi="ar_AE"/>
           </w:rPr>
           <w:rPr>
@@ -3584,6 +4398,8 @@
       </w:hyperlink>
       <w:r>
         <w:rPr>
+          <w:rtl/>
+          <w:cs/>
           <w:lang w:val="ar_AE" w:bidi="ar_AE"/>
         </w:rPr>
         <w:t xml:space="preserve">; </w:t>
@@ -3591,6 +4407,8 @@
       <w:hyperlink r:id="rId119">
         <w:r>
           <w:rPr>
+            <w:rtl/>
+            <w:cs/>
             <w:lang w:val="ar_AE" w:bidi="ar_AE"/>
           </w:rPr>
           <w:rPr>
@@ -3602,6 +4420,8 @@
       </w:hyperlink>
       <w:r>
         <w:rPr>
+          <w:rtl/>
+          <w:cs/>
           <w:lang w:val="ar_AE" w:bidi="ar_AE"/>
         </w:rPr>
         <w:t xml:space="preserve">; </w:t>
@@ -3609,6 +4429,8 @@
       <w:hyperlink r:id="rId109">
         <w:r>
           <w:rPr>
+            <w:rtl/>
+            <w:cs/>
             <w:lang w:val="ar_AE" w:bidi="ar_AE"/>
           </w:rPr>
           <w:rPr>
@@ -3620,6 +4442,8 @@
       </w:hyperlink>
       <w:r>
         <w:rPr>
+          <w:rtl/>
+          <w:cs/>
           <w:lang w:val="ar_AE" w:bidi="ar_AE"/>
         </w:rPr>
         <w:t xml:space="preserve">; </w:t>
@@ -3627,6 +4451,8 @@
       <w:hyperlink r:id="rId145">
         <w:r>
           <w:rPr>
+            <w:rtl/>
+            <w:cs/>
             <w:lang w:val="ar_AE" w:bidi="ar_AE"/>
           </w:rPr>
           <w:rPr>
@@ -3638,6 +4464,8 @@
       </w:hyperlink>
       <w:r>
         <w:rPr>
+          <w:rtl/>
+          <w:cs/>
           <w:lang w:val="ar_AE" w:bidi="ar_AE"/>
         </w:rPr>
         <w:t xml:space="preserve">; </w:t>
@@ -3645,6 +4473,8 @@
       <w:hyperlink r:id="rId146">
         <w:r>
           <w:rPr>
+            <w:rtl/>
+            <w:cs/>
             <w:lang w:val="ar_AE" w:bidi="ar_AE"/>
           </w:rPr>
           <w:rPr>
@@ -3656,6 +4486,8 @@
       </w:hyperlink>
       <w:r>
         <w:rPr>
+          <w:rtl/>
+          <w:cs/>
           <w:lang w:val="ar_AE" w:bidi="ar_AE"/>
         </w:rPr>
         <w:t xml:space="preserve">; </w:t>
@@ -3663,6 +4495,8 @@
       <w:hyperlink r:id="rId110">
         <w:r>
           <w:rPr>
+            <w:rtl/>
+            <w:cs/>
             <w:lang w:val="ar_AE" w:bidi="ar_AE"/>
           </w:rPr>
           <w:rPr>
@@ -3674,6 +4508,8 @@
       </w:hyperlink>
       <w:r>
         <w:rPr>
+          <w:rtl/>
+          <w:cs/>
           <w:lang w:val="ar_AE" w:bidi="ar_AE"/>
         </w:rPr>
         <w:t xml:space="preserve">; </w:t>
@@ -3681,6 +4517,8 @@
       <w:hyperlink r:id="rId130">
         <w:r>
           <w:rPr>
+            <w:rtl/>
+            <w:cs/>
             <w:lang w:val="ar_AE" w:bidi="ar_AE"/>
           </w:rPr>
           <w:rPr>
@@ -3692,6 +4530,8 @@
       </w:hyperlink>
       <w:r>
         <w:rPr>
+          <w:rtl/>
+          <w:cs/>
           <w:lang w:val="ar_AE" w:bidi="ar_AE"/>
         </w:rPr>
         <w:t xml:space="preserve">; </w:t>
@@ -3699,6 +4539,8 @@
       <w:hyperlink r:id="rId147">
         <w:r>
           <w:rPr>
+            <w:rtl/>
+            <w:cs/>
             <w:lang w:val="ar_AE" w:bidi="ar_AE"/>
           </w:rPr>
           <w:rPr>
@@ -3710,6 +4552,8 @@
       </w:hyperlink>
       <w:r>
         <w:rPr>
+          <w:rtl/>
+          <w:cs/>
           <w:lang w:val="ar_AE" w:bidi="ar_AE"/>
         </w:rPr>
         <w:t xml:space="preserve">; </w:t>
@@ -3717,6 +4561,8 @@
       <w:hyperlink r:id="rId148">
         <w:r>
           <w:rPr>
+            <w:rtl/>
+            <w:cs/>
             <w:lang w:val="ar_AE" w:bidi="ar_AE"/>
           </w:rPr>
           <w:rPr>
@@ -3728,6 +4574,8 @@
       </w:hyperlink>
       <w:r>
         <w:rPr>
+          <w:rtl/>
+          <w:cs/>
           <w:lang w:val="ar_AE" w:bidi="ar_AE"/>
         </w:rPr>
         <w:t xml:space="preserve">; </w:t>
@@ -3735,6 +4583,8 @@
       <w:hyperlink r:id="rId149">
         <w:r>
           <w:rPr>
+            <w:rtl/>
+            <w:cs/>
             <w:lang w:val="ar_AE" w:bidi="ar_AE"/>
           </w:rPr>
           <w:rPr>
@@ -3746,6 +4596,8 @@
       </w:hyperlink>
       <w:r>
         <w:rPr>
+          <w:rtl/>
+          <w:cs/>
           <w:lang w:val="ar_AE" w:bidi="ar_AE"/>
         </w:rPr>
         <w:t xml:space="preserve">; </w:t>
@@ -3753,6 +4605,8 @@
       <w:hyperlink r:id="rId150">
         <w:r>
           <w:rPr>
+            <w:rtl/>
+            <w:cs/>
             <w:lang w:val="ar_AE" w:bidi="ar_AE"/>
           </w:rPr>
           <w:rPr>
@@ -3764,6 +4618,8 @@
       </w:hyperlink>
       <w:r>
         <w:rPr>
+          <w:rtl/>
+          <w:cs/>
           <w:lang w:val="ar_AE" w:bidi="ar_AE"/>
         </w:rPr>
         <w:t xml:space="preserve">; </w:t>
@@ -3771,6 +4627,8 @@
       <w:hyperlink r:id="rId70">
         <w:r>
           <w:rPr>
+            <w:rtl/>
+            <w:cs/>
             <w:lang w:val="ar_AE" w:bidi="ar_AE"/>
           </w:rPr>
           <w:rPr>
@@ -3782,6 +4640,8 @@
       </w:hyperlink>
       <w:r>
         <w:rPr>
+          <w:rtl/>
+          <w:cs/>
           <w:lang w:val="ar_AE" w:bidi="ar_AE"/>
         </w:rPr>
         <w:t xml:space="preserve">; </w:t>
@@ -3789,6 +4649,8 @@
       <w:hyperlink r:id="rId151">
         <w:r>
           <w:rPr>
+            <w:rtl/>
+            <w:cs/>
             <w:lang w:val="ar_AE" w:bidi="ar_AE"/>
           </w:rPr>
           <w:rPr>
@@ -3800,6 +4662,8 @@
       </w:hyperlink>
       <w:r>
         <w:rPr>
+          <w:rtl/>
+          <w:cs/>
           <w:lang w:val="ar_AE" w:bidi="ar_AE"/>
         </w:rPr>
         <w:t xml:space="preserve">; </w:t>
@@ -3807,6 +4671,8 @@
       <w:hyperlink r:id="rId152">
         <w:r>
           <w:rPr>
+            <w:rtl/>
+            <w:cs/>
             <w:lang w:val="ar_AE" w:bidi="ar_AE"/>
           </w:rPr>
           <w:rPr>
@@ -3818,11 +4684,15 @@
       </w:hyperlink>
       <w:r>
         <w:rPr>
-          <w:lang w:val="ar_AE" w:bidi="ar_AE"/>
-        </w:rPr>
-      </w:r>
-      <w:r>
-        <w:rPr>
+          <w:rtl/>
+          <w:cs/>
+          <w:lang w:val="ar_AE" w:bidi="ar_AE"/>
+        </w:rPr>
+      </w:r>
+      <w:r>
+        <w:rPr>
+          <w:rtl/>
+          <w:cs/>
           <w:lang w:val="ar_AE" w:bidi="ar_AE"/>
         </w:rPr>
       </w:r>
@@ -3833,6 +4703,8 @@
       </w:pPr>
       <w:r>
         <w:rPr>
+          <w:rtl/>
+          <w:cs/>
           <w:lang w:val="ar_AE" w:bidi="ar_AE"/>
         </w:rPr>
       </w:r>
@@ -3844,12 +4716,16 @@
       </w:pPr>
       <w:r>
         <w:rPr>
+          <w:rtl/>
+          <w:cs/>
           <w:lang w:val="ar_AE" w:bidi="ar_AE"/>
         </w:rPr>
         <w:t>الثقة في القوة البشرية</w:t>
       </w:r>
       <w:r>
         <w:rPr>
+          <w:rtl/>
+          <w:cs/>
           <w:lang w:val="ar_AE" w:bidi="ar_AE"/>
         </w:rPr>
       </w:r>
@@ -3860,11 +4736,15 @@
       </w:pPr>
       <w:r>
         <w:rPr>
-          <w:lang w:val="ar_AE" w:bidi="ar_AE"/>
-        </w:rPr>
-      </w:r>
-      <w:r>
-        <w:rPr>
+          <w:rtl/>
+          <w:cs/>
+          <w:lang w:val="ar_AE" w:bidi="ar_AE"/>
+        </w:rPr>
+      </w:r>
+      <w:r>
+        <w:rPr>
+          <w:rtl/>
+          <w:cs/>
           <w:lang w:val="ar_AE" w:bidi="ar_AE"/>
         </w:rPr>
         <w:t>لقد أظهر الله قوته لشعبه مرارًا عبر تاريخهم، فجعل من زوجين مُسنّين لا يقدران على الإنجاب أجدادًا لأمة عظيمة، وأنقذ هذه الأمة من حاكم مصر الجبار، وأجرى معجزات كثيرة لمساعدتهم على الحياة والبقاء في البرية.</w:t>
@@ -3876,11 +4756,15 @@
       </w:pPr>
       <w:r>
         <w:rPr>
-          <w:lang w:val="ar_AE" w:bidi="ar_AE"/>
-        </w:rPr>
-      </w:r>
-      <w:r>
-        <w:rPr>
+          <w:rtl/>
+          <w:cs/>
+          <w:lang w:val="ar_AE" w:bidi="ar_AE"/>
+        </w:rPr>
+      </w:r>
+      <w:r>
+        <w:rPr>
+          <w:rtl/>
+          <w:cs/>
           <w:lang w:val="ar_AE" w:bidi="ar_AE"/>
         </w:rPr>
         <w:t>كما أن الله قد مَنَحَهم انتصارات متكررة على أعدائهم خلال فترات الغزو، وفي عصر القضاة، وفترة الملوك، ومع ذلك، وعلى امتداد تاريخهم، غالبًا ما لم يثق شعب إسرائيل بالرب، وبدلًا من ذلك اختاروا الاتِّكال على القوة البشرية.</w:t>
@@ -3892,11 +4776,15 @@
       </w:pPr>
       <w:r>
         <w:rPr>
-          <w:lang w:val="ar_AE" w:bidi="ar_AE"/>
-        </w:rPr>
-      </w:r>
-      <w:r>
-        <w:rPr>
+          <w:rtl/>
+          <w:cs/>
+          <w:lang w:val="ar_AE" w:bidi="ar_AE"/>
+        </w:rPr>
+      </w:r>
+      <w:r>
+        <w:rPr>
+          <w:rtl/>
+          <w:cs/>
           <w:lang w:val="ar_AE" w:bidi="ar_AE"/>
         </w:rPr>
         <w:t>في إحدى المرات، طلب آسا ملك يهوذا المساعدة من ملك أرام، رغم أن أرام كان عدوًا قديمًا لشعب الله. وقد قدّم آسا له كنوزًا من الهيكل والقصر حتى يهاجم بعشا ملك إسرائيل (</w:t>
@@ -3904,6 +4792,8 @@
       <w:hyperlink r:id="rId153">
         <w:r>
           <w:rPr>
+            <w:rtl/>
+            <w:cs/>
             <w:lang w:val="ar_AE" w:bidi="ar_AE"/>
           </w:rPr>
           <w:rPr>
@@ -3915,6 +4805,8 @@
       </w:hyperlink>
       <w:r>
         <w:rPr>
+          <w:rtl/>
+          <w:cs/>
           <w:lang w:val="ar_AE" w:bidi="ar_AE"/>
         </w:rPr>
         <w:t>). فوبّخه النبي حناني، محذرًا من أن أرام سيبقى عدوًا ليهوذا، كما أن المعارك السابقة التي اجتازها أظهرت أن آسا لم يحتاج أبدًا إلا إلى الله سندًا له (</w:t>
@@ -3922,6 +4814,8 @@
       <w:hyperlink r:id="rId154">
         <w:r>
           <w:rPr>
+            <w:rtl/>
+            <w:cs/>
             <w:lang w:val="ar_AE" w:bidi="ar_AE"/>
           </w:rPr>
           <w:rPr>
@@ -3933,6 +4827,8 @@
       </w:hyperlink>
       <w:r>
         <w:rPr>
+          <w:rtl/>
+          <w:cs/>
           <w:lang w:val="ar_AE" w:bidi="ar_AE"/>
         </w:rPr>
         <w:t>).</w:t>
@@ -3944,23 +4840,31 @@
       </w:pPr>
       <w:r>
         <w:rPr>
-          <w:lang w:val="ar_AE" w:bidi="ar_AE"/>
-        </w:rPr>
-      </w:r>
-      <w:r>
-        <w:rPr>
+          <w:rtl/>
+          <w:cs/>
+          <w:lang w:val="ar_AE" w:bidi="ar_AE"/>
+        </w:rPr>
+      </w:r>
+      <w:r>
+        <w:rPr>
+          <w:rtl/>
+          <w:cs/>
           <w:lang w:val="ar_AE" w:bidi="ar_AE"/>
         </w:rPr>
         <w:t>لقد كشف اتِّكال آسا على ملك أرام عن مشكلة روحية أعمق، لقد نسي آسا أن "</w:t>
       </w:r>
       <w:r>
         <w:rPr>
+          <w:rtl/>
+          <w:cs/>
           <w:lang w:val="ar_AE" w:bidi="ar_AE"/>
         </w:rPr>
         <w:t>عَيْنَيِ ٱلرَّبِّ تَجُولَانِ فِي كُلِّ ٱلْأَرْضِ</w:t>
       </w:r>
       <w:r>
         <w:rPr>
+          <w:rtl/>
+          <w:cs/>
           <w:lang w:val="ar_AE" w:bidi="ar_AE"/>
         </w:rPr>
         <w:t>" (</w:t>
@@ -3968,6 +4872,8 @@
       <w:hyperlink r:id="rId155">
         <w:r>
           <w:rPr>
+            <w:rtl/>
+            <w:cs/>
             <w:lang w:val="ar_AE" w:bidi="ar_AE"/>
           </w:rPr>
           <w:rPr>
@@ -3979,6 +4885,8 @@
       </w:hyperlink>
       <w:r>
         <w:rPr>
+          <w:rtl/>
+          <w:cs/>
           <w:lang w:val="ar_AE" w:bidi="ar_AE"/>
         </w:rPr>
         <w:t xml:space="preserve">; انظر أيضًا </w:t>
@@ -3986,6 +4894,8 @@
       <w:hyperlink r:id="rId156">
         <w:r>
           <w:rPr>
+            <w:rtl/>
+            <w:cs/>
             <w:lang w:val="ar_AE" w:bidi="ar_AE"/>
           </w:rPr>
           <w:rPr>
@@ -3997,6 +4907,8 @@
       </w:hyperlink>
       <w:r>
         <w:rPr>
+          <w:rtl/>
+          <w:cs/>
           <w:lang w:val="ar_AE" w:bidi="ar_AE"/>
         </w:rPr>
         <w:t>). وعندما أظهر حناني لآسا أخطاءه، سارع آسا إلى وضع النبي في السجن. بل أن الملك الغاضب أساء أيضًا إلى الشعب بشكل ظالم (</w:t>
@@ -4004,6 +4916,8 @@
       <w:hyperlink r:id="rId157">
         <w:r>
           <w:rPr>
+            <w:rtl/>
+            <w:cs/>
             <w:lang w:val="ar_AE" w:bidi="ar_AE"/>
           </w:rPr>
           <w:rPr>
@@ -4015,6 +4929,8 @@
       </w:hyperlink>
       <w:r>
         <w:rPr>
+          <w:rtl/>
+          <w:cs/>
           <w:lang w:val="ar_AE" w:bidi="ar_AE"/>
         </w:rPr>
         <w:t>).</w:t>
@@ -4026,11 +4942,15 @@
       </w:pPr>
       <w:r>
         <w:rPr>
-          <w:lang w:val="ar_AE" w:bidi="ar_AE"/>
-        </w:rPr>
-      </w:r>
-      <w:r>
-        <w:rPr>
+          <w:rtl/>
+          <w:cs/>
+          <w:lang w:val="ar_AE" w:bidi="ar_AE"/>
+        </w:rPr>
+      </w:r>
+      <w:r>
+        <w:rPr>
+          <w:rtl/>
+          <w:cs/>
           <w:lang w:val="ar_AE" w:bidi="ar_AE"/>
         </w:rPr>
         <w:t xml:space="preserve">يُظهِر آسا كيف أن الناس غالبًا ما يعتمدون على مواردهم الخاصة ويشعرون بالغضب عند تصحيحهم (انظر </w:t>
@@ -4038,6 +4958,8 @@
       <w:hyperlink r:id="rId158">
         <w:r>
           <w:rPr>
+            <w:rtl/>
+            <w:cs/>
             <w:lang w:val="ar_AE" w:bidi="ar_AE"/>
           </w:rPr>
           <w:rPr>
@@ -4049,6 +4971,8 @@
       </w:hyperlink>
       <w:r>
         <w:rPr>
+          <w:rtl/>
+          <w:cs/>
           <w:lang w:val="ar_AE" w:bidi="ar_AE"/>
         </w:rPr>
         <w:t xml:space="preserve">; </w:t>
@@ -4056,6 +4980,8 @@
       <w:hyperlink r:id="rId159">
         <w:r>
           <w:rPr>
+            <w:rtl/>
+            <w:cs/>
             <w:lang w:val="ar_AE" w:bidi="ar_AE"/>
           </w:rPr>
           <w:rPr>
@@ -4067,6 +4993,8 @@
       </w:hyperlink>
       <w:r>
         <w:rPr>
+          <w:rtl/>
+          <w:cs/>
           <w:lang w:val="ar_AE" w:bidi="ar_AE"/>
         </w:rPr>
         <w:t xml:space="preserve">; </w:t>
@@ -4074,6 +5002,8 @@
       <w:hyperlink r:id="rId160">
         <w:r>
           <w:rPr>
+            <w:rtl/>
+            <w:cs/>
             <w:lang w:val="ar_AE" w:bidi="ar_AE"/>
           </w:rPr>
           <w:rPr>
@@ -4085,6 +5015,8 @@
       </w:hyperlink>
       <w:r>
         <w:rPr>
+          <w:rtl/>
+          <w:cs/>
           <w:lang w:val="ar_AE" w:bidi="ar_AE"/>
         </w:rPr>
         <w:t xml:space="preserve">). وحتى الذين شهدوا قوة الرب وقدرته يمكن أن يتصرفوا بهذه الطريقة. وهذا ما حدث مع الإسرائيليين الذين أنقذهم الرب من عبودية مصر. إنه من الأفضل أن نثق بالرب ونقبل إرشاده (قارن </w:t>
@@ -4092,6 +5024,8 @@
       <w:hyperlink r:id="rId161">
         <w:r>
           <w:rPr>
+            <w:rtl/>
+            <w:cs/>
             <w:lang w:val="ar_AE" w:bidi="ar_AE"/>
           </w:rPr>
           <w:rPr>
@@ -4103,6 +5037,8 @@
       </w:hyperlink>
       <w:r>
         <w:rPr>
+          <w:rtl/>
+          <w:cs/>
           <w:lang w:val="ar_AE" w:bidi="ar_AE"/>
         </w:rPr>
         <w:t xml:space="preserve">; </w:t>
@@ -4110,6 +5046,8 @@
       <w:hyperlink r:id="rId125">
         <w:r>
           <w:rPr>
+            <w:rtl/>
+            <w:cs/>
             <w:lang w:val="ar_AE" w:bidi="ar_AE"/>
           </w:rPr>
           <w:rPr>
@@ -4121,6 +5059,8 @@
       </w:hyperlink>
       <w:r>
         <w:rPr>
+          <w:rtl/>
+          <w:cs/>
           <w:lang w:val="ar_AE" w:bidi="ar_AE"/>
         </w:rPr>
         <w:t xml:space="preserve">; </w:t>
@@ -4128,6 +5068,8 @@
       <w:hyperlink r:id="rId162">
         <w:r>
           <w:rPr>
+            <w:rtl/>
+            <w:cs/>
             <w:lang w:val="ar_AE" w:bidi="ar_AE"/>
           </w:rPr>
           <w:rPr>
@@ -4139,6 +5081,8 @@
       </w:hyperlink>
       <w:r>
         <w:rPr>
+          <w:rtl/>
+          <w:cs/>
           <w:lang w:val="ar_AE" w:bidi="ar_AE"/>
         </w:rPr>
         <w:t xml:space="preserve">; </w:t>
@@ -4146,6 +5090,8 @@
       <w:hyperlink r:id="rId163">
         <w:r>
           <w:rPr>
+            <w:rtl/>
+            <w:cs/>
             <w:lang w:val="ar_AE" w:bidi="ar_AE"/>
           </w:rPr>
           <w:rPr>
@@ -4157,6 +5103,8 @@
       </w:hyperlink>
       <w:r>
         <w:rPr>
+          <w:rtl/>
+          <w:cs/>
           <w:lang w:val="ar_AE" w:bidi="ar_AE"/>
         </w:rPr>
         <w:t xml:space="preserve">; </w:t>
@@ -4164,6 +5112,8 @@
       <w:hyperlink r:id="rId164">
         <w:r>
           <w:rPr>
+            <w:rtl/>
+            <w:cs/>
             <w:lang w:val="ar_AE" w:bidi="ar_AE"/>
           </w:rPr>
           <w:rPr>
@@ -4175,6 +5125,8 @@
       </w:hyperlink>
       <w:r>
         <w:rPr>
+          <w:rtl/>
+          <w:cs/>
           <w:lang w:val="ar_AE" w:bidi="ar_AE"/>
         </w:rPr>
         <w:t>).</w:t>
@@ -4186,11 +5138,15 @@
       </w:pPr>
       <w:r>
         <w:rPr>
-          <w:lang w:val="ar_AE" w:bidi="ar_AE"/>
-        </w:rPr>
-      </w:r>
-      <w:r>
-        <w:rPr>
+          <w:rtl/>
+          <w:cs/>
+          <w:lang w:val="ar_AE" w:bidi="ar_AE"/>
+        </w:rPr>
+      </w:r>
+      <w:r>
+        <w:rPr>
+          <w:rtl/>
+          <w:cs/>
           <w:lang w:val="ar_AE" w:bidi="ar_AE"/>
         </w:rPr>
         <w:t xml:space="preserve"> إن الحياة تعلّمنا أن نثق بالله، فقد نبدأ بفعل الخير والصواب (</w:t>
@@ -4198,6 +5154,8 @@
       <w:hyperlink r:id="rId165">
         <w:r>
           <w:rPr>
+            <w:rtl/>
+            <w:cs/>
             <w:lang w:val="ar_AE" w:bidi="ar_AE"/>
           </w:rPr>
           <w:rPr>
@@ -4209,6 +5167,8 @@
       </w:hyperlink>
       <w:r>
         <w:rPr>
+          <w:rtl/>
+          <w:cs/>
           <w:lang w:val="ar_AE" w:bidi="ar_AE"/>
         </w:rPr>
         <w:t xml:space="preserve">) لكن تأثيرنا الروحي لا يكتمل إلا بآخر عمل نقوم به (انظر </w:t>
@@ -4216,6 +5176,8 @@
       <w:hyperlink r:id="rId166">
         <w:r>
           <w:rPr>
+            <w:rtl/>
+            <w:cs/>
             <w:lang w:val="ar_AE" w:bidi="ar_AE"/>
           </w:rPr>
           <w:rPr>
@@ -4227,6 +5189,8 @@
       </w:hyperlink>
       <w:r>
         <w:rPr>
+          <w:rtl/>
+          <w:cs/>
           <w:lang w:val="ar_AE" w:bidi="ar_AE"/>
         </w:rPr>
         <w:t xml:space="preserve">; </w:t>
@@ -4234,6 +5198,8 @@
       <w:hyperlink r:id="rId167">
         <w:r>
           <w:rPr>
+            <w:rtl/>
+            <w:cs/>
             <w:lang w:val="ar_AE" w:bidi="ar_AE"/>
           </w:rPr>
           <w:rPr>
@@ -4245,6 +5211,8 @@
       </w:hyperlink>
       <w:r>
         <w:rPr>
+          <w:rtl/>
+          <w:cs/>
           <w:lang w:val="ar_AE" w:bidi="ar_AE"/>
         </w:rPr>
         <w:t>). علينا ألا نسمح للطموحات الشخصية بأن تُضعف أمانتنا نحو ملكوت الله.</w:t>
@@ -4256,12 +5224,16 @@
       </w:pPr>
       <w:r>
         <w:rPr>
+          <w:rtl/>
+          <w:cs/>
           <w:lang w:val="ar_AE" w:bidi="ar_AE"/>
         </w:rPr>
       </w:r>
       <w:r>
         <w:rPr>
           <w:u w:val="single"/>
+          <w:rtl/>
+          <w:cs/>
           <w:lang w:val="ar_AE" w:bidi="ar_AE"/>
         </w:rPr>
         <w:t>مقاطع لمزيد من الدراسة</w:t>
@@ -4273,12 +5245,16 @@
       </w:pPr>
       <w:r>
         <w:rPr>
+          <w:rtl/>
+          <w:cs/>
           <w:lang w:val="ar_AE" w:bidi="ar_AE"/>
         </w:rPr>
       </w:r>
       <w:hyperlink r:id="rId168">
         <w:r>
           <w:rPr>
+            <w:rtl/>
+            <w:cs/>
             <w:lang w:val="ar_AE" w:bidi="ar_AE"/>
           </w:rPr>
           <w:rPr>
@@ -4290,6 +5266,8 @@
       </w:hyperlink>
       <w:r>
         <w:rPr>
+          <w:rtl/>
+          <w:cs/>
           <w:lang w:val="ar_AE" w:bidi="ar_AE"/>
         </w:rPr>
         <w:t xml:space="preserve">; </w:t>
@@ -4297,6 +5275,8 @@
       <w:hyperlink r:id="rId169">
         <w:r>
           <w:rPr>
+            <w:rtl/>
+            <w:cs/>
             <w:lang w:val="ar_AE" w:bidi="ar_AE"/>
           </w:rPr>
           <w:rPr>
@@ -4308,6 +5288,8 @@
       </w:hyperlink>
       <w:r>
         <w:rPr>
+          <w:rtl/>
+          <w:cs/>
           <w:lang w:val="ar_AE" w:bidi="ar_AE"/>
         </w:rPr>
         <w:t xml:space="preserve">; </w:t>
@@ -4315,6 +5297,8 @@
       <w:hyperlink r:id="rId170">
         <w:r>
           <w:rPr>
+            <w:rtl/>
+            <w:cs/>
             <w:lang w:val="ar_AE" w:bidi="ar_AE"/>
           </w:rPr>
           <w:rPr>
@@ -4326,6 +5310,8 @@
       </w:hyperlink>
       <w:r>
         <w:rPr>
+          <w:rtl/>
+          <w:cs/>
           <w:lang w:val="ar_AE" w:bidi="ar_AE"/>
         </w:rPr>
         <w:t xml:space="preserve">; </w:t>
@@ -4333,6 +5319,8 @@
       <w:hyperlink r:id="rId171">
         <w:r>
           <w:rPr>
+            <w:rtl/>
+            <w:cs/>
             <w:lang w:val="ar_AE" w:bidi="ar_AE"/>
           </w:rPr>
           <w:rPr>
@@ -4344,6 +5332,8 @@
       </w:hyperlink>
       <w:r>
         <w:rPr>
+          <w:rtl/>
+          <w:cs/>
           <w:lang w:val="ar_AE" w:bidi="ar_AE"/>
         </w:rPr>
         <w:t xml:space="preserve">; </w:t>
@@ -4351,6 +5341,8 @@
       <w:hyperlink r:id="rId172">
         <w:r>
           <w:rPr>
+            <w:rtl/>
+            <w:cs/>
             <w:lang w:val="ar_AE" w:bidi="ar_AE"/>
           </w:rPr>
           <w:rPr>
@@ -4362,6 +5354,8 @@
       </w:hyperlink>
       <w:r>
         <w:rPr>
+          <w:rtl/>
+          <w:cs/>
           <w:lang w:val="ar_AE" w:bidi="ar_AE"/>
         </w:rPr>
         <w:t xml:space="preserve">; </w:t>
@@ -4369,6 +5363,8 @@
       <w:hyperlink r:id="rId173">
         <w:r>
           <w:rPr>
+            <w:rtl/>
+            <w:cs/>
             <w:lang w:val="ar_AE" w:bidi="ar_AE"/>
           </w:rPr>
           <w:rPr>
@@ -4380,6 +5376,8 @@
       </w:hyperlink>
       <w:r>
         <w:rPr>
+          <w:rtl/>
+          <w:cs/>
           <w:lang w:val="ar_AE" w:bidi="ar_AE"/>
         </w:rPr>
         <w:t xml:space="preserve">; </w:t>
@@ -4387,6 +5385,8 @@
       <w:hyperlink r:id="rId174">
         <w:r>
           <w:rPr>
+            <w:rtl/>
+            <w:cs/>
             <w:lang w:val="ar_AE" w:bidi="ar_AE"/>
           </w:rPr>
           <w:rPr>
@@ -4398,6 +5398,8 @@
       </w:hyperlink>
       <w:r>
         <w:rPr>
+          <w:rtl/>
+          <w:cs/>
           <w:lang w:val="ar_AE" w:bidi="ar_AE"/>
         </w:rPr>
         <w:t xml:space="preserve">; </w:t>
@@ -4405,6 +5407,8 @@
       <w:hyperlink r:id="rId175">
         <w:r>
           <w:rPr>
+            <w:rtl/>
+            <w:cs/>
             <w:lang w:val="ar_AE" w:bidi="ar_AE"/>
           </w:rPr>
           <w:rPr>
@@ -4416,6 +5420,8 @@
       </w:hyperlink>
       <w:r>
         <w:rPr>
+          <w:rtl/>
+          <w:cs/>
           <w:lang w:val="ar_AE" w:bidi="ar_AE"/>
         </w:rPr>
         <w:t xml:space="preserve">; </w:t>
@@ -4423,6 +5429,8 @@
       <w:hyperlink r:id="rId176">
         <w:r>
           <w:rPr>
+            <w:rtl/>
+            <w:cs/>
             <w:lang w:val="ar_AE" w:bidi="ar_AE"/>
           </w:rPr>
           <w:rPr>
@@ -4434,6 +5442,8 @@
       </w:hyperlink>
       <w:r>
         <w:rPr>
+          <w:rtl/>
+          <w:cs/>
           <w:lang w:val="ar_AE" w:bidi="ar_AE"/>
         </w:rPr>
         <w:t xml:space="preserve">; </w:t>
@@ -4441,6 +5451,8 @@
       <w:hyperlink r:id="rId177">
         <w:r>
           <w:rPr>
+            <w:rtl/>
+            <w:cs/>
             <w:lang w:val="ar_AE" w:bidi="ar_AE"/>
           </w:rPr>
           <w:rPr>
@@ -4452,6 +5464,8 @@
       </w:hyperlink>
       <w:r>
         <w:rPr>
+          <w:rtl/>
+          <w:cs/>
           <w:lang w:val="ar_AE" w:bidi="ar_AE"/>
         </w:rPr>
         <w:t xml:space="preserve">; </w:t>
@@ -4459,6 +5473,8 @@
       <w:hyperlink r:id="rId178">
         <w:r>
           <w:rPr>
+            <w:rtl/>
+            <w:cs/>
             <w:lang w:val="ar_AE" w:bidi="ar_AE"/>
           </w:rPr>
           <w:rPr>
@@ -4470,6 +5486,8 @@
       </w:hyperlink>
       <w:r>
         <w:rPr>
+          <w:rtl/>
+          <w:cs/>
           <w:lang w:val="ar_AE" w:bidi="ar_AE"/>
         </w:rPr>
         <w:t xml:space="preserve">; </w:t>
@@ -4477,6 +5495,8 @@
       <w:hyperlink r:id="rId179">
         <w:r>
           <w:rPr>
+            <w:rtl/>
+            <w:cs/>
             <w:lang w:val="ar_AE" w:bidi="ar_AE"/>
           </w:rPr>
           <w:rPr>
@@ -4488,6 +5508,8 @@
       </w:hyperlink>
       <w:r>
         <w:rPr>
+          <w:rtl/>
+          <w:cs/>
           <w:lang w:val="ar_AE" w:bidi="ar_AE"/>
         </w:rPr>
         <w:t xml:space="preserve">; </w:t>
@@ -4495,6 +5517,8 @@
       <w:hyperlink r:id="rId180">
         <w:r>
           <w:rPr>
+            <w:rtl/>
+            <w:cs/>
             <w:lang w:val="ar_AE" w:bidi="ar_AE"/>
           </w:rPr>
           <w:rPr>
@@ -4506,6 +5530,8 @@
       </w:hyperlink>
       <w:r>
         <w:rPr>
+          <w:rtl/>
+          <w:cs/>
           <w:lang w:val="ar_AE" w:bidi="ar_AE"/>
         </w:rPr>
         <w:t xml:space="preserve">; </w:t>
@@ -4513,6 +5539,8 @@
       <w:hyperlink r:id="rId166">
         <w:r>
           <w:rPr>
+            <w:rtl/>
+            <w:cs/>
             <w:lang w:val="ar_AE" w:bidi="ar_AE"/>
           </w:rPr>
           <w:rPr>
@@ -4524,6 +5552,8 @@
       </w:hyperlink>
       <w:r>
         <w:rPr>
+          <w:rtl/>
+          <w:cs/>
           <w:lang w:val="ar_AE" w:bidi="ar_AE"/>
         </w:rPr>
         <w:t xml:space="preserve">; </w:t>
@@ -4531,6 +5561,8 @@
       <w:hyperlink r:id="rId167">
         <w:r>
           <w:rPr>
+            <w:rtl/>
+            <w:cs/>
             <w:lang w:val="ar_AE" w:bidi="ar_AE"/>
           </w:rPr>
           <w:rPr>
@@ -4542,6 +5574,8 @@
       </w:hyperlink>
       <w:r>
         <w:rPr>
+          <w:rtl/>
+          <w:cs/>
           <w:lang w:val="ar_AE" w:bidi="ar_AE"/>
         </w:rPr>
         <w:t xml:space="preserve">; </w:t>
@@ -4549,6 +5583,8 @@
       <w:hyperlink r:id="rId181">
         <w:r>
           <w:rPr>
+            <w:rtl/>
+            <w:cs/>
             <w:lang w:val="ar_AE" w:bidi="ar_AE"/>
           </w:rPr>
           <w:rPr>
@@ -4560,11 +5596,15 @@
       </w:hyperlink>
       <w:r>
         <w:rPr>
-          <w:lang w:val="ar_AE" w:bidi="ar_AE"/>
-        </w:rPr>
-      </w:r>
-      <w:r>
-        <w:rPr>
+          <w:rtl/>
+          <w:cs/>
+          <w:lang w:val="ar_AE" w:bidi="ar_AE"/>
+        </w:rPr>
+      </w:r>
+      <w:r>
+        <w:rPr>
+          <w:rtl/>
+          <w:cs/>
           <w:lang w:val="ar_AE" w:bidi="ar_AE"/>
         </w:rPr>
       </w:r>
@@ -4575,6 +5615,8 @@
       </w:pPr>
       <w:r>
         <w:rPr>
+          <w:rtl/>
+          <w:cs/>
           <w:lang w:val="ar_AE" w:bidi="ar_AE"/>
         </w:rPr>
       </w:r>
@@ -4586,12 +5628,16 @@
       </w:pPr>
       <w:r>
         <w:rPr>
+          <w:rtl/>
+          <w:cs/>
           <w:lang w:val="ar_AE" w:bidi="ar_AE"/>
         </w:rPr>
         <w:t>ثقة نحميا في ٱلله</w:t>
       </w:r>
       <w:r>
         <w:rPr>
+          <w:rtl/>
+          <w:cs/>
           <w:lang w:val="ar_AE" w:bidi="ar_AE"/>
         </w:rPr>
       </w:r>
@@ -4602,11 +5648,15 @@
       </w:pPr>
       <w:r>
         <w:rPr>
-          <w:lang w:val="ar_AE" w:bidi="ar_AE"/>
-        </w:rPr>
-      </w:r>
-      <w:r>
-        <w:rPr>
+          <w:rtl/>
+          <w:cs/>
+          <w:lang w:val="ar_AE" w:bidi="ar_AE"/>
+        </w:rPr>
+      </w:r>
+      <w:r>
+        <w:rPr>
+          <w:rtl/>
+          <w:cs/>
           <w:lang w:val="ar_AE" w:bidi="ar_AE"/>
         </w:rPr>
         <w:t>منح الله النبي نحميا نعمة لدى ملك فارسي قوي، فوافق الملك على جميع طلبات نحميا (</w:t>
@@ -4614,6 +5664,8 @@
       <w:hyperlink r:id="rId182">
         <w:r>
           <w:rPr>
+            <w:rtl/>
+            <w:cs/>
             <w:lang w:val="ar_AE" w:bidi="ar_AE"/>
           </w:rPr>
           <w:rPr>
@@ -4625,6 +5677,8 @@
       </w:hyperlink>
       <w:r>
         <w:rPr>
+          <w:rtl/>
+          <w:cs/>
           <w:lang w:val="ar_AE" w:bidi="ar_AE"/>
         </w:rPr>
         <w:t xml:space="preserve">؛ </w:t>
@@ -4632,6 +5686,8 @@
       <w:hyperlink r:id="rId183">
         <w:r>
           <w:rPr>
+            <w:rtl/>
+            <w:cs/>
             <w:lang w:val="ar_AE" w:bidi="ar_AE"/>
           </w:rPr>
           <w:rPr>
@@ -4643,6 +5699,8 @@
       </w:hyperlink>
       <w:r>
         <w:rPr>
+          <w:rtl/>
+          <w:cs/>
           <w:lang w:val="ar_AE" w:bidi="ar_AE"/>
         </w:rPr>
         <w:t xml:space="preserve">، </w:t>
@@ -4650,6 +5708,8 @@
       <w:hyperlink r:id="rId184">
         <w:r>
           <w:rPr>
+            <w:rtl/>
+            <w:cs/>
             <w:lang w:val="ar_AE" w:bidi="ar_AE"/>
           </w:rPr>
           <w:rPr>
@@ -4661,6 +5721,8 @@
       </w:hyperlink>
       <w:r>
         <w:rPr>
+          <w:rtl/>
+          <w:cs/>
           <w:lang w:val="ar_AE" w:bidi="ar_AE"/>
         </w:rPr>
         <w:t>). بعد ذلك، شارك نحميا بثقة خطته الجريئة لإعادة بناء أسوار أورشليم. وثق أهل أورشليم بأن الله سيساعدهم على النجاح وسيحميهم من الأعداء (</w:t>
@@ -4668,6 +5730,8 @@
       <w:hyperlink r:id="rId184">
         <w:r>
           <w:rPr>
+            <w:rtl/>
+            <w:cs/>
             <w:lang w:val="ar_AE" w:bidi="ar_AE"/>
           </w:rPr>
           <w:rPr>
@@ -4679,6 +5743,8 @@
       </w:hyperlink>
       <w:r>
         <w:rPr>
+          <w:rtl/>
+          <w:cs/>
           <w:lang w:val="ar_AE" w:bidi="ar_AE"/>
         </w:rPr>
         <w:t xml:space="preserve">؛ </w:t>
@@ -4686,6 +5752,8 @@
       <w:hyperlink r:id="rId185">
         <w:r>
           <w:rPr>
+            <w:rtl/>
+            <w:cs/>
             <w:lang w:val="ar_AE" w:bidi="ar_AE"/>
           </w:rPr>
           <w:rPr>
@@ -4697,6 +5765,8 @@
       </w:hyperlink>
       <w:r>
         <w:rPr>
+          <w:rtl/>
+          <w:cs/>
           <w:lang w:val="ar_AE" w:bidi="ar_AE"/>
         </w:rPr>
         <w:t xml:space="preserve">، </w:t>
@@ -4704,6 +5774,8 @@
       <w:hyperlink r:id="rId186">
         <w:r>
           <w:rPr>
+            <w:rtl/>
+            <w:cs/>
             <w:lang w:val="ar_AE" w:bidi="ar_AE"/>
           </w:rPr>
           <w:rPr>
@@ -4715,6 +5787,8 @@
       </w:hyperlink>
       <w:r>
         <w:rPr>
+          <w:rtl/>
+          <w:cs/>
           <w:lang w:val="ar_AE" w:bidi="ar_AE"/>
         </w:rPr>
         <w:t>).</w:t>
@@ -4726,11 +5800,15 @@
       </w:pPr>
       <w:r>
         <w:rPr>
-          <w:lang w:val="ar_AE" w:bidi="ar_AE"/>
-        </w:rPr>
-      </w:r>
-      <w:r>
-        <w:rPr>
+          <w:rtl/>
+          <w:cs/>
+          <w:lang w:val="ar_AE" w:bidi="ar_AE"/>
+        </w:rPr>
+      </w:r>
+      <w:r>
+        <w:rPr>
+          <w:rtl/>
+          <w:cs/>
           <w:lang w:val="ar_AE" w:bidi="ar_AE"/>
         </w:rPr>
         <w:t>وهكذا استمروا في عملهم رغم المعارضة. فقد كانوا يعلمون أن الله يقاتل من أجل شعبه ويعطّل المؤامرات الشريرة التي كانت تُدبَّر ضدهم (</w:t>
@@ -4738,6 +5816,8 @@
       <w:hyperlink r:id="rId187">
         <w:r>
           <w:rPr>
+            <w:rtl/>
+            <w:cs/>
             <w:lang w:val="ar_AE" w:bidi="ar_AE"/>
           </w:rPr>
           <w:rPr>
@@ -4749,6 +5829,8 @@
       </w:hyperlink>
       <w:r>
         <w:rPr>
+          <w:rtl/>
+          <w:cs/>
           <w:lang w:val="ar_AE" w:bidi="ar_AE"/>
         </w:rPr>
         <w:t xml:space="preserve">, </w:t>
@@ -4756,6 +5838,8 @@
       <w:hyperlink r:id="rId188">
         <w:r>
           <w:rPr>
+            <w:rtl/>
+            <w:cs/>
             <w:lang w:val="ar_AE" w:bidi="ar_AE"/>
           </w:rPr>
           <w:rPr>
@@ -4767,6 +5851,8 @@
       </w:hyperlink>
       <w:r>
         <w:rPr>
+          <w:rtl/>
+          <w:cs/>
           <w:lang w:val="ar_AE" w:bidi="ar_AE"/>
         </w:rPr>
         <w:t>). وعندما أكملوا بناء الأسوار، اعترف نحميا بأن هذا المشروع الصعب قد نجح فقط بمعونة الله (</w:t>
@@ -4774,6 +5860,8 @@
       <w:hyperlink r:id="rId189">
         <w:r>
           <w:rPr>
+            <w:rtl/>
+            <w:cs/>
             <w:lang w:val="ar_AE" w:bidi="ar_AE"/>
           </w:rPr>
           <w:rPr>
@@ -4785,6 +5873,8 @@
       </w:hyperlink>
       <w:r>
         <w:rPr>
+          <w:rtl/>
+          <w:cs/>
           <w:lang w:val="ar_AE" w:bidi="ar_AE"/>
         </w:rPr>
         <w:t>).</w:t>
@@ -4796,11 +5886,15 @@
       </w:pPr>
       <w:r>
         <w:rPr>
-          <w:lang w:val="ar_AE" w:bidi="ar_AE"/>
-        </w:rPr>
-      </w:r>
-      <w:r>
-        <w:rPr>
+          <w:rtl/>
+          <w:cs/>
+          <w:lang w:val="ar_AE" w:bidi="ar_AE"/>
+        </w:rPr>
+      </w:r>
+      <w:r>
+        <w:rPr>
+          <w:rtl/>
+          <w:cs/>
           <w:lang w:val="ar_AE" w:bidi="ar_AE"/>
         </w:rPr>
         <w:t xml:space="preserve">يُظهر سفر نحميا أن الله كلّي القدرة ويمكنه تحقيق مقاصده في الحياة الشخصية وفي الشعوب. إن التسبيح في الصلاة الواردة في </w:t>
@@ -4808,6 +5902,8 @@
       <w:hyperlink r:id="rId190">
         <w:r>
           <w:rPr>
+            <w:rtl/>
+            <w:cs/>
             <w:lang w:val="ar_AE" w:bidi="ar_AE"/>
           </w:rPr>
           <w:rPr>
@@ -4819,6 +5915,8 @@
       </w:hyperlink>
       <w:r>
         <w:rPr>
+          <w:rtl/>
+          <w:cs/>
           <w:lang w:val="ar_AE" w:bidi="ar_AE"/>
         </w:rPr>
         <w:t xml:space="preserve"> يمدح الله على أعماله القوية. فقد خلق الله السماوات والأرض، ودعا أبرام من أور، وأعطى الأرض لإسرائيل (</w:t>
@@ -4826,6 +5924,8 @@
       <w:hyperlink r:id="rId191">
         <w:r>
           <w:rPr>
+            <w:rtl/>
+            <w:cs/>
             <w:lang w:val="ar_AE" w:bidi="ar_AE"/>
           </w:rPr>
           <w:rPr>
@@ -4837,6 +5937,8 @@
       </w:hyperlink>
       <w:r>
         <w:rPr>
+          <w:rtl/>
+          <w:cs/>
           <w:lang w:val="ar_AE" w:bidi="ar_AE"/>
         </w:rPr>
         <w:t xml:space="preserve">؛ </w:t>
@@ -4844,6 +5946,8 @@
       <w:hyperlink r:id="rId192">
         <w:r>
           <w:rPr>
+            <w:rtl/>
+            <w:cs/>
             <w:lang w:val="ar_AE" w:bidi="ar_AE"/>
           </w:rPr>
           <w:rPr>
@@ -4855,6 +5959,8 @@
       </w:hyperlink>
       <w:r>
         <w:rPr>
+          <w:rtl/>
+          <w:cs/>
           <w:lang w:val="ar_AE" w:bidi="ar_AE"/>
         </w:rPr>
         <w:t xml:space="preserve">، </w:t>
@@ -4862,6 +5968,8 @@
       <w:hyperlink r:id="rId193">
         <w:r>
           <w:rPr>
+            <w:rtl/>
+            <w:cs/>
             <w:lang w:val="ar_AE" w:bidi="ar_AE"/>
           </w:rPr>
           <w:rPr>
@@ -4873,6 +5981,8 @@
       </w:hyperlink>
       <w:r>
         <w:rPr>
+          <w:rtl/>
+          <w:cs/>
           <w:lang w:val="ar_AE" w:bidi="ar_AE"/>
         </w:rPr>
         <w:t>).</w:t>
@@ -4884,11 +5994,15 @@
       </w:pPr>
       <w:r>
         <w:rPr>
-          <w:lang w:val="ar_AE" w:bidi="ar_AE"/>
-        </w:rPr>
-      </w:r>
-      <w:r>
-        <w:rPr>
+          <w:rtl/>
+          <w:cs/>
+          <w:lang w:val="ar_AE" w:bidi="ar_AE"/>
+        </w:rPr>
+      </w:r>
+      <w:r>
+        <w:rPr>
+          <w:rtl/>
+          <w:cs/>
           <w:lang w:val="ar_AE" w:bidi="ar_AE"/>
         </w:rPr>
         <w:t>لقد أظهر الله قوته على البشر، والخليقة ليظهر رعايته لشعبه بثلاث طرق رئيسية (</w:t>
@@ -4896,6 +6010,8 @@
       <w:hyperlink r:id="rId194">
         <w:r>
           <w:rPr>
+            <w:rtl/>
+            <w:cs/>
             <w:lang w:val="ar_AE" w:bidi="ar_AE"/>
           </w:rPr>
           <w:rPr>
@@ -4907,6 +6023,8 @@
       </w:hyperlink>
       <w:r>
         <w:rPr>
+          <w:rtl/>
+          <w:cs/>
           <w:lang w:val="ar_AE" w:bidi="ar_AE"/>
         </w:rPr>
         <w:t>):</w:t>
@@ -4925,11 +6043,15 @@
       </w:pPr>
       <w:r>
         <w:rPr>
-          <w:lang w:val="ar_AE" w:bidi="ar_AE"/>
-        </w:rPr>
-      </w:r>
-      <w:r>
-        <w:rPr>
+          <w:rtl/>
+          <w:cs/>
+          <w:lang w:val="ar_AE" w:bidi="ar_AE"/>
+        </w:rPr>
+      </w:r>
+      <w:r>
+        <w:rPr>
+          <w:rtl/>
+          <w:cs/>
           <w:lang w:val="ar_AE" w:bidi="ar_AE"/>
         </w:rPr>
         <w:t>الآيات المعجزية في مصر.</w:t>
@@ -4944,11 +6066,15 @@
       </w:pPr>
       <w:r>
         <w:rPr>
-          <w:lang w:val="ar_AE" w:bidi="ar_AE"/>
-        </w:rPr>
-      </w:r>
-      <w:r>
-        <w:rPr>
+          <w:rtl/>
+          <w:cs/>
+          <w:lang w:val="ar_AE" w:bidi="ar_AE"/>
+        </w:rPr>
+      </w:r>
+      <w:r>
+        <w:rPr>
+          <w:rtl/>
+          <w:cs/>
           <w:lang w:val="ar_AE" w:bidi="ar_AE"/>
         </w:rPr>
         <w:t>شق البحر الأحمر.</w:t>
@@ -4963,11 +6089,15 @@
       </w:pPr>
       <w:r>
         <w:rPr>
-          <w:lang w:val="ar_AE" w:bidi="ar_AE"/>
-        </w:rPr>
-      </w:r>
-      <w:r>
-        <w:rPr>
+          <w:rtl/>
+          <w:cs/>
+          <w:lang w:val="ar_AE" w:bidi="ar_AE"/>
+        </w:rPr>
+      </w:r>
+      <w:r>
+        <w:rPr>
+          <w:rtl/>
+          <w:cs/>
           <w:lang w:val="ar_AE" w:bidi="ar_AE"/>
         </w:rPr>
         <w:t>توفير القيادة، والطعام، والماء في البرية..</w:t>
@@ -4979,11 +6109,15 @@
       </w:pPr>
       <w:r>
         <w:rPr>
-          <w:lang w:val="ar_AE" w:bidi="ar_AE"/>
-        </w:rPr>
-      </w:r>
-      <w:r>
-        <w:rPr>
+          <w:rtl/>
+          <w:cs/>
+          <w:lang w:val="ar_AE" w:bidi="ar_AE"/>
+        </w:rPr>
+      </w:r>
+      <w:r>
+        <w:rPr>
+          <w:rtl/>
+          <w:cs/>
           <w:lang w:val="ar_AE" w:bidi="ar_AE"/>
         </w:rPr>
         <w:t>أرسل الرب بني إسرائيل إلى السبي بعد أن عاشوا أجيال عديدة في الخطية (</w:t>
@@ -4991,6 +6125,8 @@
       <w:hyperlink r:id="rId195">
         <w:r>
           <w:rPr>
+            <w:rtl/>
+            <w:cs/>
             <w:lang w:val="ar_AE" w:bidi="ar_AE"/>
           </w:rPr>
           <w:rPr>
@@ -5002,6 +6138,8 @@
       </w:hyperlink>
       <w:r>
         <w:rPr>
+          <w:rtl/>
+          <w:cs/>
           <w:lang w:val="ar_AE" w:bidi="ar_AE"/>
         </w:rPr>
         <w:t>). والآن، كان يفي بوعده بإعادتهم (</w:t>
@@ -5009,6 +6147,8 @@
       <w:hyperlink r:id="rId196">
         <w:r>
           <w:rPr>
+            <w:rtl/>
+            <w:cs/>
             <w:lang w:val="ar_AE" w:bidi="ar_AE"/>
           </w:rPr>
           <w:rPr>
@@ -5020,6 +6160,8 @@
       </w:hyperlink>
       <w:r>
         <w:rPr>
+          <w:rtl/>
+          <w:cs/>
           <w:lang w:val="ar_AE" w:bidi="ar_AE"/>
         </w:rPr>
         <w:t>). صلّى نحميا وقاد العمل بثقة لأنه كان يعلم أن كل شيء جزء من خطة الله.</w:t>
@@ -5031,11 +6173,15 @@
       </w:pPr>
       <w:r>
         <w:rPr>
-          <w:lang w:val="ar_AE" w:bidi="ar_AE"/>
-        </w:rPr>
-      </w:r>
-      <w:r>
-        <w:rPr>
+          <w:rtl/>
+          <w:cs/>
+          <w:lang w:val="ar_AE" w:bidi="ar_AE"/>
+        </w:rPr>
+      </w:r>
+      <w:r>
+        <w:rPr>
+          <w:rtl/>
+          <w:cs/>
           <w:lang w:val="ar_AE" w:bidi="ar_AE"/>
         </w:rPr>
         <w:t>إن نفس هذه الثقة في الله هي التي دفعت إبراهيم لترك أور والذهاب إلى أرض مجهولة (</w:t>
@@ -5043,6 +6189,8 @@
       <w:hyperlink r:id="rId197">
         <w:r>
           <w:rPr>
+            <w:rtl/>
+            <w:cs/>
             <w:lang w:val="ar_AE" w:bidi="ar_AE"/>
           </w:rPr>
           <w:rPr>
@@ -5054,6 +6202,8 @@
       </w:hyperlink>
       <w:r>
         <w:rPr>
+          <w:rtl/>
+          <w:cs/>
           <w:lang w:val="ar_AE" w:bidi="ar_AE"/>
         </w:rPr>
         <w:t xml:space="preserve">؛ </w:t>
@@ -5061,6 +6211,8 @@
       <w:hyperlink r:id="rId198">
         <w:r>
           <w:rPr>
+            <w:rtl/>
+            <w:cs/>
             <w:lang w:val="ar_AE" w:bidi="ar_AE"/>
           </w:rPr>
           <w:rPr>
@@ -5072,6 +6224,8 @@
       </w:hyperlink>
       <w:r>
         <w:rPr>
+          <w:rtl/>
+          <w:cs/>
           <w:lang w:val="ar_AE" w:bidi="ar_AE"/>
         </w:rPr>
         <w:t>). وكانت هي التي جعلت راحاب تثق في الله (</w:t>
@@ -5079,6 +6233,8 @@
       <w:hyperlink r:id="rId199">
         <w:r>
           <w:rPr>
+            <w:rtl/>
+            <w:cs/>
             <w:lang w:val="ar_AE" w:bidi="ar_AE"/>
           </w:rPr>
           <w:rPr>
@@ -5090,6 +6246,8 @@
       </w:hyperlink>
       <w:r>
         <w:rPr>
+          <w:rtl/>
+          <w:cs/>
           <w:lang w:val="ar_AE" w:bidi="ar_AE"/>
         </w:rPr>
         <w:t xml:space="preserve">؛ </w:t>
@@ -5097,6 +6255,8 @@
       <w:hyperlink r:id="rId200">
         <w:r>
           <w:rPr>
+            <w:rtl/>
+            <w:cs/>
             <w:lang w:val="ar_AE" w:bidi="ar_AE"/>
           </w:rPr>
           <w:rPr>
@@ -5108,6 +6268,8 @@
       </w:hyperlink>
       <w:r>
         <w:rPr>
+          <w:rtl/>
+          <w:cs/>
           <w:lang w:val="ar_AE" w:bidi="ar_AE"/>
         </w:rPr>
         <w:t>). كما دفعت الملك حزقيا لمقاومة ملك أشور، سنحاريب (</w:t>
@@ -5115,6 +6277,8 @@
       <w:hyperlink r:id="rId201">
         <w:r>
           <w:rPr>
+            <w:rtl/>
+            <w:cs/>
             <w:lang w:val="ar_AE" w:bidi="ar_AE"/>
           </w:rPr>
           <w:rPr>
@@ -5126,6 +6290,8 @@
       </w:hyperlink>
       <w:r>
         <w:rPr>
+          <w:rtl/>
+          <w:cs/>
           <w:lang w:val="ar_AE" w:bidi="ar_AE"/>
         </w:rPr>
         <w:t>). يأتي اليقين عندما يثق الناس بأن الله سيحفظ وعوده ويكمّل العمل الذي بدأه في حياتهم (</w:t>
@@ -5133,6 +6299,8 @@
       <w:hyperlink r:id="rId202">
         <w:r>
           <w:rPr>
+            <w:rtl/>
+            <w:cs/>
             <w:lang w:val="ar_AE" w:bidi="ar_AE"/>
           </w:rPr>
           <w:rPr>
@@ -5144,6 +6312,8 @@
       </w:hyperlink>
       <w:r>
         <w:rPr>
+          <w:rtl/>
+          <w:cs/>
           <w:lang w:val="ar_AE" w:bidi="ar_AE"/>
         </w:rPr>
         <w:t>).</w:t>
@@ -5155,12 +6325,16 @@
       </w:pPr>
       <w:r>
         <w:rPr>
+          <w:rtl/>
+          <w:cs/>
           <w:lang w:val="ar_AE" w:bidi="ar_AE"/>
         </w:rPr>
       </w:r>
       <w:r>
         <w:rPr>
           <w:u w:val="single"/>
+          <w:rtl/>
+          <w:cs/>
           <w:lang w:val="ar_AE" w:bidi="ar_AE"/>
         </w:rPr>
         <w:t>مقاطع لمزيد من الدراسة</w:t>
@@ -5172,12 +6346,16 @@
       </w:pPr>
       <w:r>
         <w:rPr>
+          <w:rtl/>
+          <w:cs/>
           <w:lang w:val="ar_AE" w:bidi="ar_AE"/>
         </w:rPr>
       </w:r>
       <w:hyperlink r:id="rId203">
         <w:r>
           <w:rPr>
+            <w:rtl/>
+            <w:cs/>
             <w:lang w:val="ar_AE" w:bidi="ar_AE"/>
           </w:rPr>
           <w:rPr>
@@ -5189,6 +6367,8 @@
       </w:hyperlink>
       <w:r>
         <w:rPr>
+          <w:rtl/>
+          <w:cs/>
           <w:lang w:val="ar_AE" w:bidi="ar_AE"/>
         </w:rPr>
         <w:t xml:space="preserve">; </w:t>
@@ -5196,6 +6376,8 @@
       <w:hyperlink r:id="rId204">
         <w:r>
           <w:rPr>
+            <w:rtl/>
+            <w:cs/>
             <w:lang w:val="ar_AE" w:bidi="ar_AE"/>
           </w:rPr>
           <w:rPr>
@@ -5207,6 +6389,8 @@
       </w:hyperlink>
       <w:r>
         <w:rPr>
+          <w:rtl/>
+          <w:cs/>
           <w:lang w:val="ar_AE" w:bidi="ar_AE"/>
         </w:rPr>
         <w:t xml:space="preserve">; </w:t>
@@ -5214,6 +6398,8 @@
       <w:hyperlink r:id="rId199">
         <w:r>
           <w:rPr>
+            <w:rtl/>
+            <w:cs/>
             <w:lang w:val="ar_AE" w:bidi="ar_AE"/>
           </w:rPr>
           <w:rPr>
@@ -5225,6 +6411,8 @@
       </w:hyperlink>
       <w:r>
         <w:rPr>
+          <w:rtl/>
+          <w:cs/>
           <w:lang w:val="ar_AE" w:bidi="ar_AE"/>
         </w:rPr>
         <w:t xml:space="preserve">; </w:t>
@@ -5232,6 +6420,8 @@
       <w:hyperlink r:id="rId201">
         <w:r>
           <w:rPr>
+            <w:rtl/>
+            <w:cs/>
             <w:lang w:val="ar_AE" w:bidi="ar_AE"/>
           </w:rPr>
           <w:rPr>
@@ -5243,6 +6433,8 @@
       </w:hyperlink>
       <w:r>
         <w:rPr>
+          <w:rtl/>
+          <w:cs/>
           <w:lang w:val="ar_AE" w:bidi="ar_AE"/>
         </w:rPr>
         <w:t xml:space="preserve">; </w:t>
@@ -5250,6 +6442,8 @@
       <w:hyperlink r:id="rId196">
         <w:r>
           <w:rPr>
+            <w:rtl/>
+            <w:cs/>
             <w:lang w:val="ar_AE" w:bidi="ar_AE"/>
           </w:rPr>
           <w:rPr>
@@ -5261,6 +6455,8 @@
       </w:hyperlink>
       <w:r>
         <w:rPr>
+          <w:rtl/>
+          <w:cs/>
           <w:lang w:val="ar_AE" w:bidi="ar_AE"/>
         </w:rPr>
         <w:t xml:space="preserve">, </w:t>
@@ -5268,6 +6464,8 @@
       <w:hyperlink r:id="rId182">
         <w:r>
           <w:rPr>
+            <w:rtl/>
+            <w:cs/>
             <w:lang w:val="ar_AE" w:bidi="ar_AE"/>
           </w:rPr>
           <w:rPr>
@@ -5279,6 +6477,8 @@
       </w:hyperlink>
       <w:r>
         <w:rPr>
+          <w:rtl/>
+          <w:cs/>
           <w:lang w:val="ar_AE" w:bidi="ar_AE"/>
         </w:rPr>
         <w:t xml:space="preserve">; </w:t>
@@ -5286,6 +6486,8 @@
       <w:hyperlink r:id="rId183">
         <w:r>
           <w:rPr>
+            <w:rtl/>
+            <w:cs/>
             <w:lang w:val="ar_AE" w:bidi="ar_AE"/>
           </w:rPr>
           <w:rPr>
@@ -5297,6 +6499,8 @@
       </w:hyperlink>
       <w:r>
         <w:rPr>
+          <w:rtl/>
+          <w:cs/>
           <w:lang w:val="ar_AE" w:bidi="ar_AE"/>
         </w:rPr>
         <w:t xml:space="preserve">, </w:t>
@@ -5304,6 +6508,8 @@
       <w:hyperlink r:id="rId184">
         <w:r>
           <w:rPr>
+            <w:rtl/>
+            <w:cs/>
             <w:lang w:val="ar_AE" w:bidi="ar_AE"/>
           </w:rPr>
           <w:rPr>
@@ -5315,6 +6521,8 @@
       </w:hyperlink>
       <w:r>
         <w:rPr>
+          <w:rtl/>
+          <w:cs/>
           <w:lang w:val="ar_AE" w:bidi="ar_AE"/>
         </w:rPr>
         <w:t xml:space="preserve">, </w:t>
@@ -5322,6 +6530,8 @@
       <w:hyperlink r:id="rId205">
         <w:r>
           <w:rPr>
+            <w:rtl/>
+            <w:cs/>
             <w:lang w:val="ar_AE" w:bidi="ar_AE"/>
           </w:rPr>
           <w:rPr>
@@ -5333,6 +6543,8 @@
       </w:hyperlink>
       <w:r>
         <w:rPr>
+          <w:rtl/>
+          <w:cs/>
           <w:lang w:val="ar_AE" w:bidi="ar_AE"/>
         </w:rPr>
         <w:t xml:space="preserve">; </w:t>
@@ -5340,6 +6552,8 @@
       <w:hyperlink r:id="rId185">
         <w:r>
           <w:rPr>
+            <w:rtl/>
+            <w:cs/>
             <w:lang w:val="ar_AE" w:bidi="ar_AE"/>
           </w:rPr>
           <w:rPr>
@@ -5351,6 +6565,8 @@
       </w:hyperlink>
       <w:r>
         <w:rPr>
+          <w:rtl/>
+          <w:cs/>
           <w:lang w:val="ar_AE" w:bidi="ar_AE"/>
         </w:rPr>
         <w:t xml:space="preserve">, </w:t>
@@ -5358,6 +6574,8 @@
       <w:hyperlink r:id="rId186">
         <w:r>
           <w:rPr>
+            <w:rtl/>
+            <w:cs/>
             <w:lang w:val="ar_AE" w:bidi="ar_AE"/>
           </w:rPr>
           <w:rPr>
@@ -5369,6 +6587,8 @@
       </w:hyperlink>
       <w:r>
         <w:rPr>
+          <w:rtl/>
+          <w:cs/>
           <w:lang w:val="ar_AE" w:bidi="ar_AE"/>
         </w:rPr>
         <w:t xml:space="preserve">, </w:t>
@@ -5376,6 +6596,8 @@
       <w:hyperlink r:id="rId187">
         <w:r>
           <w:rPr>
+            <w:rtl/>
+            <w:cs/>
             <w:lang w:val="ar_AE" w:bidi="ar_AE"/>
           </w:rPr>
           <w:rPr>
@@ -5387,6 +6609,8 @@
       </w:hyperlink>
       <w:r>
         <w:rPr>
+          <w:rtl/>
+          <w:cs/>
           <w:lang w:val="ar_AE" w:bidi="ar_AE"/>
         </w:rPr>
         <w:t xml:space="preserve">, </w:t>
@@ -5394,6 +6618,8 @@
       <w:hyperlink r:id="rId188">
         <w:r>
           <w:rPr>
+            <w:rtl/>
+            <w:cs/>
             <w:lang w:val="ar_AE" w:bidi="ar_AE"/>
           </w:rPr>
           <w:rPr>
@@ -5405,6 +6631,8 @@
       </w:hyperlink>
       <w:r>
         <w:rPr>
+          <w:rtl/>
+          <w:cs/>
           <w:lang w:val="ar_AE" w:bidi="ar_AE"/>
         </w:rPr>
         <w:t xml:space="preserve">; </w:t>
@@ -5412,6 +6640,8 @@
       <w:hyperlink r:id="rId189">
         <w:r>
           <w:rPr>
+            <w:rtl/>
+            <w:cs/>
             <w:lang w:val="ar_AE" w:bidi="ar_AE"/>
           </w:rPr>
           <w:rPr>
@@ -5423,6 +6653,8 @@
       </w:hyperlink>
       <w:r>
         <w:rPr>
+          <w:rtl/>
+          <w:cs/>
           <w:lang w:val="ar_AE" w:bidi="ar_AE"/>
         </w:rPr>
         <w:t xml:space="preserve">; </w:t>
@@ -5430,6 +6662,8 @@
       <w:hyperlink r:id="rId206">
         <w:r>
           <w:rPr>
+            <w:rtl/>
+            <w:cs/>
             <w:lang w:val="ar_AE" w:bidi="ar_AE"/>
           </w:rPr>
           <w:rPr>
@@ -5441,6 +6675,8 @@
       </w:hyperlink>
       <w:r>
         <w:rPr>
+          <w:rtl/>
+          <w:cs/>
           <w:lang w:val="ar_AE" w:bidi="ar_AE"/>
         </w:rPr>
         <w:t xml:space="preserve">; </w:t>
@@ -5448,6 +6684,8 @@
       <w:hyperlink r:id="rId207">
         <w:r>
           <w:rPr>
+            <w:rtl/>
+            <w:cs/>
             <w:lang w:val="ar_AE" w:bidi="ar_AE"/>
           </w:rPr>
           <w:rPr>
@@ -5459,6 +6697,8 @@
       </w:hyperlink>
       <w:r>
         <w:rPr>
+          <w:rtl/>
+          <w:cs/>
           <w:lang w:val="ar_AE" w:bidi="ar_AE"/>
         </w:rPr>
         <w:t xml:space="preserve">; </w:t>
@@ -5466,6 +6706,8 @@
       <w:hyperlink r:id="rId87">
         <w:r>
           <w:rPr>
+            <w:rtl/>
+            <w:cs/>
             <w:lang w:val="ar_AE" w:bidi="ar_AE"/>
           </w:rPr>
           <w:rPr>
@@ -5477,6 +6719,8 @@
       </w:hyperlink>
       <w:r>
         <w:rPr>
+          <w:rtl/>
+          <w:cs/>
           <w:lang w:val="ar_AE" w:bidi="ar_AE"/>
         </w:rPr>
         <w:t xml:space="preserve">; </w:t>
@@ -5484,6 +6728,8 @@
       <w:hyperlink r:id="rId96">
         <w:r>
           <w:rPr>
+            <w:rtl/>
+            <w:cs/>
             <w:lang w:val="ar_AE" w:bidi="ar_AE"/>
           </w:rPr>
           <w:rPr>
@@ -5495,6 +6741,8 @@
       </w:hyperlink>
       <w:r>
         <w:rPr>
+          <w:rtl/>
+          <w:cs/>
           <w:lang w:val="ar_AE" w:bidi="ar_AE"/>
         </w:rPr>
         <w:t xml:space="preserve">; </w:t>
@@ -5502,6 +6750,8 @@
       <w:hyperlink r:id="rId134">
         <w:r>
           <w:rPr>
+            <w:rtl/>
+            <w:cs/>
             <w:lang w:val="ar_AE" w:bidi="ar_AE"/>
           </w:rPr>
           <w:rPr>
@@ -5513,6 +6763,8 @@
       </w:hyperlink>
       <w:r>
         <w:rPr>
+          <w:rtl/>
+          <w:cs/>
           <w:lang w:val="ar_AE" w:bidi="ar_AE"/>
         </w:rPr>
         <w:t xml:space="preserve">; </w:t>
@@ -5520,6 +6772,8 @@
       <w:hyperlink r:id="rId208">
         <w:r>
           <w:rPr>
+            <w:rtl/>
+            <w:cs/>
             <w:lang w:val="ar_AE" w:bidi="ar_AE"/>
           </w:rPr>
           <w:rPr>
@@ -5531,6 +6785,8 @@
       </w:hyperlink>
       <w:r>
         <w:rPr>
+          <w:rtl/>
+          <w:cs/>
           <w:lang w:val="ar_AE" w:bidi="ar_AE"/>
         </w:rPr>
         <w:t xml:space="preserve">; </w:t>
@@ -5538,6 +6794,8 @@
       <w:hyperlink r:id="rId209">
         <w:r>
           <w:rPr>
+            <w:rtl/>
+            <w:cs/>
             <w:lang w:val="ar_AE" w:bidi="ar_AE"/>
           </w:rPr>
           <w:rPr>
@@ -5549,6 +6807,8 @@
       </w:hyperlink>
       <w:r>
         <w:rPr>
+          <w:rtl/>
+          <w:cs/>
           <w:lang w:val="ar_AE" w:bidi="ar_AE"/>
         </w:rPr>
         <w:t xml:space="preserve">; </w:t>
@@ -5556,6 +6816,8 @@
       <w:hyperlink r:id="rId210">
         <w:r>
           <w:rPr>
+            <w:rtl/>
+            <w:cs/>
             <w:lang w:val="ar_AE" w:bidi="ar_AE"/>
           </w:rPr>
           <w:rPr>
@@ -5567,6 +6829,8 @@
       </w:hyperlink>
       <w:r>
         <w:rPr>
+          <w:rtl/>
+          <w:cs/>
           <w:lang w:val="ar_AE" w:bidi="ar_AE"/>
         </w:rPr>
         <w:t xml:space="preserve">; </w:t>
@@ -5574,6 +6838,8 @@
       <w:hyperlink r:id="rId211">
         <w:r>
           <w:rPr>
+            <w:rtl/>
+            <w:cs/>
             <w:lang w:val="ar_AE" w:bidi="ar_AE"/>
           </w:rPr>
           <w:rPr>
@@ -5585,6 +6851,8 @@
       </w:hyperlink>
       <w:r>
         <w:rPr>
+          <w:rtl/>
+          <w:cs/>
           <w:lang w:val="ar_AE" w:bidi="ar_AE"/>
         </w:rPr>
         <w:t xml:space="preserve">; </w:t>
@@ -5592,6 +6860,8 @@
       <w:hyperlink r:id="rId212">
         <w:r>
           <w:rPr>
+            <w:rtl/>
+            <w:cs/>
             <w:lang w:val="ar_AE" w:bidi="ar_AE"/>
           </w:rPr>
           <w:rPr>
@@ -5603,6 +6873,8 @@
       </w:hyperlink>
       <w:r>
         <w:rPr>
+          <w:rtl/>
+          <w:cs/>
           <w:lang w:val="ar_AE" w:bidi="ar_AE"/>
         </w:rPr>
         <w:t xml:space="preserve">; </w:t>
@@ -5610,6 +6882,8 @@
       <w:hyperlink r:id="rId213">
         <w:r>
           <w:rPr>
+            <w:rtl/>
+            <w:cs/>
             <w:lang w:val="ar_AE" w:bidi="ar_AE"/>
           </w:rPr>
           <w:rPr>
@@ -5621,6 +6895,8 @@
       </w:hyperlink>
       <w:r>
         <w:rPr>
+          <w:rtl/>
+          <w:cs/>
           <w:lang w:val="ar_AE" w:bidi="ar_AE"/>
         </w:rPr>
         <w:t xml:space="preserve">, </w:t>
@@ -5628,6 +6904,8 @@
       <w:hyperlink r:id="rId214">
         <w:r>
           <w:rPr>
+            <w:rtl/>
+            <w:cs/>
             <w:lang w:val="ar_AE" w:bidi="ar_AE"/>
           </w:rPr>
           <w:rPr>
@@ -5639,6 +6917,8 @@
       </w:hyperlink>
       <w:r>
         <w:rPr>
+          <w:rtl/>
+          <w:cs/>
           <w:lang w:val="ar_AE" w:bidi="ar_AE"/>
         </w:rPr>
         <w:t xml:space="preserve">; </w:t>
@@ -5646,6 +6926,8 @@
       <w:hyperlink r:id="rId72">
         <w:r>
           <w:rPr>
+            <w:rtl/>
+            <w:cs/>
             <w:lang w:val="ar_AE" w:bidi="ar_AE"/>
           </w:rPr>
           <w:rPr>
@@ -5657,6 +6939,8 @@
       </w:hyperlink>
       <w:r>
         <w:rPr>
+          <w:rtl/>
+          <w:cs/>
           <w:lang w:val="ar_AE" w:bidi="ar_AE"/>
         </w:rPr>
         <w:t xml:space="preserve">; </w:t>
@@ -5664,6 +6948,8 @@
       <w:hyperlink r:id="rId198">
         <w:r>
           <w:rPr>
+            <w:rtl/>
+            <w:cs/>
             <w:lang w:val="ar_AE" w:bidi="ar_AE"/>
           </w:rPr>
           <w:rPr>
@@ -5675,6 +6961,8 @@
       </w:hyperlink>
       <w:r>
         <w:rPr>
+          <w:rtl/>
+          <w:cs/>
           <w:lang w:val="ar_AE" w:bidi="ar_AE"/>
         </w:rPr>
         <w:t xml:space="preserve">, </w:t>
@@ -5682,6 +6970,8 @@
       <w:hyperlink r:id="rId200">
         <w:r>
           <w:rPr>
+            <w:rtl/>
+            <w:cs/>
             <w:lang w:val="ar_AE" w:bidi="ar_AE"/>
           </w:rPr>
           <w:rPr>
@@ -5693,6 +6983,8 @@
       </w:hyperlink>
       <w:r>
         <w:rPr>
+          <w:rtl/>
+          <w:cs/>
           <w:lang w:val="ar_AE" w:bidi="ar_AE"/>
         </w:rPr>
         <w:t xml:space="preserve">; </w:t>
@@ -5700,6 +6992,8 @@
       <w:hyperlink r:id="rId215">
         <w:r>
           <w:rPr>
+            <w:rtl/>
+            <w:cs/>
             <w:lang w:val="ar_AE" w:bidi="ar_AE"/>
           </w:rPr>
           <w:rPr>
@@ -5711,11 +7005,15 @@
       </w:hyperlink>
       <w:r>
         <w:rPr>
-          <w:lang w:val="ar_AE" w:bidi="ar_AE"/>
-        </w:rPr>
-      </w:r>
-      <w:r>
-        <w:rPr>
+          <w:rtl/>
+          <w:cs/>
+          <w:lang w:val="ar_AE" w:bidi="ar_AE"/>
+        </w:rPr>
+      </w:r>
+      <w:r>
+        <w:rPr>
+          <w:rtl/>
+          <w:cs/>
           <w:lang w:val="ar_AE" w:bidi="ar_AE"/>
         </w:rPr>
       </w:r>

--- a/arb/docx/004.content.docx
+++ b/arb/docx/004.content.docx
@@ -309,20 +309,14 @@
         </w:rPr>
         <w:t xml:space="preserve">عندما كان يسوع على وشك أن يتألم ويموت، أخبر أتباعه بأنهم سيواجهون أيضًا صعوبات عظيمة (انظر </w:t>
       </w:r>
-      <w:hyperlink r:id="rId13">
-        <w:r>
-          <w:rPr>
-            <w:rtl/>
-            <w:cs/>
-            <w:lang w:val="ar_AE" w:bidi="ar_AE"/>
-          </w:rPr>
-          <w:rPr>
-            <w:color w:val="0000EE"/>
-            <w:u w:val="single"/>
-          </w:rPr>
-          <w:t>متّى 24:9</w:t>
-        </w:r>
-      </w:hyperlink>
+      <w:r>
+        <w:rPr>
+          <w:rtl/>
+          <w:cs/>
+          <w:lang w:val="ar_AE" w:bidi="ar_AE"/>
+        </w:rPr>
+        <w:t>متّى 24:9</w:t>
+      </w:r>
       <w:r>
         <w:rPr>
           <w:rtl/>
@@ -347,20 +341,14 @@
         </w:rPr>
         <w:t>" (</w:t>
       </w:r>
-      <w:hyperlink r:id="rId14">
-        <w:r>
-          <w:rPr>
-            <w:rtl/>
-            <w:cs/>
-            <w:lang w:val="ar_AE" w:bidi="ar_AE"/>
-          </w:rPr>
-          <w:rPr>
-            <w:color w:val="0000EE"/>
-            <w:u w:val="single"/>
-          </w:rPr>
-          <w:t>متّى 24:13</w:t>
-        </w:r>
-      </w:hyperlink>
+      <w:r>
+        <w:rPr>
+          <w:rtl/>
+          <w:cs/>
+          <w:lang w:val="ar_AE" w:bidi="ar_AE"/>
+        </w:rPr>
+        <w:t>متّى 24:13</w:t>
+      </w:r>
       <w:r>
         <w:rPr>
           <w:rtl/>
@@ -369,42 +357,30 @@
         </w:rPr>
         <w:t xml:space="preserve">). كُتِبَ العديد من أسفار العهد الجديد للمؤمنين الذين كانوا يتألمون بسبب إيمانهم بالمسيح (انظر، على سبيل المثال، </w:t>
       </w:r>
-      <w:hyperlink r:id="rId15">
-        <w:r>
-          <w:rPr>
-            <w:rtl/>
-            <w:cs/>
-            <w:lang w:val="ar_AE" w:bidi="ar_AE"/>
-          </w:rPr>
-          <w:rPr>
-            <w:color w:val="0000EE"/>
-            <w:u w:val="single"/>
-          </w:rPr>
-          <w:t>2 تسالونيكي 1:4</w:t>
-        </w:r>
-      </w:hyperlink>
-      <w:r>
-        <w:rPr>
-          <w:rtl/>
-          <w:cs/>
-          <w:lang w:val="ar_AE" w:bidi="ar_AE"/>
-        </w:rPr>
-        <w:t xml:space="preserve">; </w:t>
-      </w:r>
-      <w:hyperlink r:id="rId16">
-        <w:r>
-          <w:rPr>
-            <w:rtl/>
-            <w:cs/>
-            <w:lang w:val="ar_AE" w:bidi="ar_AE"/>
-          </w:rPr>
-          <w:rPr>
-            <w:color w:val="0000EE"/>
-            <w:u w:val="single"/>
-          </w:rPr>
-          <w:t>1 بطرس 4:12–19</w:t>
-        </w:r>
-      </w:hyperlink>
+      <w:r>
+        <w:rPr>
+          <w:rtl/>
+          <w:cs/>
+          <w:lang w:val="ar_AE" w:bidi="ar_AE"/>
+        </w:rPr>
+        <w:t>2 تسالونيكي 1:4</w:t>
+      </w:r>
+      <w:r>
+        <w:rPr>
+          <w:rtl/>
+          <w:cs/>
+          <w:lang w:val="ar_AE" w:bidi="ar_AE"/>
+        </w:rPr>
+        <w:t xml:space="preserve">; </w:t>
+      </w:r>
+      <w:r>
+        <w:rPr>
+          <w:rtl/>
+          <w:cs/>
+          <w:lang w:val="ar_AE" w:bidi="ar_AE"/>
+        </w:rPr>
+        <w:t>1 بطرس 4:12–19</w:t>
+      </w:r>
       <w:r>
         <w:rPr>
           <w:rtl/>
@@ -413,42 +389,30 @@
         </w:rPr>
         <w:t xml:space="preserve">). وكان هؤلاء المؤمنون بحاجة إلى التشجيع لكي يثبتوا وسط الشدائد مع بقائهم أمناء للمسيح ومشاركة إيمانهم مع الآخرين (انظر </w:t>
       </w:r>
-      <w:hyperlink r:id="rId17">
-        <w:r>
-          <w:rPr>
-            <w:rtl/>
-            <w:cs/>
-            <w:lang w:val="ar_AE" w:bidi="ar_AE"/>
-          </w:rPr>
-          <w:rPr>
-            <w:color w:val="0000EE"/>
-            <w:u w:val="single"/>
-          </w:rPr>
-          <w:t>2 تيموثاوس 4:5</w:t>
-        </w:r>
-      </w:hyperlink>
-      <w:r>
-        <w:rPr>
-          <w:rtl/>
-          <w:cs/>
-          <w:lang w:val="ar_AE" w:bidi="ar_AE"/>
-        </w:rPr>
-        <w:t xml:space="preserve">; </w:t>
-      </w:r>
-      <w:hyperlink r:id="rId18">
-        <w:r>
-          <w:rPr>
-            <w:rtl/>
-            <w:cs/>
-            <w:lang w:val="ar_AE" w:bidi="ar_AE"/>
-          </w:rPr>
-          <w:rPr>
-            <w:color w:val="0000EE"/>
-            <w:u w:val="single"/>
-          </w:rPr>
-          <w:t>1 بطرس 4:1</w:t>
-        </w:r>
-      </w:hyperlink>
+      <w:r>
+        <w:rPr>
+          <w:rtl/>
+          <w:cs/>
+          <w:lang w:val="ar_AE" w:bidi="ar_AE"/>
+        </w:rPr>
+        <w:t>2 تيموثاوس 4:5</w:t>
+      </w:r>
+      <w:r>
+        <w:rPr>
+          <w:rtl/>
+          <w:cs/>
+          <w:lang w:val="ar_AE" w:bidi="ar_AE"/>
+        </w:rPr>
+        <w:t xml:space="preserve">; </w:t>
+      </w:r>
+      <w:r>
+        <w:rPr>
+          <w:rtl/>
+          <w:cs/>
+          <w:lang w:val="ar_AE" w:bidi="ar_AE"/>
+        </w:rPr>
+        <w:t>1 بطرس 4:1</w:t>
+      </w:r>
       <w:r>
         <w:rPr>
           <w:rtl/>
@@ -457,42 +421,30 @@
         </w:rPr>
         <w:t>). ومن خلال الثبات، ينمو المؤمنون في الشخصية وينضجون روحيًا (</w:t>
       </w:r>
-      <w:hyperlink r:id="rId19">
-        <w:r>
-          <w:rPr>
-            <w:rtl/>
-            <w:cs/>
-            <w:lang w:val="ar_AE" w:bidi="ar_AE"/>
-          </w:rPr>
-          <w:rPr>
-            <w:color w:val="0000EE"/>
-            <w:u w:val="single"/>
-          </w:rPr>
-          <w:t>رومية 5:3–4</w:t>
-        </w:r>
-      </w:hyperlink>
-      <w:r>
-        <w:rPr>
-          <w:rtl/>
-          <w:cs/>
-          <w:lang w:val="ar_AE" w:bidi="ar_AE"/>
-        </w:rPr>
-        <w:t xml:space="preserve">; </w:t>
-      </w:r>
-      <w:hyperlink r:id="rId20">
-        <w:r>
-          <w:rPr>
-            <w:rtl/>
-            <w:cs/>
-            <w:lang w:val="ar_AE" w:bidi="ar_AE"/>
-          </w:rPr>
-          <w:rPr>
-            <w:color w:val="0000EE"/>
-            <w:u w:val="single"/>
-          </w:rPr>
-          <w:t>يعقوب 1:2–4</w:t>
-        </w:r>
-      </w:hyperlink>
+      <w:r>
+        <w:rPr>
+          <w:rtl/>
+          <w:cs/>
+          <w:lang w:val="ar_AE" w:bidi="ar_AE"/>
+        </w:rPr>
+        <w:t>رومية 5:3–4</w:t>
+      </w:r>
+      <w:r>
+        <w:rPr>
+          <w:rtl/>
+          <w:cs/>
+          <w:lang w:val="ar_AE" w:bidi="ar_AE"/>
+        </w:rPr>
+        <w:t xml:space="preserve">; </w:t>
+      </w:r>
+      <w:r>
+        <w:rPr>
+          <w:rtl/>
+          <w:cs/>
+          <w:lang w:val="ar_AE" w:bidi="ar_AE"/>
+        </w:rPr>
+        <w:t>يعقوب 1:2–4</w:t>
+      </w:r>
       <w:r>
         <w:rPr>
           <w:rtl/>
@@ -521,20 +473,14 @@
         </w:rPr>
         <w:t>كان الرسالة إلى العبرانيين موجَّهًا إلى مؤمنين واجهوا تحديات كثيرة. فقد تعرّضوا للمضايقة، وسُلبت ممتلكاتهم، وزُجّ بهم في السجون (</w:t>
       </w:r>
-      <w:hyperlink r:id="rId21">
-        <w:r>
-          <w:rPr>
-            <w:rtl/>
-            <w:cs/>
-            <w:lang w:val="ar_AE" w:bidi="ar_AE"/>
-          </w:rPr>
-          <w:rPr>
-            <w:color w:val="0000EE"/>
-            <w:u w:val="single"/>
-          </w:rPr>
-          <w:t>العبرانيين 10:32–34</w:t>
-        </w:r>
-      </w:hyperlink>
+      <w:r>
+        <w:rPr>
+          <w:rtl/>
+          <w:cs/>
+          <w:lang w:val="ar_AE" w:bidi="ar_AE"/>
+        </w:rPr>
+        <w:t>العبرانيين 10:32–34</w:t>
+      </w:r>
       <w:r>
         <w:rPr>
           <w:rtl/>
@@ -563,42 +509,30 @@
         </w:rPr>
         <w:t>في وقت كتابة السفر، كانوا يواجهون تحديات مشابهة. لقد كانوا بحاجة إلى أن يتمسكوا بإيمانهم "راسخين" دون تردّد (</w:t>
       </w:r>
-      <w:hyperlink r:id="rId22">
-        <w:r>
-          <w:rPr>
-            <w:rtl/>
-            <w:cs/>
-            <w:lang w:val="ar_AE" w:bidi="ar_AE"/>
-          </w:rPr>
-          <w:rPr>
-            <w:color w:val="0000EE"/>
-            <w:u w:val="single"/>
-          </w:rPr>
-          <w:t>4:14</w:t>
-        </w:r>
-      </w:hyperlink>
-      <w:r>
-        <w:rPr>
-          <w:rtl/>
-          <w:cs/>
-          <w:lang w:val="ar_AE" w:bidi="ar_AE"/>
-        </w:rPr>
-        <w:t xml:space="preserve">; </w:t>
-      </w:r>
-      <w:hyperlink r:id="rId23">
-        <w:r>
-          <w:rPr>
-            <w:rtl/>
-            <w:cs/>
-            <w:lang w:val="ar_AE" w:bidi="ar_AE"/>
-          </w:rPr>
-          <w:rPr>
-            <w:color w:val="0000EE"/>
-            <w:u w:val="single"/>
-          </w:rPr>
-          <w:t>10:23</w:t>
-        </w:r>
-      </w:hyperlink>
+      <w:r>
+        <w:rPr>
+          <w:rtl/>
+          <w:cs/>
+          <w:lang w:val="ar_AE" w:bidi="ar_AE"/>
+        </w:rPr>
+        <w:t>4:14</w:t>
+      </w:r>
+      <w:r>
+        <w:rPr>
+          <w:rtl/>
+          <w:cs/>
+          <w:lang w:val="ar_AE" w:bidi="ar_AE"/>
+        </w:rPr>
+        <w:t xml:space="preserve">; </w:t>
+      </w:r>
+      <w:r>
+        <w:rPr>
+          <w:rtl/>
+          <w:cs/>
+          <w:lang w:val="ar_AE" w:bidi="ar_AE"/>
+        </w:rPr>
+        <w:t>10:23</w:t>
+      </w:r>
       <w:r>
         <w:rPr>
           <w:rtl/>
@@ -607,42 +541,30 @@
         </w:rPr>
         <w:t>). وكان عليهم أن يَصبروا منتظرين تحقيق وعود الله (</w:t>
       </w:r>
-      <w:hyperlink r:id="rId24">
-        <w:r>
-          <w:rPr>
-            <w:rtl/>
-            <w:cs/>
-            <w:lang w:val="ar_AE" w:bidi="ar_AE"/>
-          </w:rPr>
-          <w:rPr>
-            <w:color w:val="0000EE"/>
-            <w:u w:val="single"/>
-          </w:rPr>
-          <w:t>6:12</w:t>
-        </w:r>
-      </w:hyperlink>
-      <w:r>
-        <w:rPr>
-          <w:rtl/>
-          <w:cs/>
-          <w:lang w:val="ar_AE" w:bidi="ar_AE"/>
-        </w:rPr>
-        <w:t xml:space="preserve">; </w:t>
-      </w:r>
-      <w:hyperlink r:id="rId25">
-        <w:r>
-          <w:rPr>
-            <w:rtl/>
-            <w:cs/>
-            <w:lang w:val="ar_AE" w:bidi="ar_AE"/>
-          </w:rPr>
-          <w:rPr>
-            <w:color w:val="0000EE"/>
-            <w:u w:val="single"/>
-          </w:rPr>
-          <w:t>10:36</w:t>
-        </w:r>
-      </w:hyperlink>
+      <w:r>
+        <w:rPr>
+          <w:rtl/>
+          <w:cs/>
+          <w:lang w:val="ar_AE" w:bidi="ar_AE"/>
+        </w:rPr>
+        <w:t>6:12</w:t>
+      </w:r>
+      <w:r>
+        <w:rPr>
+          <w:rtl/>
+          <w:cs/>
+          <w:lang w:val="ar_AE" w:bidi="ar_AE"/>
+        </w:rPr>
+        <w:t xml:space="preserve">; </w:t>
+      </w:r>
+      <w:r>
+        <w:rPr>
+          <w:rtl/>
+          <w:cs/>
+          <w:lang w:val="ar_AE" w:bidi="ar_AE"/>
+        </w:rPr>
+        <w:t>10:36</w:t>
+      </w:r>
       <w:r>
         <w:rPr>
           <w:rtl/>
@@ -667,20 +589,14 @@
         </w:rPr>
         <w:t>" (</w:t>
       </w:r>
-      <w:hyperlink r:id="rId26">
-        <w:r>
-          <w:rPr>
-            <w:rtl/>
-            <w:cs/>
-            <w:lang w:val="ar_AE" w:bidi="ar_AE"/>
-          </w:rPr>
-          <w:rPr>
-            <w:color w:val="0000EE"/>
-            <w:u w:val="single"/>
-          </w:rPr>
-          <w:t>12:1</w:t>
-        </w:r>
-      </w:hyperlink>
+      <w:r>
+        <w:rPr>
+          <w:rtl/>
+          <w:cs/>
+          <w:lang w:val="ar_AE" w:bidi="ar_AE"/>
+        </w:rPr>
+        <w:t>12:1</w:t>
+      </w:r>
       <w:r>
         <w:rPr>
           <w:rtl/>
@@ -689,20 +605,14 @@
         </w:rPr>
         <w:t>). وكأبناء حقيقيين لأبٍ مُحب، كان عليهم أن يقبلوا تأديب الرب لكي ينموا في القداسة (</w:t>
       </w:r>
-      <w:hyperlink r:id="rId27">
-        <w:r>
-          <w:rPr>
-            <w:rtl/>
-            <w:cs/>
-            <w:lang w:val="ar_AE" w:bidi="ar_AE"/>
-          </w:rPr>
-          <w:rPr>
-            <w:color w:val="0000EE"/>
-            <w:u w:val="single"/>
-          </w:rPr>
-          <w:t>12:5–13</w:t>
-        </w:r>
-      </w:hyperlink>
+      <w:r>
+        <w:rPr>
+          <w:rtl/>
+          <w:cs/>
+          <w:lang w:val="ar_AE" w:bidi="ar_AE"/>
+        </w:rPr>
+        <w:t>12:5–13</w:t>
+      </w:r>
       <w:r>
         <w:rPr>
           <w:rtl/>
@@ -731,42 +641,30 @@
         </w:rPr>
         <w:t>إن الأمثلة العظيمة على الثبات في الأسفار المقدسة، مثل أيوب والأنبياء، قادرة أن تلهم جميع المؤمنين (</w:t>
       </w:r>
-      <w:hyperlink r:id="rId28">
-        <w:r>
-          <w:rPr>
-            <w:rtl/>
-            <w:cs/>
-            <w:lang w:val="ar_AE" w:bidi="ar_AE"/>
-          </w:rPr>
-          <w:rPr>
-            <w:color w:val="0000EE"/>
-            <w:u w:val="single"/>
-          </w:rPr>
-          <w:t>عبرانيين 11:35–40</w:t>
-        </w:r>
-      </w:hyperlink>
-      <w:r>
-        <w:rPr>
-          <w:rtl/>
-          <w:cs/>
-          <w:lang w:val="ar_AE" w:bidi="ar_AE"/>
-        </w:rPr>
-        <w:t xml:space="preserve">; </w:t>
-      </w:r>
-      <w:hyperlink r:id="rId29">
-        <w:r>
-          <w:rPr>
-            <w:rtl/>
-            <w:cs/>
-            <w:lang w:val="ar_AE" w:bidi="ar_AE"/>
-          </w:rPr>
-          <w:rPr>
-            <w:color w:val="0000EE"/>
-            <w:u w:val="single"/>
-          </w:rPr>
-          <w:t>يعقوب 5:10–11</w:t>
-        </w:r>
-      </w:hyperlink>
+      <w:r>
+        <w:rPr>
+          <w:rtl/>
+          <w:cs/>
+          <w:lang w:val="ar_AE" w:bidi="ar_AE"/>
+        </w:rPr>
+        <w:t>عبرانيين 11:35–40</w:t>
+      </w:r>
+      <w:r>
+        <w:rPr>
+          <w:rtl/>
+          <w:cs/>
+          <w:lang w:val="ar_AE" w:bidi="ar_AE"/>
+        </w:rPr>
+        <w:t xml:space="preserve">; </w:t>
+      </w:r>
+      <w:r>
+        <w:rPr>
+          <w:rtl/>
+          <w:cs/>
+          <w:lang w:val="ar_AE" w:bidi="ar_AE"/>
+        </w:rPr>
+        <w:t>يعقوب 5:10–11</w:t>
+      </w:r>
       <w:r>
         <w:rPr>
           <w:rtl/>
@@ -807,20 +705,14 @@
         </w:rPr>
         <w:t>" (</w:t>
       </w:r>
-      <w:hyperlink r:id="rId30">
-        <w:r>
-          <w:rPr>
-            <w:rtl/>
-            <w:cs/>
-            <w:lang w:val="ar_AE" w:bidi="ar_AE"/>
-          </w:rPr>
-          <w:rPr>
-            <w:color w:val="0000EE"/>
-            <w:u w:val="single"/>
-          </w:rPr>
-          <w:t>12:1–3</w:t>
-        </w:r>
-      </w:hyperlink>
+      <w:r>
+        <w:rPr>
+          <w:rtl/>
+          <w:cs/>
+          <w:lang w:val="ar_AE" w:bidi="ar_AE"/>
+        </w:rPr>
+        <w:t>12:1–3</w:t>
+      </w:r>
       <w:r>
         <w:rPr>
           <w:rtl/>
@@ -862,20 +754,14 @@
           <w:lang w:val="ar_AE" w:bidi="ar_AE"/>
         </w:rPr>
       </w:r>
-      <w:hyperlink r:id="rId19">
-        <w:r>
-          <w:rPr>
-            <w:rtl/>
-            <w:cs/>
-            <w:lang w:val="ar_AE" w:bidi="ar_AE"/>
-          </w:rPr>
-          <w:rPr>
-            <w:color w:val="0000EE"/>
-            <w:u w:val="single"/>
-          </w:rPr>
-          <w:t>رومية 5:3–4</w:t>
-        </w:r>
-      </w:hyperlink>
+      <w:r>
+        <w:rPr>
+          <w:rtl/>
+          <w:cs/>
+          <w:lang w:val="ar_AE" w:bidi="ar_AE"/>
+        </w:rPr>
+        <w:t>رومية 5:3–4</w:t>
+      </w:r>
       <w:r>
         <w:rPr>
           <w:rtl/>
@@ -884,20 +770,14 @@
         </w:rPr>
         <w:t xml:space="preserve">؛ </w:t>
       </w:r>
-      <w:hyperlink r:id="rId31">
-        <w:r>
-          <w:rPr>
-            <w:rtl/>
-            <w:cs/>
-            <w:lang w:val="ar_AE" w:bidi="ar_AE"/>
-          </w:rPr>
-          <w:rPr>
-            <w:color w:val="0000EE"/>
-            <w:u w:val="single"/>
-          </w:rPr>
-          <w:t>1 كورنثوس 4:12</w:t>
-        </w:r>
-      </w:hyperlink>
+      <w:r>
+        <w:rPr>
+          <w:rtl/>
+          <w:cs/>
+          <w:lang w:val="ar_AE" w:bidi="ar_AE"/>
+        </w:rPr>
+        <w:t>1 كورنثوس 4:12</w:t>
+      </w:r>
       <w:r>
         <w:rPr>
           <w:rtl/>
@@ -906,20 +786,14 @@
         </w:rPr>
         <w:t xml:space="preserve">؛ </w:t>
       </w:r>
-      <w:hyperlink r:id="rId15">
-        <w:r>
-          <w:rPr>
-            <w:rtl/>
-            <w:cs/>
-            <w:lang w:val="ar_AE" w:bidi="ar_AE"/>
-          </w:rPr>
-          <w:rPr>
-            <w:color w:val="0000EE"/>
-            <w:u w:val="single"/>
-          </w:rPr>
-          <w:t>2 تسالونيكي 1:4</w:t>
-        </w:r>
-      </w:hyperlink>
+      <w:r>
+        <w:rPr>
+          <w:rtl/>
+          <w:cs/>
+          <w:lang w:val="ar_AE" w:bidi="ar_AE"/>
+        </w:rPr>
+        <w:t>2 تسالونيكي 1:4</w:t>
+      </w:r>
       <w:r>
         <w:rPr>
           <w:rtl/>
@@ -928,20 +802,14 @@
         </w:rPr>
         <w:t xml:space="preserve">؛ </w:t>
       </w:r>
-      <w:hyperlink r:id="rId24">
-        <w:r>
-          <w:rPr>
-            <w:rtl/>
-            <w:cs/>
-            <w:lang w:val="ar_AE" w:bidi="ar_AE"/>
-          </w:rPr>
-          <w:rPr>
-            <w:color w:val="0000EE"/>
-            <w:u w:val="single"/>
-          </w:rPr>
-          <w:t>عبرانيين 6:12</w:t>
-        </w:r>
-      </w:hyperlink>
+      <w:r>
+        <w:rPr>
+          <w:rtl/>
+          <w:cs/>
+          <w:lang w:val="ar_AE" w:bidi="ar_AE"/>
+        </w:rPr>
+        <w:t>عبرانيين 6:12</w:t>
+      </w:r>
       <w:r>
         <w:rPr>
           <w:rtl/>
@@ -950,20 +818,14 @@
         </w:rPr>
         <w:t xml:space="preserve">؛ </w:t>
       </w:r>
-      <w:hyperlink r:id="rId32">
-        <w:r>
-          <w:rPr>
-            <w:rtl/>
-            <w:cs/>
-            <w:lang w:val="ar_AE" w:bidi="ar_AE"/>
-          </w:rPr>
-          <w:rPr>
-            <w:color w:val="0000EE"/>
-            <w:u w:val="single"/>
-          </w:rPr>
-          <w:t>عبرانيين 12:1–10</w:t>
-        </w:r>
-      </w:hyperlink>
+      <w:r>
+        <w:rPr>
+          <w:rtl/>
+          <w:cs/>
+          <w:lang w:val="ar_AE" w:bidi="ar_AE"/>
+        </w:rPr>
+        <w:t>عبرانيين 12:1–10</w:t>
+      </w:r>
       <w:r>
         <w:rPr>
           <w:rtl/>
@@ -972,20 +834,14 @@
         </w:rPr>
         <w:t xml:space="preserve">؛ </w:t>
       </w:r>
-      <w:hyperlink r:id="rId20">
-        <w:r>
-          <w:rPr>
-            <w:rtl/>
-            <w:cs/>
-            <w:lang w:val="ar_AE" w:bidi="ar_AE"/>
-          </w:rPr>
-          <w:rPr>
-            <w:color w:val="0000EE"/>
-            <w:u w:val="single"/>
-          </w:rPr>
-          <w:t>يعقوب 1:2–4</w:t>
-        </w:r>
-      </w:hyperlink>
+      <w:r>
+        <w:rPr>
+          <w:rtl/>
+          <w:cs/>
+          <w:lang w:val="ar_AE" w:bidi="ar_AE"/>
+        </w:rPr>
+        <w:t>يعقوب 1:2–4</w:t>
+      </w:r>
       <w:r>
         <w:rPr>
           <w:rtl/>
@@ -994,20 +850,14 @@
         </w:rPr>
         <w:t xml:space="preserve">؛ </w:t>
       </w:r>
-      <w:hyperlink r:id="rId33">
-        <w:r>
-          <w:rPr>
-            <w:rtl/>
-            <w:cs/>
-            <w:lang w:val="ar_AE" w:bidi="ar_AE"/>
-          </w:rPr>
-          <w:rPr>
-            <w:color w:val="0000EE"/>
-            <w:u w:val="single"/>
-          </w:rPr>
-          <w:t>يعقوب 5:11</w:t>
-        </w:r>
-      </w:hyperlink>
+      <w:r>
+        <w:rPr>
+          <w:rtl/>
+          <w:cs/>
+          <w:lang w:val="ar_AE" w:bidi="ar_AE"/>
+        </w:rPr>
+        <w:t>يعقوب 5:11</w:t>
+      </w:r>
       <w:r>
         <w:rPr>
           <w:rtl/>
@@ -1016,20 +866,14 @@
         </w:rPr>
         <w:t xml:space="preserve">؛ </w:t>
       </w:r>
-      <w:hyperlink r:id="rId34">
-        <w:r>
-          <w:rPr>
-            <w:rtl/>
-            <w:cs/>
-            <w:lang w:val="ar_AE" w:bidi="ar_AE"/>
-          </w:rPr>
-          <w:rPr>
-            <w:color w:val="0000EE"/>
-            <w:u w:val="single"/>
-          </w:rPr>
-          <w:t>1 بطرس 2:20</w:t>
-        </w:r>
-      </w:hyperlink>
+      <w:r>
+        <w:rPr>
+          <w:rtl/>
+          <w:cs/>
+          <w:lang w:val="ar_AE" w:bidi="ar_AE"/>
+        </w:rPr>
+        <w:t>1 بطرس 2:20</w:t>
+      </w:r>
       <w:r>
         <w:rPr>
           <w:rtl/>
@@ -1163,20 +1007,14 @@
         </w:rPr>
         <w:t>" (</w:t>
       </w:r>
-      <w:hyperlink r:id="rId35">
-        <w:r>
-          <w:rPr>
-            <w:rtl/>
-            <w:cs/>
-            <w:lang w:val="ar_AE" w:bidi="ar_AE"/>
-          </w:rPr>
-          <w:rPr>
-            <w:color w:val="0000EE"/>
-            <w:u w:val="single"/>
-          </w:rPr>
-          <w:t>يوحنّا 8:31</w:t>
-        </w:r>
-      </w:hyperlink>
+      <w:r>
+        <w:rPr>
+          <w:rtl/>
+          <w:cs/>
+          <w:lang w:val="ar_AE" w:bidi="ar_AE"/>
+        </w:rPr>
+        <w:t>يوحنّا 8:31</w:t>
+      </w:r>
       <w:r>
         <w:rPr>
           <w:rtl/>
@@ -1205,20 +1043,14 @@
         </w:rPr>
         <w:t>كما أوضح الرب يسوع كيف أن الابن في الآب، والآب في الابن (</w:t>
       </w:r>
-      <w:hyperlink r:id="rId36">
-        <w:r>
-          <w:rPr>
-            <w:rtl/>
-            <w:cs/>
-            <w:lang w:val="ar_AE" w:bidi="ar_AE"/>
-          </w:rPr>
-          <w:rPr>
-            <w:color w:val="0000EE"/>
-            <w:u w:val="single"/>
-          </w:rPr>
-          <w:t>يوحنا 14:10–11</w:t>
-        </w:r>
-      </w:hyperlink>
+      <w:r>
+        <w:rPr>
+          <w:rtl/>
+          <w:cs/>
+          <w:lang w:val="ar_AE" w:bidi="ar_AE"/>
+        </w:rPr>
+        <w:t>يوحنا 14:10–11</w:t>
+      </w:r>
       <w:r>
         <w:rPr>
           <w:rtl/>
@@ -1227,20 +1059,14 @@
         </w:rPr>
         <w:t>). وبطريقة مشابهة، عندما نثبت في يسوع المسيح، يكون الابن فينا، ونكون نحن في الآب والابن (</w:t>
       </w:r>
-      <w:hyperlink r:id="rId37">
-        <w:r>
-          <w:rPr>
-            <w:rtl/>
-            <w:cs/>
-            <w:lang w:val="ar_AE" w:bidi="ar_AE"/>
-          </w:rPr>
-          <w:rPr>
-            <w:color w:val="0000EE"/>
-            <w:u w:val="single"/>
-          </w:rPr>
-          <w:t>17:21–23</w:t>
-        </w:r>
-      </w:hyperlink>
+      <w:r>
+        <w:rPr>
+          <w:rtl/>
+          <w:cs/>
+          <w:lang w:val="ar_AE" w:bidi="ar_AE"/>
+        </w:rPr>
+        <w:t>17:21–23</w:t>
+      </w:r>
       <w:r>
         <w:rPr>
           <w:rtl/>
@@ -1269,20 +1095,14 @@
         </w:rPr>
         <w:t xml:space="preserve">هذا "العيش المتبادل بداخل الآخر" يُظهر معنى أن يثبت التلميذ في الرب يسوع. لا يمكننا أن نجعل علاقتنا دائمة بقوتنا الشخصية. فعمل نعمة الله من خلال روحه القدوس، هو وحده ما يجعل العلاقة دائمة. يجب على كل من الله والتلميذ الالتزام والتكريس. العلاقة بين الله والتلميذ ليست مؤقتة، بل هي علاقة دائمة وأبدية (انظر </w:t>
       </w:r>
-      <w:hyperlink r:id="rId38">
-        <w:r>
-          <w:rPr>
-            <w:rtl/>
-            <w:cs/>
-            <w:lang w:val="ar_AE" w:bidi="ar_AE"/>
-          </w:rPr>
-          <w:rPr>
-            <w:color w:val="0000EE"/>
-            <w:u w:val="single"/>
-          </w:rPr>
-          <w:t>1 يوحنا 2:14</w:t>
-        </w:r>
-      </w:hyperlink>
+      <w:r>
+        <w:rPr>
+          <w:rtl/>
+          <w:cs/>
+          <w:lang w:val="ar_AE" w:bidi="ar_AE"/>
+        </w:rPr>
+        <w:t>1 يوحنا 2:14</w:t>
+      </w:r>
       <w:r>
         <w:rPr>
           <w:rtl/>
@@ -1291,20 +1111,14 @@
         </w:rPr>
         <w:t xml:space="preserve">, </w:t>
       </w:r>
-      <w:hyperlink r:id="rId39">
-        <w:r>
-          <w:rPr>
-            <w:rtl/>
-            <w:cs/>
-            <w:lang w:val="ar_AE" w:bidi="ar_AE"/>
-          </w:rPr>
-          <w:rPr>
-            <w:color w:val="0000EE"/>
-            <w:u w:val="single"/>
-          </w:rPr>
-          <w:t>17</w:t>
-        </w:r>
-      </w:hyperlink>
+      <w:r>
+        <w:rPr>
+          <w:rtl/>
+          <w:cs/>
+          <w:lang w:val="ar_AE" w:bidi="ar_AE"/>
+        </w:rPr>
+        <w:t>17</w:t>
+      </w:r>
       <w:r>
         <w:rPr>
           <w:rtl/>
@@ -1346,108 +1160,78 @@
           <w:lang w:val="ar_AE" w:bidi="ar_AE"/>
         </w:rPr>
       </w:r>
-      <w:hyperlink r:id="rId40">
-        <w:r>
-          <w:rPr>
-            <w:rtl/>
-            <w:cs/>
-            <w:lang w:val="ar_AE" w:bidi="ar_AE"/>
-          </w:rPr>
-          <w:rPr>
-            <w:color w:val="0000EE"/>
-            <w:u w:val="single"/>
-          </w:rPr>
-          <w:t>خروج 33:11</w:t>
-        </w:r>
-      </w:hyperlink>
-      <w:r>
-        <w:rPr>
-          <w:rtl/>
-          <w:cs/>
-          <w:lang w:val="ar_AE" w:bidi="ar_AE"/>
-        </w:rPr>
-        <w:t xml:space="preserve">; </w:t>
-      </w:r>
-      <w:hyperlink r:id="rId41">
-        <w:r>
-          <w:rPr>
-            <w:rtl/>
-            <w:cs/>
-            <w:lang w:val="ar_AE" w:bidi="ar_AE"/>
-          </w:rPr>
-          <w:rPr>
-            <w:color w:val="0000EE"/>
-            <w:u w:val="single"/>
-          </w:rPr>
-          <w:t>34:28</w:t>
-        </w:r>
-      </w:hyperlink>
-      <w:r>
-        <w:rPr>
-          <w:rtl/>
-          <w:cs/>
-          <w:lang w:val="ar_AE" w:bidi="ar_AE"/>
-        </w:rPr>
-        <w:t xml:space="preserve">; </w:t>
-      </w:r>
-      <w:hyperlink r:id="rId42">
-        <w:r>
-          <w:rPr>
-            <w:rtl/>
-            <w:cs/>
-            <w:lang w:val="ar_AE" w:bidi="ar_AE"/>
-          </w:rPr>
-          <w:rPr>
-            <w:color w:val="0000EE"/>
-            <w:u w:val="single"/>
-          </w:rPr>
-          <w:t>يشوع 7:11–12</w:t>
-        </w:r>
-      </w:hyperlink>
-      <w:r>
-        <w:rPr>
-          <w:rtl/>
-          <w:cs/>
-          <w:lang w:val="ar_AE" w:bidi="ar_AE"/>
-        </w:rPr>
-        <w:t xml:space="preserve">; </w:t>
-      </w:r>
-      <w:hyperlink r:id="rId43">
-        <w:r>
-          <w:rPr>
-            <w:rtl/>
-            <w:cs/>
-            <w:lang w:val="ar_AE" w:bidi="ar_AE"/>
-          </w:rPr>
-          <w:rPr>
-            <w:color w:val="0000EE"/>
-            <w:u w:val="single"/>
-          </w:rPr>
-          <w:t>1 صموئيل 16:22</w:t>
-        </w:r>
-      </w:hyperlink>
-      <w:r>
-        <w:rPr>
-          <w:rtl/>
-          <w:cs/>
-          <w:lang w:val="ar_AE" w:bidi="ar_AE"/>
-        </w:rPr>
-        <w:t xml:space="preserve">; </w:t>
-      </w:r>
-      <w:hyperlink r:id="rId44">
-        <w:r>
-          <w:rPr>
-            <w:rtl/>
-            <w:cs/>
-            <w:lang w:val="ar_AE" w:bidi="ar_AE"/>
-          </w:rPr>
-          <w:rPr>
-            <w:color w:val="0000EE"/>
-            <w:u w:val="single"/>
-          </w:rPr>
-          <w:t>مزامير 22:11</w:t>
-        </w:r>
-      </w:hyperlink>
+      <w:r>
+        <w:rPr>
+          <w:rtl/>
+          <w:cs/>
+          <w:lang w:val="ar_AE" w:bidi="ar_AE"/>
+        </w:rPr>
+        <w:t>خروج 33:11</w:t>
+      </w:r>
+      <w:r>
+        <w:rPr>
+          <w:rtl/>
+          <w:cs/>
+          <w:lang w:val="ar_AE" w:bidi="ar_AE"/>
+        </w:rPr>
+        <w:t xml:space="preserve">; </w:t>
+      </w:r>
+      <w:r>
+        <w:rPr>
+          <w:rtl/>
+          <w:cs/>
+          <w:lang w:val="ar_AE" w:bidi="ar_AE"/>
+        </w:rPr>
+        <w:t>34:28</w:t>
+      </w:r>
+      <w:r>
+        <w:rPr>
+          <w:rtl/>
+          <w:cs/>
+          <w:lang w:val="ar_AE" w:bidi="ar_AE"/>
+        </w:rPr>
+        <w:t xml:space="preserve">; </w:t>
+      </w:r>
+      <w:r>
+        <w:rPr>
+          <w:rtl/>
+          <w:cs/>
+          <w:lang w:val="ar_AE" w:bidi="ar_AE"/>
+        </w:rPr>
+        <w:t>يشوع 7:11–12</w:t>
+      </w:r>
+      <w:r>
+        <w:rPr>
+          <w:rtl/>
+          <w:cs/>
+          <w:lang w:val="ar_AE" w:bidi="ar_AE"/>
+        </w:rPr>
+        <w:t xml:space="preserve">; </w:t>
+      </w:r>
+      <w:r>
+        <w:rPr>
+          <w:rtl/>
+          <w:cs/>
+          <w:lang w:val="ar_AE" w:bidi="ar_AE"/>
+        </w:rPr>
+        <w:t>1 صموئيل 16:22</w:t>
+      </w:r>
+      <w:r>
+        <w:rPr>
+          <w:rtl/>
+          <w:cs/>
+          <w:lang w:val="ar_AE" w:bidi="ar_AE"/>
+        </w:rPr>
+        <w:t xml:space="preserve">; </w:t>
+      </w:r>
+      <w:r>
+        <w:rPr>
+          <w:rtl/>
+          <w:cs/>
+          <w:lang w:val="ar_AE" w:bidi="ar_AE"/>
+        </w:rPr>
+        <w:t>مزامير 22:11</w:t>
+      </w:r>
       <w:r>
         <w:rPr>
           <w:rtl/>
@@ -1456,262 +1240,190 @@
         </w:rPr>
         <w:t xml:space="preserve">, </w:t>
       </w:r>
-      <w:hyperlink r:id="rId45">
-        <w:r>
-          <w:rPr>
-            <w:rtl/>
-            <w:cs/>
-            <w:lang w:val="ar_AE" w:bidi="ar_AE"/>
-          </w:rPr>
-          <w:rPr>
-            <w:color w:val="0000EE"/>
-            <w:u w:val="single"/>
-          </w:rPr>
-          <w:t>19</w:t>
-        </w:r>
-      </w:hyperlink>
-      <w:r>
-        <w:rPr>
-          <w:rtl/>
-          <w:cs/>
-          <w:lang w:val="ar_AE" w:bidi="ar_AE"/>
-        </w:rPr>
-        <w:t xml:space="preserve">; </w:t>
-      </w:r>
-      <w:hyperlink r:id="rId46">
-        <w:r>
-          <w:rPr>
-            <w:rtl/>
-            <w:cs/>
-            <w:lang w:val="ar_AE" w:bidi="ar_AE"/>
-          </w:rPr>
-          <w:rPr>
-            <w:color w:val="0000EE"/>
-            <w:u w:val="single"/>
-          </w:rPr>
-          <w:t>101:7</w:t>
-        </w:r>
-      </w:hyperlink>
-      <w:r>
-        <w:rPr>
-          <w:rtl/>
-          <w:cs/>
-          <w:lang w:val="ar_AE" w:bidi="ar_AE"/>
-        </w:rPr>
-        <w:t xml:space="preserve">; </w:t>
-      </w:r>
-      <w:hyperlink r:id="rId47">
-        <w:r>
-          <w:rPr>
-            <w:rtl/>
-            <w:cs/>
-            <w:lang w:val="ar_AE" w:bidi="ar_AE"/>
-          </w:rPr>
-          <w:rPr>
-            <w:color w:val="0000EE"/>
-            <w:u w:val="single"/>
-          </w:rPr>
-          <w:t>دانيآل 1:21</w:t>
-        </w:r>
-      </w:hyperlink>
-      <w:r>
-        <w:rPr>
-          <w:rtl/>
-          <w:cs/>
-          <w:lang w:val="ar_AE" w:bidi="ar_AE"/>
-        </w:rPr>
-        <w:t xml:space="preserve">; </w:t>
-      </w:r>
-      <w:hyperlink r:id="rId48">
-        <w:r>
-          <w:rPr>
-            <w:rtl/>
-            <w:cs/>
-            <w:lang w:val="ar_AE" w:bidi="ar_AE"/>
-          </w:rPr>
-          <w:rPr>
-            <w:color w:val="0000EE"/>
-            <w:u w:val="single"/>
-          </w:rPr>
-          <w:t>2:49</w:t>
-        </w:r>
-      </w:hyperlink>
-      <w:r>
-        <w:rPr>
-          <w:rtl/>
-          <w:cs/>
-          <w:lang w:val="ar_AE" w:bidi="ar_AE"/>
-        </w:rPr>
-        <w:t xml:space="preserve">; </w:t>
-      </w:r>
-      <w:hyperlink r:id="rId49">
-        <w:r>
-          <w:rPr>
-            <w:rtl/>
-            <w:cs/>
-            <w:lang w:val="ar_AE" w:bidi="ar_AE"/>
-          </w:rPr>
-          <w:rPr>
-            <w:color w:val="0000EE"/>
-            <w:u w:val="single"/>
-          </w:rPr>
-          <w:t>حجي 2:5</w:t>
-        </w:r>
-      </w:hyperlink>
-      <w:r>
-        <w:rPr>
-          <w:rtl/>
-          <w:cs/>
-          <w:lang w:val="ar_AE" w:bidi="ar_AE"/>
-        </w:rPr>
-        <w:t xml:space="preserve">; </w:t>
-      </w:r>
-      <w:hyperlink r:id="rId50">
-        <w:r>
-          <w:rPr>
-            <w:rtl/>
-            <w:cs/>
-            <w:lang w:val="ar_AE" w:bidi="ar_AE"/>
-          </w:rPr>
-          <w:rPr>
-            <w:color w:val="0000EE"/>
-            <w:u w:val="single"/>
-          </w:rPr>
-          <w:t>لوقا 15:31</w:t>
-        </w:r>
-      </w:hyperlink>
-      <w:r>
-        <w:rPr>
-          <w:rtl/>
-          <w:cs/>
-          <w:lang w:val="ar_AE" w:bidi="ar_AE"/>
-        </w:rPr>
-        <w:t xml:space="preserve">; </w:t>
-      </w:r>
-      <w:hyperlink r:id="rId51">
-        <w:r>
-          <w:rPr>
-            <w:rtl/>
-            <w:cs/>
-            <w:lang w:val="ar_AE" w:bidi="ar_AE"/>
-          </w:rPr>
-          <w:rPr>
-            <w:color w:val="0000EE"/>
-            <w:u w:val="single"/>
-          </w:rPr>
-          <w:t>22:28</w:t>
-        </w:r>
-      </w:hyperlink>
-      <w:r>
-        <w:rPr>
-          <w:rtl/>
-          <w:cs/>
-          <w:lang w:val="ar_AE" w:bidi="ar_AE"/>
-        </w:rPr>
-        <w:t xml:space="preserve">; </w:t>
-      </w:r>
-      <w:hyperlink r:id="rId52">
-        <w:r>
-          <w:rPr>
-            <w:rtl/>
-            <w:cs/>
-            <w:lang w:val="ar_AE" w:bidi="ar_AE"/>
-          </w:rPr>
-          <w:rPr>
-            <w:color w:val="0000EE"/>
-            <w:u w:val="single"/>
-          </w:rPr>
-          <w:t>يوحنّا 6:56</w:t>
-        </w:r>
-      </w:hyperlink>
-      <w:r>
-        <w:rPr>
-          <w:rtl/>
-          <w:cs/>
-          <w:lang w:val="ar_AE" w:bidi="ar_AE"/>
-        </w:rPr>
-        <w:t xml:space="preserve">; </w:t>
-      </w:r>
-      <w:hyperlink r:id="rId35">
-        <w:r>
-          <w:rPr>
-            <w:rtl/>
-            <w:cs/>
-            <w:lang w:val="ar_AE" w:bidi="ar_AE"/>
-          </w:rPr>
-          <w:rPr>
-            <w:color w:val="0000EE"/>
-            <w:u w:val="single"/>
-          </w:rPr>
-          <w:t>8:31</w:t>
-        </w:r>
-      </w:hyperlink>
-      <w:r>
-        <w:rPr>
-          <w:rtl/>
-          <w:cs/>
-          <w:lang w:val="ar_AE" w:bidi="ar_AE"/>
-        </w:rPr>
-        <w:t xml:space="preserve">; </w:t>
-      </w:r>
-      <w:hyperlink r:id="rId53">
-        <w:r>
-          <w:rPr>
-            <w:rtl/>
-            <w:cs/>
-            <w:lang w:val="ar_AE" w:bidi="ar_AE"/>
-          </w:rPr>
-          <w:rPr>
-            <w:color w:val="0000EE"/>
-            <w:u w:val="single"/>
-          </w:rPr>
-          <w:t>15:1–17</w:t>
-        </w:r>
-      </w:hyperlink>
-      <w:r>
-        <w:rPr>
-          <w:rtl/>
-          <w:cs/>
-          <w:lang w:val="ar_AE" w:bidi="ar_AE"/>
-        </w:rPr>
-        <w:t xml:space="preserve">; </w:t>
-      </w:r>
-      <w:hyperlink r:id="rId54">
-        <w:r>
-          <w:rPr>
-            <w:rtl/>
-            <w:cs/>
-            <w:lang w:val="ar_AE" w:bidi="ar_AE"/>
-          </w:rPr>
-          <w:rPr>
-            <w:color w:val="0000EE"/>
-            <w:u w:val="single"/>
-          </w:rPr>
-          <w:t>فيلبي 4:1</w:t>
-        </w:r>
-      </w:hyperlink>
-      <w:r>
-        <w:rPr>
-          <w:rtl/>
-          <w:cs/>
-          <w:lang w:val="ar_AE" w:bidi="ar_AE"/>
-        </w:rPr>
-        <w:t xml:space="preserve">; </w:t>
-      </w:r>
-      <w:hyperlink r:id="rId55">
-        <w:r>
-          <w:rPr>
-            <w:rtl/>
-            <w:cs/>
-            <w:lang w:val="ar_AE" w:bidi="ar_AE"/>
-          </w:rPr>
-          <w:rPr>
-            <w:color w:val="0000EE"/>
-            <w:u w:val="single"/>
-          </w:rPr>
-          <w:t>1 يوحنّا 2:19</w:t>
-        </w:r>
-      </w:hyperlink>
+      <w:r>
+        <w:rPr>
+          <w:rtl/>
+          <w:cs/>
+          <w:lang w:val="ar_AE" w:bidi="ar_AE"/>
+        </w:rPr>
+        <w:t>19</w:t>
+      </w:r>
+      <w:r>
+        <w:rPr>
+          <w:rtl/>
+          <w:cs/>
+          <w:lang w:val="ar_AE" w:bidi="ar_AE"/>
+        </w:rPr>
+        <w:t xml:space="preserve">; </w:t>
+      </w:r>
+      <w:r>
+        <w:rPr>
+          <w:rtl/>
+          <w:cs/>
+          <w:lang w:val="ar_AE" w:bidi="ar_AE"/>
+        </w:rPr>
+        <w:t>101:7</w:t>
+      </w:r>
+      <w:r>
+        <w:rPr>
+          <w:rtl/>
+          <w:cs/>
+          <w:lang w:val="ar_AE" w:bidi="ar_AE"/>
+        </w:rPr>
+        <w:t xml:space="preserve">; </w:t>
+      </w:r>
+      <w:r>
+        <w:rPr>
+          <w:rtl/>
+          <w:cs/>
+          <w:lang w:val="ar_AE" w:bidi="ar_AE"/>
+        </w:rPr>
+        <w:t>دانيآل 1:21</w:t>
+      </w:r>
+      <w:r>
+        <w:rPr>
+          <w:rtl/>
+          <w:cs/>
+          <w:lang w:val="ar_AE" w:bidi="ar_AE"/>
+        </w:rPr>
+        <w:t xml:space="preserve">; </w:t>
+      </w:r>
+      <w:r>
+        <w:rPr>
+          <w:rtl/>
+          <w:cs/>
+          <w:lang w:val="ar_AE" w:bidi="ar_AE"/>
+        </w:rPr>
+        <w:t>2:49</w:t>
+      </w:r>
+      <w:r>
+        <w:rPr>
+          <w:rtl/>
+          <w:cs/>
+          <w:lang w:val="ar_AE" w:bidi="ar_AE"/>
+        </w:rPr>
+        <w:t xml:space="preserve">; </w:t>
+      </w:r>
+      <w:r>
+        <w:rPr>
+          <w:rtl/>
+          <w:cs/>
+          <w:lang w:val="ar_AE" w:bidi="ar_AE"/>
+        </w:rPr>
+        <w:t>حجي 2:5</w:t>
+      </w:r>
+      <w:r>
+        <w:rPr>
+          <w:rtl/>
+          <w:cs/>
+          <w:lang w:val="ar_AE" w:bidi="ar_AE"/>
+        </w:rPr>
+        <w:t xml:space="preserve">; </w:t>
+      </w:r>
+      <w:r>
+        <w:rPr>
+          <w:rtl/>
+          <w:cs/>
+          <w:lang w:val="ar_AE" w:bidi="ar_AE"/>
+        </w:rPr>
+        <w:t>لوقا 15:31</w:t>
+      </w:r>
+      <w:r>
+        <w:rPr>
+          <w:rtl/>
+          <w:cs/>
+          <w:lang w:val="ar_AE" w:bidi="ar_AE"/>
+        </w:rPr>
+        <w:t xml:space="preserve">; </w:t>
+      </w:r>
+      <w:r>
+        <w:rPr>
+          <w:rtl/>
+          <w:cs/>
+          <w:lang w:val="ar_AE" w:bidi="ar_AE"/>
+        </w:rPr>
+        <w:t>22:28</w:t>
+      </w:r>
+      <w:r>
+        <w:rPr>
+          <w:rtl/>
+          <w:cs/>
+          <w:lang w:val="ar_AE" w:bidi="ar_AE"/>
+        </w:rPr>
+        <w:t xml:space="preserve">; </w:t>
+      </w:r>
+      <w:r>
+        <w:rPr>
+          <w:rtl/>
+          <w:cs/>
+          <w:lang w:val="ar_AE" w:bidi="ar_AE"/>
+        </w:rPr>
+        <w:t>يوحنّا 6:56</w:t>
+      </w:r>
+      <w:r>
+        <w:rPr>
+          <w:rtl/>
+          <w:cs/>
+          <w:lang w:val="ar_AE" w:bidi="ar_AE"/>
+        </w:rPr>
+        <w:t xml:space="preserve">; </w:t>
+      </w:r>
+      <w:r>
+        <w:rPr>
+          <w:rtl/>
+          <w:cs/>
+          <w:lang w:val="ar_AE" w:bidi="ar_AE"/>
+        </w:rPr>
+        <w:t>8:31</w:t>
+      </w:r>
+      <w:r>
+        <w:rPr>
+          <w:rtl/>
+          <w:cs/>
+          <w:lang w:val="ar_AE" w:bidi="ar_AE"/>
+        </w:rPr>
+        <w:t xml:space="preserve">; </w:t>
+      </w:r>
+      <w:r>
+        <w:rPr>
+          <w:rtl/>
+          <w:cs/>
+          <w:lang w:val="ar_AE" w:bidi="ar_AE"/>
+        </w:rPr>
+        <w:t>15:1–17</w:t>
+      </w:r>
+      <w:r>
+        <w:rPr>
+          <w:rtl/>
+          <w:cs/>
+          <w:lang w:val="ar_AE" w:bidi="ar_AE"/>
+        </w:rPr>
+        <w:t xml:space="preserve">; </w:t>
+      </w:r>
+      <w:r>
+        <w:rPr>
+          <w:rtl/>
+          <w:cs/>
+          <w:lang w:val="ar_AE" w:bidi="ar_AE"/>
+        </w:rPr>
+        <w:t>فيلبي 4:1</w:t>
+      </w:r>
+      <w:r>
+        <w:rPr>
+          <w:rtl/>
+          <w:cs/>
+          <w:lang w:val="ar_AE" w:bidi="ar_AE"/>
+        </w:rPr>
+        <w:t xml:space="preserve">; </w:t>
+      </w:r>
+      <w:r>
+        <w:rPr>
+          <w:rtl/>
+          <w:cs/>
+          <w:lang w:val="ar_AE" w:bidi="ar_AE"/>
+        </w:rPr>
+        <w:t>1 يوحنّا 2:19</w:t>
+      </w:r>
       <w:r>
         <w:rPr>
           <w:rtl/>
@@ -1720,108 +1432,78 @@
         </w:rPr>
         <w:t xml:space="preserve">, </w:t>
       </w:r>
-      <w:hyperlink r:id="rId56">
-        <w:r>
-          <w:rPr>
-            <w:rtl/>
-            <w:cs/>
-            <w:lang w:val="ar_AE" w:bidi="ar_AE"/>
-          </w:rPr>
-          <w:rPr>
-            <w:color w:val="0000EE"/>
-            <w:u w:val="single"/>
-          </w:rPr>
-          <w:t>27–28</w:t>
-        </w:r>
-      </w:hyperlink>
-      <w:r>
-        <w:rPr>
-          <w:rtl/>
-          <w:cs/>
-          <w:lang w:val="ar_AE" w:bidi="ar_AE"/>
-        </w:rPr>
-        <w:t xml:space="preserve">; </w:t>
-      </w:r>
-      <w:hyperlink r:id="rId57">
-        <w:r>
-          <w:rPr>
-            <w:rtl/>
-            <w:cs/>
-            <w:lang w:val="ar_AE" w:bidi="ar_AE"/>
-          </w:rPr>
-          <w:rPr>
-            <w:color w:val="0000EE"/>
-            <w:u w:val="single"/>
-          </w:rPr>
-          <w:t>3:24</w:t>
-        </w:r>
-      </w:hyperlink>
-      <w:r>
-        <w:rPr>
-          <w:rtl/>
-          <w:cs/>
-          <w:lang w:val="ar_AE" w:bidi="ar_AE"/>
-        </w:rPr>
-        <w:t xml:space="preserve">; </w:t>
-      </w:r>
-      <w:hyperlink r:id="rId58">
-        <w:r>
-          <w:rPr>
-            <w:rtl/>
-            <w:cs/>
-            <w:lang w:val="ar_AE" w:bidi="ar_AE"/>
-          </w:rPr>
-          <w:rPr>
-            <w:color w:val="0000EE"/>
-            <w:u w:val="single"/>
-          </w:rPr>
-          <w:t>2 يوحنا 1:9</w:t>
-        </w:r>
-      </w:hyperlink>
-      <w:r>
-        <w:rPr>
-          <w:rtl/>
-          <w:cs/>
-          <w:lang w:val="ar_AE" w:bidi="ar_AE"/>
-        </w:rPr>
-        <w:t xml:space="preserve">; </w:t>
-      </w:r>
-      <w:hyperlink r:id="rId59">
-        <w:r>
-          <w:rPr>
-            <w:rtl/>
-            <w:cs/>
-            <w:lang w:val="ar_AE" w:bidi="ar_AE"/>
-          </w:rPr>
-          <w:rPr>
-            <w:color w:val="0000EE"/>
-            <w:u w:val="single"/>
-          </w:rPr>
-          <w:t>رؤيا 2:10</w:t>
-        </w:r>
-      </w:hyperlink>
-      <w:r>
-        <w:rPr>
-          <w:rtl/>
-          <w:cs/>
-          <w:lang w:val="ar_AE" w:bidi="ar_AE"/>
-        </w:rPr>
-        <w:t xml:space="preserve">; </w:t>
-      </w:r>
-      <w:hyperlink r:id="rId60">
-        <w:r>
-          <w:rPr>
-            <w:rtl/>
-            <w:cs/>
-            <w:lang w:val="ar_AE" w:bidi="ar_AE"/>
-          </w:rPr>
-          <w:rPr>
-            <w:color w:val="0000EE"/>
-            <w:u w:val="single"/>
-          </w:rPr>
-          <w:t>13:10</w:t>
-        </w:r>
-      </w:hyperlink>
+      <w:r>
+        <w:rPr>
+          <w:rtl/>
+          <w:cs/>
+          <w:lang w:val="ar_AE" w:bidi="ar_AE"/>
+        </w:rPr>
+        <w:t>27–28</w:t>
+      </w:r>
+      <w:r>
+        <w:rPr>
+          <w:rtl/>
+          <w:cs/>
+          <w:lang w:val="ar_AE" w:bidi="ar_AE"/>
+        </w:rPr>
+        <w:t xml:space="preserve">; </w:t>
+      </w:r>
+      <w:r>
+        <w:rPr>
+          <w:rtl/>
+          <w:cs/>
+          <w:lang w:val="ar_AE" w:bidi="ar_AE"/>
+        </w:rPr>
+        <w:t>3:24</w:t>
+      </w:r>
+      <w:r>
+        <w:rPr>
+          <w:rtl/>
+          <w:cs/>
+          <w:lang w:val="ar_AE" w:bidi="ar_AE"/>
+        </w:rPr>
+        <w:t xml:space="preserve">; </w:t>
+      </w:r>
+      <w:r>
+        <w:rPr>
+          <w:rtl/>
+          <w:cs/>
+          <w:lang w:val="ar_AE" w:bidi="ar_AE"/>
+        </w:rPr>
+        <w:t>2 يوحنا 1:9</w:t>
+      </w:r>
+      <w:r>
+        <w:rPr>
+          <w:rtl/>
+          <w:cs/>
+          <w:lang w:val="ar_AE" w:bidi="ar_AE"/>
+        </w:rPr>
+        <w:t xml:space="preserve">; </w:t>
+      </w:r>
+      <w:r>
+        <w:rPr>
+          <w:rtl/>
+          <w:cs/>
+          <w:lang w:val="ar_AE" w:bidi="ar_AE"/>
+        </w:rPr>
+        <w:t>رؤيا 2:10</w:t>
+      </w:r>
+      <w:r>
+        <w:rPr>
+          <w:rtl/>
+          <w:cs/>
+          <w:lang w:val="ar_AE" w:bidi="ar_AE"/>
+        </w:rPr>
+        <w:t xml:space="preserve">; </w:t>
+      </w:r>
+      <w:r>
+        <w:rPr>
+          <w:rtl/>
+          <w:cs/>
+          <w:lang w:val="ar_AE" w:bidi="ar_AE"/>
+        </w:rPr>
+        <w:t>13:10</w:t>
+      </w:r>
       <w:r>
         <w:rPr>
           <w:rtl/>
@@ -1889,20 +1571,14 @@
         </w:rPr>
         <w:t>كان النبي إشعياء يعلم أن البشر غير جديرين بالثقة (</w:t>
       </w:r>
-      <w:hyperlink r:id="rId61">
-        <w:r>
-          <w:rPr>
-            <w:rtl/>
-            <w:cs/>
-            <w:lang w:val="ar_AE" w:bidi="ar_AE"/>
-          </w:rPr>
-          <w:rPr>
-            <w:color w:val="0000EE"/>
-            <w:u w:val="single"/>
-          </w:rPr>
-          <w:t>إشعياء 2:22</w:t>
-        </w:r>
-      </w:hyperlink>
+      <w:r>
+        <w:rPr>
+          <w:rtl/>
+          <w:cs/>
+          <w:lang w:val="ar_AE" w:bidi="ar_AE"/>
+        </w:rPr>
+        <w:t>إشعياء 2:22</w:t>
+      </w:r>
       <w:r>
         <w:rPr>
           <w:rtl/>
@@ -1911,20 +1587,14 @@
         </w:rPr>
         <w:t xml:space="preserve">). عندما كانوا يواجهون المشاكل، كان شعب يهوذا غالبًا ما يلجأون إلى طلب المساعدة من أمم أخرى مثل مصر أو أشور. ومع ذلك، أوضح إشعياء أن نجاح يهوذا وأمانها يعتمدان على الثقة بالله (انظر </w:t>
       </w:r>
-      <w:hyperlink r:id="rId62">
-        <w:r>
-          <w:rPr>
-            <w:rtl/>
-            <w:cs/>
-            <w:lang w:val="ar_AE" w:bidi="ar_AE"/>
-          </w:rPr>
-          <w:rPr>
-            <w:color w:val="0000EE"/>
-            <w:u w:val="single"/>
-          </w:rPr>
-          <w:t>إشعياء 8:9–17</w:t>
-        </w:r>
-      </w:hyperlink>
+      <w:r>
+        <w:rPr>
+          <w:rtl/>
+          <w:cs/>
+          <w:lang w:val="ar_AE" w:bidi="ar_AE"/>
+        </w:rPr>
+        <w:t>إشعياء 8:9–17</w:t>
+      </w:r>
       <w:r>
         <w:rPr>
           <w:rtl/>
@@ -1933,20 +1603,14 @@
         </w:rPr>
         <w:t>). وقد سخر جيش أشور من الملك حزقيا بسبب اعتماده على الله، ولكن تلك الثقة جلبت نصرًا عظيمًا لشعب الله (</w:t>
       </w:r>
-      <w:hyperlink r:id="rId63">
-        <w:r>
-          <w:rPr>
-            <w:rtl/>
-            <w:cs/>
-            <w:lang w:val="ar_AE" w:bidi="ar_AE"/>
-          </w:rPr>
-          <w:rPr>
-            <w:color w:val="0000EE"/>
-            <w:u w:val="single"/>
-          </w:rPr>
-          <w:t>إشعياء 36:1–37:37</w:t>
-        </w:r>
-      </w:hyperlink>
+      <w:r>
+        <w:rPr>
+          <w:rtl/>
+          <w:cs/>
+          <w:lang w:val="ar_AE" w:bidi="ar_AE"/>
+        </w:rPr>
+        <w:t>إشعياء 36:1–37:37</w:t>
+      </w:r>
       <w:r>
         <w:rPr>
           <w:rtl/>
@@ -1975,42 +1639,30 @@
         </w:rPr>
         <w:t>فالذين يثقون في الرب يشعرون باحترام عميق نحوه ولا يخافون (</w:t>
       </w:r>
-      <w:hyperlink r:id="rId64">
-        <w:r>
-          <w:rPr>
-            <w:rtl/>
-            <w:cs/>
-            <w:lang w:val="ar_AE" w:bidi="ar_AE"/>
-          </w:rPr>
-          <w:rPr>
-            <w:color w:val="0000EE"/>
-            <w:u w:val="single"/>
-          </w:rPr>
-          <w:t>29:23</w:t>
-        </w:r>
-      </w:hyperlink>
-      <w:r>
-        <w:rPr>
-          <w:rtl/>
-          <w:cs/>
-          <w:lang w:val="ar_AE" w:bidi="ar_AE"/>
-        </w:rPr>
-        <w:t xml:space="preserve">; </w:t>
-      </w:r>
-      <w:hyperlink r:id="rId65">
-        <w:r>
-          <w:rPr>
-            <w:rtl/>
-            <w:cs/>
-            <w:lang w:val="ar_AE" w:bidi="ar_AE"/>
-          </w:rPr>
-          <w:rPr>
-            <w:color w:val="0000EE"/>
-            <w:u w:val="single"/>
-          </w:rPr>
-          <w:t>35:4</w:t>
-        </w:r>
-      </w:hyperlink>
+      <w:r>
+        <w:rPr>
+          <w:rtl/>
+          <w:cs/>
+          <w:lang w:val="ar_AE" w:bidi="ar_AE"/>
+        </w:rPr>
+        <w:t>29:23</w:t>
+      </w:r>
+      <w:r>
+        <w:rPr>
+          <w:rtl/>
+          <w:cs/>
+          <w:lang w:val="ar_AE" w:bidi="ar_AE"/>
+        </w:rPr>
+        <w:t xml:space="preserve">; </w:t>
+      </w:r>
+      <w:r>
+        <w:rPr>
+          <w:rtl/>
+          <w:cs/>
+          <w:lang w:val="ar_AE" w:bidi="ar_AE"/>
+        </w:rPr>
+        <w:t>35:4</w:t>
+      </w:r>
       <w:r>
         <w:rPr>
           <w:rtl/>
@@ -2019,20 +1671,14 @@
         </w:rPr>
         <w:t>). لأنهم يعلمون أن الرب معهم (</w:t>
       </w:r>
-      <w:hyperlink r:id="rId66">
-        <w:r>
-          <w:rPr>
-            <w:rtl/>
-            <w:cs/>
-            <w:lang w:val="ar_AE" w:bidi="ar_AE"/>
-          </w:rPr>
-          <w:rPr>
-            <w:color w:val="0000EE"/>
-            <w:u w:val="single"/>
-          </w:rPr>
-          <w:t>51:12</w:t>
-        </w:r>
-      </w:hyperlink>
+      <w:r>
+        <w:rPr>
+          <w:rtl/>
+          <w:cs/>
+          <w:lang w:val="ar_AE" w:bidi="ar_AE"/>
+        </w:rPr>
+        <w:t>51:12</w:t>
+      </w:r>
       <w:r>
         <w:rPr>
           <w:rtl/>
@@ -2041,42 +1687,30 @@
         </w:rPr>
         <w:t>). ويسبحوه لأنهم يثقون به(</w:t>
       </w:r>
-      <w:hyperlink r:id="rId67">
-        <w:r>
-          <w:rPr>
-            <w:rtl/>
-            <w:cs/>
-            <w:lang w:val="ar_AE" w:bidi="ar_AE"/>
-          </w:rPr>
-          <w:rPr>
-            <w:color w:val="0000EE"/>
-            <w:u w:val="single"/>
-          </w:rPr>
-          <w:t>12:1–2</w:t>
-        </w:r>
-      </w:hyperlink>
-      <w:r>
-        <w:rPr>
-          <w:rtl/>
-          <w:cs/>
-          <w:lang w:val="ar_AE" w:bidi="ar_AE"/>
-        </w:rPr>
-        <w:t xml:space="preserve">; </w:t>
-      </w:r>
-      <w:hyperlink r:id="rId68">
-        <w:r>
-          <w:rPr>
-            <w:rtl/>
-            <w:cs/>
-            <w:lang w:val="ar_AE" w:bidi="ar_AE"/>
-          </w:rPr>
-          <w:rPr>
-            <w:color w:val="0000EE"/>
-            <w:u w:val="single"/>
-          </w:rPr>
-          <w:t>25:9</w:t>
-        </w:r>
-      </w:hyperlink>
+      <w:r>
+        <w:rPr>
+          <w:rtl/>
+          <w:cs/>
+          <w:lang w:val="ar_AE" w:bidi="ar_AE"/>
+        </w:rPr>
+        <w:t>12:1–2</w:t>
+      </w:r>
+      <w:r>
+        <w:rPr>
+          <w:rtl/>
+          <w:cs/>
+          <w:lang w:val="ar_AE" w:bidi="ar_AE"/>
+        </w:rPr>
+        <w:t xml:space="preserve">; </w:t>
+      </w:r>
+      <w:r>
+        <w:rPr>
+          <w:rtl/>
+          <w:cs/>
+          <w:lang w:val="ar_AE" w:bidi="ar_AE"/>
+        </w:rPr>
+        <w:t>25:9</w:t>
+      </w:r>
       <w:r>
         <w:rPr>
           <w:rtl/>
@@ -2085,20 +1719,14 @@
         </w:rPr>
         <w:t>). ويُعبرون عن ثقتهم من خلال طاعتهم له (</w:t>
       </w:r>
-      <w:hyperlink r:id="rId69">
-        <w:r>
-          <w:rPr>
-            <w:rtl/>
-            <w:cs/>
-            <w:lang w:val="ar_AE" w:bidi="ar_AE"/>
-          </w:rPr>
-          <w:rPr>
-            <w:color w:val="0000EE"/>
-            <w:u w:val="single"/>
-          </w:rPr>
-          <w:t>26:8</w:t>
-        </w:r>
-      </w:hyperlink>
+      <w:r>
+        <w:rPr>
+          <w:rtl/>
+          <w:cs/>
+          <w:lang w:val="ar_AE" w:bidi="ar_AE"/>
+        </w:rPr>
+        <w:t>26:8</w:t>
+      </w:r>
       <w:r>
         <w:rPr>
           <w:rtl/>
@@ -2127,20 +1755,14 @@
         </w:rPr>
         <w:t>قد يمر شعب الله الأمين بتجارب ناتجة عن دينونته لأعدائه بينما ينتظرون خلاصه. ومع ذلك، فإنهم يتجددون بقوة جديدة كل يوم (</w:t>
       </w:r>
-      <w:hyperlink r:id="rId70">
-        <w:r>
-          <w:rPr>
-            <w:rtl/>
-            <w:cs/>
-            <w:lang w:val="ar_AE" w:bidi="ar_AE"/>
-          </w:rPr>
-          <w:rPr>
-            <w:color w:val="0000EE"/>
-            <w:u w:val="single"/>
-          </w:rPr>
-          <w:t>40:31</w:t>
-        </w:r>
-      </w:hyperlink>
+      <w:r>
+        <w:rPr>
+          <w:rtl/>
+          <w:cs/>
+          <w:lang w:val="ar_AE" w:bidi="ar_AE"/>
+        </w:rPr>
+        <w:t>40:31</w:t>
+      </w:r>
       <w:r>
         <w:rPr>
           <w:rtl/>
@@ -2149,20 +1771,14 @@
         </w:rPr>
         <w:t xml:space="preserve">). ويعتبرون أنفسهم مواطنين في مدينة الله، صهيون (انظر </w:t>
       </w:r>
-      <w:hyperlink r:id="rId71">
-        <w:r>
-          <w:rPr>
-            <w:rtl/>
-            <w:cs/>
-            <w:lang w:val="ar_AE" w:bidi="ar_AE"/>
-          </w:rPr>
-          <w:rPr>
-            <w:color w:val="0000EE"/>
-            <w:u w:val="single"/>
-          </w:rPr>
-          <w:t>26:1–3</w:t>
-        </w:r>
-      </w:hyperlink>
+      <w:r>
+        <w:rPr>
+          <w:rtl/>
+          <w:cs/>
+          <w:lang w:val="ar_AE" w:bidi="ar_AE"/>
+        </w:rPr>
+        <w:t>26:1–3</w:t>
+      </w:r>
       <w:r>
         <w:rPr>
           <w:rtl/>
@@ -2171,20 +1787,14 @@
         </w:rPr>
         <w:t>). فأولئك الذين يثقون في الرب يتمتعون بسلام داخلي حقيقي ودائم (</w:t>
       </w:r>
-      <w:hyperlink r:id="rId72">
-        <w:r>
-          <w:rPr>
-            <w:rtl/>
-            <w:cs/>
-            <w:lang w:val="ar_AE" w:bidi="ar_AE"/>
-          </w:rPr>
-          <w:rPr>
-            <w:color w:val="0000EE"/>
-            <w:u w:val="single"/>
-          </w:rPr>
-          <w:t>26:3</w:t>
-        </w:r>
-      </w:hyperlink>
+      <w:r>
+        <w:rPr>
+          <w:rtl/>
+          <w:cs/>
+          <w:lang w:val="ar_AE" w:bidi="ar_AE"/>
+        </w:rPr>
+        <w:t>26:3</w:t>
+      </w:r>
       <w:r>
         <w:rPr>
           <w:rtl/>
@@ -2193,42 +1803,30 @@
         </w:rPr>
         <w:t xml:space="preserve">, </w:t>
       </w:r>
-      <w:hyperlink r:id="rId73">
-        <w:r>
-          <w:rPr>
-            <w:rtl/>
-            <w:cs/>
-            <w:lang w:val="ar_AE" w:bidi="ar_AE"/>
-          </w:rPr>
-          <w:rPr>
-            <w:color w:val="0000EE"/>
-            <w:u w:val="single"/>
-          </w:rPr>
-          <w:t>12</w:t>
-        </w:r>
-      </w:hyperlink>
-      <w:r>
-        <w:rPr>
-          <w:rtl/>
-          <w:cs/>
-          <w:lang w:val="ar_AE" w:bidi="ar_AE"/>
-        </w:rPr>
-        <w:t xml:space="preserve">; </w:t>
-      </w:r>
-      <w:hyperlink r:id="rId74">
-        <w:r>
-          <w:rPr>
-            <w:rtl/>
-            <w:cs/>
-            <w:lang w:val="ar_AE" w:bidi="ar_AE"/>
-          </w:rPr>
-          <w:rPr>
-            <w:color w:val="0000EE"/>
-            <w:u w:val="single"/>
-          </w:rPr>
-          <w:t>32:17–18</w:t>
-        </w:r>
-      </w:hyperlink>
+      <w:r>
+        <w:rPr>
+          <w:rtl/>
+          <w:cs/>
+          <w:lang w:val="ar_AE" w:bidi="ar_AE"/>
+        </w:rPr>
+        <w:t>12</w:t>
+      </w:r>
+      <w:r>
+        <w:rPr>
+          <w:rtl/>
+          <w:cs/>
+          <w:lang w:val="ar_AE" w:bidi="ar_AE"/>
+        </w:rPr>
+        <w:t xml:space="preserve">; </w:t>
+      </w:r>
+      <w:r>
+        <w:rPr>
+          <w:rtl/>
+          <w:cs/>
+          <w:lang w:val="ar_AE" w:bidi="ar_AE"/>
+        </w:rPr>
+        <w:t>32:17–18</w:t>
+      </w:r>
       <w:r>
         <w:rPr>
           <w:rtl/>
@@ -2270,108 +1868,78 @@
           <w:lang w:val="ar_AE" w:bidi="ar_AE"/>
         </w:rPr>
       </w:r>
-      <w:hyperlink r:id="rId61">
-        <w:r>
-          <w:rPr>
-            <w:rtl/>
-            <w:cs/>
-            <w:lang w:val="ar_AE" w:bidi="ar_AE"/>
-          </w:rPr>
-          <w:rPr>
-            <w:color w:val="0000EE"/>
-            <w:u w:val="single"/>
-          </w:rPr>
-          <w:t>إشعياء 2:22</w:t>
-        </w:r>
-      </w:hyperlink>
-      <w:r>
-        <w:rPr>
-          <w:rtl/>
-          <w:cs/>
-          <w:lang w:val="ar_AE" w:bidi="ar_AE"/>
-        </w:rPr>
-        <w:t xml:space="preserve">; </w:t>
-      </w:r>
-      <w:hyperlink r:id="rId75">
-        <w:r>
-          <w:rPr>
-            <w:rtl/>
-            <w:cs/>
-            <w:lang w:val="ar_AE" w:bidi="ar_AE"/>
-          </w:rPr>
-          <w:rPr>
-            <w:color w:val="0000EE"/>
-            <w:u w:val="single"/>
-          </w:rPr>
-          <w:t>7:4–9</w:t>
-        </w:r>
-      </w:hyperlink>
-      <w:r>
-        <w:rPr>
-          <w:rtl/>
-          <w:cs/>
-          <w:lang w:val="ar_AE" w:bidi="ar_AE"/>
-        </w:rPr>
-        <w:t xml:space="preserve">; </w:t>
-      </w:r>
-      <w:hyperlink r:id="rId76">
-        <w:r>
-          <w:rPr>
-            <w:rtl/>
-            <w:cs/>
-            <w:lang w:val="ar_AE" w:bidi="ar_AE"/>
-          </w:rPr>
-          <w:rPr>
-            <w:color w:val="0000EE"/>
-            <w:u w:val="single"/>
-          </w:rPr>
-          <w:t>8:16–20</w:t>
-        </w:r>
-      </w:hyperlink>
-      <w:r>
-        <w:rPr>
-          <w:rtl/>
-          <w:cs/>
-          <w:lang w:val="ar_AE" w:bidi="ar_AE"/>
-        </w:rPr>
-        <w:t xml:space="preserve">; </w:t>
-      </w:r>
-      <w:hyperlink r:id="rId67">
-        <w:r>
-          <w:rPr>
-            <w:rtl/>
-            <w:cs/>
-            <w:lang w:val="ar_AE" w:bidi="ar_AE"/>
-          </w:rPr>
-          <w:rPr>
-            <w:color w:val="0000EE"/>
-            <w:u w:val="single"/>
-          </w:rPr>
-          <w:t>12:1–2</w:t>
-        </w:r>
-      </w:hyperlink>
-      <w:r>
-        <w:rPr>
-          <w:rtl/>
-          <w:cs/>
-          <w:lang w:val="ar_AE" w:bidi="ar_AE"/>
-        </w:rPr>
-        <w:t xml:space="preserve">; </w:t>
-      </w:r>
-      <w:hyperlink r:id="rId77">
-        <w:r>
-          <w:rPr>
-            <w:rtl/>
-            <w:cs/>
-            <w:lang w:val="ar_AE" w:bidi="ar_AE"/>
-          </w:rPr>
-          <w:rPr>
-            <w:color w:val="0000EE"/>
-            <w:u w:val="single"/>
-          </w:rPr>
-          <w:t>26:2–3</w:t>
-        </w:r>
-      </w:hyperlink>
+      <w:r>
+        <w:rPr>
+          <w:rtl/>
+          <w:cs/>
+          <w:lang w:val="ar_AE" w:bidi="ar_AE"/>
+        </w:rPr>
+        <w:t>إشعياء 2:22</w:t>
+      </w:r>
+      <w:r>
+        <w:rPr>
+          <w:rtl/>
+          <w:cs/>
+          <w:lang w:val="ar_AE" w:bidi="ar_AE"/>
+        </w:rPr>
+        <w:t xml:space="preserve">; </w:t>
+      </w:r>
+      <w:r>
+        <w:rPr>
+          <w:rtl/>
+          <w:cs/>
+          <w:lang w:val="ar_AE" w:bidi="ar_AE"/>
+        </w:rPr>
+        <w:t>7:4–9</w:t>
+      </w:r>
+      <w:r>
+        <w:rPr>
+          <w:rtl/>
+          <w:cs/>
+          <w:lang w:val="ar_AE" w:bidi="ar_AE"/>
+        </w:rPr>
+        <w:t xml:space="preserve">; </w:t>
+      </w:r>
+      <w:r>
+        <w:rPr>
+          <w:rtl/>
+          <w:cs/>
+          <w:lang w:val="ar_AE" w:bidi="ar_AE"/>
+        </w:rPr>
+        <w:t>8:16–20</w:t>
+      </w:r>
+      <w:r>
+        <w:rPr>
+          <w:rtl/>
+          <w:cs/>
+          <w:lang w:val="ar_AE" w:bidi="ar_AE"/>
+        </w:rPr>
+        <w:t xml:space="preserve">; </w:t>
+      </w:r>
+      <w:r>
+        <w:rPr>
+          <w:rtl/>
+          <w:cs/>
+          <w:lang w:val="ar_AE" w:bidi="ar_AE"/>
+        </w:rPr>
+        <w:t>12:1–2</w:t>
+      </w:r>
+      <w:r>
+        <w:rPr>
+          <w:rtl/>
+          <w:cs/>
+          <w:lang w:val="ar_AE" w:bidi="ar_AE"/>
+        </w:rPr>
+        <w:t xml:space="preserve">; </w:t>
+      </w:r>
+      <w:r>
+        <w:rPr>
+          <w:rtl/>
+          <w:cs/>
+          <w:lang w:val="ar_AE" w:bidi="ar_AE"/>
+        </w:rPr>
+        <w:t>26:2–3</w:t>
+      </w:r>
       <w:r>
         <w:rPr>
           <w:rtl/>
@@ -2380,86 +1948,62 @@
         </w:rPr>
         <w:t xml:space="preserve">, </w:t>
       </w:r>
-      <w:hyperlink r:id="rId73">
-        <w:r>
-          <w:rPr>
-            <w:rtl/>
-            <w:cs/>
-            <w:lang w:val="ar_AE" w:bidi="ar_AE"/>
-          </w:rPr>
-          <w:rPr>
-            <w:color w:val="0000EE"/>
-            <w:u w:val="single"/>
-          </w:rPr>
-          <w:t>12</w:t>
-        </w:r>
-      </w:hyperlink>
-      <w:r>
-        <w:rPr>
-          <w:rtl/>
-          <w:cs/>
-          <w:lang w:val="ar_AE" w:bidi="ar_AE"/>
-        </w:rPr>
-        <w:t xml:space="preserve">; </w:t>
-      </w:r>
-      <w:hyperlink r:id="rId74">
-        <w:r>
-          <w:rPr>
-            <w:rtl/>
-            <w:cs/>
-            <w:lang w:val="ar_AE" w:bidi="ar_AE"/>
-          </w:rPr>
-          <w:rPr>
-            <w:color w:val="0000EE"/>
-            <w:u w:val="single"/>
-          </w:rPr>
-          <w:t>32:17–18</w:t>
-        </w:r>
-      </w:hyperlink>
-      <w:r>
-        <w:rPr>
-          <w:rtl/>
-          <w:cs/>
-          <w:lang w:val="ar_AE" w:bidi="ar_AE"/>
-        </w:rPr>
-        <w:t xml:space="preserve">; </w:t>
-      </w:r>
-      <w:hyperlink r:id="rId65">
-        <w:r>
-          <w:rPr>
-            <w:rtl/>
-            <w:cs/>
-            <w:lang w:val="ar_AE" w:bidi="ar_AE"/>
-          </w:rPr>
-          <w:rPr>
-            <w:color w:val="0000EE"/>
-            <w:u w:val="single"/>
-          </w:rPr>
-          <w:t>35:4</w:t>
-        </w:r>
-      </w:hyperlink>
-      <w:r>
-        <w:rPr>
-          <w:rtl/>
-          <w:cs/>
-          <w:lang w:val="ar_AE" w:bidi="ar_AE"/>
-        </w:rPr>
-        <w:t xml:space="preserve">; </w:t>
-      </w:r>
-      <w:hyperlink r:id="rId78">
-        <w:r>
-          <w:rPr>
-            <w:rtl/>
-            <w:cs/>
-            <w:lang w:val="ar_AE" w:bidi="ar_AE"/>
-          </w:rPr>
-          <w:rPr>
-            <w:color w:val="0000EE"/>
-            <w:u w:val="single"/>
-          </w:rPr>
-          <w:t>40:9–11</w:t>
-        </w:r>
-      </w:hyperlink>
+      <w:r>
+        <w:rPr>
+          <w:rtl/>
+          <w:cs/>
+          <w:lang w:val="ar_AE" w:bidi="ar_AE"/>
+        </w:rPr>
+        <w:t>12</w:t>
+      </w:r>
+      <w:r>
+        <w:rPr>
+          <w:rtl/>
+          <w:cs/>
+          <w:lang w:val="ar_AE" w:bidi="ar_AE"/>
+        </w:rPr>
+        <w:t xml:space="preserve">; </w:t>
+      </w:r>
+      <w:r>
+        <w:rPr>
+          <w:rtl/>
+          <w:cs/>
+          <w:lang w:val="ar_AE" w:bidi="ar_AE"/>
+        </w:rPr>
+        <w:t>32:17–18</w:t>
+      </w:r>
+      <w:r>
+        <w:rPr>
+          <w:rtl/>
+          <w:cs/>
+          <w:lang w:val="ar_AE" w:bidi="ar_AE"/>
+        </w:rPr>
+        <w:t xml:space="preserve">; </w:t>
+      </w:r>
+      <w:r>
+        <w:rPr>
+          <w:rtl/>
+          <w:cs/>
+          <w:lang w:val="ar_AE" w:bidi="ar_AE"/>
+        </w:rPr>
+        <w:t>35:4</w:t>
+      </w:r>
+      <w:r>
+        <w:rPr>
+          <w:rtl/>
+          <w:cs/>
+          <w:lang w:val="ar_AE" w:bidi="ar_AE"/>
+        </w:rPr>
+        <w:t xml:space="preserve">; </w:t>
+      </w:r>
+      <w:r>
+        <w:rPr>
+          <w:rtl/>
+          <w:cs/>
+          <w:lang w:val="ar_AE" w:bidi="ar_AE"/>
+        </w:rPr>
+        <w:t>40:9–11</w:t>
+      </w:r>
       <w:r>
         <w:rPr>
           <w:rtl/>
@@ -2468,42 +2012,30 @@
         </w:rPr>
         <w:t xml:space="preserve">, </w:t>
       </w:r>
-      <w:hyperlink r:id="rId79">
-        <w:r>
-          <w:rPr>
-            <w:rtl/>
-            <w:cs/>
-            <w:lang w:val="ar_AE" w:bidi="ar_AE"/>
-          </w:rPr>
-          <w:rPr>
-            <w:color w:val="0000EE"/>
-            <w:u w:val="single"/>
-          </w:rPr>
-          <w:t>28–31</w:t>
-        </w:r>
-      </w:hyperlink>
-      <w:r>
-        <w:rPr>
-          <w:rtl/>
-          <w:cs/>
-          <w:lang w:val="ar_AE" w:bidi="ar_AE"/>
-        </w:rPr>
-        <w:t xml:space="preserve">; </w:t>
-      </w:r>
-      <w:hyperlink r:id="rId66">
-        <w:r>
-          <w:rPr>
-            <w:rtl/>
-            <w:cs/>
-            <w:lang w:val="ar_AE" w:bidi="ar_AE"/>
-          </w:rPr>
-          <w:rPr>
-            <w:color w:val="0000EE"/>
-            <w:u w:val="single"/>
-          </w:rPr>
-          <w:t>51:12</w:t>
-        </w:r>
-      </w:hyperlink>
+      <w:r>
+        <w:rPr>
+          <w:rtl/>
+          <w:cs/>
+          <w:lang w:val="ar_AE" w:bidi="ar_AE"/>
+        </w:rPr>
+        <w:t>28–31</w:t>
+      </w:r>
+      <w:r>
+        <w:rPr>
+          <w:rtl/>
+          <w:cs/>
+          <w:lang w:val="ar_AE" w:bidi="ar_AE"/>
+        </w:rPr>
+        <w:t xml:space="preserve">; </w:t>
+      </w:r>
+      <w:r>
+        <w:rPr>
+          <w:rtl/>
+          <w:cs/>
+          <w:lang w:val="ar_AE" w:bidi="ar_AE"/>
+        </w:rPr>
+        <w:t>51:12</w:t>
+      </w:r>
       <w:r>
         <w:rPr>
           <w:rtl/>
@@ -2571,152 +2103,110 @@
         </w:rPr>
         <w:t>محبة الرب تلهم الناس ليثقوا به (</w:t>
       </w:r>
-      <w:hyperlink r:id="rId80">
-        <w:r>
-          <w:rPr>
-            <w:rtl/>
-            <w:cs/>
-            <w:lang w:val="ar_AE" w:bidi="ar_AE"/>
-          </w:rPr>
-          <w:rPr>
-            <w:color w:val="0000EE"/>
-            <w:u w:val="single"/>
-          </w:rPr>
-          <w:t>مزمور 13:5</w:t>
-        </w:r>
-      </w:hyperlink>
-      <w:r>
-        <w:rPr>
-          <w:rtl/>
-          <w:cs/>
-          <w:lang w:val="ar_AE" w:bidi="ar_AE"/>
-        </w:rPr>
-        <w:t xml:space="preserve">; </w:t>
-      </w:r>
-      <w:hyperlink r:id="rId81">
-        <w:r>
-          <w:rPr>
-            <w:rtl/>
-            <w:cs/>
-            <w:lang w:val="ar_AE" w:bidi="ar_AE"/>
-          </w:rPr>
-          <w:rPr>
-            <w:color w:val="0000EE"/>
-            <w:u w:val="single"/>
-          </w:rPr>
-          <w:t>17:7</w:t>
-        </w:r>
-      </w:hyperlink>
-      <w:r>
-        <w:rPr>
-          <w:rtl/>
-          <w:cs/>
-          <w:lang w:val="ar_AE" w:bidi="ar_AE"/>
-        </w:rPr>
-        <w:t xml:space="preserve">; </w:t>
-      </w:r>
-      <w:hyperlink r:id="rId82">
-        <w:r>
-          <w:rPr>
-            <w:rtl/>
-            <w:cs/>
-            <w:lang w:val="ar_AE" w:bidi="ar_AE"/>
-          </w:rPr>
-          <w:rPr>
-            <w:color w:val="0000EE"/>
-            <w:u w:val="single"/>
-          </w:rPr>
-          <w:t>21:7</w:t>
-        </w:r>
-      </w:hyperlink>
-      <w:r>
-        <w:rPr>
-          <w:rtl/>
-          <w:cs/>
-          <w:lang w:val="ar_AE" w:bidi="ar_AE"/>
-        </w:rPr>
-        <w:t xml:space="preserve">; </w:t>
-      </w:r>
-      <w:hyperlink r:id="rId83">
-        <w:r>
-          <w:rPr>
-            <w:rtl/>
-            <w:cs/>
-            <w:lang w:val="ar_AE" w:bidi="ar_AE"/>
-          </w:rPr>
-          <w:rPr>
-            <w:color w:val="0000EE"/>
-            <w:u w:val="single"/>
-          </w:rPr>
-          <w:t>32:10</w:t>
-        </w:r>
-      </w:hyperlink>
-      <w:r>
-        <w:rPr>
-          <w:rtl/>
-          <w:cs/>
-          <w:lang w:val="ar_AE" w:bidi="ar_AE"/>
-        </w:rPr>
-        <w:t xml:space="preserve">; </w:t>
-      </w:r>
-      <w:hyperlink r:id="rId84">
-        <w:r>
-          <w:rPr>
-            <w:rtl/>
-            <w:cs/>
-            <w:lang w:val="ar_AE" w:bidi="ar_AE"/>
-          </w:rPr>
-          <w:rPr>
-            <w:color w:val="0000EE"/>
-            <w:u w:val="single"/>
-          </w:rPr>
-          <w:t>36:7</w:t>
-        </w:r>
-      </w:hyperlink>
-      <w:r>
-        <w:rPr>
-          <w:rtl/>
-          <w:cs/>
-          <w:lang w:val="ar_AE" w:bidi="ar_AE"/>
-        </w:rPr>
-        <w:t xml:space="preserve">; </w:t>
-      </w:r>
-      <w:hyperlink r:id="rId85">
-        <w:r>
-          <w:rPr>
-            <w:rtl/>
-            <w:cs/>
-            <w:lang w:val="ar_AE" w:bidi="ar_AE"/>
-          </w:rPr>
-          <w:rPr>
-            <w:color w:val="0000EE"/>
-            <w:u w:val="single"/>
-          </w:rPr>
-          <w:t>52:8</w:t>
-        </w:r>
-      </w:hyperlink>
-      <w:r>
-        <w:rPr>
-          <w:rtl/>
-          <w:cs/>
-          <w:lang w:val="ar_AE" w:bidi="ar_AE"/>
-        </w:rPr>
-        <w:t xml:space="preserve">; </w:t>
-      </w:r>
-      <w:hyperlink r:id="rId86">
-        <w:r>
-          <w:rPr>
-            <w:rtl/>
-            <w:cs/>
-            <w:lang w:val="ar_AE" w:bidi="ar_AE"/>
-          </w:rPr>
-          <w:rPr>
-            <w:color w:val="0000EE"/>
-            <w:u w:val="single"/>
-          </w:rPr>
-          <w:t>143:8</w:t>
-        </w:r>
-      </w:hyperlink>
+      <w:r>
+        <w:rPr>
+          <w:rtl/>
+          <w:cs/>
+          <w:lang w:val="ar_AE" w:bidi="ar_AE"/>
+        </w:rPr>
+        <w:t>مزمور 13:5</w:t>
+      </w:r>
+      <w:r>
+        <w:rPr>
+          <w:rtl/>
+          <w:cs/>
+          <w:lang w:val="ar_AE" w:bidi="ar_AE"/>
+        </w:rPr>
+        <w:t xml:space="preserve">; </w:t>
+      </w:r>
+      <w:r>
+        <w:rPr>
+          <w:rtl/>
+          <w:cs/>
+          <w:lang w:val="ar_AE" w:bidi="ar_AE"/>
+        </w:rPr>
+        <w:t>17:7</w:t>
+      </w:r>
+      <w:r>
+        <w:rPr>
+          <w:rtl/>
+          <w:cs/>
+          <w:lang w:val="ar_AE" w:bidi="ar_AE"/>
+        </w:rPr>
+        <w:t xml:space="preserve">; </w:t>
+      </w:r>
+      <w:r>
+        <w:rPr>
+          <w:rtl/>
+          <w:cs/>
+          <w:lang w:val="ar_AE" w:bidi="ar_AE"/>
+        </w:rPr>
+        <w:t>21:7</w:t>
+      </w:r>
+      <w:r>
+        <w:rPr>
+          <w:rtl/>
+          <w:cs/>
+          <w:lang w:val="ar_AE" w:bidi="ar_AE"/>
+        </w:rPr>
+        <w:t xml:space="preserve">; </w:t>
+      </w:r>
+      <w:r>
+        <w:rPr>
+          <w:rtl/>
+          <w:cs/>
+          <w:lang w:val="ar_AE" w:bidi="ar_AE"/>
+        </w:rPr>
+        <w:t>32:10</w:t>
+      </w:r>
+      <w:r>
+        <w:rPr>
+          <w:rtl/>
+          <w:cs/>
+          <w:lang w:val="ar_AE" w:bidi="ar_AE"/>
+        </w:rPr>
+        <w:t xml:space="preserve">; </w:t>
+      </w:r>
+      <w:r>
+        <w:rPr>
+          <w:rtl/>
+          <w:cs/>
+          <w:lang w:val="ar_AE" w:bidi="ar_AE"/>
+        </w:rPr>
+        <w:t>36:7</w:t>
+      </w:r>
+      <w:r>
+        <w:rPr>
+          <w:rtl/>
+          <w:cs/>
+          <w:lang w:val="ar_AE" w:bidi="ar_AE"/>
+        </w:rPr>
+        <w:t xml:space="preserve">; </w:t>
+      </w:r>
+      <w:r>
+        <w:rPr>
+          <w:rtl/>
+          <w:cs/>
+          <w:lang w:val="ar_AE" w:bidi="ar_AE"/>
+        </w:rPr>
+        <w:t>52:8</w:t>
+      </w:r>
+      <w:r>
+        <w:rPr>
+          <w:rtl/>
+          <w:cs/>
+          <w:lang w:val="ar_AE" w:bidi="ar_AE"/>
+        </w:rPr>
+        <w:t xml:space="preserve">; </w:t>
+      </w:r>
+      <w:r>
+        <w:rPr>
+          <w:rtl/>
+          <w:cs/>
+          <w:lang w:val="ar_AE" w:bidi="ar_AE"/>
+        </w:rPr>
+        <w:t>143:8</w:t>
+      </w:r>
       <w:r>
         <w:rPr>
           <w:rtl/>
@@ -2725,64 +2215,46 @@
         </w:rPr>
         <w:t>). اسمه وسمعته يعززان الثقة أيضًا (</w:t>
       </w:r>
-      <w:hyperlink r:id="rId87">
-        <w:r>
-          <w:rPr>
-            <w:rtl/>
-            <w:cs/>
-            <w:lang w:val="ar_AE" w:bidi="ar_AE"/>
-          </w:rPr>
-          <w:rPr>
-            <w:color w:val="0000EE"/>
-            <w:u w:val="single"/>
-          </w:rPr>
-          <w:t>9:10</w:t>
-        </w:r>
-      </w:hyperlink>
-      <w:r>
-        <w:rPr>
-          <w:rtl/>
-          <w:cs/>
-          <w:lang w:val="ar_AE" w:bidi="ar_AE"/>
-        </w:rPr>
-        <w:t xml:space="preserve">; </w:t>
-      </w:r>
-      <w:hyperlink r:id="rId88">
-        <w:r>
-          <w:rPr>
-            <w:rtl/>
-            <w:cs/>
-            <w:lang w:val="ar_AE" w:bidi="ar_AE"/>
-          </w:rPr>
-          <w:rPr>
-            <w:color w:val="0000EE"/>
-            <w:u w:val="single"/>
-          </w:rPr>
-          <w:t>20:7</w:t>
-        </w:r>
-      </w:hyperlink>
-      <w:r>
-        <w:rPr>
-          <w:rtl/>
-          <w:cs/>
-          <w:lang w:val="ar_AE" w:bidi="ar_AE"/>
-        </w:rPr>
-        <w:t xml:space="preserve">; </w:t>
-      </w:r>
-      <w:hyperlink r:id="rId89">
-        <w:r>
-          <w:rPr>
-            <w:rtl/>
-            <w:cs/>
-            <w:lang w:val="ar_AE" w:bidi="ar_AE"/>
-          </w:rPr>
-          <w:rPr>
-            <w:color w:val="0000EE"/>
-            <w:u w:val="single"/>
-          </w:rPr>
-          <w:t>33:21</w:t>
-        </w:r>
-      </w:hyperlink>
+      <w:r>
+        <w:rPr>
+          <w:rtl/>
+          <w:cs/>
+          <w:lang w:val="ar_AE" w:bidi="ar_AE"/>
+        </w:rPr>
+        <w:t>9:10</w:t>
+      </w:r>
+      <w:r>
+        <w:rPr>
+          <w:rtl/>
+          <w:cs/>
+          <w:lang w:val="ar_AE" w:bidi="ar_AE"/>
+        </w:rPr>
+        <w:t xml:space="preserve">; </w:t>
+      </w:r>
+      <w:r>
+        <w:rPr>
+          <w:rtl/>
+          <w:cs/>
+          <w:lang w:val="ar_AE" w:bidi="ar_AE"/>
+        </w:rPr>
+        <w:t>20:7</w:t>
+      </w:r>
+      <w:r>
+        <w:rPr>
+          <w:rtl/>
+          <w:cs/>
+          <w:lang w:val="ar_AE" w:bidi="ar_AE"/>
+        </w:rPr>
+        <w:t xml:space="preserve">; </w:t>
+      </w:r>
+      <w:r>
+        <w:rPr>
+          <w:rtl/>
+          <w:cs/>
+          <w:lang w:val="ar_AE" w:bidi="ar_AE"/>
+        </w:rPr>
+        <w:t>33:21</w:t>
+      </w:r>
       <w:r>
         <w:rPr>
           <w:rtl/>
@@ -2791,20 +2263,14 @@
         </w:rPr>
         <w:t>). يتجنب الأتقياء عبادة الآلهة المزيفة وأي شيء يضعف ثقتهم الكاملة في الرب (</w:t>
       </w:r>
-      <w:hyperlink r:id="rId90">
-        <w:r>
-          <w:rPr>
-            <w:rtl/>
-            <w:cs/>
-            <w:lang w:val="ar_AE" w:bidi="ar_AE"/>
-          </w:rPr>
-          <w:rPr>
-            <w:color w:val="0000EE"/>
-            <w:u w:val="single"/>
-          </w:rPr>
-          <w:t>31:6</w:t>
-        </w:r>
-      </w:hyperlink>
+      <w:r>
+        <w:rPr>
+          <w:rtl/>
+          <w:cs/>
+          <w:lang w:val="ar_AE" w:bidi="ar_AE"/>
+        </w:rPr>
+        <w:t>31:6</w:t>
+      </w:r>
       <w:r>
         <w:rPr>
           <w:rtl/>
@@ -2813,86 +2279,62 @@
         </w:rPr>
         <w:t xml:space="preserve">, </w:t>
       </w:r>
-      <w:hyperlink r:id="rId91">
-        <w:r>
-          <w:rPr>
-            <w:rtl/>
-            <w:cs/>
-            <w:lang w:val="ar_AE" w:bidi="ar_AE"/>
-          </w:rPr>
-          <w:rPr>
-            <w:color w:val="0000EE"/>
-            <w:u w:val="single"/>
-          </w:rPr>
-          <w:t>14</w:t>
-        </w:r>
-      </w:hyperlink>
-      <w:r>
-        <w:rPr>
-          <w:rtl/>
-          <w:cs/>
-          <w:lang w:val="ar_AE" w:bidi="ar_AE"/>
-        </w:rPr>
-        <w:t xml:space="preserve">; </w:t>
-      </w:r>
-      <w:hyperlink r:id="rId92">
-        <w:r>
-          <w:rPr>
-            <w:rtl/>
-            <w:cs/>
-            <w:lang w:val="ar_AE" w:bidi="ar_AE"/>
-          </w:rPr>
-          <w:rPr>
-            <w:color w:val="0000EE"/>
-            <w:u w:val="single"/>
-          </w:rPr>
-          <w:t>44:6</w:t>
-        </w:r>
-      </w:hyperlink>
-      <w:r>
-        <w:rPr>
-          <w:rtl/>
-          <w:cs/>
-          <w:lang w:val="ar_AE" w:bidi="ar_AE"/>
-        </w:rPr>
-        <w:t xml:space="preserve">; </w:t>
-      </w:r>
-      <w:hyperlink r:id="rId93">
-        <w:r>
-          <w:rPr>
-            <w:rtl/>
-            <w:cs/>
-            <w:lang w:val="ar_AE" w:bidi="ar_AE"/>
-          </w:rPr>
-          <w:rPr>
-            <w:color w:val="0000EE"/>
-            <w:u w:val="single"/>
-          </w:rPr>
-          <w:t>49:6–13</w:t>
-        </w:r>
-      </w:hyperlink>
-      <w:r>
-        <w:rPr>
-          <w:rtl/>
-          <w:cs/>
-          <w:lang w:val="ar_AE" w:bidi="ar_AE"/>
-        </w:rPr>
-        <w:t xml:space="preserve">; </w:t>
-      </w:r>
-      <w:hyperlink r:id="rId94">
-        <w:r>
-          <w:rPr>
-            <w:rtl/>
-            <w:cs/>
-            <w:lang w:val="ar_AE" w:bidi="ar_AE"/>
-          </w:rPr>
-          <w:rPr>
-            <w:color w:val="0000EE"/>
-            <w:u w:val="single"/>
-          </w:rPr>
-          <w:t>52:7</w:t>
-        </w:r>
-      </w:hyperlink>
+      <w:r>
+        <w:rPr>
+          <w:rtl/>
+          <w:cs/>
+          <w:lang w:val="ar_AE" w:bidi="ar_AE"/>
+        </w:rPr>
+        <w:t>14</w:t>
+      </w:r>
+      <w:r>
+        <w:rPr>
+          <w:rtl/>
+          <w:cs/>
+          <w:lang w:val="ar_AE" w:bidi="ar_AE"/>
+        </w:rPr>
+        <w:t xml:space="preserve">; </w:t>
+      </w:r>
+      <w:r>
+        <w:rPr>
+          <w:rtl/>
+          <w:cs/>
+          <w:lang w:val="ar_AE" w:bidi="ar_AE"/>
+        </w:rPr>
+        <w:t>44:6</w:t>
+      </w:r>
+      <w:r>
+        <w:rPr>
+          <w:rtl/>
+          <w:cs/>
+          <w:lang w:val="ar_AE" w:bidi="ar_AE"/>
+        </w:rPr>
+        <w:t xml:space="preserve">; </w:t>
+      </w:r>
+      <w:r>
+        <w:rPr>
+          <w:rtl/>
+          <w:cs/>
+          <w:lang w:val="ar_AE" w:bidi="ar_AE"/>
+        </w:rPr>
+        <w:t>49:6–13</w:t>
+      </w:r>
+      <w:r>
+        <w:rPr>
+          <w:rtl/>
+          <w:cs/>
+          <w:lang w:val="ar_AE" w:bidi="ar_AE"/>
+        </w:rPr>
+        <w:t xml:space="preserve">; </w:t>
+      </w:r>
+      <w:r>
+        <w:rPr>
+          <w:rtl/>
+          <w:cs/>
+          <w:lang w:val="ar_AE" w:bidi="ar_AE"/>
+        </w:rPr>
+        <w:t>52:7</w:t>
+      </w:r>
       <w:r>
         <w:rPr>
           <w:rtl/>
@@ -2901,42 +2343,30 @@
         </w:rPr>
         <w:t>). الثقة في الرب تصرف حكيم. فهي ترفض ما هو غبي وشرير وتتبع طريق الرب الروحي (</w:t>
       </w:r>
-      <w:hyperlink r:id="rId95">
-        <w:r>
-          <w:rPr>
-            <w:rtl/>
-            <w:cs/>
-            <w:lang w:val="ar_AE" w:bidi="ar_AE"/>
-          </w:rPr>
-          <w:rPr>
-            <w:color w:val="0000EE"/>
-            <w:u w:val="single"/>
-          </w:rPr>
-          <w:t>31:19</w:t>
-        </w:r>
-      </w:hyperlink>
-      <w:r>
-        <w:rPr>
-          <w:rtl/>
-          <w:cs/>
-          <w:lang w:val="ar_AE" w:bidi="ar_AE"/>
-        </w:rPr>
-        <w:t xml:space="preserve">; </w:t>
-      </w:r>
-      <w:hyperlink r:id="rId96">
-        <w:r>
-          <w:rPr>
-            <w:rtl/>
-            <w:cs/>
-            <w:lang w:val="ar_AE" w:bidi="ar_AE"/>
-          </w:rPr>
-          <w:rPr>
-            <w:color w:val="0000EE"/>
-            <w:u w:val="single"/>
-          </w:rPr>
-          <w:t>37:3</w:t>
-        </w:r>
-      </w:hyperlink>
+      <w:r>
+        <w:rPr>
+          <w:rtl/>
+          <w:cs/>
+          <w:lang w:val="ar_AE" w:bidi="ar_AE"/>
+        </w:rPr>
+        <w:t>31:19</w:t>
+      </w:r>
+      <w:r>
+        <w:rPr>
+          <w:rtl/>
+          <w:cs/>
+          <w:lang w:val="ar_AE" w:bidi="ar_AE"/>
+        </w:rPr>
+        <w:t xml:space="preserve">; </w:t>
+      </w:r>
+      <w:r>
+        <w:rPr>
+          <w:rtl/>
+          <w:cs/>
+          <w:lang w:val="ar_AE" w:bidi="ar_AE"/>
+        </w:rPr>
+        <w:t>37:3</w:t>
+      </w:r>
       <w:r>
         <w:rPr>
           <w:rtl/>
@@ -2945,42 +2375,30 @@
         </w:rPr>
         <w:t xml:space="preserve">, </w:t>
       </w:r>
-      <w:hyperlink r:id="rId97">
-        <w:r>
-          <w:rPr>
-            <w:rtl/>
-            <w:cs/>
-            <w:lang w:val="ar_AE" w:bidi="ar_AE"/>
-          </w:rPr>
-          <w:rPr>
-            <w:color w:val="0000EE"/>
-            <w:u w:val="single"/>
-          </w:rPr>
-          <w:t>5</w:t>
-        </w:r>
-      </w:hyperlink>
-      <w:r>
-        <w:rPr>
-          <w:rtl/>
-          <w:cs/>
-          <w:lang w:val="ar_AE" w:bidi="ar_AE"/>
-        </w:rPr>
-        <w:t xml:space="preserve">; </w:t>
-      </w:r>
-      <w:hyperlink r:id="rId98">
-        <w:r>
-          <w:rPr>
-            <w:rtl/>
-            <w:cs/>
-            <w:lang w:val="ar_AE" w:bidi="ar_AE"/>
-          </w:rPr>
-          <w:rPr>
-            <w:color w:val="0000EE"/>
-            <w:u w:val="single"/>
-          </w:rPr>
-          <w:t>115:11</w:t>
-        </w:r>
-      </w:hyperlink>
+      <w:r>
+        <w:rPr>
+          <w:rtl/>
+          <w:cs/>
+          <w:lang w:val="ar_AE" w:bidi="ar_AE"/>
+        </w:rPr>
+        <w:t>5</w:t>
+      </w:r>
+      <w:r>
+        <w:rPr>
+          <w:rtl/>
+          <w:cs/>
+          <w:lang w:val="ar_AE" w:bidi="ar_AE"/>
+        </w:rPr>
+        <w:t xml:space="preserve">; </w:t>
+      </w:r>
+      <w:r>
+        <w:rPr>
+          <w:rtl/>
+          <w:cs/>
+          <w:lang w:val="ar_AE" w:bidi="ar_AE"/>
+        </w:rPr>
+        <w:t>115:11</w:t>
+      </w:r>
       <w:r>
         <w:rPr>
           <w:rtl/>
@@ -3009,174 +2427,126 @@
         </w:rPr>
         <w:t>بالنسبة للأتقياء، فإن كل تحدٍ في الحياة بمثابة فرصة للنمو في الثقة (</w:t>
       </w:r>
-      <w:hyperlink r:id="rId99">
-        <w:r>
-          <w:rPr>
-            <w:rtl/>
-            <w:cs/>
-            <w:lang w:val="ar_AE" w:bidi="ar_AE"/>
-          </w:rPr>
-          <w:rPr>
-            <w:color w:val="0000EE"/>
-            <w:u w:val="single"/>
-          </w:rPr>
-          <w:t>مزامير 9:9</w:t>
-        </w:r>
-      </w:hyperlink>
-      <w:r>
-        <w:rPr>
-          <w:rtl/>
-          <w:cs/>
-          <w:lang w:val="ar_AE" w:bidi="ar_AE"/>
-        </w:rPr>
-        <w:t xml:space="preserve">; </w:t>
-      </w:r>
-      <w:hyperlink r:id="rId100">
-        <w:r>
-          <w:rPr>
-            <w:rtl/>
-            <w:cs/>
-            <w:lang w:val="ar_AE" w:bidi="ar_AE"/>
-          </w:rPr>
-          <w:rPr>
-            <w:color w:val="0000EE"/>
-            <w:u w:val="single"/>
-          </w:rPr>
-          <w:t>25:2</w:t>
-        </w:r>
-      </w:hyperlink>
-      <w:r>
-        <w:rPr>
-          <w:rtl/>
-          <w:cs/>
-          <w:lang w:val="ar_AE" w:bidi="ar_AE"/>
-        </w:rPr>
-        <w:t xml:space="preserve">; </w:t>
-      </w:r>
-      <w:hyperlink r:id="rId101">
-        <w:r>
-          <w:rPr>
-            <w:rtl/>
-            <w:cs/>
-            <w:lang w:val="ar_AE" w:bidi="ar_AE"/>
-          </w:rPr>
-          <w:rPr>
-            <w:color w:val="0000EE"/>
-            <w:u w:val="single"/>
-          </w:rPr>
-          <w:t>46:1</w:t>
-        </w:r>
-      </w:hyperlink>
-      <w:r>
-        <w:rPr>
-          <w:rtl/>
-          <w:cs/>
-          <w:lang w:val="ar_AE" w:bidi="ar_AE"/>
-        </w:rPr>
-        <w:t xml:space="preserve">; </w:t>
-      </w:r>
-      <w:hyperlink r:id="rId102">
-        <w:r>
-          <w:rPr>
-            <w:rtl/>
-            <w:cs/>
-            <w:lang w:val="ar_AE" w:bidi="ar_AE"/>
-          </w:rPr>
-          <w:rPr>
-            <w:color w:val="0000EE"/>
-            <w:u w:val="single"/>
-          </w:rPr>
-          <w:t>55:23</w:t>
-        </w:r>
-      </w:hyperlink>
-      <w:r>
-        <w:rPr>
-          <w:rtl/>
-          <w:cs/>
-          <w:lang w:val="ar_AE" w:bidi="ar_AE"/>
-        </w:rPr>
-        <w:t xml:space="preserve">; </w:t>
-      </w:r>
-      <w:hyperlink r:id="rId103">
-        <w:r>
-          <w:rPr>
-            <w:rtl/>
-            <w:cs/>
-            <w:lang w:val="ar_AE" w:bidi="ar_AE"/>
-          </w:rPr>
-          <w:rPr>
-            <w:color w:val="0000EE"/>
-            <w:u w:val="single"/>
-          </w:rPr>
-          <w:t>57:1</w:t>
-        </w:r>
-      </w:hyperlink>
-      <w:r>
-        <w:rPr>
-          <w:rtl/>
-          <w:cs/>
-          <w:lang w:val="ar_AE" w:bidi="ar_AE"/>
-        </w:rPr>
-        <w:t xml:space="preserve">; </w:t>
-      </w:r>
-      <w:hyperlink r:id="rId104">
-        <w:r>
-          <w:rPr>
-            <w:rtl/>
-            <w:cs/>
-            <w:lang w:val="ar_AE" w:bidi="ar_AE"/>
-          </w:rPr>
-          <w:rPr>
-            <w:color w:val="0000EE"/>
-            <w:u w:val="single"/>
-          </w:rPr>
-          <w:t>59:16</w:t>
-        </w:r>
-      </w:hyperlink>
-      <w:r>
-        <w:rPr>
-          <w:rtl/>
-          <w:cs/>
-          <w:lang w:val="ar_AE" w:bidi="ar_AE"/>
-        </w:rPr>
-        <w:t xml:space="preserve">; </w:t>
-      </w:r>
-      <w:hyperlink r:id="rId105">
-        <w:r>
-          <w:rPr>
-            <w:rtl/>
-            <w:cs/>
-            <w:lang w:val="ar_AE" w:bidi="ar_AE"/>
-          </w:rPr>
-          <w:rPr>
-            <w:color w:val="0000EE"/>
-            <w:u w:val="single"/>
-          </w:rPr>
-          <w:t>62:8</w:t>
-        </w:r>
-      </w:hyperlink>
-      <w:r>
-        <w:rPr>
-          <w:rtl/>
-          <w:cs/>
-          <w:lang w:val="ar_AE" w:bidi="ar_AE"/>
-        </w:rPr>
-        <w:t xml:space="preserve">; </w:t>
-      </w:r>
-      <w:hyperlink r:id="rId106">
-        <w:r>
-          <w:rPr>
-            <w:rtl/>
-            <w:cs/>
-            <w:lang w:val="ar_AE" w:bidi="ar_AE"/>
-          </w:rPr>
-          <w:rPr>
-            <w:color w:val="0000EE"/>
-            <w:u w:val="single"/>
-          </w:rPr>
-          <w:t>78:7</w:t>
-        </w:r>
-      </w:hyperlink>
+      <w:r>
+        <w:rPr>
+          <w:rtl/>
+          <w:cs/>
+          <w:lang w:val="ar_AE" w:bidi="ar_AE"/>
+        </w:rPr>
+        <w:t>مزامير 9:9</w:t>
+      </w:r>
+      <w:r>
+        <w:rPr>
+          <w:rtl/>
+          <w:cs/>
+          <w:lang w:val="ar_AE" w:bidi="ar_AE"/>
+        </w:rPr>
+        <w:t xml:space="preserve">; </w:t>
+      </w:r>
+      <w:r>
+        <w:rPr>
+          <w:rtl/>
+          <w:cs/>
+          <w:lang w:val="ar_AE" w:bidi="ar_AE"/>
+        </w:rPr>
+        <w:t>25:2</w:t>
+      </w:r>
+      <w:r>
+        <w:rPr>
+          <w:rtl/>
+          <w:cs/>
+          <w:lang w:val="ar_AE" w:bidi="ar_AE"/>
+        </w:rPr>
+        <w:t xml:space="preserve">; </w:t>
+      </w:r>
+      <w:r>
+        <w:rPr>
+          <w:rtl/>
+          <w:cs/>
+          <w:lang w:val="ar_AE" w:bidi="ar_AE"/>
+        </w:rPr>
+        <w:t>46:1</w:t>
+      </w:r>
+      <w:r>
+        <w:rPr>
+          <w:rtl/>
+          <w:cs/>
+          <w:lang w:val="ar_AE" w:bidi="ar_AE"/>
+        </w:rPr>
+        <w:t xml:space="preserve">; </w:t>
+      </w:r>
+      <w:r>
+        <w:rPr>
+          <w:rtl/>
+          <w:cs/>
+          <w:lang w:val="ar_AE" w:bidi="ar_AE"/>
+        </w:rPr>
+        <w:t>55:23</w:t>
+      </w:r>
+      <w:r>
+        <w:rPr>
+          <w:rtl/>
+          <w:cs/>
+          <w:lang w:val="ar_AE" w:bidi="ar_AE"/>
+        </w:rPr>
+        <w:t xml:space="preserve">; </w:t>
+      </w:r>
+      <w:r>
+        <w:rPr>
+          <w:rtl/>
+          <w:cs/>
+          <w:lang w:val="ar_AE" w:bidi="ar_AE"/>
+        </w:rPr>
+        <w:t>57:1</w:t>
+      </w:r>
+      <w:r>
+        <w:rPr>
+          <w:rtl/>
+          <w:cs/>
+          <w:lang w:val="ar_AE" w:bidi="ar_AE"/>
+        </w:rPr>
+        <w:t xml:space="preserve">; </w:t>
+      </w:r>
+      <w:r>
+        <w:rPr>
+          <w:rtl/>
+          <w:cs/>
+          <w:lang w:val="ar_AE" w:bidi="ar_AE"/>
+        </w:rPr>
+        <w:t>59:16</w:t>
+      </w:r>
+      <w:r>
+        <w:rPr>
+          <w:rtl/>
+          <w:cs/>
+          <w:lang w:val="ar_AE" w:bidi="ar_AE"/>
+        </w:rPr>
+        <w:t xml:space="preserve">; </w:t>
+      </w:r>
+      <w:r>
+        <w:rPr>
+          <w:rtl/>
+          <w:cs/>
+          <w:lang w:val="ar_AE" w:bidi="ar_AE"/>
+        </w:rPr>
+        <w:t>62:8</w:t>
+      </w:r>
+      <w:r>
+        <w:rPr>
+          <w:rtl/>
+          <w:cs/>
+          <w:lang w:val="ar_AE" w:bidi="ar_AE"/>
+        </w:rPr>
+        <w:t xml:space="preserve">; </w:t>
+      </w:r>
+      <w:r>
+        <w:rPr>
+          <w:rtl/>
+          <w:cs/>
+          <w:lang w:val="ar_AE" w:bidi="ar_AE"/>
+        </w:rPr>
+        <w:t>78:7</w:t>
+      </w:r>
       <w:r>
         <w:rPr>
           <w:rtl/>
@@ -3185,20 +2555,14 @@
         </w:rPr>
         <w:t>). الأتقياء لا يخشون مواقف الحياة المختلفة (</w:t>
       </w:r>
-      <w:hyperlink r:id="rId107">
-        <w:r>
-          <w:rPr>
-            <w:rtl/>
-            <w:cs/>
-            <w:lang w:val="ar_AE" w:bidi="ar_AE"/>
-          </w:rPr>
-          <w:rPr>
-            <w:color w:val="0000EE"/>
-            <w:u w:val="single"/>
-          </w:rPr>
-          <w:t>56:3–4</w:t>
-        </w:r>
-      </w:hyperlink>
+      <w:r>
+        <w:rPr>
+          <w:rtl/>
+          <w:cs/>
+          <w:lang w:val="ar_AE" w:bidi="ar_AE"/>
+        </w:rPr>
+        <w:t>56:3–4</w:t>
+      </w:r>
       <w:r>
         <w:rPr>
           <w:rtl/>
@@ -3207,42 +2571,30 @@
         </w:rPr>
         <w:t xml:space="preserve">, </w:t>
       </w:r>
-      <w:hyperlink r:id="rId108">
-        <w:r>
-          <w:rPr>
-            <w:rtl/>
-            <w:cs/>
-            <w:lang w:val="ar_AE" w:bidi="ar_AE"/>
-          </w:rPr>
-          <w:rPr>
-            <w:color w:val="0000EE"/>
-            <w:u w:val="single"/>
-          </w:rPr>
-          <w:t>11</w:t>
-        </w:r>
-      </w:hyperlink>
-      <w:r>
-        <w:rPr>
-          <w:rtl/>
-          <w:cs/>
-          <w:lang w:val="ar_AE" w:bidi="ar_AE"/>
-        </w:rPr>
-        <w:t xml:space="preserve">; </w:t>
-      </w:r>
-      <w:hyperlink r:id="rId109">
-        <w:r>
-          <w:rPr>
-            <w:rtl/>
-            <w:cs/>
-            <w:lang w:val="ar_AE" w:bidi="ar_AE"/>
-          </w:rPr>
-          <w:rPr>
-            <w:color w:val="0000EE"/>
-            <w:u w:val="single"/>
-          </w:rPr>
-          <w:t>112:7</w:t>
-        </w:r>
-      </w:hyperlink>
+      <w:r>
+        <w:rPr>
+          <w:rtl/>
+          <w:cs/>
+          <w:lang w:val="ar_AE" w:bidi="ar_AE"/>
+        </w:rPr>
+        <w:t>11</w:t>
+      </w:r>
+      <w:r>
+        <w:rPr>
+          <w:rtl/>
+          <w:cs/>
+          <w:lang w:val="ar_AE" w:bidi="ar_AE"/>
+        </w:rPr>
+        <w:t xml:space="preserve">; </w:t>
+      </w:r>
+      <w:r>
+        <w:rPr>
+          <w:rtl/>
+          <w:cs/>
+          <w:lang w:val="ar_AE" w:bidi="ar_AE"/>
+        </w:rPr>
+        <w:t>112:7</w:t>
+      </w:r>
       <w:r>
         <w:rPr>
           <w:rtl/>
@@ -3251,42 +2603,30 @@
         </w:rPr>
         <w:t>)، بل يزدادون ثقة خلالها (</w:t>
       </w:r>
-      <w:hyperlink r:id="rId109">
-        <w:r>
-          <w:rPr>
-            <w:rtl/>
-            <w:cs/>
-            <w:lang w:val="ar_AE" w:bidi="ar_AE"/>
-          </w:rPr>
-          <w:rPr>
-            <w:color w:val="0000EE"/>
-            <w:u w:val="single"/>
-          </w:rPr>
-          <w:t>112:7</w:t>
-        </w:r>
-      </w:hyperlink>
-      <w:r>
-        <w:rPr>
-          <w:rtl/>
-          <w:cs/>
-          <w:lang w:val="ar_AE" w:bidi="ar_AE"/>
-        </w:rPr>
-        <w:t xml:space="preserve">; </w:t>
-      </w:r>
-      <w:hyperlink r:id="rId110">
-        <w:r>
-          <w:rPr>
-            <w:rtl/>
-            <w:cs/>
-            <w:lang w:val="ar_AE" w:bidi="ar_AE"/>
-          </w:rPr>
-          <w:rPr>
-            <w:color w:val="0000EE"/>
-            <w:u w:val="single"/>
-          </w:rPr>
-          <w:t>125:1</w:t>
-        </w:r>
-      </w:hyperlink>
+      <w:r>
+        <w:rPr>
+          <w:rtl/>
+          <w:cs/>
+          <w:lang w:val="ar_AE" w:bidi="ar_AE"/>
+        </w:rPr>
+        <w:t>112:7</w:t>
+      </w:r>
+      <w:r>
+        <w:rPr>
+          <w:rtl/>
+          <w:cs/>
+          <w:lang w:val="ar_AE" w:bidi="ar_AE"/>
+        </w:rPr>
+        <w:t xml:space="preserve">; </w:t>
+      </w:r>
+      <w:r>
+        <w:rPr>
+          <w:rtl/>
+          <w:cs/>
+          <w:lang w:val="ar_AE" w:bidi="ar_AE"/>
+        </w:rPr>
+        <w:t>125:1</w:t>
+      </w:r>
       <w:r>
         <w:rPr>
           <w:rtl/>
@@ -3315,108 +2655,78 @@
         </w:rPr>
         <w:t xml:space="preserve">يُخلص الرب الذين يثقون به ويعتني بهم ويكافئهم (انظر </w:t>
       </w:r>
-      <w:hyperlink r:id="rId111">
-        <w:r>
-          <w:rPr>
-            <w:rtl/>
-            <w:cs/>
-            <w:lang w:val="ar_AE" w:bidi="ar_AE"/>
-          </w:rPr>
-          <w:rPr>
-            <w:color w:val="0000EE"/>
-            <w:u w:val="single"/>
-          </w:rPr>
-          <w:t>مزمور 7:1</w:t>
-        </w:r>
-      </w:hyperlink>
-      <w:r>
-        <w:rPr>
-          <w:rtl/>
-          <w:cs/>
-          <w:lang w:val="ar_AE" w:bidi="ar_AE"/>
-        </w:rPr>
-        <w:t xml:space="preserve">; </w:t>
-      </w:r>
-      <w:hyperlink r:id="rId112">
-        <w:r>
-          <w:rPr>
-            <w:rtl/>
-            <w:cs/>
-            <w:lang w:val="ar_AE" w:bidi="ar_AE"/>
-          </w:rPr>
-          <w:rPr>
-            <w:color w:val="0000EE"/>
-            <w:u w:val="single"/>
-          </w:rPr>
-          <w:t>16:1</w:t>
-        </w:r>
-      </w:hyperlink>
-      <w:r>
-        <w:rPr>
-          <w:rtl/>
-          <w:cs/>
-          <w:lang w:val="ar_AE" w:bidi="ar_AE"/>
-        </w:rPr>
-        <w:t xml:space="preserve">; </w:t>
-      </w:r>
-      <w:hyperlink r:id="rId113">
-        <w:r>
-          <w:rPr>
-            <w:rtl/>
-            <w:cs/>
-            <w:lang w:val="ar_AE" w:bidi="ar_AE"/>
-          </w:rPr>
-          <w:rPr>
-            <w:color w:val="0000EE"/>
-            <w:u w:val="single"/>
-          </w:rPr>
-          <w:t>25:20</w:t>
-        </w:r>
-      </w:hyperlink>
-      <w:r>
-        <w:rPr>
-          <w:rtl/>
-          <w:cs/>
-          <w:lang w:val="ar_AE" w:bidi="ar_AE"/>
-        </w:rPr>
-        <w:t xml:space="preserve">; </w:t>
-      </w:r>
-      <w:hyperlink r:id="rId114">
-        <w:r>
-          <w:rPr>
-            <w:rtl/>
-            <w:cs/>
-            <w:lang w:val="ar_AE" w:bidi="ar_AE"/>
-          </w:rPr>
-          <w:rPr>
-            <w:color w:val="0000EE"/>
-            <w:u w:val="single"/>
-          </w:rPr>
-          <w:t>26:1</w:t>
-        </w:r>
-      </w:hyperlink>
-      <w:r>
-        <w:rPr>
-          <w:rtl/>
-          <w:cs/>
-          <w:lang w:val="ar_AE" w:bidi="ar_AE"/>
-        </w:rPr>
-        <w:t xml:space="preserve">; </w:t>
-      </w:r>
-      <w:hyperlink r:id="rId115">
-        <w:r>
-          <w:rPr>
-            <w:rtl/>
-            <w:cs/>
-            <w:lang w:val="ar_AE" w:bidi="ar_AE"/>
-          </w:rPr>
-          <w:rPr>
-            <w:color w:val="0000EE"/>
-            <w:u w:val="single"/>
-          </w:rPr>
-          <w:t>31:1–2</w:t>
-        </w:r>
-      </w:hyperlink>
+      <w:r>
+        <w:rPr>
+          <w:rtl/>
+          <w:cs/>
+          <w:lang w:val="ar_AE" w:bidi="ar_AE"/>
+        </w:rPr>
+        <w:t>مزمور 7:1</w:t>
+      </w:r>
+      <w:r>
+        <w:rPr>
+          <w:rtl/>
+          <w:cs/>
+          <w:lang w:val="ar_AE" w:bidi="ar_AE"/>
+        </w:rPr>
+        <w:t xml:space="preserve">; </w:t>
+      </w:r>
+      <w:r>
+        <w:rPr>
+          <w:rtl/>
+          <w:cs/>
+          <w:lang w:val="ar_AE" w:bidi="ar_AE"/>
+        </w:rPr>
+        <w:t>16:1</w:t>
+      </w:r>
+      <w:r>
+        <w:rPr>
+          <w:rtl/>
+          <w:cs/>
+          <w:lang w:val="ar_AE" w:bidi="ar_AE"/>
+        </w:rPr>
+        <w:t xml:space="preserve">; </w:t>
+      </w:r>
+      <w:r>
+        <w:rPr>
+          <w:rtl/>
+          <w:cs/>
+          <w:lang w:val="ar_AE" w:bidi="ar_AE"/>
+        </w:rPr>
+        <w:t>25:20</w:t>
+      </w:r>
+      <w:r>
+        <w:rPr>
+          <w:rtl/>
+          <w:cs/>
+          <w:lang w:val="ar_AE" w:bidi="ar_AE"/>
+        </w:rPr>
+        <w:t xml:space="preserve">; </w:t>
+      </w:r>
+      <w:r>
+        <w:rPr>
+          <w:rtl/>
+          <w:cs/>
+          <w:lang w:val="ar_AE" w:bidi="ar_AE"/>
+        </w:rPr>
+        <w:t>26:1</w:t>
+      </w:r>
+      <w:r>
+        <w:rPr>
+          <w:rtl/>
+          <w:cs/>
+          <w:lang w:val="ar_AE" w:bidi="ar_AE"/>
+        </w:rPr>
+        <w:t xml:space="preserve">; </w:t>
+      </w:r>
+      <w:r>
+        <w:rPr>
+          <w:rtl/>
+          <w:cs/>
+          <w:lang w:val="ar_AE" w:bidi="ar_AE"/>
+        </w:rPr>
+        <w:t>31:1–2</w:t>
+      </w:r>
       <w:r>
         <w:rPr>
           <w:rtl/>
@@ -3425,20 +2735,14 @@
         </w:rPr>
         <w:t xml:space="preserve">, </w:t>
       </w:r>
-      <w:hyperlink r:id="rId116">
-        <w:r>
-          <w:rPr>
-            <w:rtl/>
-            <w:cs/>
-            <w:lang w:val="ar_AE" w:bidi="ar_AE"/>
-          </w:rPr>
-          <w:rPr>
-            <w:color w:val="0000EE"/>
-            <w:u w:val="single"/>
-          </w:rPr>
-          <w:t>4</w:t>
-        </w:r>
-      </w:hyperlink>
+      <w:r>
+        <w:rPr>
+          <w:rtl/>
+          <w:cs/>
+          <w:lang w:val="ar_AE" w:bidi="ar_AE"/>
+        </w:rPr>
+        <w:t>4</w:t>
+      </w:r>
       <w:r>
         <w:rPr>
           <w:rtl/>
@@ -3447,86 +2751,62 @@
         </w:rPr>
         <w:t xml:space="preserve">, </w:t>
       </w:r>
-      <w:hyperlink r:id="rId95">
-        <w:r>
-          <w:rPr>
-            <w:rtl/>
-            <w:cs/>
-            <w:lang w:val="ar_AE" w:bidi="ar_AE"/>
-          </w:rPr>
-          <w:rPr>
-            <w:color w:val="0000EE"/>
-            <w:u w:val="single"/>
-          </w:rPr>
-          <w:t>19</w:t>
-        </w:r>
-      </w:hyperlink>
-      <w:r>
-        <w:rPr>
-          <w:rtl/>
-          <w:cs/>
-          <w:lang w:val="ar_AE" w:bidi="ar_AE"/>
-        </w:rPr>
-        <w:t xml:space="preserve">; </w:t>
-      </w:r>
-      <w:hyperlink r:id="rId117">
-        <w:r>
-          <w:rPr>
-            <w:rtl/>
-            <w:cs/>
-            <w:lang w:val="ar_AE" w:bidi="ar_AE"/>
-          </w:rPr>
-          <w:rPr>
-            <w:color w:val="0000EE"/>
-            <w:u w:val="single"/>
-          </w:rPr>
-          <w:t>34:22</w:t>
-        </w:r>
-      </w:hyperlink>
-      <w:r>
-        <w:rPr>
-          <w:rtl/>
-          <w:cs/>
-          <w:lang w:val="ar_AE" w:bidi="ar_AE"/>
-        </w:rPr>
-        <w:t xml:space="preserve">; </w:t>
-      </w:r>
-      <w:hyperlink r:id="rId118">
-        <w:r>
-          <w:rPr>
-            <w:rtl/>
-            <w:cs/>
-            <w:lang w:val="ar_AE" w:bidi="ar_AE"/>
-          </w:rPr>
-          <w:rPr>
-            <w:color w:val="0000EE"/>
-            <w:u w:val="single"/>
-          </w:rPr>
-          <w:t>37:39–40</w:t>
-        </w:r>
-      </w:hyperlink>
-      <w:r>
-        <w:rPr>
-          <w:rtl/>
-          <w:cs/>
-          <w:lang w:val="ar_AE" w:bidi="ar_AE"/>
-        </w:rPr>
-        <w:t xml:space="preserve">; </w:t>
-      </w:r>
-      <w:hyperlink r:id="rId119">
-        <w:r>
-          <w:rPr>
-            <w:rtl/>
-            <w:cs/>
-            <w:lang w:val="ar_AE" w:bidi="ar_AE"/>
-          </w:rPr>
-          <w:rPr>
-            <w:color w:val="0000EE"/>
-            <w:u w:val="single"/>
-          </w:rPr>
-          <w:t>86:2</w:t>
-        </w:r>
-      </w:hyperlink>
+      <w:r>
+        <w:rPr>
+          <w:rtl/>
+          <w:cs/>
+          <w:lang w:val="ar_AE" w:bidi="ar_AE"/>
+        </w:rPr>
+        <w:t>19</w:t>
+      </w:r>
+      <w:r>
+        <w:rPr>
+          <w:rtl/>
+          <w:cs/>
+          <w:lang w:val="ar_AE" w:bidi="ar_AE"/>
+        </w:rPr>
+        <w:t xml:space="preserve">; </w:t>
+      </w:r>
+      <w:r>
+        <w:rPr>
+          <w:rtl/>
+          <w:cs/>
+          <w:lang w:val="ar_AE" w:bidi="ar_AE"/>
+        </w:rPr>
+        <w:t>34:22</w:t>
+      </w:r>
+      <w:r>
+        <w:rPr>
+          <w:rtl/>
+          <w:cs/>
+          <w:lang w:val="ar_AE" w:bidi="ar_AE"/>
+        </w:rPr>
+        <w:t xml:space="preserve">; </w:t>
+      </w:r>
+      <w:r>
+        <w:rPr>
+          <w:rtl/>
+          <w:cs/>
+          <w:lang w:val="ar_AE" w:bidi="ar_AE"/>
+        </w:rPr>
+        <w:t>37:39–40</w:t>
+      </w:r>
+      <w:r>
+        <w:rPr>
+          <w:rtl/>
+          <w:cs/>
+          <w:lang w:val="ar_AE" w:bidi="ar_AE"/>
+        </w:rPr>
+        <w:t xml:space="preserve">; </w:t>
+      </w:r>
+      <w:r>
+        <w:rPr>
+          <w:rtl/>
+          <w:cs/>
+          <w:lang w:val="ar_AE" w:bidi="ar_AE"/>
+        </w:rPr>
+        <w:t>86:2</w:t>
+      </w:r>
       <w:r>
         <w:rPr>
           <w:rtl/>
@@ -3535,130 +2815,94 @@
         </w:rPr>
         <w:t>). ويباركهم الله وهم ينتظرون فداء الله (</w:t>
       </w:r>
-      <w:hyperlink r:id="rId120">
-        <w:r>
-          <w:rPr>
-            <w:rtl/>
-            <w:cs/>
-            <w:lang w:val="ar_AE" w:bidi="ar_AE"/>
-          </w:rPr>
-          <w:rPr>
-            <w:color w:val="0000EE"/>
-            <w:u w:val="single"/>
-          </w:rPr>
-          <w:t>2:12</w:t>
-        </w:r>
-      </w:hyperlink>
-      <w:r>
-        <w:rPr>
-          <w:rtl/>
-          <w:cs/>
-          <w:lang w:val="ar_AE" w:bidi="ar_AE"/>
-        </w:rPr>
-        <w:t xml:space="preserve">; </w:t>
-      </w:r>
-      <w:hyperlink r:id="rId121">
-        <w:r>
-          <w:rPr>
-            <w:rtl/>
-            <w:cs/>
-            <w:lang w:val="ar_AE" w:bidi="ar_AE"/>
-          </w:rPr>
-          <w:rPr>
-            <w:color w:val="0000EE"/>
-            <w:u w:val="single"/>
-          </w:rPr>
-          <w:t>22:4–5</w:t>
-        </w:r>
-      </w:hyperlink>
-      <w:r>
-        <w:rPr>
-          <w:rtl/>
-          <w:cs/>
-          <w:lang w:val="ar_AE" w:bidi="ar_AE"/>
-        </w:rPr>
-        <w:t xml:space="preserve">; </w:t>
-      </w:r>
-      <w:hyperlink r:id="rId122">
-        <w:r>
-          <w:rPr>
-            <w:rtl/>
-            <w:cs/>
-            <w:lang w:val="ar_AE" w:bidi="ar_AE"/>
-          </w:rPr>
-          <w:rPr>
-            <w:color w:val="0000EE"/>
-            <w:u w:val="single"/>
-          </w:rPr>
-          <w:t>34:8</w:t>
-        </w:r>
-      </w:hyperlink>
-      <w:r>
-        <w:rPr>
-          <w:rtl/>
-          <w:cs/>
-          <w:lang w:val="ar_AE" w:bidi="ar_AE"/>
-        </w:rPr>
-        <w:t xml:space="preserve">; </w:t>
-      </w:r>
-      <w:hyperlink r:id="rId123">
-        <w:r>
-          <w:rPr>
-            <w:rtl/>
-            <w:cs/>
-            <w:lang w:val="ar_AE" w:bidi="ar_AE"/>
-          </w:rPr>
-          <w:rPr>
-            <w:color w:val="0000EE"/>
-            <w:u w:val="single"/>
-          </w:rPr>
-          <w:t>40:4</w:t>
-        </w:r>
-      </w:hyperlink>
-      <w:r>
-        <w:rPr>
-          <w:rtl/>
-          <w:cs/>
-          <w:lang w:val="ar_AE" w:bidi="ar_AE"/>
-        </w:rPr>
-        <w:t xml:space="preserve">; </w:t>
-      </w:r>
-      <w:hyperlink r:id="rId124">
-        <w:r>
-          <w:rPr>
-            <w:rtl/>
-            <w:cs/>
-            <w:lang w:val="ar_AE" w:bidi="ar_AE"/>
-          </w:rPr>
-          <w:rPr>
-            <w:color w:val="0000EE"/>
-            <w:u w:val="single"/>
-          </w:rPr>
-          <w:t>84:12</w:t>
-        </w:r>
-      </w:hyperlink>
-      <w:r>
-        <w:rPr>
-          <w:rtl/>
-          <w:cs/>
-          <w:lang w:val="ar_AE" w:bidi="ar_AE"/>
-        </w:rPr>
-        <w:t xml:space="preserve">; </w:t>
-      </w:r>
-      <w:hyperlink r:id="rId125">
-        <w:r>
-          <w:rPr>
-            <w:rtl/>
-            <w:cs/>
-            <w:lang w:val="ar_AE" w:bidi="ar_AE"/>
-          </w:rPr>
-          <w:rPr>
-            <w:color w:val="0000EE"/>
-            <w:u w:val="single"/>
-          </w:rPr>
-          <w:t>37:7</w:t>
-        </w:r>
-      </w:hyperlink>
+      <w:r>
+        <w:rPr>
+          <w:rtl/>
+          <w:cs/>
+          <w:lang w:val="ar_AE" w:bidi="ar_AE"/>
+        </w:rPr>
+        <w:t>2:12</w:t>
+      </w:r>
+      <w:r>
+        <w:rPr>
+          <w:rtl/>
+          <w:cs/>
+          <w:lang w:val="ar_AE" w:bidi="ar_AE"/>
+        </w:rPr>
+        <w:t xml:space="preserve">; </w:t>
+      </w:r>
+      <w:r>
+        <w:rPr>
+          <w:rtl/>
+          <w:cs/>
+          <w:lang w:val="ar_AE" w:bidi="ar_AE"/>
+        </w:rPr>
+        <w:t>22:4–5</w:t>
+      </w:r>
+      <w:r>
+        <w:rPr>
+          <w:rtl/>
+          <w:cs/>
+          <w:lang w:val="ar_AE" w:bidi="ar_AE"/>
+        </w:rPr>
+        <w:t xml:space="preserve">; </w:t>
+      </w:r>
+      <w:r>
+        <w:rPr>
+          <w:rtl/>
+          <w:cs/>
+          <w:lang w:val="ar_AE" w:bidi="ar_AE"/>
+        </w:rPr>
+        <w:t>34:8</w:t>
+      </w:r>
+      <w:r>
+        <w:rPr>
+          <w:rtl/>
+          <w:cs/>
+          <w:lang w:val="ar_AE" w:bidi="ar_AE"/>
+        </w:rPr>
+        <w:t xml:space="preserve">; </w:t>
+      </w:r>
+      <w:r>
+        <w:rPr>
+          <w:rtl/>
+          <w:cs/>
+          <w:lang w:val="ar_AE" w:bidi="ar_AE"/>
+        </w:rPr>
+        <w:t>40:4</w:t>
+      </w:r>
+      <w:r>
+        <w:rPr>
+          <w:rtl/>
+          <w:cs/>
+          <w:lang w:val="ar_AE" w:bidi="ar_AE"/>
+        </w:rPr>
+        <w:t xml:space="preserve">; </w:t>
+      </w:r>
+      <w:r>
+        <w:rPr>
+          <w:rtl/>
+          <w:cs/>
+          <w:lang w:val="ar_AE" w:bidi="ar_AE"/>
+        </w:rPr>
+        <w:t>84:12</w:t>
+      </w:r>
+      <w:r>
+        <w:rPr>
+          <w:rtl/>
+          <w:cs/>
+          <w:lang w:val="ar_AE" w:bidi="ar_AE"/>
+        </w:rPr>
+        <w:t xml:space="preserve">; </w:t>
+      </w:r>
+      <w:r>
+        <w:rPr>
+          <w:rtl/>
+          <w:cs/>
+          <w:lang w:val="ar_AE" w:bidi="ar_AE"/>
+        </w:rPr>
+        <w:t>37:7</w:t>
+      </w:r>
       <w:r>
         <w:rPr>
           <w:rtl/>
@@ -3667,108 +2911,78 @@
         </w:rPr>
         <w:t xml:space="preserve">, </w:t>
       </w:r>
-      <w:hyperlink r:id="rId126">
-        <w:r>
-          <w:rPr>
-            <w:rtl/>
-            <w:cs/>
-            <w:lang w:val="ar_AE" w:bidi="ar_AE"/>
-          </w:rPr>
-          <w:rPr>
-            <w:color w:val="0000EE"/>
-            <w:u w:val="single"/>
-          </w:rPr>
-          <w:t>34</w:t>
-        </w:r>
-      </w:hyperlink>
-      <w:r>
-        <w:rPr>
-          <w:rtl/>
-          <w:cs/>
-          <w:lang w:val="ar_AE" w:bidi="ar_AE"/>
-        </w:rPr>
-        <w:t xml:space="preserve">; </w:t>
-      </w:r>
-      <w:hyperlink r:id="rId127">
-        <w:r>
-          <w:rPr>
-            <w:rtl/>
-            <w:cs/>
-            <w:lang w:val="ar_AE" w:bidi="ar_AE"/>
-          </w:rPr>
-          <w:rPr>
-            <w:color w:val="0000EE"/>
-            <w:u w:val="single"/>
-          </w:rPr>
-          <w:t>38:15</w:t>
-        </w:r>
-      </w:hyperlink>
-      <w:r>
-        <w:rPr>
-          <w:rtl/>
-          <w:cs/>
-          <w:lang w:val="ar_AE" w:bidi="ar_AE"/>
-        </w:rPr>
-        <w:t xml:space="preserve">; </w:t>
-      </w:r>
-      <w:hyperlink r:id="rId128">
-        <w:r>
-          <w:rPr>
-            <w:rtl/>
-            <w:cs/>
-            <w:lang w:val="ar_AE" w:bidi="ar_AE"/>
-          </w:rPr>
-          <w:rPr>
-            <w:color w:val="0000EE"/>
-            <w:u w:val="single"/>
-          </w:rPr>
-          <w:t>40:1</w:t>
-        </w:r>
-      </w:hyperlink>
-      <w:r>
-        <w:rPr>
-          <w:rtl/>
-          <w:cs/>
-          <w:lang w:val="ar_AE" w:bidi="ar_AE"/>
-        </w:rPr>
-        <w:t xml:space="preserve">; </w:t>
-      </w:r>
-      <w:hyperlink r:id="rId129">
-        <w:r>
-          <w:rPr>
-            <w:rtl/>
-            <w:cs/>
-            <w:lang w:val="ar_AE" w:bidi="ar_AE"/>
-          </w:rPr>
-          <w:rPr>
-            <w:color w:val="0000EE"/>
-            <w:u w:val="single"/>
-          </w:rPr>
-          <w:t>119:166</w:t>
-        </w:r>
-      </w:hyperlink>
-      <w:r>
-        <w:rPr>
-          <w:rtl/>
-          <w:cs/>
-          <w:lang w:val="ar_AE" w:bidi="ar_AE"/>
-        </w:rPr>
-        <w:t xml:space="preserve">; </w:t>
-      </w:r>
-      <w:hyperlink r:id="rId130">
-        <w:r>
-          <w:rPr>
-            <w:rtl/>
-            <w:cs/>
-            <w:lang w:val="ar_AE" w:bidi="ar_AE"/>
-          </w:rPr>
-          <w:rPr>
-            <w:color w:val="0000EE"/>
-            <w:u w:val="single"/>
-          </w:rPr>
-          <w:t>130:5–6</w:t>
-        </w:r>
-      </w:hyperlink>
+      <w:r>
+        <w:rPr>
+          <w:rtl/>
+          <w:cs/>
+          <w:lang w:val="ar_AE" w:bidi="ar_AE"/>
+        </w:rPr>
+        <w:t>34</w:t>
+      </w:r>
+      <w:r>
+        <w:rPr>
+          <w:rtl/>
+          <w:cs/>
+          <w:lang w:val="ar_AE" w:bidi="ar_AE"/>
+        </w:rPr>
+        <w:t xml:space="preserve">; </w:t>
+      </w:r>
+      <w:r>
+        <w:rPr>
+          <w:rtl/>
+          <w:cs/>
+          <w:lang w:val="ar_AE" w:bidi="ar_AE"/>
+        </w:rPr>
+        <w:t>38:15</w:t>
+      </w:r>
+      <w:r>
+        <w:rPr>
+          <w:rtl/>
+          <w:cs/>
+          <w:lang w:val="ar_AE" w:bidi="ar_AE"/>
+        </w:rPr>
+        <w:t xml:space="preserve">; </w:t>
+      </w:r>
+      <w:r>
+        <w:rPr>
+          <w:rtl/>
+          <w:cs/>
+          <w:lang w:val="ar_AE" w:bidi="ar_AE"/>
+        </w:rPr>
+        <w:t>40:1</w:t>
+      </w:r>
+      <w:r>
+        <w:rPr>
+          <w:rtl/>
+          <w:cs/>
+          <w:lang w:val="ar_AE" w:bidi="ar_AE"/>
+        </w:rPr>
+        <w:t xml:space="preserve">; </w:t>
+      </w:r>
+      <w:r>
+        <w:rPr>
+          <w:rtl/>
+          <w:cs/>
+          <w:lang w:val="ar_AE" w:bidi="ar_AE"/>
+        </w:rPr>
+        <w:t>119:166</w:t>
+      </w:r>
+      <w:r>
+        <w:rPr>
+          <w:rtl/>
+          <w:cs/>
+          <w:lang w:val="ar_AE" w:bidi="ar_AE"/>
+        </w:rPr>
+        <w:t xml:space="preserve">; </w:t>
+      </w:r>
+      <w:r>
+        <w:rPr>
+          <w:rtl/>
+          <w:cs/>
+          <w:lang w:val="ar_AE" w:bidi="ar_AE"/>
+        </w:rPr>
+        <w:t>130:5–6</w:t>
+      </w:r>
       <w:r>
         <w:rPr>
           <w:rtl/>
@@ -3777,130 +2991,94 @@
         </w:rPr>
         <w:t>). الإيمان بالرب يجلب الفرح ويتسبب في تمجيده (</w:t>
       </w:r>
-      <w:hyperlink r:id="rId131">
-        <w:r>
-          <w:rPr>
-            <w:rtl/>
-            <w:cs/>
-            <w:lang w:val="ar_AE" w:bidi="ar_AE"/>
-          </w:rPr>
-          <w:rPr>
-            <w:color w:val="0000EE"/>
-            <w:u w:val="single"/>
-          </w:rPr>
-          <w:t>5:11</w:t>
-        </w:r>
-      </w:hyperlink>
-      <w:r>
-        <w:rPr>
-          <w:rtl/>
-          <w:cs/>
-          <w:lang w:val="ar_AE" w:bidi="ar_AE"/>
-        </w:rPr>
-        <w:t xml:space="preserve">; </w:t>
-      </w:r>
-      <w:hyperlink r:id="rId132">
-        <w:r>
-          <w:rPr>
-            <w:rtl/>
-            <w:cs/>
-            <w:lang w:val="ar_AE" w:bidi="ar_AE"/>
-          </w:rPr>
-          <w:rPr>
-            <w:color w:val="0000EE"/>
-            <w:u w:val="single"/>
-          </w:rPr>
-          <w:t>18:30–36</w:t>
-        </w:r>
-      </w:hyperlink>
-      <w:r>
-        <w:rPr>
-          <w:rtl/>
-          <w:cs/>
-          <w:lang w:val="ar_AE" w:bidi="ar_AE"/>
-        </w:rPr>
-        <w:t xml:space="preserve">; </w:t>
-      </w:r>
-      <w:hyperlink r:id="rId133">
-        <w:r>
-          <w:rPr>
-            <w:rtl/>
-            <w:cs/>
-            <w:lang w:val="ar_AE" w:bidi="ar_AE"/>
-          </w:rPr>
-          <w:rPr>
-            <w:color w:val="0000EE"/>
-            <w:u w:val="single"/>
-          </w:rPr>
-          <w:t>28:7</w:t>
-        </w:r>
-      </w:hyperlink>
-      <w:r>
-        <w:rPr>
-          <w:rtl/>
-          <w:cs/>
-          <w:lang w:val="ar_AE" w:bidi="ar_AE"/>
-        </w:rPr>
-        <w:t xml:space="preserve">; </w:t>
-      </w:r>
-      <w:hyperlink r:id="rId134">
-        <w:r>
-          <w:rPr>
-            <w:rtl/>
-            <w:cs/>
-            <w:lang w:val="ar_AE" w:bidi="ar_AE"/>
-          </w:rPr>
-          <w:rPr>
-            <w:color w:val="0000EE"/>
-            <w:u w:val="single"/>
-          </w:rPr>
-          <w:t>40:3</w:t>
-        </w:r>
-      </w:hyperlink>
-      <w:r>
-        <w:rPr>
-          <w:rtl/>
-          <w:cs/>
-          <w:lang w:val="ar_AE" w:bidi="ar_AE"/>
-        </w:rPr>
-        <w:t xml:space="preserve">; </w:t>
-      </w:r>
-      <w:hyperlink r:id="rId135">
-        <w:r>
-          <w:rPr>
-            <w:rtl/>
-            <w:cs/>
-            <w:lang w:val="ar_AE" w:bidi="ar_AE"/>
-          </w:rPr>
-          <w:rPr>
-            <w:color w:val="0000EE"/>
-            <w:u w:val="single"/>
-          </w:rPr>
-          <w:t>56:4</w:t>
-        </w:r>
-      </w:hyperlink>
-      <w:r>
-        <w:rPr>
-          <w:rtl/>
-          <w:cs/>
-          <w:lang w:val="ar_AE" w:bidi="ar_AE"/>
-        </w:rPr>
-        <w:t xml:space="preserve">; </w:t>
-      </w:r>
-      <w:hyperlink r:id="rId136">
-        <w:r>
-          <w:rPr>
-            <w:rtl/>
-            <w:cs/>
-            <w:lang w:val="ar_AE" w:bidi="ar_AE"/>
-          </w:rPr>
-          <w:rPr>
-            <w:color w:val="0000EE"/>
-            <w:u w:val="single"/>
-          </w:rPr>
-          <w:t>64:10</w:t>
-        </w:r>
-      </w:hyperlink>
+      <w:r>
+        <w:rPr>
+          <w:rtl/>
+          <w:cs/>
+          <w:lang w:val="ar_AE" w:bidi="ar_AE"/>
+        </w:rPr>
+        <w:t>5:11</w:t>
+      </w:r>
+      <w:r>
+        <w:rPr>
+          <w:rtl/>
+          <w:cs/>
+          <w:lang w:val="ar_AE" w:bidi="ar_AE"/>
+        </w:rPr>
+        <w:t xml:space="preserve">; </w:t>
+      </w:r>
+      <w:r>
+        <w:rPr>
+          <w:rtl/>
+          <w:cs/>
+          <w:lang w:val="ar_AE" w:bidi="ar_AE"/>
+        </w:rPr>
+        <w:t>18:30–36</w:t>
+      </w:r>
+      <w:r>
+        <w:rPr>
+          <w:rtl/>
+          <w:cs/>
+          <w:lang w:val="ar_AE" w:bidi="ar_AE"/>
+        </w:rPr>
+        <w:t xml:space="preserve">; </w:t>
+      </w:r>
+      <w:r>
+        <w:rPr>
+          <w:rtl/>
+          <w:cs/>
+          <w:lang w:val="ar_AE" w:bidi="ar_AE"/>
+        </w:rPr>
+        <w:t>28:7</w:t>
+      </w:r>
+      <w:r>
+        <w:rPr>
+          <w:rtl/>
+          <w:cs/>
+          <w:lang w:val="ar_AE" w:bidi="ar_AE"/>
+        </w:rPr>
+        <w:t xml:space="preserve">; </w:t>
+      </w:r>
+      <w:r>
+        <w:rPr>
+          <w:rtl/>
+          <w:cs/>
+          <w:lang w:val="ar_AE" w:bidi="ar_AE"/>
+        </w:rPr>
+        <w:t>40:3</w:t>
+      </w:r>
+      <w:r>
+        <w:rPr>
+          <w:rtl/>
+          <w:cs/>
+          <w:lang w:val="ar_AE" w:bidi="ar_AE"/>
+        </w:rPr>
+        <w:t xml:space="preserve">; </w:t>
+      </w:r>
+      <w:r>
+        <w:rPr>
+          <w:rtl/>
+          <w:cs/>
+          <w:lang w:val="ar_AE" w:bidi="ar_AE"/>
+        </w:rPr>
+        <w:t>56:4</w:t>
+      </w:r>
+      <w:r>
+        <w:rPr>
+          <w:rtl/>
+          <w:cs/>
+          <w:lang w:val="ar_AE" w:bidi="ar_AE"/>
+        </w:rPr>
+        <w:t xml:space="preserve">; </w:t>
+      </w:r>
+      <w:r>
+        <w:rPr>
+          <w:rtl/>
+          <w:cs/>
+          <w:lang w:val="ar_AE" w:bidi="ar_AE"/>
+        </w:rPr>
+        <w:t>64:10</w:t>
+      </w:r>
       <w:r>
         <w:rPr>
           <w:rtl/>
@@ -3942,108 +3120,78 @@
           <w:lang w:val="ar_AE" w:bidi="ar_AE"/>
         </w:rPr>
       </w:r>
-      <w:hyperlink r:id="rId111">
-        <w:r>
-          <w:rPr>
-            <w:rtl/>
-            <w:cs/>
-            <w:lang w:val="ar_AE" w:bidi="ar_AE"/>
-          </w:rPr>
-          <w:rPr>
-            <w:color w:val="0000EE"/>
-            <w:u w:val="single"/>
-          </w:rPr>
-          <w:t>المزامير 7:1</w:t>
-        </w:r>
-      </w:hyperlink>
-      <w:r>
-        <w:rPr>
-          <w:rtl/>
-          <w:cs/>
-          <w:lang w:val="ar_AE" w:bidi="ar_AE"/>
-        </w:rPr>
-        <w:t xml:space="preserve">; </w:t>
-      </w:r>
-      <w:hyperlink r:id="rId99">
-        <w:r>
-          <w:rPr>
-            <w:rtl/>
-            <w:cs/>
-            <w:lang w:val="ar_AE" w:bidi="ar_AE"/>
-          </w:rPr>
-          <w:rPr>
-            <w:color w:val="0000EE"/>
-            <w:u w:val="single"/>
-          </w:rPr>
-          <w:t>9:9</w:t>
-        </w:r>
-      </w:hyperlink>
-      <w:r>
-        <w:rPr>
-          <w:rtl/>
-          <w:cs/>
-          <w:lang w:val="ar_AE" w:bidi="ar_AE"/>
-        </w:rPr>
-        <w:t xml:space="preserve">; </w:t>
-      </w:r>
-      <w:hyperlink r:id="rId137">
-        <w:r>
-          <w:rPr>
-            <w:rtl/>
-            <w:cs/>
-            <w:lang w:val="ar_AE" w:bidi="ar_AE"/>
-          </w:rPr>
-          <w:rPr>
-            <w:color w:val="0000EE"/>
-            <w:u w:val="single"/>
-          </w:rPr>
-          <w:t>11:1</w:t>
-        </w:r>
-      </w:hyperlink>
-      <w:r>
-        <w:rPr>
-          <w:rtl/>
-          <w:cs/>
-          <w:lang w:val="ar_AE" w:bidi="ar_AE"/>
-        </w:rPr>
-        <w:t xml:space="preserve">; </w:t>
-      </w:r>
-      <w:hyperlink r:id="rId132">
-        <w:r>
-          <w:rPr>
-            <w:rtl/>
-            <w:cs/>
-            <w:lang w:val="ar_AE" w:bidi="ar_AE"/>
-          </w:rPr>
-          <w:rPr>
-            <w:color w:val="0000EE"/>
-            <w:u w:val="single"/>
-          </w:rPr>
-          <w:t>18:30–36</w:t>
-        </w:r>
-      </w:hyperlink>
-      <w:r>
-        <w:rPr>
-          <w:rtl/>
-          <w:cs/>
-          <w:lang w:val="ar_AE" w:bidi="ar_AE"/>
-        </w:rPr>
-        <w:t xml:space="preserve">; </w:t>
-      </w:r>
-      <w:hyperlink r:id="rId121">
-        <w:r>
-          <w:rPr>
-            <w:rtl/>
-            <w:cs/>
-            <w:lang w:val="ar_AE" w:bidi="ar_AE"/>
-          </w:rPr>
-          <w:rPr>
-            <w:color w:val="0000EE"/>
-            <w:u w:val="single"/>
-          </w:rPr>
-          <w:t>22:4–5</w:t>
-        </w:r>
-      </w:hyperlink>
+      <w:r>
+        <w:rPr>
+          <w:rtl/>
+          <w:cs/>
+          <w:lang w:val="ar_AE" w:bidi="ar_AE"/>
+        </w:rPr>
+        <w:t>المزامير 7:1</w:t>
+      </w:r>
+      <w:r>
+        <w:rPr>
+          <w:rtl/>
+          <w:cs/>
+          <w:lang w:val="ar_AE" w:bidi="ar_AE"/>
+        </w:rPr>
+        <w:t xml:space="preserve">; </w:t>
+      </w:r>
+      <w:r>
+        <w:rPr>
+          <w:rtl/>
+          <w:cs/>
+          <w:lang w:val="ar_AE" w:bidi="ar_AE"/>
+        </w:rPr>
+        <w:t>9:9</w:t>
+      </w:r>
+      <w:r>
+        <w:rPr>
+          <w:rtl/>
+          <w:cs/>
+          <w:lang w:val="ar_AE" w:bidi="ar_AE"/>
+        </w:rPr>
+        <w:t xml:space="preserve">; </w:t>
+      </w:r>
+      <w:r>
+        <w:rPr>
+          <w:rtl/>
+          <w:cs/>
+          <w:lang w:val="ar_AE" w:bidi="ar_AE"/>
+        </w:rPr>
+        <w:t>11:1</w:t>
+      </w:r>
+      <w:r>
+        <w:rPr>
+          <w:rtl/>
+          <w:cs/>
+          <w:lang w:val="ar_AE" w:bidi="ar_AE"/>
+        </w:rPr>
+        <w:t xml:space="preserve">; </w:t>
+      </w:r>
+      <w:r>
+        <w:rPr>
+          <w:rtl/>
+          <w:cs/>
+          <w:lang w:val="ar_AE" w:bidi="ar_AE"/>
+        </w:rPr>
+        <w:t>18:30–36</w:t>
+      </w:r>
+      <w:r>
+        <w:rPr>
+          <w:rtl/>
+          <w:cs/>
+          <w:lang w:val="ar_AE" w:bidi="ar_AE"/>
+        </w:rPr>
+        <w:t xml:space="preserve">; </w:t>
+      </w:r>
+      <w:r>
+        <w:rPr>
+          <w:rtl/>
+          <w:cs/>
+          <w:lang w:val="ar_AE" w:bidi="ar_AE"/>
+        </w:rPr>
+        <w:t>22:4–5</w:t>
+      </w:r>
       <w:r>
         <w:rPr>
           <w:rtl/>
@@ -4052,42 +3200,30 @@
         </w:rPr>
         <w:t xml:space="preserve">, </w:t>
       </w:r>
-      <w:hyperlink r:id="rId138">
-        <w:r>
-          <w:rPr>
-            <w:rtl/>
-            <w:cs/>
-            <w:lang w:val="ar_AE" w:bidi="ar_AE"/>
-          </w:rPr>
-          <w:rPr>
-            <w:color w:val="0000EE"/>
-            <w:u w:val="single"/>
-          </w:rPr>
-          <w:t>8–9</w:t>
-        </w:r>
-      </w:hyperlink>
-      <w:r>
-        <w:rPr>
-          <w:rtl/>
-          <w:cs/>
-          <w:lang w:val="ar_AE" w:bidi="ar_AE"/>
-        </w:rPr>
-        <w:t xml:space="preserve">; </w:t>
-      </w:r>
-      <w:hyperlink r:id="rId139">
-        <w:r>
-          <w:rPr>
-            <w:rtl/>
-            <w:cs/>
-            <w:lang w:val="ar_AE" w:bidi="ar_AE"/>
-          </w:rPr>
-          <w:rPr>
-            <w:color w:val="0000EE"/>
-            <w:u w:val="single"/>
-          </w:rPr>
-          <w:t>25:1–3</w:t>
-        </w:r>
-      </w:hyperlink>
+      <w:r>
+        <w:rPr>
+          <w:rtl/>
+          <w:cs/>
+          <w:lang w:val="ar_AE" w:bidi="ar_AE"/>
+        </w:rPr>
+        <w:t>8–9</w:t>
+      </w:r>
+      <w:r>
+        <w:rPr>
+          <w:rtl/>
+          <w:cs/>
+          <w:lang w:val="ar_AE" w:bidi="ar_AE"/>
+        </w:rPr>
+        <w:t xml:space="preserve">; </w:t>
+      </w:r>
+      <w:r>
+        <w:rPr>
+          <w:rtl/>
+          <w:cs/>
+          <w:lang w:val="ar_AE" w:bidi="ar_AE"/>
+        </w:rPr>
+        <w:t>25:1–3</w:t>
+      </w:r>
       <w:r>
         <w:rPr>
           <w:rtl/>
@@ -4096,196 +3232,142 @@
         </w:rPr>
         <w:t xml:space="preserve">, </w:t>
       </w:r>
-      <w:hyperlink r:id="rId113">
-        <w:r>
-          <w:rPr>
-            <w:rtl/>
-            <w:cs/>
-            <w:lang w:val="ar_AE" w:bidi="ar_AE"/>
-          </w:rPr>
-          <w:rPr>
-            <w:color w:val="0000EE"/>
-            <w:u w:val="single"/>
-          </w:rPr>
-          <w:t>20</w:t>
-        </w:r>
-      </w:hyperlink>
-      <w:r>
-        <w:rPr>
-          <w:rtl/>
-          <w:cs/>
-          <w:lang w:val="ar_AE" w:bidi="ar_AE"/>
-        </w:rPr>
-        <w:t xml:space="preserve">; </w:t>
-      </w:r>
-      <w:hyperlink r:id="rId114">
-        <w:r>
-          <w:rPr>
-            <w:rtl/>
-            <w:cs/>
-            <w:lang w:val="ar_AE" w:bidi="ar_AE"/>
-          </w:rPr>
-          <w:rPr>
-            <w:color w:val="0000EE"/>
-            <w:u w:val="single"/>
-          </w:rPr>
-          <w:t>26:1</w:t>
-        </w:r>
-      </w:hyperlink>
-      <w:r>
-        <w:rPr>
-          <w:rtl/>
-          <w:cs/>
-          <w:lang w:val="ar_AE" w:bidi="ar_AE"/>
-        </w:rPr>
-        <w:t xml:space="preserve">; </w:t>
-      </w:r>
-      <w:hyperlink r:id="rId133">
-        <w:r>
-          <w:rPr>
-            <w:rtl/>
-            <w:cs/>
-            <w:lang w:val="ar_AE" w:bidi="ar_AE"/>
-          </w:rPr>
-          <w:rPr>
-            <w:color w:val="0000EE"/>
-            <w:u w:val="single"/>
-          </w:rPr>
-          <w:t>28:7</w:t>
-        </w:r>
-      </w:hyperlink>
-      <w:r>
-        <w:rPr>
-          <w:rtl/>
-          <w:cs/>
-          <w:lang w:val="ar_AE" w:bidi="ar_AE"/>
-        </w:rPr>
-        <w:t xml:space="preserve">; </w:t>
-      </w:r>
-      <w:hyperlink r:id="rId140">
-        <w:r>
-          <w:rPr>
-            <w:rtl/>
-            <w:cs/>
-            <w:lang w:val="ar_AE" w:bidi="ar_AE"/>
-          </w:rPr>
-          <w:rPr>
-            <w:color w:val="0000EE"/>
-            <w:u w:val="single"/>
-          </w:rPr>
-          <w:t>31:1–6</w:t>
-        </w:r>
-      </w:hyperlink>
-      <w:r>
-        <w:rPr>
-          <w:rtl/>
-          <w:cs/>
-          <w:lang w:val="ar_AE" w:bidi="ar_AE"/>
-        </w:rPr>
-        <w:t xml:space="preserve">; </w:t>
-      </w:r>
-      <w:hyperlink r:id="rId141">
-        <w:r>
-          <w:rPr>
-            <w:rtl/>
-            <w:cs/>
-            <w:lang w:val="ar_AE" w:bidi="ar_AE"/>
-          </w:rPr>
-          <w:rPr>
-            <w:color w:val="0000EE"/>
-            <w:u w:val="single"/>
-          </w:rPr>
-          <w:t>34:8–10</w:t>
-        </w:r>
-      </w:hyperlink>
-      <w:r>
-        <w:rPr>
-          <w:rtl/>
-          <w:cs/>
-          <w:lang w:val="ar_AE" w:bidi="ar_AE"/>
-        </w:rPr>
-        <w:t xml:space="preserve">; </w:t>
-      </w:r>
-      <w:hyperlink r:id="rId142">
-        <w:r>
-          <w:rPr>
-            <w:rtl/>
-            <w:cs/>
-            <w:lang w:val="ar_AE" w:bidi="ar_AE"/>
-          </w:rPr>
-          <w:rPr>
-            <w:color w:val="0000EE"/>
-            <w:u w:val="single"/>
-          </w:rPr>
-          <w:t>37:3–9</w:t>
-        </w:r>
-      </w:hyperlink>
-      <w:r>
-        <w:rPr>
-          <w:rtl/>
-          <w:cs/>
-          <w:lang w:val="ar_AE" w:bidi="ar_AE"/>
-        </w:rPr>
-        <w:t xml:space="preserve">; </w:t>
-      </w:r>
-      <w:hyperlink r:id="rId143">
-        <w:r>
-          <w:rPr>
-            <w:rtl/>
-            <w:cs/>
-            <w:lang w:val="ar_AE" w:bidi="ar_AE"/>
-          </w:rPr>
-          <w:rPr>
-            <w:color w:val="0000EE"/>
-            <w:u w:val="single"/>
-          </w:rPr>
-          <w:t>40:1–4</w:t>
-        </w:r>
-      </w:hyperlink>
-      <w:r>
-        <w:rPr>
-          <w:rtl/>
-          <w:cs/>
-          <w:lang w:val="ar_AE" w:bidi="ar_AE"/>
-        </w:rPr>
-        <w:t xml:space="preserve">; </w:t>
-      </w:r>
-      <w:hyperlink r:id="rId101">
-        <w:r>
-          <w:rPr>
-            <w:rtl/>
-            <w:cs/>
-            <w:lang w:val="ar_AE" w:bidi="ar_AE"/>
-          </w:rPr>
-          <w:rPr>
-            <w:color w:val="0000EE"/>
-            <w:u w:val="single"/>
-          </w:rPr>
-          <w:t>46:1</w:t>
-        </w:r>
-      </w:hyperlink>
-      <w:r>
-        <w:rPr>
-          <w:rtl/>
-          <w:cs/>
-          <w:lang w:val="ar_AE" w:bidi="ar_AE"/>
-        </w:rPr>
-        <w:t xml:space="preserve">; </w:t>
-      </w:r>
-      <w:hyperlink r:id="rId107">
-        <w:r>
-          <w:rPr>
-            <w:rtl/>
-            <w:cs/>
-            <w:lang w:val="ar_AE" w:bidi="ar_AE"/>
-          </w:rPr>
-          <w:rPr>
-            <w:color w:val="0000EE"/>
-            <w:u w:val="single"/>
-          </w:rPr>
-          <w:t>56:3–4</w:t>
-        </w:r>
-      </w:hyperlink>
+      <w:r>
+        <w:rPr>
+          <w:rtl/>
+          <w:cs/>
+          <w:lang w:val="ar_AE" w:bidi="ar_AE"/>
+        </w:rPr>
+        <w:t>20</w:t>
+      </w:r>
+      <w:r>
+        <w:rPr>
+          <w:rtl/>
+          <w:cs/>
+          <w:lang w:val="ar_AE" w:bidi="ar_AE"/>
+        </w:rPr>
+        <w:t xml:space="preserve">; </w:t>
+      </w:r>
+      <w:r>
+        <w:rPr>
+          <w:rtl/>
+          <w:cs/>
+          <w:lang w:val="ar_AE" w:bidi="ar_AE"/>
+        </w:rPr>
+        <w:t>26:1</w:t>
+      </w:r>
+      <w:r>
+        <w:rPr>
+          <w:rtl/>
+          <w:cs/>
+          <w:lang w:val="ar_AE" w:bidi="ar_AE"/>
+        </w:rPr>
+        <w:t xml:space="preserve">; </w:t>
+      </w:r>
+      <w:r>
+        <w:rPr>
+          <w:rtl/>
+          <w:cs/>
+          <w:lang w:val="ar_AE" w:bidi="ar_AE"/>
+        </w:rPr>
+        <w:t>28:7</w:t>
+      </w:r>
+      <w:r>
+        <w:rPr>
+          <w:rtl/>
+          <w:cs/>
+          <w:lang w:val="ar_AE" w:bidi="ar_AE"/>
+        </w:rPr>
+        <w:t xml:space="preserve">; </w:t>
+      </w:r>
+      <w:r>
+        <w:rPr>
+          <w:rtl/>
+          <w:cs/>
+          <w:lang w:val="ar_AE" w:bidi="ar_AE"/>
+        </w:rPr>
+        <w:t>31:1–6</w:t>
+      </w:r>
+      <w:r>
+        <w:rPr>
+          <w:rtl/>
+          <w:cs/>
+          <w:lang w:val="ar_AE" w:bidi="ar_AE"/>
+        </w:rPr>
+        <w:t xml:space="preserve">; </w:t>
+      </w:r>
+      <w:r>
+        <w:rPr>
+          <w:rtl/>
+          <w:cs/>
+          <w:lang w:val="ar_AE" w:bidi="ar_AE"/>
+        </w:rPr>
+        <w:t>34:8–10</w:t>
+      </w:r>
+      <w:r>
+        <w:rPr>
+          <w:rtl/>
+          <w:cs/>
+          <w:lang w:val="ar_AE" w:bidi="ar_AE"/>
+        </w:rPr>
+        <w:t xml:space="preserve">; </w:t>
+      </w:r>
+      <w:r>
+        <w:rPr>
+          <w:rtl/>
+          <w:cs/>
+          <w:lang w:val="ar_AE" w:bidi="ar_AE"/>
+        </w:rPr>
+        <w:t>37:3–9</w:t>
+      </w:r>
+      <w:r>
+        <w:rPr>
+          <w:rtl/>
+          <w:cs/>
+          <w:lang w:val="ar_AE" w:bidi="ar_AE"/>
+        </w:rPr>
+        <w:t xml:space="preserve">; </w:t>
+      </w:r>
+      <w:r>
+        <w:rPr>
+          <w:rtl/>
+          <w:cs/>
+          <w:lang w:val="ar_AE" w:bidi="ar_AE"/>
+        </w:rPr>
+        <w:t>40:1–4</w:t>
+      </w:r>
+      <w:r>
+        <w:rPr>
+          <w:rtl/>
+          <w:cs/>
+          <w:lang w:val="ar_AE" w:bidi="ar_AE"/>
+        </w:rPr>
+        <w:t xml:space="preserve">; </w:t>
+      </w:r>
+      <w:r>
+        <w:rPr>
+          <w:rtl/>
+          <w:cs/>
+          <w:lang w:val="ar_AE" w:bidi="ar_AE"/>
+        </w:rPr>
+        <w:t>46:1</w:t>
+      </w:r>
+      <w:r>
+        <w:rPr>
+          <w:rtl/>
+          <w:cs/>
+          <w:lang w:val="ar_AE" w:bidi="ar_AE"/>
+        </w:rPr>
+        <w:t xml:space="preserve">; </w:t>
+      </w:r>
+      <w:r>
+        <w:rPr>
+          <w:rtl/>
+          <w:cs/>
+          <w:lang w:val="ar_AE" w:bidi="ar_AE"/>
+        </w:rPr>
+        <w:t>56:3–4</w:t>
+      </w:r>
       <w:r>
         <w:rPr>
           <w:rtl/>
@@ -4294,394 +3376,286 @@
         </w:rPr>
         <w:t xml:space="preserve">, </w:t>
       </w:r>
-      <w:hyperlink r:id="rId108">
-        <w:r>
-          <w:rPr>
-            <w:rtl/>
-            <w:cs/>
-            <w:lang w:val="ar_AE" w:bidi="ar_AE"/>
-          </w:rPr>
-          <w:rPr>
-            <w:color w:val="0000EE"/>
-            <w:u w:val="single"/>
-          </w:rPr>
-          <w:t>11</w:t>
-        </w:r>
-      </w:hyperlink>
-      <w:r>
-        <w:rPr>
-          <w:rtl/>
-          <w:cs/>
-          <w:lang w:val="ar_AE" w:bidi="ar_AE"/>
-        </w:rPr>
-        <w:t xml:space="preserve">; </w:t>
-      </w:r>
-      <w:hyperlink r:id="rId144">
-        <w:r>
-          <w:rPr>
-            <w:rtl/>
-            <w:cs/>
-            <w:lang w:val="ar_AE" w:bidi="ar_AE"/>
-          </w:rPr>
-          <w:rPr>
-            <w:color w:val="0000EE"/>
-            <w:u w:val="single"/>
-          </w:rPr>
-          <w:t>62:1–12</w:t>
-        </w:r>
-      </w:hyperlink>
-      <w:r>
-        <w:rPr>
-          <w:rtl/>
-          <w:cs/>
-          <w:lang w:val="ar_AE" w:bidi="ar_AE"/>
-        </w:rPr>
-        <w:t xml:space="preserve">; </w:t>
-      </w:r>
-      <w:hyperlink r:id="rId136">
-        <w:r>
-          <w:rPr>
-            <w:rtl/>
-            <w:cs/>
-            <w:lang w:val="ar_AE" w:bidi="ar_AE"/>
-          </w:rPr>
-          <w:rPr>
-            <w:color w:val="0000EE"/>
-            <w:u w:val="single"/>
-          </w:rPr>
-          <w:t>64:10</w:t>
-        </w:r>
-      </w:hyperlink>
-      <w:r>
-        <w:rPr>
-          <w:rtl/>
-          <w:cs/>
-          <w:lang w:val="ar_AE" w:bidi="ar_AE"/>
-        </w:rPr>
-        <w:t xml:space="preserve">; </w:t>
-      </w:r>
-      <w:hyperlink r:id="rId106">
-        <w:r>
-          <w:rPr>
-            <w:rtl/>
-            <w:cs/>
-            <w:lang w:val="ar_AE" w:bidi="ar_AE"/>
-          </w:rPr>
-          <w:rPr>
-            <w:color w:val="0000EE"/>
-            <w:u w:val="single"/>
-          </w:rPr>
-          <w:t>78:7</w:t>
-        </w:r>
-      </w:hyperlink>
-      <w:r>
-        <w:rPr>
-          <w:rtl/>
-          <w:cs/>
-          <w:lang w:val="ar_AE" w:bidi="ar_AE"/>
-        </w:rPr>
-        <w:t xml:space="preserve">; </w:t>
-      </w:r>
-      <w:hyperlink r:id="rId124">
-        <w:r>
-          <w:rPr>
-            <w:rtl/>
-            <w:cs/>
-            <w:lang w:val="ar_AE" w:bidi="ar_AE"/>
-          </w:rPr>
-          <w:rPr>
-            <w:color w:val="0000EE"/>
-            <w:u w:val="single"/>
-          </w:rPr>
-          <w:t>84:12</w:t>
-        </w:r>
-      </w:hyperlink>
-      <w:r>
-        <w:rPr>
-          <w:rtl/>
-          <w:cs/>
-          <w:lang w:val="ar_AE" w:bidi="ar_AE"/>
-        </w:rPr>
-        <w:t xml:space="preserve">; </w:t>
-      </w:r>
-      <w:hyperlink r:id="rId119">
-        <w:r>
-          <w:rPr>
-            <w:rtl/>
-            <w:cs/>
-            <w:lang w:val="ar_AE" w:bidi="ar_AE"/>
-          </w:rPr>
-          <w:rPr>
-            <w:color w:val="0000EE"/>
-            <w:u w:val="single"/>
-          </w:rPr>
-          <w:t>86:2</w:t>
-        </w:r>
-      </w:hyperlink>
-      <w:r>
-        <w:rPr>
-          <w:rtl/>
-          <w:cs/>
-          <w:lang w:val="ar_AE" w:bidi="ar_AE"/>
-        </w:rPr>
-        <w:t xml:space="preserve">; </w:t>
-      </w:r>
-      <w:hyperlink r:id="rId109">
-        <w:r>
-          <w:rPr>
-            <w:rtl/>
-            <w:cs/>
-            <w:lang w:val="ar_AE" w:bidi="ar_AE"/>
-          </w:rPr>
-          <w:rPr>
-            <w:color w:val="0000EE"/>
-            <w:u w:val="single"/>
-          </w:rPr>
-          <w:t>112:7</w:t>
-        </w:r>
-      </w:hyperlink>
-      <w:r>
-        <w:rPr>
-          <w:rtl/>
-          <w:cs/>
-          <w:lang w:val="ar_AE" w:bidi="ar_AE"/>
-        </w:rPr>
-        <w:t xml:space="preserve">; </w:t>
-      </w:r>
-      <w:hyperlink r:id="rId145">
-        <w:r>
-          <w:rPr>
-            <w:rtl/>
-            <w:cs/>
-            <w:lang w:val="ar_AE" w:bidi="ar_AE"/>
-          </w:rPr>
-          <w:rPr>
-            <w:color w:val="0000EE"/>
-            <w:u w:val="single"/>
-          </w:rPr>
-          <w:t>115:9–11</w:t>
-        </w:r>
-      </w:hyperlink>
-      <w:r>
-        <w:rPr>
-          <w:rtl/>
-          <w:cs/>
-          <w:lang w:val="ar_AE" w:bidi="ar_AE"/>
-        </w:rPr>
-        <w:t xml:space="preserve">; </w:t>
-      </w:r>
-      <w:hyperlink r:id="rId146">
-        <w:r>
-          <w:rPr>
-            <w:rtl/>
-            <w:cs/>
-            <w:lang w:val="ar_AE" w:bidi="ar_AE"/>
-          </w:rPr>
-          <w:rPr>
-            <w:color w:val="0000EE"/>
-            <w:u w:val="single"/>
-          </w:rPr>
-          <w:t>119:42</w:t>
-        </w:r>
-      </w:hyperlink>
-      <w:r>
-        <w:rPr>
-          <w:rtl/>
-          <w:cs/>
-          <w:lang w:val="ar_AE" w:bidi="ar_AE"/>
-        </w:rPr>
-        <w:t xml:space="preserve">; </w:t>
-      </w:r>
-      <w:hyperlink r:id="rId110">
-        <w:r>
-          <w:rPr>
-            <w:rtl/>
-            <w:cs/>
-            <w:lang w:val="ar_AE" w:bidi="ar_AE"/>
-          </w:rPr>
-          <w:rPr>
-            <w:color w:val="0000EE"/>
-            <w:u w:val="single"/>
-          </w:rPr>
-          <w:t>125:1</w:t>
-        </w:r>
-      </w:hyperlink>
-      <w:r>
-        <w:rPr>
-          <w:rtl/>
-          <w:cs/>
-          <w:lang w:val="ar_AE" w:bidi="ar_AE"/>
-        </w:rPr>
-        <w:t xml:space="preserve">; </w:t>
-      </w:r>
-      <w:hyperlink r:id="rId130">
-        <w:r>
-          <w:rPr>
-            <w:rtl/>
-            <w:cs/>
-            <w:lang w:val="ar_AE" w:bidi="ar_AE"/>
-          </w:rPr>
-          <w:rPr>
-            <w:color w:val="0000EE"/>
-            <w:u w:val="single"/>
-          </w:rPr>
-          <w:t>130:5–6</w:t>
-        </w:r>
-      </w:hyperlink>
-      <w:r>
-        <w:rPr>
-          <w:rtl/>
-          <w:cs/>
-          <w:lang w:val="ar_AE" w:bidi="ar_AE"/>
-        </w:rPr>
-        <w:t xml:space="preserve">; </w:t>
-      </w:r>
-      <w:hyperlink r:id="rId147">
-        <w:r>
-          <w:rPr>
-            <w:rtl/>
-            <w:cs/>
-            <w:lang w:val="ar_AE" w:bidi="ar_AE"/>
-          </w:rPr>
-          <w:rPr>
-            <w:color w:val="0000EE"/>
-            <w:u w:val="single"/>
-          </w:rPr>
-          <w:t>141:8</w:t>
-        </w:r>
-      </w:hyperlink>
-      <w:r>
-        <w:rPr>
-          <w:rtl/>
-          <w:cs/>
-          <w:lang w:val="ar_AE" w:bidi="ar_AE"/>
-        </w:rPr>
-        <w:t xml:space="preserve">; </w:t>
-      </w:r>
-      <w:hyperlink r:id="rId148">
-        <w:r>
-          <w:rPr>
-            <w:rtl/>
-            <w:cs/>
-            <w:lang w:val="ar_AE" w:bidi="ar_AE"/>
-          </w:rPr>
-          <w:rPr>
-            <w:color w:val="0000EE"/>
-            <w:u w:val="single"/>
-          </w:rPr>
-          <w:t>أمثال 3:5</w:t>
-        </w:r>
-      </w:hyperlink>
-      <w:r>
-        <w:rPr>
-          <w:rtl/>
-          <w:cs/>
-          <w:lang w:val="ar_AE" w:bidi="ar_AE"/>
-        </w:rPr>
-        <w:t xml:space="preserve">; </w:t>
-      </w:r>
-      <w:hyperlink r:id="rId149">
-        <w:r>
-          <w:rPr>
-            <w:rtl/>
-            <w:cs/>
-            <w:lang w:val="ar_AE" w:bidi="ar_AE"/>
-          </w:rPr>
-          <w:rPr>
-            <w:color w:val="0000EE"/>
-            <w:u w:val="single"/>
-          </w:rPr>
-          <w:t>22:19</w:t>
-        </w:r>
-      </w:hyperlink>
-      <w:r>
-        <w:rPr>
-          <w:rtl/>
-          <w:cs/>
-          <w:lang w:val="ar_AE" w:bidi="ar_AE"/>
-        </w:rPr>
-        <w:t xml:space="preserve">; </w:t>
-      </w:r>
-      <w:hyperlink r:id="rId150">
-        <w:r>
-          <w:rPr>
-            <w:rtl/>
-            <w:cs/>
-            <w:lang w:val="ar_AE" w:bidi="ar_AE"/>
-          </w:rPr>
-          <w:rPr>
-            <w:color w:val="0000EE"/>
-            <w:u w:val="single"/>
-          </w:rPr>
-          <w:t>إشعياء 26:4</w:t>
-        </w:r>
-      </w:hyperlink>
-      <w:r>
-        <w:rPr>
-          <w:rtl/>
-          <w:cs/>
-          <w:lang w:val="ar_AE" w:bidi="ar_AE"/>
-        </w:rPr>
-        <w:t xml:space="preserve">; </w:t>
-      </w:r>
-      <w:hyperlink r:id="rId70">
-        <w:r>
-          <w:rPr>
-            <w:rtl/>
-            <w:cs/>
-            <w:lang w:val="ar_AE" w:bidi="ar_AE"/>
-          </w:rPr>
-          <w:rPr>
-            <w:color w:val="0000EE"/>
-            <w:u w:val="single"/>
-          </w:rPr>
-          <w:t>40:31</w:t>
-        </w:r>
-      </w:hyperlink>
-      <w:r>
-        <w:rPr>
-          <w:rtl/>
-          <w:cs/>
-          <w:lang w:val="ar_AE" w:bidi="ar_AE"/>
-        </w:rPr>
-        <w:t xml:space="preserve">; </w:t>
-      </w:r>
-      <w:hyperlink r:id="rId151">
-        <w:r>
-          <w:rPr>
-            <w:rtl/>
-            <w:cs/>
-            <w:lang w:val="ar_AE" w:bidi="ar_AE"/>
-          </w:rPr>
-          <w:rPr>
-            <w:color w:val="0000EE"/>
-            <w:u w:val="single"/>
-          </w:rPr>
-          <w:t>إرميا 17:7</w:t>
-        </w:r>
-      </w:hyperlink>
-      <w:r>
-        <w:rPr>
-          <w:rtl/>
-          <w:cs/>
-          <w:lang w:val="ar_AE" w:bidi="ar_AE"/>
-        </w:rPr>
-        <w:t xml:space="preserve">; </w:t>
-      </w:r>
-      <w:hyperlink r:id="rId152">
-        <w:r>
-          <w:rPr>
-            <w:rtl/>
-            <w:cs/>
-            <w:lang w:val="ar_AE" w:bidi="ar_AE"/>
-          </w:rPr>
-          <w:rPr>
-            <w:color w:val="0000EE"/>
-            <w:u w:val="single"/>
-          </w:rPr>
-          <w:t>عبرانيين 10:35</w:t>
-        </w:r>
-      </w:hyperlink>
+      <w:r>
+        <w:rPr>
+          <w:rtl/>
+          <w:cs/>
+          <w:lang w:val="ar_AE" w:bidi="ar_AE"/>
+        </w:rPr>
+        <w:t>11</w:t>
+      </w:r>
+      <w:r>
+        <w:rPr>
+          <w:rtl/>
+          <w:cs/>
+          <w:lang w:val="ar_AE" w:bidi="ar_AE"/>
+        </w:rPr>
+        <w:t xml:space="preserve">; </w:t>
+      </w:r>
+      <w:r>
+        <w:rPr>
+          <w:rtl/>
+          <w:cs/>
+          <w:lang w:val="ar_AE" w:bidi="ar_AE"/>
+        </w:rPr>
+        <w:t>62:1–12</w:t>
+      </w:r>
+      <w:r>
+        <w:rPr>
+          <w:rtl/>
+          <w:cs/>
+          <w:lang w:val="ar_AE" w:bidi="ar_AE"/>
+        </w:rPr>
+        <w:t xml:space="preserve">; </w:t>
+      </w:r>
+      <w:r>
+        <w:rPr>
+          <w:rtl/>
+          <w:cs/>
+          <w:lang w:val="ar_AE" w:bidi="ar_AE"/>
+        </w:rPr>
+        <w:t>64:10</w:t>
+      </w:r>
+      <w:r>
+        <w:rPr>
+          <w:rtl/>
+          <w:cs/>
+          <w:lang w:val="ar_AE" w:bidi="ar_AE"/>
+        </w:rPr>
+        <w:t xml:space="preserve">; </w:t>
+      </w:r>
+      <w:r>
+        <w:rPr>
+          <w:rtl/>
+          <w:cs/>
+          <w:lang w:val="ar_AE" w:bidi="ar_AE"/>
+        </w:rPr>
+        <w:t>78:7</w:t>
+      </w:r>
+      <w:r>
+        <w:rPr>
+          <w:rtl/>
+          <w:cs/>
+          <w:lang w:val="ar_AE" w:bidi="ar_AE"/>
+        </w:rPr>
+        <w:t xml:space="preserve">; </w:t>
+      </w:r>
+      <w:r>
+        <w:rPr>
+          <w:rtl/>
+          <w:cs/>
+          <w:lang w:val="ar_AE" w:bidi="ar_AE"/>
+        </w:rPr>
+        <w:t>84:12</w:t>
+      </w:r>
+      <w:r>
+        <w:rPr>
+          <w:rtl/>
+          <w:cs/>
+          <w:lang w:val="ar_AE" w:bidi="ar_AE"/>
+        </w:rPr>
+        <w:t xml:space="preserve">; </w:t>
+      </w:r>
+      <w:r>
+        <w:rPr>
+          <w:rtl/>
+          <w:cs/>
+          <w:lang w:val="ar_AE" w:bidi="ar_AE"/>
+        </w:rPr>
+        <w:t>86:2</w:t>
+      </w:r>
+      <w:r>
+        <w:rPr>
+          <w:rtl/>
+          <w:cs/>
+          <w:lang w:val="ar_AE" w:bidi="ar_AE"/>
+        </w:rPr>
+        <w:t xml:space="preserve">; </w:t>
+      </w:r>
+      <w:r>
+        <w:rPr>
+          <w:rtl/>
+          <w:cs/>
+          <w:lang w:val="ar_AE" w:bidi="ar_AE"/>
+        </w:rPr>
+        <w:t>112:7</w:t>
+      </w:r>
+      <w:r>
+        <w:rPr>
+          <w:rtl/>
+          <w:cs/>
+          <w:lang w:val="ar_AE" w:bidi="ar_AE"/>
+        </w:rPr>
+        <w:t xml:space="preserve">; </w:t>
+      </w:r>
+      <w:r>
+        <w:rPr>
+          <w:rtl/>
+          <w:cs/>
+          <w:lang w:val="ar_AE" w:bidi="ar_AE"/>
+        </w:rPr>
+        <w:t>115:9–11</w:t>
+      </w:r>
+      <w:r>
+        <w:rPr>
+          <w:rtl/>
+          <w:cs/>
+          <w:lang w:val="ar_AE" w:bidi="ar_AE"/>
+        </w:rPr>
+        <w:t xml:space="preserve">; </w:t>
+      </w:r>
+      <w:r>
+        <w:rPr>
+          <w:rtl/>
+          <w:cs/>
+          <w:lang w:val="ar_AE" w:bidi="ar_AE"/>
+        </w:rPr>
+        <w:t>119:42</w:t>
+      </w:r>
+      <w:r>
+        <w:rPr>
+          <w:rtl/>
+          <w:cs/>
+          <w:lang w:val="ar_AE" w:bidi="ar_AE"/>
+        </w:rPr>
+        <w:t xml:space="preserve">; </w:t>
+      </w:r>
+      <w:r>
+        <w:rPr>
+          <w:rtl/>
+          <w:cs/>
+          <w:lang w:val="ar_AE" w:bidi="ar_AE"/>
+        </w:rPr>
+        <w:t>125:1</w:t>
+      </w:r>
+      <w:r>
+        <w:rPr>
+          <w:rtl/>
+          <w:cs/>
+          <w:lang w:val="ar_AE" w:bidi="ar_AE"/>
+        </w:rPr>
+        <w:t xml:space="preserve">; </w:t>
+      </w:r>
+      <w:r>
+        <w:rPr>
+          <w:rtl/>
+          <w:cs/>
+          <w:lang w:val="ar_AE" w:bidi="ar_AE"/>
+        </w:rPr>
+        <w:t>130:5–6</w:t>
+      </w:r>
+      <w:r>
+        <w:rPr>
+          <w:rtl/>
+          <w:cs/>
+          <w:lang w:val="ar_AE" w:bidi="ar_AE"/>
+        </w:rPr>
+        <w:t xml:space="preserve">; </w:t>
+      </w:r>
+      <w:r>
+        <w:rPr>
+          <w:rtl/>
+          <w:cs/>
+          <w:lang w:val="ar_AE" w:bidi="ar_AE"/>
+        </w:rPr>
+        <w:t>141:8</w:t>
+      </w:r>
+      <w:r>
+        <w:rPr>
+          <w:rtl/>
+          <w:cs/>
+          <w:lang w:val="ar_AE" w:bidi="ar_AE"/>
+        </w:rPr>
+        <w:t xml:space="preserve">; </w:t>
+      </w:r>
+      <w:r>
+        <w:rPr>
+          <w:rtl/>
+          <w:cs/>
+          <w:lang w:val="ar_AE" w:bidi="ar_AE"/>
+        </w:rPr>
+        <w:t>أمثال 3:5</w:t>
+      </w:r>
+      <w:r>
+        <w:rPr>
+          <w:rtl/>
+          <w:cs/>
+          <w:lang w:val="ar_AE" w:bidi="ar_AE"/>
+        </w:rPr>
+        <w:t xml:space="preserve">; </w:t>
+      </w:r>
+      <w:r>
+        <w:rPr>
+          <w:rtl/>
+          <w:cs/>
+          <w:lang w:val="ar_AE" w:bidi="ar_AE"/>
+        </w:rPr>
+        <w:t>22:19</w:t>
+      </w:r>
+      <w:r>
+        <w:rPr>
+          <w:rtl/>
+          <w:cs/>
+          <w:lang w:val="ar_AE" w:bidi="ar_AE"/>
+        </w:rPr>
+        <w:t xml:space="preserve">; </w:t>
+      </w:r>
+      <w:r>
+        <w:rPr>
+          <w:rtl/>
+          <w:cs/>
+          <w:lang w:val="ar_AE" w:bidi="ar_AE"/>
+        </w:rPr>
+        <w:t>إشعياء 26:4</w:t>
+      </w:r>
+      <w:r>
+        <w:rPr>
+          <w:rtl/>
+          <w:cs/>
+          <w:lang w:val="ar_AE" w:bidi="ar_AE"/>
+        </w:rPr>
+        <w:t xml:space="preserve">; </w:t>
+      </w:r>
+      <w:r>
+        <w:rPr>
+          <w:rtl/>
+          <w:cs/>
+          <w:lang w:val="ar_AE" w:bidi="ar_AE"/>
+        </w:rPr>
+        <w:t>40:31</w:t>
+      </w:r>
+      <w:r>
+        <w:rPr>
+          <w:rtl/>
+          <w:cs/>
+          <w:lang w:val="ar_AE" w:bidi="ar_AE"/>
+        </w:rPr>
+        <w:t xml:space="preserve">; </w:t>
+      </w:r>
+      <w:r>
+        <w:rPr>
+          <w:rtl/>
+          <w:cs/>
+          <w:lang w:val="ar_AE" w:bidi="ar_AE"/>
+        </w:rPr>
+        <w:t>إرميا 17:7</w:t>
+      </w:r>
+      <w:r>
+        <w:rPr>
+          <w:rtl/>
+          <w:cs/>
+          <w:lang w:val="ar_AE" w:bidi="ar_AE"/>
+        </w:rPr>
+        <w:t xml:space="preserve">; </w:t>
+      </w:r>
+      <w:r>
+        <w:rPr>
+          <w:rtl/>
+          <w:cs/>
+          <w:lang w:val="ar_AE" w:bidi="ar_AE"/>
+        </w:rPr>
+        <w:t>عبرانيين 10:35</w:t>
+      </w:r>
       <w:r>
         <w:rPr>
           <w:rtl/>
@@ -4789,20 +3763,14 @@
         </w:rPr>
         <w:t>في إحدى المرات، طلب آسا ملك يهوذا المساعدة من ملك أرام، رغم أن أرام كان عدوًا قديمًا لشعب الله. وقد قدّم آسا له كنوزًا من الهيكل والقصر حتى يهاجم بعشا ملك إسرائيل (</w:t>
       </w:r>
-      <w:hyperlink r:id="rId153">
-        <w:r>
-          <w:rPr>
-            <w:rtl/>
-            <w:cs/>
-            <w:lang w:val="ar_AE" w:bidi="ar_AE"/>
-          </w:rPr>
-          <w:rPr>
-            <w:color w:val="0000EE"/>
-            <w:u w:val="single"/>
-          </w:rPr>
-          <w:t>2 أخبار الأيام 16:1–6</w:t>
-        </w:r>
-      </w:hyperlink>
+      <w:r>
+        <w:rPr>
+          <w:rtl/>
+          <w:cs/>
+          <w:lang w:val="ar_AE" w:bidi="ar_AE"/>
+        </w:rPr>
+        <w:t>2 أخبار الأيام 16:1–6</w:t>
+      </w:r>
       <w:r>
         <w:rPr>
           <w:rtl/>
@@ -4811,20 +3779,14 @@
         </w:rPr>
         <w:t>). فوبّخه النبي حناني، محذرًا من أن أرام سيبقى عدوًا ليهوذا، كما أن المعارك السابقة التي اجتازها أظهرت أن آسا لم يحتاج أبدًا إلا إلى الله سندًا له (</w:t>
       </w:r>
-      <w:hyperlink r:id="rId154">
-        <w:r>
-          <w:rPr>
-            <w:rtl/>
-            <w:cs/>
-            <w:lang w:val="ar_AE" w:bidi="ar_AE"/>
-          </w:rPr>
-          <w:rPr>
-            <w:color w:val="0000EE"/>
-            <w:u w:val="single"/>
-          </w:rPr>
-          <w:t>16:8</w:t>
-        </w:r>
-      </w:hyperlink>
+      <w:r>
+        <w:rPr>
+          <w:rtl/>
+          <w:cs/>
+          <w:lang w:val="ar_AE" w:bidi="ar_AE"/>
+        </w:rPr>
+        <w:t>16:8</w:t>
+      </w:r>
       <w:r>
         <w:rPr>
           <w:rtl/>
@@ -4869,20 +3831,14 @@
         </w:rPr>
         <w:t>" (</w:t>
       </w:r>
-      <w:hyperlink r:id="rId155">
-        <w:r>
-          <w:rPr>
-            <w:rtl/>
-            <w:cs/>
-            <w:lang w:val="ar_AE" w:bidi="ar_AE"/>
-          </w:rPr>
-          <w:rPr>
-            <w:color w:val="0000EE"/>
-            <w:u w:val="single"/>
-          </w:rPr>
-          <w:t>2 أخبار الأيام 16:9</w:t>
-        </w:r>
-      </w:hyperlink>
+      <w:r>
+        <w:rPr>
+          <w:rtl/>
+          <w:cs/>
+          <w:lang w:val="ar_AE" w:bidi="ar_AE"/>
+        </w:rPr>
+        <w:t>2 أخبار الأيام 16:9</w:t>
+      </w:r>
       <w:r>
         <w:rPr>
           <w:rtl/>
@@ -4891,20 +3847,14 @@
         </w:rPr>
         <w:t xml:space="preserve">; انظر أيضًا </w:t>
       </w:r>
-      <w:hyperlink r:id="rId156">
-        <w:r>
-          <w:rPr>
-            <w:rtl/>
-            <w:cs/>
-            <w:lang w:val="ar_AE" w:bidi="ar_AE"/>
-          </w:rPr>
-          <w:rPr>
-            <w:color w:val="0000EE"/>
-            <w:u w:val="single"/>
-          </w:rPr>
-          <w:t>زكريّا 4:10</w:t>
-        </w:r>
-      </w:hyperlink>
+      <w:r>
+        <w:rPr>
+          <w:rtl/>
+          <w:cs/>
+          <w:lang w:val="ar_AE" w:bidi="ar_AE"/>
+        </w:rPr>
+        <w:t>زكريّا 4:10</w:t>
+      </w:r>
       <w:r>
         <w:rPr>
           <w:rtl/>
@@ -4913,20 +3863,14 @@
         </w:rPr>
         <w:t>). وعندما أظهر حناني لآسا أخطاءه، سارع آسا إلى وضع النبي في السجن. بل أن الملك الغاضب أساء أيضًا إلى الشعب بشكل ظالم (</w:t>
       </w:r>
-      <w:hyperlink r:id="rId157">
-        <w:r>
-          <w:rPr>
-            <w:rtl/>
-            <w:cs/>
-            <w:lang w:val="ar_AE" w:bidi="ar_AE"/>
-          </w:rPr>
-          <w:rPr>
-            <w:color w:val="0000EE"/>
-            <w:u w:val="single"/>
-          </w:rPr>
-          <w:t>2 أخبار الأيام 16:10</w:t>
-        </w:r>
-      </w:hyperlink>
+      <w:r>
+        <w:rPr>
+          <w:rtl/>
+          <w:cs/>
+          <w:lang w:val="ar_AE" w:bidi="ar_AE"/>
+        </w:rPr>
+        <w:t>2 أخبار الأيام 16:10</w:t>
+      </w:r>
       <w:r>
         <w:rPr>
           <w:rtl/>
@@ -4955,64 +3899,46 @@
         </w:rPr>
         <w:t xml:space="preserve">يُظهِر آسا كيف أن الناس غالبًا ما يعتمدون على مواردهم الخاصة ويشعرون بالغضب عند تصحيحهم (انظر </w:t>
       </w:r>
-      <w:hyperlink r:id="rId158">
-        <w:r>
-          <w:rPr>
-            <w:rtl/>
-            <w:cs/>
-            <w:lang w:val="ar_AE" w:bidi="ar_AE"/>
-          </w:rPr>
-          <w:rPr>
-            <w:color w:val="0000EE"/>
-            <w:u w:val="single"/>
-          </w:rPr>
-          <w:t>الأمثال 11:7</w:t>
-        </w:r>
-      </w:hyperlink>
-      <w:r>
-        <w:rPr>
-          <w:rtl/>
-          <w:cs/>
-          <w:lang w:val="ar_AE" w:bidi="ar_AE"/>
-        </w:rPr>
-        <w:t xml:space="preserve">; </w:t>
-      </w:r>
-      <w:hyperlink r:id="rId159">
-        <w:r>
-          <w:rPr>
-            <w:rtl/>
-            <w:cs/>
-            <w:lang w:val="ar_AE" w:bidi="ar_AE"/>
-          </w:rPr>
-          <w:rPr>
-            <w:color w:val="0000EE"/>
-            <w:u w:val="single"/>
-          </w:rPr>
-          <w:t>إشعياء 31:1</w:t>
-        </w:r>
-      </w:hyperlink>
-      <w:r>
-        <w:rPr>
-          <w:rtl/>
-          <w:cs/>
-          <w:lang w:val="ar_AE" w:bidi="ar_AE"/>
-        </w:rPr>
-        <w:t xml:space="preserve">; </w:t>
-      </w:r>
-      <w:hyperlink r:id="rId160">
-        <w:r>
-          <w:rPr>
-            <w:rtl/>
-            <w:cs/>
-            <w:lang w:val="ar_AE" w:bidi="ar_AE"/>
-          </w:rPr>
-          <w:rPr>
-            <w:color w:val="0000EE"/>
-            <w:u w:val="single"/>
-          </w:rPr>
-          <w:t>إرميا 17:5–6</w:t>
-        </w:r>
-      </w:hyperlink>
+      <w:r>
+        <w:rPr>
+          <w:rtl/>
+          <w:cs/>
+          <w:lang w:val="ar_AE" w:bidi="ar_AE"/>
+        </w:rPr>
+        <w:t>الأمثال 11:7</w:t>
+      </w:r>
+      <w:r>
+        <w:rPr>
+          <w:rtl/>
+          <w:cs/>
+          <w:lang w:val="ar_AE" w:bidi="ar_AE"/>
+        </w:rPr>
+        <w:t xml:space="preserve">; </w:t>
+      </w:r>
+      <w:r>
+        <w:rPr>
+          <w:rtl/>
+          <w:cs/>
+          <w:lang w:val="ar_AE" w:bidi="ar_AE"/>
+        </w:rPr>
+        <w:t>إشعياء 31:1</w:t>
+      </w:r>
+      <w:r>
+        <w:rPr>
+          <w:rtl/>
+          <w:cs/>
+          <w:lang w:val="ar_AE" w:bidi="ar_AE"/>
+        </w:rPr>
+        <w:t xml:space="preserve">; </w:t>
+      </w:r>
+      <w:r>
+        <w:rPr>
+          <w:rtl/>
+          <w:cs/>
+          <w:lang w:val="ar_AE" w:bidi="ar_AE"/>
+        </w:rPr>
+        <w:t>إرميا 17:5–6</w:t>
+      </w:r>
       <w:r>
         <w:rPr>
           <w:rtl/>
@@ -5021,108 +3947,78 @@
         </w:rPr>
         <w:t xml:space="preserve">). وحتى الذين شهدوا قوة الرب وقدرته يمكن أن يتصرفوا بهذه الطريقة. وهذا ما حدث مع الإسرائيليين الذين أنقذهم الرب من عبودية مصر. إنه من الأفضل أن نثق بالرب ونقبل إرشاده (قارن </w:t>
       </w:r>
-      <w:hyperlink r:id="rId161">
-        <w:r>
-          <w:rPr>
-            <w:rtl/>
-            <w:cs/>
-            <w:lang w:val="ar_AE" w:bidi="ar_AE"/>
-          </w:rPr>
-          <w:rPr>
-            <w:color w:val="0000EE"/>
-            <w:u w:val="single"/>
-          </w:rPr>
-          <w:t>المزامير 33:18</w:t>
-        </w:r>
-      </w:hyperlink>
-      <w:r>
-        <w:rPr>
-          <w:rtl/>
-          <w:cs/>
-          <w:lang w:val="ar_AE" w:bidi="ar_AE"/>
-        </w:rPr>
-        <w:t xml:space="preserve">; </w:t>
-      </w:r>
-      <w:hyperlink r:id="rId125">
-        <w:r>
-          <w:rPr>
-            <w:rtl/>
-            <w:cs/>
-            <w:lang w:val="ar_AE" w:bidi="ar_AE"/>
-          </w:rPr>
-          <w:rPr>
-            <w:color w:val="0000EE"/>
-            <w:u w:val="single"/>
-          </w:rPr>
-          <w:t>37:7</w:t>
-        </w:r>
-      </w:hyperlink>
-      <w:r>
-        <w:rPr>
-          <w:rtl/>
-          <w:cs/>
-          <w:lang w:val="ar_AE" w:bidi="ar_AE"/>
-        </w:rPr>
-        <w:t xml:space="preserve">; </w:t>
-      </w:r>
-      <w:hyperlink r:id="rId162">
-        <w:r>
-          <w:rPr>
-            <w:rtl/>
-            <w:cs/>
-            <w:lang w:val="ar_AE" w:bidi="ar_AE"/>
-          </w:rPr>
-          <w:rPr>
-            <w:color w:val="0000EE"/>
-            <w:u w:val="single"/>
-          </w:rPr>
-          <w:t>إشعياء 50:10</w:t>
-        </w:r>
-      </w:hyperlink>
-      <w:r>
-        <w:rPr>
-          <w:rtl/>
-          <w:cs/>
-          <w:lang w:val="ar_AE" w:bidi="ar_AE"/>
-        </w:rPr>
-        <w:t xml:space="preserve">; </w:t>
-      </w:r>
-      <w:hyperlink r:id="rId163">
-        <w:r>
-          <w:rPr>
-            <w:rtl/>
-            <w:cs/>
-            <w:lang w:val="ar_AE" w:bidi="ar_AE"/>
-          </w:rPr>
-          <w:rPr>
-            <w:color w:val="0000EE"/>
-            <w:u w:val="single"/>
-          </w:rPr>
-          <w:t>إرميا 17:7–8</w:t>
-        </w:r>
-      </w:hyperlink>
-      <w:r>
-        <w:rPr>
-          <w:rtl/>
-          <w:cs/>
-          <w:lang w:val="ar_AE" w:bidi="ar_AE"/>
-        </w:rPr>
-        <w:t xml:space="preserve">; </w:t>
-      </w:r>
-      <w:hyperlink r:id="rId164">
-        <w:r>
-          <w:rPr>
-            <w:rtl/>
-            <w:cs/>
-            <w:lang w:val="ar_AE" w:bidi="ar_AE"/>
-          </w:rPr>
-          <w:rPr>
-            <w:color w:val="0000EE"/>
-            <w:u w:val="single"/>
-          </w:rPr>
-          <w:t>أعمال الرسل 13:43</w:t>
-        </w:r>
-      </w:hyperlink>
+      <w:r>
+        <w:rPr>
+          <w:rtl/>
+          <w:cs/>
+          <w:lang w:val="ar_AE" w:bidi="ar_AE"/>
+        </w:rPr>
+        <w:t>المزامير 33:18</w:t>
+      </w:r>
+      <w:r>
+        <w:rPr>
+          <w:rtl/>
+          <w:cs/>
+          <w:lang w:val="ar_AE" w:bidi="ar_AE"/>
+        </w:rPr>
+        <w:t xml:space="preserve">; </w:t>
+      </w:r>
+      <w:r>
+        <w:rPr>
+          <w:rtl/>
+          <w:cs/>
+          <w:lang w:val="ar_AE" w:bidi="ar_AE"/>
+        </w:rPr>
+        <w:t>37:7</w:t>
+      </w:r>
+      <w:r>
+        <w:rPr>
+          <w:rtl/>
+          <w:cs/>
+          <w:lang w:val="ar_AE" w:bidi="ar_AE"/>
+        </w:rPr>
+        <w:t xml:space="preserve">; </w:t>
+      </w:r>
+      <w:r>
+        <w:rPr>
+          <w:rtl/>
+          <w:cs/>
+          <w:lang w:val="ar_AE" w:bidi="ar_AE"/>
+        </w:rPr>
+        <w:t>إشعياء 50:10</w:t>
+      </w:r>
+      <w:r>
+        <w:rPr>
+          <w:rtl/>
+          <w:cs/>
+          <w:lang w:val="ar_AE" w:bidi="ar_AE"/>
+        </w:rPr>
+        <w:t xml:space="preserve">; </w:t>
+      </w:r>
+      <w:r>
+        <w:rPr>
+          <w:rtl/>
+          <w:cs/>
+          <w:lang w:val="ar_AE" w:bidi="ar_AE"/>
+        </w:rPr>
+        <w:t>إرميا 17:7–8</w:t>
+      </w:r>
+      <w:r>
+        <w:rPr>
+          <w:rtl/>
+          <w:cs/>
+          <w:lang w:val="ar_AE" w:bidi="ar_AE"/>
+        </w:rPr>
+        <w:t xml:space="preserve">; </w:t>
+      </w:r>
+      <w:r>
+        <w:rPr>
+          <w:rtl/>
+          <w:cs/>
+          <w:lang w:val="ar_AE" w:bidi="ar_AE"/>
+        </w:rPr>
+        <w:t>أعمال الرسل 13:43</w:t>
+      </w:r>
       <w:r>
         <w:rPr>
           <w:rtl/>
@@ -5151,20 +4047,14 @@
         </w:rPr>
         <w:t xml:space="preserve"> إن الحياة تعلّمنا أن نثق بالله، فقد نبدأ بفعل الخير والصواب (</w:t>
       </w:r>
-      <w:hyperlink r:id="rId165">
-        <w:r>
-          <w:rPr>
-            <w:rtl/>
-            <w:cs/>
-            <w:lang w:val="ar_AE" w:bidi="ar_AE"/>
-          </w:rPr>
-          <w:rPr>
-            <w:color w:val="0000EE"/>
-            <w:u w:val="single"/>
-          </w:rPr>
-          <w:t>2 أخبار الأيام 14:1–6</w:t>
-        </w:r>
-      </w:hyperlink>
+      <w:r>
+        <w:rPr>
+          <w:rtl/>
+          <w:cs/>
+          <w:lang w:val="ar_AE" w:bidi="ar_AE"/>
+        </w:rPr>
+        <w:t>2 أخبار الأيام 14:1–6</w:t>
+      </w:r>
       <w:r>
         <w:rPr>
           <w:rtl/>
@@ -5173,42 +4063,30 @@
         </w:rPr>
         <w:t xml:space="preserve">) لكن تأثيرنا الروحي لا يكتمل إلا بآخر عمل نقوم به (انظر </w:t>
       </w:r>
-      <w:hyperlink r:id="rId166">
-        <w:r>
-          <w:rPr>
-            <w:rtl/>
-            <w:cs/>
-            <w:lang w:val="ar_AE" w:bidi="ar_AE"/>
-          </w:rPr>
-          <w:rPr>
-            <w:color w:val="0000EE"/>
-            <w:u w:val="single"/>
-          </w:rPr>
-          <w:t>رومية 2:6–11</w:t>
-        </w:r>
-      </w:hyperlink>
-      <w:r>
-        <w:rPr>
-          <w:rtl/>
-          <w:cs/>
-          <w:lang w:val="ar_AE" w:bidi="ar_AE"/>
-        </w:rPr>
-        <w:t xml:space="preserve">; </w:t>
-      </w:r>
-      <w:hyperlink r:id="rId167">
-        <w:r>
-          <w:rPr>
-            <w:rtl/>
-            <w:cs/>
-            <w:lang w:val="ar_AE" w:bidi="ar_AE"/>
-          </w:rPr>
-          <w:rPr>
-            <w:color w:val="0000EE"/>
-            <w:u w:val="single"/>
-          </w:rPr>
-          <w:t>1 كورنثوس 4:1–5</w:t>
-        </w:r>
-      </w:hyperlink>
+      <w:r>
+        <w:rPr>
+          <w:rtl/>
+          <w:cs/>
+          <w:lang w:val="ar_AE" w:bidi="ar_AE"/>
+        </w:rPr>
+        <w:t>رومية 2:6–11</w:t>
+      </w:r>
+      <w:r>
+        <w:rPr>
+          <w:rtl/>
+          <w:cs/>
+          <w:lang w:val="ar_AE" w:bidi="ar_AE"/>
+        </w:rPr>
+        <w:t xml:space="preserve">; </w:t>
+      </w:r>
+      <w:r>
+        <w:rPr>
+          <w:rtl/>
+          <w:cs/>
+          <w:lang w:val="ar_AE" w:bidi="ar_AE"/>
+        </w:rPr>
+        <w:t>1 كورنثوس 4:1–5</w:t>
+      </w:r>
       <w:r>
         <w:rPr>
           <w:rtl/>
@@ -5250,350 +4128,254 @@
           <w:lang w:val="ar_AE" w:bidi="ar_AE"/>
         </w:rPr>
       </w:r>
-      <w:hyperlink r:id="rId168">
-        <w:r>
-          <w:rPr>
-            <w:rtl/>
-            <w:cs/>
-            <w:lang w:val="ar_AE" w:bidi="ar_AE"/>
-          </w:rPr>
-          <w:rPr>
-            <w:color w:val="0000EE"/>
-            <w:u w:val="single"/>
-          </w:rPr>
-          <w:t>تثنية 13:4</w:t>
-        </w:r>
-      </w:hyperlink>
-      <w:r>
-        <w:rPr>
-          <w:rtl/>
-          <w:cs/>
-          <w:lang w:val="ar_AE" w:bidi="ar_AE"/>
-        </w:rPr>
-        <w:t xml:space="preserve">; </w:t>
-      </w:r>
-      <w:hyperlink r:id="rId169">
-        <w:r>
-          <w:rPr>
-            <w:rtl/>
-            <w:cs/>
-            <w:lang w:val="ar_AE" w:bidi="ar_AE"/>
-          </w:rPr>
-          <w:rPr>
-            <w:color w:val="0000EE"/>
-            <w:u w:val="single"/>
-          </w:rPr>
-          <w:t>2 ملوك 6:15–18</w:t>
-        </w:r>
-      </w:hyperlink>
-      <w:r>
-        <w:rPr>
-          <w:rtl/>
-          <w:cs/>
-          <w:lang w:val="ar_AE" w:bidi="ar_AE"/>
-        </w:rPr>
-        <w:t xml:space="preserve">; </w:t>
-      </w:r>
-      <w:hyperlink r:id="rId170">
-        <w:r>
-          <w:rPr>
-            <w:rtl/>
-            <w:cs/>
-            <w:lang w:val="ar_AE" w:bidi="ar_AE"/>
-          </w:rPr>
-          <w:rPr>
-            <w:color w:val="0000EE"/>
-            <w:u w:val="single"/>
-          </w:rPr>
-          <w:t>2 أخبار الأيام 16:1–10</w:t>
-        </w:r>
-      </w:hyperlink>
-      <w:r>
-        <w:rPr>
-          <w:rtl/>
-          <w:cs/>
-          <w:lang w:val="ar_AE" w:bidi="ar_AE"/>
-        </w:rPr>
-        <w:t xml:space="preserve">; </w:t>
-      </w:r>
-      <w:hyperlink r:id="rId171">
-        <w:r>
-          <w:rPr>
-            <w:rtl/>
-            <w:cs/>
-            <w:lang w:val="ar_AE" w:bidi="ar_AE"/>
-          </w:rPr>
-          <w:rPr>
-            <w:color w:val="0000EE"/>
-            <w:u w:val="single"/>
-          </w:rPr>
-          <w:t>32:7–8</w:t>
-        </w:r>
-      </w:hyperlink>
-      <w:r>
-        <w:rPr>
-          <w:rtl/>
-          <w:cs/>
-          <w:lang w:val="ar_AE" w:bidi="ar_AE"/>
-        </w:rPr>
-        <w:t xml:space="preserve">; </w:t>
-      </w:r>
-      <w:hyperlink r:id="rId172">
-        <w:r>
-          <w:rPr>
-            <w:rtl/>
-            <w:cs/>
-            <w:lang w:val="ar_AE" w:bidi="ar_AE"/>
-          </w:rPr>
-          <w:rPr>
-            <w:color w:val="0000EE"/>
-            <w:u w:val="single"/>
-          </w:rPr>
-          <w:t>مزامير 20:6–8</w:t>
-        </w:r>
-      </w:hyperlink>
-      <w:r>
-        <w:rPr>
-          <w:rtl/>
-          <w:cs/>
-          <w:lang w:val="ar_AE" w:bidi="ar_AE"/>
-        </w:rPr>
-        <w:t xml:space="preserve">; </w:t>
-      </w:r>
-      <w:hyperlink r:id="rId173">
-        <w:r>
-          <w:rPr>
-            <w:rtl/>
-            <w:cs/>
-            <w:lang w:val="ar_AE" w:bidi="ar_AE"/>
-          </w:rPr>
-          <w:rPr>
-            <w:color w:val="0000EE"/>
-            <w:u w:val="single"/>
-          </w:rPr>
-          <w:t>37:3–7</w:t>
-        </w:r>
-      </w:hyperlink>
-      <w:r>
-        <w:rPr>
-          <w:rtl/>
-          <w:cs/>
-          <w:lang w:val="ar_AE" w:bidi="ar_AE"/>
-        </w:rPr>
-        <w:t xml:space="preserve">; </w:t>
-      </w:r>
-      <w:hyperlink r:id="rId174">
-        <w:r>
-          <w:rPr>
-            <w:rtl/>
-            <w:cs/>
-            <w:lang w:val="ar_AE" w:bidi="ar_AE"/>
-          </w:rPr>
-          <w:rPr>
-            <w:color w:val="0000EE"/>
-            <w:u w:val="single"/>
-          </w:rPr>
-          <w:t>60:11–12</w:t>
-        </w:r>
-      </w:hyperlink>
-      <w:r>
-        <w:rPr>
-          <w:rtl/>
-          <w:cs/>
-          <w:lang w:val="ar_AE" w:bidi="ar_AE"/>
-        </w:rPr>
-        <w:t xml:space="preserve">; </w:t>
-      </w:r>
-      <w:hyperlink r:id="rId175">
-        <w:r>
-          <w:rPr>
-            <w:rtl/>
-            <w:cs/>
-            <w:lang w:val="ar_AE" w:bidi="ar_AE"/>
-          </w:rPr>
-          <w:rPr>
-            <w:color w:val="0000EE"/>
-            <w:u w:val="single"/>
-          </w:rPr>
-          <w:t>أمثال 11:7–8</w:t>
-        </w:r>
-      </w:hyperlink>
-      <w:r>
-        <w:rPr>
-          <w:rtl/>
-          <w:cs/>
-          <w:lang w:val="ar_AE" w:bidi="ar_AE"/>
-        </w:rPr>
-        <w:t xml:space="preserve">; </w:t>
-      </w:r>
-      <w:hyperlink r:id="rId176">
-        <w:r>
-          <w:rPr>
-            <w:rtl/>
-            <w:cs/>
-            <w:lang w:val="ar_AE" w:bidi="ar_AE"/>
-          </w:rPr>
-          <w:rPr>
-            <w:color w:val="0000EE"/>
-            <w:u w:val="single"/>
-          </w:rPr>
-          <w:t>18:10–12</w:t>
-        </w:r>
-      </w:hyperlink>
-      <w:r>
-        <w:rPr>
-          <w:rtl/>
-          <w:cs/>
-          <w:lang w:val="ar_AE" w:bidi="ar_AE"/>
-        </w:rPr>
-        <w:t xml:space="preserve">; </w:t>
-      </w:r>
-      <w:hyperlink r:id="rId177">
-        <w:r>
-          <w:rPr>
-            <w:rtl/>
-            <w:cs/>
-            <w:lang w:val="ar_AE" w:bidi="ar_AE"/>
-          </w:rPr>
-          <w:rPr>
-            <w:color w:val="0000EE"/>
-            <w:u w:val="single"/>
-          </w:rPr>
-          <w:t>جامعة 3:14</w:t>
-        </w:r>
-      </w:hyperlink>
-      <w:r>
-        <w:rPr>
-          <w:rtl/>
-          <w:cs/>
-          <w:lang w:val="ar_AE" w:bidi="ar_AE"/>
-        </w:rPr>
-        <w:t xml:space="preserve">; </w:t>
-      </w:r>
-      <w:hyperlink r:id="rId178">
-        <w:r>
-          <w:rPr>
-            <w:rtl/>
-            <w:cs/>
-            <w:lang w:val="ar_AE" w:bidi="ar_AE"/>
-          </w:rPr>
-          <w:rPr>
-            <w:color w:val="0000EE"/>
-            <w:u w:val="single"/>
-          </w:rPr>
-          <w:t>إشعياء 31:1–5</w:t>
-        </w:r>
-      </w:hyperlink>
-      <w:r>
-        <w:rPr>
-          <w:rtl/>
-          <w:cs/>
-          <w:lang w:val="ar_AE" w:bidi="ar_AE"/>
-        </w:rPr>
-        <w:t xml:space="preserve">; </w:t>
-      </w:r>
-      <w:hyperlink r:id="rId179">
-        <w:r>
-          <w:rPr>
-            <w:rtl/>
-            <w:cs/>
-            <w:lang w:val="ar_AE" w:bidi="ar_AE"/>
-          </w:rPr>
-          <w:rPr>
-            <w:color w:val="0000EE"/>
-            <w:u w:val="single"/>
-          </w:rPr>
-          <w:t>إرميا 17:5–8</w:t>
-        </w:r>
-      </w:hyperlink>
-      <w:r>
-        <w:rPr>
-          <w:rtl/>
-          <w:cs/>
-          <w:lang w:val="ar_AE" w:bidi="ar_AE"/>
-        </w:rPr>
-        <w:t xml:space="preserve">; </w:t>
-      </w:r>
-      <w:hyperlink r:id="rId180">
-        <w:r>
-          <w:rPr>
-            <w:rtl/>
-            <w:cs/>
-            <w:lang w:val="ar_AE" w:bidi="ar_AE"/>
-          </w:rPr>
-          <w:rPr>
-            <w:color w:val="0000EE"/>
-            <w:u w:val="single"/>
-          </w:rPr>
-          <w:t>متّى 10:26–31</w:t>
-        </w:r>
-      </w:hyperlink>
-      <w:r>
-        <w:rPr>
-          <w:rtl/>
-          <w:cs/>
-          <w:lang w:val="ar_AE" w:bidi="ar_AE"/>
-        </w:rPr>
-        <w:t xml:space="preserve">; </w:t>
-      </w:r>
-      <w:hyperlink r:id="rId166">
-        <w:r>
-          <w:rPr>
-            <w:rtl/>
-            <w:cs/>
-            <w:lang w:val="ar_AE" w:bidi="ar_AE"/>
-          </w:rPr>
-          <w:rPr>
-            <w:color w:val="0000EE"/>
-            <w:u w:val="single"/>
-          </w:rPr>
-          <w:t>رومية 2:6–11</w:t>
-        </w:r>
-      </w:hyperlink>
-      <w:r>
-        <w:rPr>
-          <w:rtl/>
-          <w:cs/>
-          <w:lang w:val="ar_AE" w:bidi="ar_AE"/>
-        </w:rPr>
-        <w:t xml:space="preserve">; </w:t>
-      </w:r>
-      <w:hyperlink r:id="rId167">
-        <w:r>
-          <w:rPr>
-            <w:rtl/>
-            <w:cs/>
-            <w:lang w:val="ar_AE" w:bidi="ar_AE"/>
-          </w:rPr>
-          <w:rPr>
-            <w:color w:val="0000EE"/>
-            <w:u w:val="single"/>
-          </w:rPr>
-          <w:t>1 كورنثوس 4:1–5</w:t>
-        </w:r>
-      </w:hyperlink>
-      <w:r>
-        <w:rPr>
-          <w:rtl/>
-          <w:cs/>
-          <w:lang w:val="ar_AE" w:bidi="ar_AE"/>
-        </w:rPr>
-        <w:t xml:space="preserve">; </w:t>
-      </w:r>
-      <w:hyperlink r:id="rId181">
-        <w:r>
-          <w:rPr>
-            <w:rtl/>
-            <w:cs/>
-            <w:lang w:val="ar_AE" w:bidi="ar_AE"/>
-          </w:rPr>
-          <w:rPr>
-            <w:color w:val="0000EE"/>
-            <w:u w:val="single"/>
-          </w:rPr>
-          <w:t>رؤيا 2:8–11</w:t>
-        </w:r>
-      </w:hyperlink>
+      <w:r>
+        <w:rPr>
+          <w:rtl/>
+          <w:cs/>
+          <w:lang w:val="ar_AE" w:bidi="ar_AE"/>
+        </w:rPr>
+        <w:t>تثنية 13:4</w:t>
+      </w:r>
+      <w:r>
+        <w:rPr>
+          <w:rtl/>
+          <w:cs/>
+          <w:lang w:val="ar_AE" w:bidi="ar_AE"/>
+        </w:rPr>
+        <w:t xml:space="preserve">; </w:t>
+      </w:r>
+      <w:r>
+        <w:rPr>
+          <w:rtl/>
+          <w:cs/>
+          <w:lang w:val="ar_AE" w:bidi="ar_AE"/>
+        </w:rPr>
+        <w:t>2 ملوك 6:15–18</w:t>
+      </w:r>
+      <w:r>
+        <w:rPr>
+          <w:rtl/>
+          <w:cs/>
+          <w:lang w:val="ar_AE" w:bidi="ar_AE"/>
+        </w:rPr>
+        <w:t xml:space="preserve">; </w:t>
+      </w:r>
+      <w:r>
+        <w:rPr>
+          <w:rtl/>
+          <w:cs/>
+          <w:lang w:val="ar_AE" w:bidi="ar_AE"/>
+        </w:rPr>
+        <w:t>2 أخبار الأيام 16:1–10</w:t>
+      </w:r>
+      <w:r>
+        <w:rPr>
+          <w:rtl/>
+          <w:cs/>
+          <w:lang w:val="ar_AE" w:bidi="ar_AE"/>
+        </w:rPr>
+        <w:t xml:space="preserve">; </w:t>
+      </w:r>
+      <w:r>
+        <w:rPr>
+          <w:rtl/>
+          <w:cs/>
+          <w:lang w:val="ar_AE" w:bidi="ar_AE"/>
+        </w:rPr>
+        <w:t>32:7–8</w:t>
+      </w:r>
+      <w:r>
+        <w:rPr>
+          <w:rtl/>
+          <w:cs/>
+          <w:lang w:val="ar_AE" w:bidi="ar_AE"/>
+        </w:rPr>
+        <w:t xml:space="preserve">; </w:t>
+      </w:r>
+      <w:r>
+        <w:rPr>
+          <w:rtl/>
+          <w:cs/>
+          <w:lang w:val="ar_AE" w:bidi="ar_AE"/>
+        </w:rPr>
+        <w:t>مزامير 20:6–8</w:t>
+      </w:r>
+      <w:r>
+        <w:rPr>
+          <w:rtl/>
+          <w:cs/>
+          <w:lang w:val="ar_AE" w:bidi="ar_AE"/>
+        </w:rPr>
+        <w:t xml:space="preserve">; </w:t>
+      </w:r>
+      <w:r>
+        <w:rPr>
+          <w:rtl/>
+          <w:cs/>
+          <w:lang w:val="ar_AE" w:bidi="ar_AE"/>
+        </w:rPr>
+        <w:t>37:3–7</w:t>
+      </w:r>
+      <w:r>
+        <w:rPr>
+          <w:rtl/>
+          <w:cs/>
+          <w:lang w:val="ar_AE" w:bidi="ar_AE"/>
+        </w:rPr>
+        <w:t xml:space="preserve">; </w:t>
+      </w:r>
+      <w:r>
+        <w:rPr>
+          <w:rtl/>
+          <w:cs/>
+          <w:lang w:val="ar_AE" w:bidi="ar_AE"/>
+        </w:rPr>
+        <w:t>60:11–12</w:t>
+      </w:r>
+      <w:r>
+        <w:rPr>
+          <w:rtl/>
+          <w:cs/>
+          <w:lang w:val="ar_AE" w:bidi="ar_AE"/>
+        </w:rPr>
+        <w:t xml:space="preserve">; </w:t>
+      </w:r>
+      <w:r>
+        <w:rPr>
+          <w:rtl/>
+          <w:cs/>
+          <w:lang w:val="ar_AE" w:bidi="ar_AE"/>
+        </w:rPr>
+        <w:t>أمثال 11:7–8</w:t>
+      </w:r>
+      <w:r>
+        <w:rPr>
+          <w:rtl/>
+          <w:cs/>
+          <w:lang w:val="ar_AE" w:bidi="ar_AE"/>
+        </w:rPr>
+        <w:t xml:space="preserve">; </w:t>
+      </w:r>
+      <w:r>
+        <w:rPr>
+          <w:rtl/>
+          <w:cs/>
+          <w:lang w:val="ar_AE" w:bidi="ar_AE"/>
+        </w:rPr>
+        <w:t>18:10–12</w:t>
+      </w:r>
+      <w:r>
+        <w:rPr>
+          <w:rtl/>
+          <w:cs/>
+          <w:lang w:val="ar_AE" w:bidi="ar_AE"/>
+        </w:rPr>
+        <w:t xml:space="preserve">; </w:t>
+      </w:r>
+      <w:r>
+        <w:rPr>
+          <w:rtl/>
+          <w:cs/>
+          <w:lang w:val="ar_AE" w:bidi="ar_AE"/>
+        </w:rPr>
+        <w:t>جامعة 3:14</w:t>
+      </w:r>
+      <w:r>
+        <w:rPr>
+          <w:rtl/>
+          <w:cs/>
+          <w:lang w:val="ar_AE" w:bidi="ar_AE"/>
+        </w:rPr>
+        <w:t xml:space="preserve">; </w:t>
+      </w:r>
+      <w:r>
+        <w:rPr>
+          <w:rtl/>
+          <w:cs/>
+          <w:lang w:val="ar_AE" w:bidi="ar_AE"/>
+        </w:rPr>
+        <w:t>إشعياء 31:1–5</w:t>
+      </w:r>
+      <w:r>
+        <w:rPr>
+          <w:rtl/>
+          <w:cs/>
+          <w:lang w:val="ar_AE" w:bidi="ar_AE"/>
+        </w:rPr>
+        <w:t xml:space="preserve">; </w:t>
+      </w:r>
+      <w:r>
+        <w:rPr>
+          <w:rtl/>
+          <w:cs/>
+          <w:lang w:val="ar_AE" w:bidi="ar_AE"/>
+        </w:rPr>
+        <w:t>إرميا 17:5–8</w:t>
+      </w:r>
+      <w:r>
+        <w:rPr>
+          <w:rtl/>
+          <w:cs/>
+          <w:lang w:val="ar_AE" w:bidi="ar_AE"/>
+        </w:rPr>
+        <w:t xml:space="preserve">; </w:t>
+      </w:r>
+      <w:r>
+        <w:rPr>
+          <w:rtl/>
+          <w:cs/>
+          <w:lang w:val="ar_AE" w:bidi="ar_AE"/>
+        </w:rPr>
+        <w:t>متّى 10:26–31</w:t>
+      </w:r>
+      <w:r>
+        <w:rPr>
+          <w:rtl/>
+          <w:cs/>
+          <w:lang w:val="ar_AE" w:bidi="ar_AE"/>
+        </w:rPr>
+        <w:t xml:space="preserve">; </w:t>
+      </w:r>
+      <w:r>
+        <w:rPr>
+          <w:rtl/>
+          <w:cs/>
+          <w:lang w:val="ar_AE" w:bidi="ar_AE"/>
+        </w:rPr>
+        <w:t>رومية 2:6–11</w:t>
+      </w:r>
+      <w:r>
+        <w:rPr>
+          <w:rtl/>
+          <w:cs/>
+          <w:lang w:val="ar_AE" w:bidi="ar_AE"/>
+        </w:rPr>
+        <w:t xml:space="preserve">; </w:t>
+      </w:r>
+      <w:r>
+        <w:rPr>
+          <w:rtl/>
+          <w:cs/>
+          <w:lang w:val="ar_AE" w:bidi="ar_AE"/>
+        </w:rPr>
+        <w:t>1 كورنثوس 4:1–5</w:t>
+      </w:r>
+      <w:r>
+        <w:rPr>
+          <w:rtl/>
+          <w:cs/>
+          <w:lang w:val="ar_AE" w:bidi="ar_AE"/>
+        </w:rPr>
+        <w:t xml:space="preserve">; </w:t>
+      </w:r>
+      <w:r>
+        <w:rPr>
+          <w:rtl/>
+          <w:cs/>
+          <w:lang w:val="ar_AE" w:bidi="ar_AE"/>
+        </w:rPr>
+        <w:t>رؤيا 2:8–11</w:t>
+      </w:r>
       <w:r>
         <w:rPr>
           <w:rtl/>
@@ -5661,20 +4443,14 @@
         </w:rPr>
         <w:t>منح الله النبي نحميا نعمة لدى ملك فارسي قوي، فوافق الملك على جميع طلبات نحميا (</w:t>
       </w:r>
-      <w:hyperlink r:id="rId182">
-        <w:r>
-          <w:rPr>
-            <w:rtl/>
-            <w:cs/>
-            <w:lang w:val="ar_AE" w:bidi="ar_AE"/>
-          </w:rPr>
-          <w:rPr>
-            <w:color w:val="0000EE"/>
-            <w:u w:val="single"/>
-          </w:rPr>
-          <w:t>نحميا 1:11</w:t>
-        </w:r>
-      </w:hyperlink>
+      <w:r>
+        <w:rPr>
+          <w:rtl/>
+          <w:cs/>
+          <w:lang w:val="ar_AE" w:bidi="ar_AE"/>
+        </w:rPr>
+        <w:t>نحميا 1:11</w:t>
+      </w:r>
       <w:r>
         <w:rPr>
           <w:rtl/>
@@ -5683,20 +4459,14 @@
         </w:rPr>
         <w:t xml:space="preserve">؛ </w:t>
       </w:r>
-      <w:hyperlink r:id="rId183">
-        <w:r>
-          <w:rPr>
-            <w:rtl/>
-            <w:cs/>
-            <w:lang w:val="ar_AE" w:bidi="ar_AE"/>
-          </w:rPr>
-          <w:rPr>
-            <w:color w:val="0000EE"/>
-            <w:u w:val="single"/>
-          </w:rPr>
-          <w:t>2:8</w:t>
-        </w:r>
-      </w:hyperlink>
+      <w:r>
+        <w:rPr>
+          <w:rtl/>
+          <w:cs/>
+          <w:lang w:val="ar_AE" w:bidi="ar_AE"/>
+        </w:rPr>
+        <w:t>2:8</w:t>
+      </w:r>
       <w:r>
         <w:rPr>
           <w:rtl/>
@@ -5705,20 +4475,14 @@
         </w:rPr>
         <w:t xml:space="preserve">، </w:t>
       </w:r>
-      <w:hyperlink r:id="rId184">
-        <w:r>
-          <w:rPr>
-            <w:rtl/>
-            <w:cs/>
-            <w:lang w:val="ar_AE" w:bidi="ar_AE"/>
-          </w:rPr>
-          <w:rPr>
-            <w:color w:val="0000EE"/>
-            <w:u w:val="single"/>
-          </w:rPr>
-          <w:t>18</w:t>
-        </w:r>
-      </w:hyperlink>
+      <w:r>
+        <w:rPr>
+          <w:rtl/>
+          <w:cs/>
+          <w:lang w:val="ar_AE" w:bidi="ar_AE"/>
+        </w:rPr>
+        <w:t>18</w:t>
+      </w:r>
       <w:r>
         <w:rPr>
           <w:rtl/>
@@ -5727,20 +4491,14 @@
         </w:rPr>
         <w:t>). بعد ذلك، شارك نحميا بثقة خطته الجريئة لإعادة بناء أسوار أورشليم. وثق أهل أورشليم بأن الله سيساعدهم على النجاح وسيحميهم من الأعداء (</w:t>
       </w:r>
-      <w:hyperlink r:id="rId184">
-        <w:r>
-          <w:rPr>
-            <w:rtl/>
-            <w:cs/>
-            <w:lang w:val="ar_AE" w:bidi="ar_AE"/>
-          </w:rPr>
-          <w:rPr>
-            <w:color w:val="0000EE"/>
-            <w:u w:val="single"/>
-          </w:rPr>
-          <w:t>2:18</w:t>
-        </w:r>
-      </w:hyperlink>
+      <w:r>
+        <w:rPr>
+          <w:rtl/>
+          <w:cs/>
+          <w:lang w:val="ar_AE" w:bidi="ar_AE"/>
+        </w:rPr>
+        <w:t>2:18</w:t>
+      </w:r>
       <w:r>
         <w:rPr>
           <w:rtl/>
@@ -5749,20 +4507,14 @@
         </w:rPr>
         <w:t xml:space="preserve">؛ </w:t>
       </w:r>
-      <w:hyperlink r:id="rId185">
-        <w:r>
-          <w:rPr>
-            <w:rtl/>
-            <w:cs/>
-            <w:lang w:val="ar_AE" w:bidi="ar_AE"/>
-          </w:rPr>
-          <w:rPr>
-            <w:color w:val="0000EE"/>
-            <w:u w:val="single"/>
-          </w:rPr>
-          <w:t>4:4–5</w:t>
-        </w:r>
-      </w:hyperlink>
+      <w:r>
+        <w:rPr>
+          <w:rtl/>
+          <w:cs/>
+          <w:lang w:val="ar_AE" w:bidi="ar_AE"/>
+        </w:rPr>
+        <w:t>4:4–5</w:t>
+      </w:r>
       <w:r>
         <w:rPr>
           <w:rtl/>
@@ -5771,20 +4523,14 @@
         </w:rPr>
         <w:t xml:space="preserve">، </w:t>
       </w:r>
-      <w:hyperlink r:id="rId186">
-        <w:r>
-          <w:rPr>
-            <w:rtl/>
-            <w:cs/>
-            <w:lang w:val="ar_AE" w:bidi="ar_AE"/>
-          </w:rPr>
-          <w:rPr>
-            <w:color w:val="0000EE"/>
-            <w:u w:val="single"/>
-          </w:rPr>
-          <w:t>9</w:t>
-        </w:r>
-      </w:hyperlink>
+      <w:r>
+        <w:rPr>
+          <w:rtl/>
+          <w:cs/>
+          <w:lang w:val="ar_AE" w:bidi="ar_AE"/>
+        </w:rPr>
+        <w:t>9</w:t>
+      </w:r>
       <w:r>
         <w:rPr>
           <w:rtl/>
@@ -5813,20 +4559,14 @@
         </w:rPr>
         <w:t>وهكذا استمروا في عملهم رغم المعارضة. فقد كانوا يعلمون أن الله يقاتل من أجل شعبه ويعطّل المؤامرات الشريرة التي كانت تُدبَّر ضدهم (</w:t>
       </w:r>
-      <w:hyperlink r:id="rId187">
-        <w:r>
-          <w:rPr>
-            <w:rtl/>
-            <w:cs/>
-            <w:lang w:val="ar_AE" w:bidi="ar_AE"/>
-          </w:rPr>
-          <w:rPr>
-            <w:color w:val="0000EE"/>
-            <w:u w:val="single"/>
-          </w:rPr>
-          <w:t>4:14–15</w:t>
-        </w:r>
-      </w:hyperlink>
+      <w:r>
+        <w:rPr>
+          <w:rtl/>
+          <w:cs/>
+          <w:lang w:val="ar_AE" w:bidi="ar_AE"/>
+        </w:rPr>
+        <w:t>4:14–15</w:t>
+      </w:r>
       <w:r>
         <w:rPr>
           <w:rtl/>
@@ -5835,20 +4575,14 @@
         </w:rPr>
         <w:t xml:space="preserve">, </w:t>
       </w:r>
-      <w:hyperlink r:id="rId188">
-        <w:r>
-          <w:rPr>
-            <w:rtl/>
-            <w:cs/>
-            <w:lang w:val="ar_AE" w:bidi="ar_AE"/>
-          </w:rPr>
-          <w:rPr>
-            <w:color w:val="0000EE"/>
-            <w:u w:val="single"/>
-          </w:rPr>
-          <w:t>20</w:t>
-        </w:r>
-      </w:hyperlink>
+      <w:r>
+        <w:rPr>
+          <w:rtl/>
+          <w:cs/>
+          <w:lang w:val="ar_AE" w:bidi="ar_AE"/>
+        </w:rPr>
+        <w:t>20</w:t>
+      </w:r>
       <w:r>
         <w:rPr>
           <w:rtl/>
@@ -5857,20 +4591,14 @@
         </w:rPr>
         <w:t>). وعندما أكملوا بناء الأسوار، اعترف نحميا بأن هذا المشروع الصعب قد نجح فقط بمعونة الله (</w:t>
       </w:r>
-      <w:hyperlink r:id="rId189">
-        <w:r>
-          <w:rPr>
-            <w:rtl/>
-            <w:cs/>
-            <w:lang w:val="ar_AE" w:bidi="ar_AE"/>
-          </w:rPr>
-          <w:rPr>
-            <w:color w:val="0000EE"/>
-            <w:u w:val="single"/>
-          </w:rPr>
-          <w:t>6:16</w:t>
-        </w:r>
-      </w:hyperlink>
+      <w:r>
+        <w:rPr>
+          <w:rtl/>
+          <w:cs/>
+          <w:lang w:val="ar_AE" w:bidi="ar_AE"/>
+        </w:rPr>
+        <w:t>6:16</w:t>
+      </w:r>
       <w:r>
         <w:rPr>
           <w:rtl/>
@@ -5899,20 +4627,14 @@
         </w:rPr>
         <w:t xml:space="preserve">يُظهر سفر نحميا أن الله كلّي القدرة ويمكنه تحقيق مقاصده في الحياة الشخصية وفي الشعوب. إن التسبيح في الصلاة الواردة في </w:t>
       </w:r>
-      <w:hyperlink r:id="rId190">
-        <w:r>
-          <w:rPr>
-            <w:rtl/>
-            <w:cs/>
-            <w:lang w:val="ar_AE" w:bidi="ar_AE"/>
-          </w:rPr>
-          <w:rPr>
-            <w:color w:val="0000EE"/>
-            <w:u w:val="single"/>
-          </w:rPr>
-          <w:t>نحميا 9</w:t>
-        </w:r>
-      </w:hyperlink>
+      <w:r>
+        <w:rPr>
+          <w:rtl/>
+          <w:cs/>
+          <w:lang w:val="ar_AE" w:bidi="ar_AE"/>
+        </w:rPr>
+        <w:t>نحميا 9</w:t>
+      </w:r>
       <w:r>
         <w:rPr>
           <w:rtl/>
@@ -5921,20 +4643,14 @@
         </w:rPr>
         <w:t xml:space="preserve"> يمدح الله على أعماله القوية. فقد خلق الله السماوات والأرض، ودعا أبرام من أور، وأعطى الأرض لإسرائيل (</w:t>
       </w:r>
-      <w:hyperlink r:id="rId191">
-        <w:r>
-          <w:rPr>
-            <w:rtl/>
-            <w:cs/>
-            <w:lang w:val="ar_AE" w:bidi="ar_AE"/>
-          </w:rPr>
-          <w:rPr>
-            <w:color w:val="0000EE"/>
-            <w:u w:val="single"/>
-          </w:rPr>
-          <w:t>9:6</w:t>
-        </w:r>
-      </w:hyperlink>
+      <w:r>
+        <w:rPr>
+          <w:rtl/>
+          <w:cs/>
+          <w:lang w:val="ar_AE" w:bidi="ar_AE"/>
+        </w:rPr>
+        <w:t>9:6</w:t>
+      </w:r>
       <w:r>
         <w:rPr>
           <w:rtl/>
@@ -5943,20 +4659,14 @@
         </w:rPr>
         <w:t xml:space="preserve">؛ </w:t>
       </w:r>
-      <w:hyperlink r:id="rId192">
-        <w:r>
-          <w:rPr>
-            <w:rtl/>
-            <w:cs/>
-            <w:lang w:val="ar_AE" w:bidi="ar_AE"/>
-          </w:rPr>
-          <w:rPr>
-            <w:color w:val="0000EE"/>
-            <w:u w:val="single"/>
-          </w:rPr>
-          <w:t>7–8</w:t>
-        </w:r>
-      </w:hyperlink>
+      <w:r>
+        <w:rPr>
+          <w:rtl/>
+          <w:cs/>
+          <w:lang w:val="ar_AE" w:bidi="ar_AE"/>
+        </w:rPr>
+        <w:t>7–8</w:t>
+      </w:r>
       <w:r>
         <w:rPr>
           <w:rtl/>
@@ -5965,20 +4675,14 @@
         </w:rPr>
         <w:t xml:space="preserve">، </w:t>
       </w:r>
-      <w:hyperlink r:id="rId193">
-        <w:r>
-          <w:rPr>
-            <w:rtl/>
-            <w:cs/>
-            <w:lang w:val="ar_AE" w:bidi="ar_AE"/>
-          </w:rPr>
-          <w:rPr>
-            <w:color w:val="0000EE"/>
-            <w:u w:val="single"/>
-          </w:rPr>
-          <w:t>22–25</w:t>
-        </w:r>
-      </w:hyperlink>
+      <w:r>
+        <w:rPr>
+          <w:rtl/>
+          <w:cs/>
+          <w:lang w:val="ar_AE" w:bidi="ar_AE"/>
+        </w:rPr>
+        <w:t>22–25</w:t>
+      </w:r>
       <w:r>
         <w:rPr>
           <w:rtl/>
@@ -6007,20 +4711,14 @@
         </w:rPr>
         <w:t>لقد أظهر الله قوته على البشر، والخليقة ليظهر رعايته لشعبه بثلاث طرق رئيسية (</w:t>
       </w:r>
-      <w:hyperlink r:id="rId194">
-        <w:r>
-          <w:rPr>
-            <w:rtl/>
-            <w:cs/>
-            <w:lang w:val="ar_AE" w:bidi="ar_AE"/>
-          </w:rPr>
-          <w:rPr>
-            <w:color w:val="0000EE"/>
-            <w:u w:val="single"/>
-          </w:rPr>
-          <w:t>9:9–15</w:t>
-        </w:r>
-      </w:hyperlink>
+      <w:r>
+        <w:rPr>
+          <w:rtl/>
+          <w:cs/>
+          <w:lang w:val="ar_AE" w:bidi="ar_AE"/>
+        </w:rPr>
+        <w:t>9:9–15</w:t>
+      </w:r>
       <w:r>
         <w:rPr>
           <w:rtl/>
@@ -6122,20 +4820,14 @@
         </w:rPr>
         <w:t>أرسل الرب بني إسرائيل إلى السبي بعد أن عاشوا أجيال عديدة في الخطية (</w:t>
       </w:r>
-      <w:hyperlink r:id="rId195">
-        <w:r>
-          <w:rPr>
-            <w:rtl/>
-            <w:cs/>
-            <w:lang w:val="ar_AE" w:bidi="ar_AE"/>
-          </w:rPr>
-          <w:rPr>
-            <w:color w:val="0000EE"/>
-            <w:u w:val="single"/>
-          </w:rPr>
-          <w:t>نحميا 9:32–37</w:t>
-        </w:r>
-      </w:hyperlink>
+      <w:r>
+        <w:rPr>
+          <w:rtl/>
+          <w:cs/>
+          <w:lang w:val="ar_AE" w:bidi="ar_AE"/>
+        </w:rPr>
+        <w:t>نحميا 9:32–37</w:t>
+      </w:r>
       <w:r>
         <w:rPr>
           <w:rtl/>
@@ -6144,20 +4836,14 @@
         </w:rPr>
         <w:t>). والآن، كان يفي بوعده بإعادتهم (</w:t>
       </w:r>
-      <w:hyperlink r:id="rId196">
-        <w:r>
-          <w:rPr>
-            <w:rtl/>
-            <w:cs/>
-            <w:lang w:val="ar_AE" w:bidi="ar_AE"/>
-          </w:rPr>
-          <w:rPr>
-            <w:color w:val="0000EE"/>
-            <w:u w:val="single"/>
-          </w:rPr>
-          <w:t>1:8–9</w:t>
-        </w:r>
-      </w:hyperlink>
+      <w:r>
+        <w:rPr>
+          <w:rtl/>
+          <w:cs/>
+          <w:lang w:val="ar_AE" w:bidi="ar_AE"/>
+        </w:rPr>
+        <w:t>1:8–9</w:t>
+      </w:r>
       <w:r>
         <w:rPr>
           <w:rtl/>
@@ -6186,20 +4872,14 @@
         </w:rPr>
         <w:t>إن نفس هذه الثقة في الله هي التي دفعت إبراهيم لترك أور والذهاب إلى أرض مجهولة (</w:t>
       </w:r>
-      <w:hyperlink r:id="rId197">
-        <w:r>
-          <w:rPr>
-            <w:rtl/>
-            <w:cs/>
-            <w:lang w:val="ar_AE" w:bidi="ar_AE"/>
-          </w:rPr>
-          <w:rPr>
-            <w:color w:val="0000EE"/>
-            <w:u w:val="single"/>
-          </w:rPr>
-          <w:t>تكوين 12:1–3</w:t>
-        </w:r>
-      </w:hyperlink>
+      <w:r>
+        <w:rPr>
+          <w:rtl/>
+          <w:cs/>
+          <w:lang w:val="ar_AE" w:bidi="ar_AE"/>
+        </w:rPr>
+        <w:t>تكوين 12:1–3</w:t>
+      </w:r>
       <w:r>
         <w:rPr>
           <w:rtl/>
@@ -6208,20 +4888,14 @@
         </w:rPr>
         <w:t xml:space="preserve">؛ </w:t>
       </w:r>
-      <w:hyperlink r:id="rId198">
-        <w:r>
-          <w:rPr>
-            <w:rtl/>
-            <w:cs/>
-            <w:lang w:val="ar_AE" w:bidi="ar_AE"/>
-          </w:rPr>
-          <w:rPr>
-            <w:color w:val="0000EE"/>
-            <w:u w:val="single"/>
-          </w:rPr>
-          <w:t>عبرانيين 11:8–10</w:t>
-        </w:r>
-      </w:hyperlink>
+      <w:r>
+        <w:rPr>
+          <w:rtl/>
+          <w:cs/>
+          <w:lang w:val="ar_AE" w:bidi="ar_AE"/>
+        </w:rPr>
+        <w:t>عبرانيين 11:8–10</w:t>
+      </w:r>
       <w:r>
         <w:rPr>
           <w:rtl/>
@@ -6230,20 +4904,14 @@
         </w:rPr>
         <w:t>). وكانت هي التي جعلت راحاب تثق في الله (</w:t>
       </w:r>
-      <w:hyperlink r:id="rId199">
-        <w:r>
-          <w:rPr>
-            <w:rtl/>
-            <w:cs/>
-            <w:lang w:val="ar_AE" w:bidi="ar_AE"/>
-          </w:rPr>
-          <w:rPr>
-            <w:color w:val="0000EE"/>
-            <w:u w:val="single"/>
-          </w:rPr>
-          <w:t>يشوع 2:9–14</w:t>
-        </w:r>
-      </w:hyperlink>
+      <w:r>
+        <w:rPr>
+          <w:rtl/>
+          <w:cs/>
+          <w:lang w:val="ar_AE" w:bidi="ar_AE"/>
+        </w:rPr>
+        <w:t>يشوع 2:9–14</w:t>
+      </w:r>
       <w:r>
         <w:rPr>
           <w:rtl/>
@@ -6252,20 +4920,14 @@
         </w:rPr>
         <w:t xml:space="preserve">؛ </w:t>
       </w:r>
-      <w:hyperlink r:id="rId200">
-        <w:r>
-          <w:rPr>
-            <w:rtl/>
-            <w:cs/>
-            <w:lang w:val="ar_AE" w:bidi="ar_AE"/>
-          </w:rPr>
-          <w:rPr>
-            <w:color w:val="0000EE"/>
-            <w:u w:val="single"/>
-          </w:rPr>
-          <w:t>عبرانيين 11:31</w:t>
-        </w:r>
-      </w:hyperlink>
+      <w:r>
+        <w:rPr>
+          <w:rtl/>
+          <w:cs/>
+          <w:lang w:val="ar_AE" w:bidi="ar_AE"/>
+        </w:rPr>
+        <w:t>عبرانيين 11:31</w:t>
+      </w:r>
       <w:r>
         <w:rPr>
           <w:rtl/>
@@ -6274,20 +4936,14 @@
         </w:rPr>
         <w:t>). كما دفعت الملك حزقيا لمقاومة ملك أشور، سنحاريب (</w:t>
       </w:r>
-      <w:hyperlink r:id="rId201">
-        <w:r>
-          <w:rPr>
-            <w:rtl/>
-            <w:cs/>
-            <w:lang w:val="ar_AE" w:bidi="ar_AE"/>
-          </w:rPr>
-          <w:rPr>
-            <w:color w:val="0000EE"/>
-            <w:u w:val="single"/>
-          </w:rPr>
-          <w:t>2 ملوك 18:1–19:37</w:t>
-        </w:r>
-      </w:hyperlink>
+      <w:r>
+        <w:rPr>
+          <w:rtl/>
+          <w:cs/>
+          <w:lang w:val="ar_AE" w:bidi="ar_AE"/>
+        </w:rPr>
+        <w:t>2 ملوك 18:1–19:37</w:t>
+      </w:r>
       <w:r>
         <w:rPr>
           <w:rtl/>
@@ -6296,20 +4952,14 @@
         </w:rPr>
         <w:t>). يأتي اليقين عندما يثق الناس بأن الله سيحفظ وعوده ويكمّل العمل الذي بدأه في حياتهم (</w:t>
       </w:r>
-      <w:hyperlink r:id="rId202">
-        <w:r>
-          <w:rPr>
-            <w:rtl/>
-            <w:cs/>
-            <w:lang w:val="ar_AE" w:bidi="ar_AE"/>
-          </w:rPr>
-          <w:rPr>
-            <w:color w:val="0000EE"/>
-            <w:u w:val="single"/>
-          </w:rPr>
-          <w:t>فيلبي 1:6</w:t>
-        </w:r>
-      </w:hyperlink>
+      <w:r>
+        <w:rPr>
+          <w:rtl/>
+          <w:cs/>
+          <w:lang w:val="ar_AE" w:bidi="ar_AE"/>
+        </w:rPr>
+        <w:t>فيلبي 1:6</w:t>
+      </w:r>
       <w:r>
         <w:rPr>
           <w:rtl/>
@@ -6351,108 +5001,78 @@
           <w:lang w:val="ar_AE" w:bidi="ar_AE"/>
         </w:rPr>
       </w:r>
-      <w:hyperlink r:id="rId203">
-        <w:r>
-          <w:rPr>
-            <w:rtl/>
-            <w:cs/>
-            <w:lang w:val="ar_AE" w:bidi="ar_AE"/>
-          </w:rPr>
-          <w:rPr>
-            <w:color w:val="0000EE"/>
-            <w:u w:val="single"/>
-          </w:rPr>
-          <w:t>تكوين 12:1–4</w:t>
-        </w:r>
-      </w:hyperlink>
-      <w:r>
-        <w:rPr>
-          <w:rtl/>
-          <w:cs/>
-          <w:lang w:val="ar_AE" w:bidi="ar_AE"/>
-        </w:rPr>
-        <w:t xml:space="preserve">; </w:t>
-      </w:r>
-      <w:hyperlink r:id="rId204">
-        <w:r>
-          <w:rPr>
-            <w:rtl/>
-            <w:cs/>
-            <w:lang w:val="ar_AE" w:bidi="ar_AE"/>
-          </w:rPr>
-          <w:rPr>
-            <w:color w:val="0000EE"/>
-            <w:u w:val="single"/>
-          </w:rPr>
-          <w:t>يشوع 1:10–18</w:t>
-        </w:r>
-      </w:hyperlink>
-      <w:r>
-        <w:rPr>
-          <w:rtl/>
-          <w:cs/>
-          <w:lang w:val="ar_AE" w:bidi="ar_AE"/>
-        </w:rPr>
-        <w:t xml:space="preserve">; </w:t>
-      </w:r>
-      <w:hyperlink r:id="rId199">
-        <w:r>
-          <w:rPr>
-            <w:rtl/>
-            <w:cs/>
-            <w:lang w:val="ar_AE" w:bidi="ar_AE"/>
-          </w:rPr>
-          <w:rPr>
-            <w:color w:val="0000EE"/>
-            <w:u w:val="single"/>
-          </w:rPr>
-          <w:t>2:9–14</w:t>
-        </w:r>
-      </w:hyperlink>
-      <w:r>
-        <w:rPr>
-          <w:rtl/>
-          <w:cs/>
-          <w:lang w:val="ar_AE" w:bidi="ar_AE"/>
-        </w:rPr>
-        <w:t xml:space="preserve">; </w:t>
-      </w:r>
-      <w:hyperlink r:id="rId201">
-        <w:r>
-          <w:rPr>
-            <w:rtl/>
-            <w:cs/>
-            <w:lang w:val="ar_AE" w:bidi="ar_AE"/>
-          </w:rPr>
-          <w:rPr>
-            <w:color w:val="0000EE"/>
-            <w:u w:val="single"/>
-          </w:rPr>
-          <w:t>2 ملوك 18:1–19:37</w:t>
-        </w:r>
-      </w:hyperlink>
-      <w:r>
-        <w:rPr>
-          <w:rtl/>
-          <w:cs/>
-          <w:lang w:val="ar_AE" w:bidi="ar_AE"/>
-        </w:rPr>
-        <w:t xml:space="preserve">; </w:t>
-      </w:r>
-      <w:hyperlink r:id="rId196">
-        <w:r>
-          <w:rPr>
-            <w:rtl/>
-            <w:cs/>
-            <w:lang w:val="ar_AE" w:bidi="ar_AE"/>
-          </w:rPr>
-          <w:rPr>
-            <w:color w:val="0000EE"/>
-            <w:u w:val="single"/>
-          </w:rPr>
-          <w:t>نحميا 1:8–9</w:t>
-        </w:r>
-      </w:hyperlink>
+      <w:r>
+        <w:rPr>
+          <w:rtl/>
+          <w:cs/>
+          <w:lang w:val="ar_AE" w:bidi="ar_AE"/>
+        </w:rPr>
+        <w:t>تكوين 12:1–4</w:t>
+      </w:r>
+      <w:r>
+        <w:rPr>
+          <w:rtl/>
+          <w:cs/>
+          <w:lang w:val="ar_AE" w:bidi="ar_AE"/>
+        </w:rPr>
+        <w:t xml:space="preserve">; </w:t>
+      </w:r>
+      <w:r>
+        <w:rPr>
+          <w:rtl/>
+          <w:cs/>
+          <w:lang w:val="ar_AE" w:bidi="ar_AE"/>
+        </w:rPr>
+        <w:t>يشوع 1:10–18</w:t>
+      </w:r>
+      <w:r>
+        <w:rPr>
+          <w:rtl/>
+          <w:cs/>
+          <w:lang w:val="ar_AE" w:bidi="ar_AE"/>
+        </w:rPr>
+        <w:t xml:space="preserve">; </w:t>
+      </w:r>
+      <w:r>
+        <w:rPr>
+          <w:rtl/>
+          <w:cs/>
+          <w:lang w:val="ar_AE" w:bidi="ar_AE"/>
+        </w:rPr>
+        <w:t>2:9–14</w:t>
+      </w:r>
+      <w:r>
+        <w:rPr>
+          <w:rtl/>
+          <w:cs/>
+          <w:lang w:val="ar_AE" w:bidi="ar_AE"/>
+        </w:rPr>
+        <w:t xml:space="preserve">; </w:t>
+      </w:r>
+      <w:r>
+        <w:rPr>
+          <w:rtl/>
+          <w:cs/>
+          <w:lang w:val="ar_AE" w:bidi="ar_AE"/>
+        </w:rPr>
+        <w:t>2 ملوك 18:1–19:37</w:t>
+      </w:r>
+      <w:r>
+        <w:rPr>
+          <w:rtl/>
+          <w:cs/>
+          <w:lang w:val="ar_AE" w:bidi="ar_AE"/>
+        </w:rPr>
+        <w:t xml:space="preserve">; </w:t>
+      </w:r>
+      <w:r>
+        <w:rPr>
+          <w:rtl/>
+          <w:cs/>
+          <w:lang w:val="ar_AE" w:bidi="ar_AE"/>
+        </w:rPr>
+        <w:t>نحميا 1:8–9</w:t>
+      </w:r>
       <w:r>
         <w:rPr>
           <w:rtl/>
@@ -6461,42 +5081,30 @@
         </w:rPr>
         <w:t xml:space="preserve">, </w:t>
       </w:r>
-      <w:hyperlink r:id="rId182">
-        <w:r>
-          <w:rPr>
-            <w:rtl/>
-            <w:cs/>
-            <w:lang w:val="ar_AE" w:bidi="ar_AE"/>
-          </w:rPr>
-          <w:rPr>
-            <w:color w:val="0000EE"/>
-            <w:u w:val="single"/>
-          </w:rPr>
-          <w:t>11</w:t>
-        </w:r>
-      </w:hyperlink>
-      <w:r>
-        <w:rPr>
-          <w:rtl/>
-          <w:cs/>
-          <w:lang w:val="ar_AE" w:bidi="ar_AE"/>
-        </w:rPr>
-        <w:t xml:space="preserve">; </w:t>
-      </w:r>
-      <w:hyperlink r:id="rId183">
-        <w:r>
-          <w:rPr>
-            <w:rtl/>
-            <w:cs/>
-            <w:lang w:val="ar_AE" w:bidi="ar_AE"/>
-          </w:rPr>
-          <w:rPr>
-            <w:color w:val="0000EE"/>
-            <w:u w:val="single"/>
-          </w:rPr>
-          <w:t>2:8</w:t>
-        </w:r>
-      </w:hyperlink>
+      <w:r>
+        <w:rPr>
+          <w:rtl/>
+          <w:cs/>
+          <w:lang w:val="ar_AE" w:bidi="ar_AE"/>
+        </w:rPr>
+        <w:t>11</w:t>
+      </w:r>
+      <w:r>
+        <w:rPr>
+          <w:rtl/>
+          <w:cs/>
+          <w:lang w:val="ar_AE" w:bidi="ar_AE"/>
+        </w:rPr>
+        <w:t xml:space="preserve">; </w:t>
+      </w:r>
+      <w:r>
+        <w:rPr>
+          <w:rtl/>
+          <w:cs/>
+          <w:lang w:val="ar_AE" w:bidi="ar_AE"/>
+        </w:rPr>
+        <w:t>2:8</w:t>
+      </w:r>
       <w:r>
         <w:rPr>
           <w:rtl/>
@@ -6505,20 +5113,14 @@
         </w:rPr>
         <w:t xml:space="preserve">, </w:t>
       </w:r>
-      <w:hyperlink r:id="rId184">
-        <w:r>
-          <w:rPr>
-            <w:rtl/>
-            <w:cs/>
-            <w:lang w:val="ar_AE" w:bidi="ar_AE"/>
-          </w:rPr>
-          <w:rPr>
-            <w:color w:val="0000EE"/>
-            <w:u w:val="single"/>
-          </w:rPr>
-          <w:t>18</w:t>
-        </w:r>
-      </w:hyperlink>
+      <w:r>
+        <w:rPr>
+          <w:rtl/>
+          <w:cs/>
+          <w:lang w:val="ar_AE" w:bidi="ar_AE"/>
+        </w:rPr>
+        <w:t>18</w:t>
+      </w:r>
       <w:r>
         <w:rPr>
           <w:rtl/>
@@ -6527,42 +5129,30 @@
         </w:rPr>
         <w:t xml:space="preserve">, </w:t>
       </w:r>
-      <w:hyperlink r:id="rId205">
-        <w:r>
-          <w:rPr>
-            <w:rtl/>
-            <w:cs/>
-            <w:lang w:val="ar_AE" w:bidi="ar_AE"/>
-          </w:rPr>
-          <w:rPr>
-            <w:color w:val="0000EE"/>
-            <w:u w:val="single"/>
-          </w:rPr>
-          <w:t>20</w:t>
-        </w:r>
-      </w:hyperlink>
-      <w:r>
-        <w:rPr>
-          <w:rtl/>
-          <w:cs/>
-          <w:lang w:val="ar_AE" w:bidi="ar_AE"/>
-        </w:rPr>
-        <w:t xml:space="preserve">; </w:t>
-      </w:r>
-      <w:hyperlink r:id="rId185">
-        <w:r>
-          <w:rPr>
-            <w:rtl/>
-            <w:cs/>
-            <w:lang w:val="ar_AE" w:bidi="ar_AE"/>
-          </w:rPr>
-          <w:rPr>
-            <w:color w:val="0000EE"/>
-            <w:u w:val="single"/>
-          </w:rPr>
-          <w:t>4:4–5</w:t>
-        </w:r>
-      </w:hyperlink>
+      <w:r>
+        <w:rPr>
+          <w:rtl/>
+          <w:cs/>
+          <w:lang w:val="ar_AE" w:bidi="ar_AE"/>
+        </w:rPr>
+        <w:t>20</w:t>
+      </w:r>
+      <w:r>
+        <w:rPr>
+          <w:rtl/>
+          <w:cs/>
+          <w:lang w:val="ar_AE" w:bidi="ar_AE"/>
+        </w:rPr>
+        <w:t xml:space="preserve">; </w:t>
+      </w:r>
+      <w:r>
+        <w:rPr>
+          <w:rtl/>
+          <w:cs/>
+          <w:lang w:val="ar_AE" w:bidi="ar_AE"/>
+        </w:rPr>
+        <w:t>4:4–5</w:t>
+      </w:r>
       <w:r>
         <w:rPr>
           <w:rtl/>
@@ -6571,20 +5161,14 @@
         </w:rPr>
         <w:t xml:space="preserve">, </w:t>
       </w:r>
-      <w:hyperlink r:id="rId186">
-        <w:r>
-          <w:rPr>
-            <w:rtl/>
-            <w:cs/>
-            <w:lang w:val="ar_AE" w:bidi="ar_AE"/>
-          </w:rPr>
-          <w:rPr>
-            <w:color w:val="0000EE"/>
-            <w:u w:val="single"/>
-          </w:rPr>
-          <w:t>9</w:t>
-        </w:r>
-      </w:hyperlink>
+      <w:r>
+        <w:rPr>
+          <w:rtl/>
+          <w:cs/>
+          <w:lang w:val="ar_AE" w:bidi="ar_AE"/>
+        </w:rPr>
+        <w:t>9</w:t>
+      </w:r>
       <w:r>
         <w:rPr>
           <w:rtl/>
@@ -6593,20 +5177,14 @@
         </w:rPr>
         <w:t xml:space="preserve">, </w:t>
       </w:r>
-      <w:hyperlink r:id="rId187">
-        <w:r>
-          <w:rPr>
-            <w:rtl/>
-            <w:cs/>
-            <w:lang w:val="ar_AE" w:bidi="ar_AE"/>
-          </w:rPr>
-          <w:rPr>
-            <w:color w:val="0000EE"/>
-            <w:u w:val="single"/>
-          </w:rPr>
-          <w:t>14–15</w:t>
-        </w:r>
-      </w:hyperlink>
+      <w:r>
+        <w:rPr>
+          <w:rtl/>
+          <w:cs/>
+          <w:lang w:val="ar_AE" w:bidi="ar_AE"/>
+        </w:rPr>
+        <w:t>14–15</w:t>
+      </w:r>
       <w:r>
         <w:rPr>
           <w:rtl/>
@@ -6615,284 +5193,206 @@
         </w:rPr>
         <w:t xml:space="preserve">, </w:t>
       </w:r>
-      <w:hyperlink r:id="rId188">
-        <w:r>
-          <w:rPr>
-            <w:rtl/>
-            <w:cs/>
-            <w:lang w:val="ar_AE" w:bidi="ar_AE"/>
-          </w:rPr>
-          <w:rPr>
-            <w:color w:val="0000EE"/>
-            <w:u w:val="single"/>
-          </w:rPr>
-          <w:t>20</w:t>
-        </w:r>
-      </w:hyperlink>
-      <w:r>
-        <w:rPr>
-          <w:rtl/>
-          <w:cs/>
-          <w:lang w:val="ar_AE" w:bidi="ar_AE"/>
-        </w:rPr>
-        <w:t xml:space="preserve">; </w:t>
-      </w:r>
-      <w:hyperlink r:id="rId189">
-        <w:r>
-          <w:rPr>
-            <w:rtl/>
-            <w:cs/>
-            <w:lang w:val="ar_AE" w:bidi="ar_AE"/>
-          </w:rPr>
-          <w:rPr>
-            <w:color w:val="0000EE"/>
-            <w:u w:val="single"/>
-          </w:rPr>
-          <w:t>6:16</w:t>
-        </w:r>
-      </w:hyperlink>
-      <w:r>
-        <w:rPr>
-          <w:rtl/>
-          <w:cs/>
-          <w:lang w:val="ar_AE" w:bidi="ar_AE"/>
-        </w:rPr>
-        <w:t xml:space="preserve">; </w:t>
-      </w:r>
-      <w:hyperlink r:id="rId206">
-        <w:r>
-          <w:rPr>
-            <w:rtl/>
-            <w:cs/>
-            <w:lang w:val="ar_AE" w:bidi="ar_AE"/>
-          </w:rPr>
-          <w:rPr>
-            <w:color w:val="0000EE"/>
-            <w:u w:val="single"/>
-          </w:rPr>
-          <w:t>9:6–31</w:t>
-        </w:r>
-      </w:hyperlink>
-      <w:r>
-        <w:rPr>
-          <w:rtl/>
-          <w:cs/>
-          <w:lang w:val="ar_AE" w:bidi="ar_AE"/>
-        </w:rPr>
-        <w:t xml:space="preserve">; </w:t>
-      </w:r>
-      <w:hyperlink r:id="rId207">
-        <w:r>
-          <w:rPr>
-            <w:rtl/>
-            <w:cs/>
-            <w:lang w:val="ar_AE" w:bidi="ar_AE"/>
-          </w:rPr>
-          <w:rPr>
-            <w:color w:val="0000EE"/>
-            <w:u w:val="single"/>
-          </w:rPr>
-          <w:t>مزامير 4:5</w:t>
-        </w:r>
-      </w:hyperlink>
-      <w:r>
-        <w:rPr>
-          <w:rtl/>
-          <w:cs/>
-          <w:lang w:val="ar_AE" w:bidi="ar_AE"/>
-        </w:rPr>
-        <w:t xml:space="preserve">; </w:t>
-      </w:r>
-      <w:hyperlink r:id="rId87">
-        <w:r>
-          <w:rPr>
-            <w:rtl/>
-            <w:cs/>
-            <w:lang w:val="ar_AE" w:bidi="ar_AE"/>
-          </w:rPr>
-          <w:rPr>
-            <w:color w:val="0000EE"/>
-            <w:u w:val="single"/>
-          </w:rPr>
-          <w:t>9:10</w:t>
-        </w:r>
-      </w:hyperlink>
-      <w:r>
-        <w:rPr>
-          <w:rtl/>
-          <w:cs/>
-          <w:lang w:val="ar_AE" w:bidi="ar_AE"/>
-        </w:rPr>
-        <w:t xml:space="preserve">; </w:t>
-      </w:r>
-      <w:hyperlink r:id="rId96">
-        <w:r>
-          <w:rPr>
-            <w:rtl/>
-            <w:cs/>
-            <w:lang w:val="ar_AE" w:bidi="ar_AE"/>
-          </w:rPr>
-          <w:rPr>
-            <w:color w:val="0000EE"/>
-            <w:u w:val="single"/>
-          </w:rPr>
-          <w:t>37:3</w:t>
-        </w:r>
-      </w:hyperlink>
-      <w:r>
-        <w:rPr>
-          <w:rtl/>
-          <w:cs/>
-          <w:lang w:val="ar_AE" w:bidi="ar_AE"/>
-        </w:rPr>
-        <w:t xml:space="preserve">; </w:t>
-      </w:r>
-      <w:hyperlink r:id="rId134">
-        <w:r>
-          <w:rPr>
-            <w:rtl/>
-            <w:cs/>
-            <w:lang w:val="ar_AE" w:bidi="ar_AE"/>
-          </w:rPr>
-          <w:rPr>
-            <w:color w:val="0000EE"/>
-            <w:u w:val="single"/>
-          </w:rPr>
-          <w:t>40:3</w:t>
-        </w:r>
-      </w:hyperlink>
-      <w:r>
-        <w:rPr>
-          <w:rtl/>
-          <w:cs/>
-          <w:lang w:val="ar_AE" w:bidi="ar_AE"/>
-        </w:rPr>
-        <w:t xml:space="preserve">; </w:t>
-      </w:r>
-      <w:hyperlink r:id="rId208">
-        <w:r>
-          <w:rPr>
-            <w:rtl/>
-            <w:cs/>
-            <w:lang w:val="ar_AE" w:bidi="ar_AE"/>
-          </w:rPr>
-          <w:rPr>
-            <w:color w:val="0000EE"/>
-            <w:u w:val="single"/>
-          </w:rPr>
-          <w:t>44:6–7</w:t>
-        </w:r>
-      </w:hyperlink>
-      <w:r>
-        <w:rPr>
-          <w:rtl/>
-          <w:cs/>
-          <w:lang w:val="ar_AE" w:bidi="ar_AE"/>
-        </w:rPr>
-        <w:t xml:space="preserve">; </w:t>
-      </w:r>
-      <w:hyperlink r:id="rId209">
-        <w:r>
-          <w:rPr>
-            <w:rtl/>
-            <w:cs/>
-            <w:lang w:val="ar_AE" w:bidi="ar_AE"/>
-          </w:rPr>
-          <w:rPr>
-            <w:color w:val="0000EE"/>
-            <w:u w:val="single"/>
-          </w:rPr>
-          <w:t>56:3–12</w:t>
-        </w:r>
-      </w:hyperlink>
-      <w:r>
-        <w:rPr>
-          <w:rtl/>
-          <w:cs/>
-          <w:lang w:val="ar_AE" w:bidi="ar_AE"/>
-        </w:rPr>
-        <w:t xml:space="preserve">; </w:t>
-      </w:r>
-      <w:hyperlink r:id="rId210">
-        <w:r>
-          <w:rPr>
-            <w:rtl/>
-            <w:cs/>
-            <w:lang w:val="ar_AE" w:bidi="ar_AE"/>
-          </w:rPr>
-          <w:rPr>
-            <w:color w:val="0000EE"/>
-            <w:u w:val="single"/>
-          </w:rPr>
-          <w:t>112:1–9</w:t>
-        </w:r>
-      </w:hyperlink>
-      <w:r>
-        <w:rPr>
-          <w:rtl/>
-          <w:cs/>
-          <w:lang w:val="ar_AE" w:bidi="ar_AE"/>
-        </w:rPr>
-        <w:t xml:space="preserve">; </w:t>
-      </w:r>
-      <w:hyperlink r:id="rId211">
-        <w:r>
-          <w:rPr>
-            <w:rtl/>
-            <w:cs/>
-            <w:lang w:val="ar_AE" w:bidi="ar_AE"/>
-          </w:rPr>
-          <w:rPr>
-            <w:color w:val="0000EE"/>
-            <w:u w:val="single"/>
-          </w:rPr>
-          <w:t>أمثال 3:5–12</w:t>
-        </w:r>
-      </w:hyperlink>
-      <w:r>
-        <w:rPr>
-          <w:rtl/>
-          <w:cs/>
-          <w:lang w:val="ar_AE" w:bidi="ar_AE"/>
-        </w:rPr>
-        <w:t xml:space="preserve">; </w:t>
-      </w:r>
-      <w:hyperlink r:id="rId212">
-        <w:r>
-          <w:rPr>
-            <w:rtl/>
-            <w:cs/>
-            <w:lang w:val="ar_AE" w:bidi="ar_AE"/>
-          </w:rPr>
-          <w:rPr>
-            <w:color w:val="0000EE"/>
-            <w:u w:val="single"/>
-          </w:rPr>
-          <w:t>16:20</w:t>
-        </w:r>
-      </w:hyperlink>
-      <w:r>
-        <w:rPr>
-          <w:rtl/>
-          <w:cs/>
-          <w:lang w:val="ar_AE" w:bidi="ar_AE"/>
-        </w:rPr>
-        <w:t xml:space="preserve">; </w:t>
-      </w:r>
-      <w:hyperlink r:id="rId213">
-        <w:r>
-          <w:rPr>
-            <w:rtl/>
-            <w:cs/>
-            <w:lang w:val="ar_AE" w:bidi="ar_AE"/>
-          </w:rPr>
-          <w:rPr>
-            <w:color w:val="0000EE"/>
-            <w:u w:val="single"/>
-          </w:rPr>
-          <w:t>28:1</w:t>
-        </w:r>
-      </w:hyperlink>
+      <w:r>
+        <w:rPr>
+          <w:rtl/>
+          <w:cs/>
+          <w:lang w:val="ar_AE" w:bidi="ar_AE"/>
+        </w:rPr>
+        <w:t>20</w:t>
+      </w:r>
+      <w:r>
+        <w:rPr>
+          <w:rtl/>
+          <w:cs/>
+          <w:lang w:val="ar_AE" w:bidi="ar_AE"/>
+        </w:rPr>
+        <w:t xml:space="preserve">; </w:t>
+      </w:r>
+      <w:r>
+        <w:rPr>
+          <w:rtl/>
+          <w:cs/>
+          <w:lang w:val="ar_AE" w:bidi="ar_AE"/>
+        </w:rPr>
+        <w:t>6:16</w:t>
+      </w:r>
+      <w:r>
+        <w:rPr>
+          <w:rtl/>
+          <w:cs/>
+          <w:lang w:val="ar_AE" w:bidi="ar_AE"/>
+        </w:rPr>
+        <w:t xml:space="preserve">; </w:t>
+      </w:r>
+      <w:r>
+        <w:rPr>
+          <w:rtl/>
+          <w:cs/>
+          <w:lang w:val="ar_AE" w:bidi="ar_AE"/>
+        </w:rPr>
+        <w:t>9:6–31</w:t>
+      </w:r>
+      <w:r>
+        <w:rPr>
+          <w:rtl/>
+          <w:cs/>
+          <w:lang w:val="ar_AE" w:bidi="ar_AE"/>
+        </w:rPr>
+        <w:t xml:space="preserve">; </w:t>
+      </w:r>
+      <w:r>
+        <w:rPr>
+          <w:rtl/>
+          <w:cs/>
+          <w:lang w:val="ar_AE" w:bidi="ar_AE"/>
+        </w:rPr>
+        <w:t>مزامير 4:5</w:t>
+      </w:r>
+      <w:r>
+        <w:rPr>
+          <w:rtl/>
+          <w:cs/>
+          <w:lang w:val="ar_AE" w:bidi="ar_AE"/>
+        </w:rPr>
+        <w:t xml:space="preserve">; </w:t>
+      </w:r>
+      <w:r>
+        <w:rPr>
+          <w:rtl/>
+          <w:cs/>
+          <w:lang w:val="ar_AE" w:bidi="ar_AE"/>
+        </w:rPr>
+        <w:t>9:10</w:t>
+      </w:r>
+      <w:r>
+        <w:rPr>
+          <w:rtl/>
+          <w:cs/>
+          <w:lang w:val="ar_AE" w:bidi="ar_AE"/>
+        </w:rPr>
+        <w:t xml:space="preserve">; </w:t>
+      </w:r>
+      <w:r>
+        <w:rPr>
+          <w:rtl/>
+          <w:cs/>
+          <w:lang w:val="ar_AE" w:bidi="ar_AE"/>
+        </w:rPr>
+        <w:t>37:3</w:t>
+      </w:r>
+      <w:r>
+        <w:rPr>
+          <w:rtl/>
+          <w:cs/>
+          <w:lang w:val="ar_AE" w:bidi="ar_AE"/>
+        </w:rPr>
+        <w:t xml:space="preserve">; </w:t>
+      </w:r>
+      <w:r>
+        <w:rPr>
+          <w:rtl/>
+          <w:cs/>
+          <w:lang w:val="ar_AE" w:bidi="ar_AE"/>
+        </w:rPr>
+        <w:t>40:3</w:t>
+      </w:r>
+      <w:r>
+        <w:rPr>
+          <w:rtl/>
+          <w:cs/>
+          <w:lang w:val="ar_AE" w:bidi="ar_AE"/>
+        </w:rPr>
+        <w:t xml:space="preserve">; </w:t>
+      </w:r>
+      <w:r>
+        <w:rPr>
+          <w:rtl/>
+          <w:cs/>
+          <w:lang w:val="ar_AE" w:bidi="ar_AE"/>
+        </w:rPr>
+        <w:t>44:6–7</w:t>
+      </w:r>
+      <w:r>
+        <w:rPr>
+          <w:rtl/>
+          <w:cs/>
+          <w:lang w:val="ar_AE" w:bidi="ar_AE"/>
+        </w:rPr>
+        <w:t xml:space="preserve">; </w:t>
+      </w:r>
+      <w:r>
+        <w:rPr>
+          <w:rtl/>
+          <w:cs/>
+          <w:lang w:val="ar_AE" w:bidi="ar_AE"/>
+        </w:rPr>
+        <w:t>56:3–12</w:t>
+      </w:r>
+      <w:r>
+        <w:rPr>
+          <w:rtl/>
+          <w:cs/>
+          <w:lang w:val="ar_AE" w:bidi="ar_AE"/>
+        </w:rPr>
+        <w:t xml:space="preserve">; </w:t>
+      </w:r>
+      <w:r>
+        <w:rPr>
+          <w:rtl/>
+          <w:cs/>
+          <w:lang w:val="ar_AE" w:bidi="ar_AE"/>
+        </w:rPr>
+        <w:t>112:1–9</w:t>
+      </w:r>
+      <w:r>
+        <w:rPr>
+          <w:rtl/>
+          <w:cs/>
+          <w:lang w:val="ar_AE" w:bidi="ar_AE"/>
+        </w:rPr>
+        <w:t xml:space="preserve">; </w:t>
+      </w:r>
+      <w:r>
+        <w:rPr>
+          <w:rtl/>
+          <w:cs/>
+          <w:lang w:val="ar_AE" w:bidi="ar_AE"/>
+        </w:rPr>
+        <w:t>أمثال 3:5–12</w:t>
+      </w:r>
+      <w:r>
+        <w:rPr>
+          <w:rtl/>
+          <w:cs/>
+          <w:lang w:val="ar_AE" w:bidi="ar_AE"/>
+        </w:rPr>
+        <w:t xml:space="preserve">; </w:t>
+      </w:r>
+      <w:r>
+        <w:rPr>
+          <w:rtl/>
+          <w:cs/>
+          <w:lang w:val="ar_AE" w:bidi="ar_AE"/>
+        </w:rPr>
+        <w:t>16:20</w:t>
+      </w:r>
+      <w:r>
+        <w:rPr>
+          <w:rtl/>
+          <w:cs/>
+          <w:lang w:val="ar_AE" w:bidi="ar_AE"/>
+        </w:rPr>
+        <w:t xml:space="preserve">; </w:t>
+      </w:r>
+      <w:r>
+        <w:rPr>
+          <w:rtl/>
+          <w:cs/>
+          <w:lang w:val="ar_AE" w:bidi="ar_AE"/>
+        </w:rPr>
+        <w:t>28:1</w:t>
+      </w:r>
       <w:r>
         <w:rPr>
           <w:rtl/>
@@ -6901,64 +5401,46 @@
         </w:rPr>
         <w:t xml:space="preserve">, </w:t>
       </w:r>
-      <w:hyperlink r:id="rId214">
-        <w:r>
-          <w:rPr>
-            <w:rtl/>
-            <w:cs/>
-            <w:lang w:val="ar_AE" w:bidi="ar_AE"/>
-          </w:rPr>
-          <w:rPr>
-            <w:color w:val="0000EE"/>
-            <w:u w:val="single"/>
-          </w:rPr>
-          <w:t>25</w:t>
-        </w:r>
-      </w:hyperlink>
-      <w:r>
-        <w:rPr>
-          <w:rtl/>
-          <w:cs/>
-          <w:lang w:val="ar_AE" w:bidi="ar_AE"/>
-        </w:rPr>
-        <w:t xml:space="preserve">; </w:t>
-      </w:r>
-      <w:hyperlink r:id="rId72">
-        <w:r>
-          <w:rPr>
-            <w:rtl/>
-            <w:cs/>
-            <w:lang w:val="ar_AE" w:bidi="ar_AE"/>
-          </w:rPr>
-          <w:rPr>
-            <w:color w:val="0000EE"/>
-            <w:u w:val="single"/>
-          </w:rPr>
-          <w:t>إشعياء 26:3</w:t>
-        </w:r>
-      </w:hyperlink>
-      <w:r>
-        <w:rPr>
-          <w:rtl/>
-          <w:cs/>
-          <w:lang w:val="ar_AE" w:bidi="ar_AE"/>
-        </w:rPr>
-        <w:t xml:space="preserve">; </w:t>
-      </w:r>
-      <w:hyperlink r:id="rId198">
-        <w:r>
-          <w:rPr>
-            <w:rtl/>
-            <w:cs/>
-            <w:lang w:val="ar_AE" w:bidi="ar_AE"/>
-          </w:rPr>
-          <w:rPr>
-            <w:color w:val="0000EE"/>
-            <w:u w:val="single"/>
-          </w:rPr>
-          <w:t>عبرانيين 11:8–10</w:t>
-        </w:r>
-      </w:hyperlink>
+      <w:r>
+        <w:rPr>
+          <w:rtl/>
+          <w:cs/>
+          <w:lang w:val="ar_AE" w:bidi="ar_AE"/>
+        </w:rPr>
+        <w:t>25</w:t>
+      </w:r>
+      <w:r>
+        <w:rPr>
+          <w:rtl/>
+          <w:cs/>
+          <w:lang w:val="ar_AE" w:bidi="ar_AE"/>
+        </w:rPr>
+        <w:t xml:space="preserve">; </w:t>
+      </w:r>
+      <w:r>
+        <w:rPr>
+          <w:rtl/>
+          <w:cs/>
+          <w:lang w:val="ar_AE" w:bidi="ar_AE"/>
+        </w:rPr>
+        <w:t>إشعياء 26:3</w:t>
+      </w:r>
+      <w:r>
+        <w:rPr>
+          <w:rtl/>
+          <w:cs/>
+          <w:lang w:val="ar_AE" w:bidi="ar_AE"/>
+        </w:rPr>
+        <w:t xml:space="preserve">; </w:t>
+      </w:r>
+      <w:r>
+        <w:rPr>
+          <w:rtl/>
+          <w:cs/>
+          <w:lang w:val="ar_AE" w:bidi="ar_AE"/>
+        </w:rPr>
+        <w:t>عبرانيين 11:8–10</w:t>
+      </w:r>
       <w:r>
         <w:rPr>
           <w:rtl/>
@@ -6967,42 +5449,30 @@
         </w:rPr>
         <w:t xml:space="preserve">, </w:t>
       </w:r>
-      <w:hyperlink r:id="rId200">
-        <w:r>
-          <w:rPr>
-            <w:rtl/>
-            <w:cs/>
-            <w:lang w:val="ar_AE" w:bidi="ar_AE"/>
-          </w:rPr>
-          <w:rPr>
-            <w:color w:val="0000EE"/>
-            <w:u w:val="single"/>
-          </w:rPr>
-          <w:t>31</w:t>
-        </w:r>
-      </w:hyperlink>
-      <w:r>
-        <w:rPr>
-          <w:rtl/>
-          <w:cs/>
-          <w:lang w:val="ar_AE" w:bidi="ar_AE"/>
-        </w:rPr>
-        <w:t xml:space="preserve">; </w:t>
-      </w:r>
-      <w:hyperlink r:id="rId215">
-        <w:r>
-          <w:rPr>
-            <w:rtl/>
-            <w:cs/>
-            <w:lang w:val="ar_AE" w:bidi="ar_AE"/>
-          </w:rPr>
-          <w:rPr>
-            <w:color w:val="0000EE"/>
-            <w:u w:val="single"/>
-          </w:rPr>
-          <w:t>1 يوحنا 4:17</w:t>
-        </w:r>
-      </w:hyperlink>
+      <w:r>
+        <w:rPr>
+          <w:rtl/>
+          <w:cs/>
+          <w:lang w:val="ar_AE" w:bidi="ar_AE"/>
+        </w:rPr>
+        <w:t>31</w:t>
+      </w:r>
+      <w:r>
+        <w:rPr>
+          <w:rtl/>
+          <w:cs/>
+          <w:lang w:val="ar_AE" w:bidi="ar_AE"/>
+        </w:rPr>
+        <w:t xml:space="preserve">; </w:t>
+      </w:r>
+      <w:r>
+        <w:rPr>
+          <w:rtl/>
+          <w:cs/>
+          <w:lang w:val="ar_AE" w:bidi="ar_AE"/>
+        </w:rPr>
+        <w:t>1 يوحنا 4:17</w:t>
+      </w:r>
       <w:r>
         <w:rPr>
           <w:rtl/>
